--- a/FSB/MLE501/assignment/G3_Assignment_Report.docx
+++ b/FSB/MLE501/assignment/G3_Assignment_Report.docx
@@ -1,6 +1,6 @@
 
 <file path=word/document.xml><?xml version="1.0" encoding="utf-8"?>
-<w:document xmlns:wpc="http://schemas.microsoft.com/office/word/2010/wordprocessingCanvas" xmlns:cx="http://schemas.microsoft.com/office/drawing/2014/chartex" xmlns:cx1="http://schemas.microsoft.com/office/drawing/2015/9/8/chartex" xmlns:cx2="http://schemas.microsoft.com/office/drawing/2015/10/21/chartex" xmlns:cx3="http://schemas.microsoft.com/office/drawing/2016/5/9/chartex" xmlns:cx4="http://schemas.microsoft.com/office/drawing/2016/5/10/chartex" xmlns:cx5="http://schemas.microsoft.com/office/drawing/2016/5/11/chartex" xmlns:cx6="http://schemas.microsoft.com/office/drawing/2016/5/12/chartex" xmlns:cx7="http://schemas.microsoft.com/office/drawing/2016/5/13/chartex" xmlns:cx8="http://schemas.microsoft.com/office/drawing/2016/5/14/chartex" xmlns:mc="http://schemas.openxmlformats.org/markup-compatibility/2006" xmlns:aink="http://schemas.microsoft.com/office/drawing/2016/ink" xmlns:am3d="http://schemas.microsoft.com/office/drawing/2017/model3d" xmlns:o="urn:schemas-microsoft-com:office:office" xmlns:oel="http://schemas.microsoft.com/office/2019/extlst" xmlns:r="http://schemas.openxmlformats.org/officeDocument/2006/relationships" xmlns:m="http://schemas.openxmlformats.org/officeDocument/2006/math" xmlns:v="urn:schemas-microsoft-com:vml" xmlns:wp14="http://schemas.microsoft.com/office/word/2010/wordprocessingDrawing" xmlns:wp="http://schemas.openxmlformats.org/drawingml/2006/wordprocessingDrawing" xmlns:w10="urn:schemas-microsoft-com:office:word" xmlns:w="http://schemas.openxmlformats.org/wordprocessingml/2006/main" xmlns:w14="http://schemas.microsoft.com/office/word/2010/wordml" xmlns:w15="http://schemas.microsoft.com/office/word/2012/wordml" xmlns:w16cex="http://schemas.microsoft.com/office/word/2018/wordml/cex" xmlns:w16cid="http://schemas.microsoft.com/office/word/2016/wordml/cid" xmlns:w16="http://schemas.microsoft.com/office/word/2018/wordml" xmlns:w16du="http://schemas.microsoft.com/office/word/2023/wordml/word16du" xmlns:w16sdtdh="http://schemas.microsoft.com/office/word/2020/wordml/sdtdatahash" xmlns:w16sdtfl="http://schemas.microsoft.com/office/word/2024/wordml/sdtformatlock" xmlns:w16se="http://schemas.microsoft.com/office/word/2015/wordml/symex" xmlns:wpg="http://schemas.microsoft.com/office/word/2010/wordprocessingGroup" xmlns:wpi="http://schemas.microsoft.com/office/word/2010/wordprocessingInk" xmlns:wne="http://schemas.microsoft.com/office/word/2006/wordml" xmlns:wps="http://schemas.microsoft.com/office/word/2010/wordprocessingShape" mc:Ignorable="w14 w15 w16se w16cid w16 w16cex w16sdtdh w16sdtfl w16du wp14">
+<w:document xmlns:wpc="http://schemas.microsoft.com/office/word/2010/wordprocessingCanvas" xmlns:cx="http://schemas.microsoft.com/office/drawing/2014/chartex" xmlns:cx1="http://schemas.microsoft.com/office/drawing/2015/9/8/chartex" xmlns:cx2="http://schemas.microsoft.com/office/drawing/2015/10/21/chartex" xmlns:cx3="http://schemas.microsoft.com/office/drawing/2016/5/9/chartex" xmlns:cx4="http://schemas.microsoft.com/office/drawing/2016/5/10/chartex" xmlns:cx5="http://schemas.microsoft.com/office/drawing/2016/5/11/chartex" xmlns:cx6="http://schemas.microsoft.com/office/drawing/2016/5/12/chartex" xmlns:cx7="http://schemas.microsoft.com/office/drawing/2016/5/13/chartex" xmlns:cx8="http://schemas.microsoft.com/office/drawing/2016/5/14/chartex" xmlns:mc="http://schemas.openxmlformats.org/markup-compatibility/2006" xmlns:aink="http://schemas.microsoft.com/office/drawing/2016/ink" xmlns:am3d="http://schemas.microsoft.com/office/drawing/2017/model3d" xmlns:o="urn:schemas-microsoft-com:office:office" xmlns:oel="http://schemas.microsoft.com/office/2019/extlst" xmlns:r="http://schemas.openxmlformats.org/officeDocument/2006/relationships" xmlns:m="http://schemas.openxmlformats.org/officeDocument/2006/math" xmlns:v="urn:schemas-microsoft-com:vml" xmlns:wp14="http://schemas.microsoft.com/office/word/2010/wordprocessingDrawing" xmlns:wp="http://schemas.openxmlformats.org/drawingml/2006/wordprocessingDrawing" xmlns:w10="urn:schemas-microsoft-com:office:word" xmlns:w="http://schemas.openxmlformats.org/wordprocessingml/2006/main" xmlns:w14="http://schemas.microsoft.com/office/word/2010/wordml" xmlns:w15="http://schemas.microsoft.com/office/word/2012/wordml" xmlns:w16cex="http://schemas.microsoft.com/office/word/2018/wordml/cex" xmlns:w16cid="http://schemas.microsoft.com/office/word/2016/wordml/cid" xmlns:w16="http://schemas.microsoft.com/office/word/2018/wordml" xmlns:w16du="http://schemas.microsoft.com/office/word/2023/wordml/word16du" xmlns:w16sdtdh="http://schemas.microsoft.com/office/word/2020/wordml/sdtdatahash" xmlns:w16se="http://schemas.microsoft.com/office/word/2015/wordml/symex" xmlns:wpg="http://schemas.microsoft.com/office/word/2010/wordprocessingGroup" xmlns:wpi="http://schemas.microsoft.com/office/word/2010/wordprocessingInk" xmlns:wne="http://schemas.microsoft.com/office/word/2006/wordml" xmlns:wps="http://schemas.microsoft.com/office/word/2010/wordprocessingShape" mc:Ignorable="w14 w15 w16se w16cid w16 w16cex w16sdtdh w16du wp14">
   <w:body>
     <w:p>
       <w:pPr>
@@ -114,17 +114,7 @@
           <w:sz w:val="24"/>
           <w:szCs w:val="24"/>
         </w:rPr>
-        <w:t>This report details the design and implementation of a machine learning project to forecast fine particulate matter (PM2.5) concentrations in Hanoi, Vietnam. Addressing the critical public health risks posed by high pollution levels, the project's primary objective is to develop a robust predictive model and deploy it in a production pipeline capable of generating actionable 7-day (168-hour) forecasts</w:t>
-      </w:r>
-      <w:r>
-        <w:rPr>
-          <w:b w:val="0"/>
-          <w:bCs/>
-          <w:color w:val="000000" w:themeColor="text1"/>
-          <w:sz w:val="24"/>
-          <w:szCs w:val="24"/>
-        </w:rPr>
-        <w:t>.</w:t>
+        <w:t>This report details the design and implementation of a machine learning project to forecast fine particulate matter (PM2.5) concentrations in Hanoi, Vietnam. Addressing the critical public health risks posed by high pollution levels, the project's primary objective is to develop a robust predictive model and deploy it in a production pipeline capable of generating actionable 7-day (168-hour) forecasts.</w:t>
       </w:r>
     </w:p>
     <w:p>
@@ -265,7 +255,17 @@
           <w:sz w:val="24"/>
           <w:szCs w:val="24"/>
         </w:rPr>
-        <w:t>R</w:t>
+        <w:t>R² &gt; 0.95</w:t>
+      </w:r>
+      <w:r>
+        <w:rPr>
+          <w:b w:val="0"/>
+          <w:bCs/>
+          <w:color w:val="000000" w:themeColor="text1"/>
+          <w:sz w:val="24"/>
+          <w:szCs w:val="24"/>
+        </w:rPr>
+        <w:t xml:space="preserve"> and </w:t>
       </w:r>
       <w:r>
         <w:rPr>
@@ -276,50 +276,7 @@
           <w:sz w:val="24"/>
           <w:szCs w:val="24"/>
         </w:rPr>
-        <w:t>²</w:t>
-      </w:r>
-      <w:r>
-        <w:rPr>
-          <w:rStyle w:val="math-inline"/>
-          <w:b w:val="0"/>
-          <w:bCs/>
-          <w:color w:val="000000" w:themeColor="text1"/>
-          <w:sz w:val="24"/>
-          <w:szCs w:val="24"/>
-        </w:rPr>
-        <w:t xml:space="preserve"> &gt; 0.95</w:t>
-      </w:r>
-      <w:r>
-        <w:rPr>
-          <w:b w:val="0"/>
-          <w:bCs/>
-          <w:color w:val="000000" w:themeColor="text1"/>
-          <w:sz w:val="24"/>
-          <w:szCs w:val="24"/>
-        </w:rPr>
-        <w:t xml:space="preserve"> and </w:t>
-      </w:r>
-      <w:r>
-        <w:rPr>
-          <w:rStyle w:val="math-inline"/>
-          <w:b w:val="0"/>
-          <w:bCs/>
-          <w:color w:val="000000" w:themeColor="text1"/>
-          <w:sz w:val="24"/>
-          <w:szCs w:val="24"/>
-        </w:rPr>
-        <w:t xml:space="preserve">RMSE &lt; </w:t>
-      </w:r>
-      <w:r>
-        <w:rPr>
-          <w:rStyle w:val="math-inline"/>
-          <w:b w:val="0"/>
-          <w:bCs/>
-          <w:color w:val="000000" w:themeColor="text1"/>
-          <w:sz w:val="24"/>
-          <w:szCs w:val="24"/>
-        </w:rPr>
-        <w:t>10µg/m³</w:t>
+        <w:t>RMSE &lt; 10µg/m³</w:t>
       </w:r>
     </w:p>
     <w:p>
@@ -448,62 +405,7 @@
           <w:sz w:val="24"/>
           <w:szCs w:val="24"/>
         </w:rPr>
-        <w:t>1</w:t>
-      </w:r>
-      <w:r>
-        <w:rPr>
-          <w:rStyle w:val="math-inline"/>
-          <w:b w:val="0"/>
-          <w:bCs/>
-          <w:color w:val="000000" w:themeColor="text1"/>
-          <w:sz w:val="24"/>
-          <w:szCs w:val="24"/>
-        </w:rPr>
-        <w:t>5</w:t>
-      </w:r>
-      <w:r>
-        <w:rPr>
-          <w:rStyle w:val="math-inline"/>
-          <w:b w:val="0"/>
-          <w:bCs/>
-          <w:color w:val="000000" w:themeColor="text1"/>
-          <w:sz w:val="24"/>
-          <w:szCs w:val="24"/>
-        </w:rPr>
-        <w:t>µg/m³</w:t>
-      </w:r>
-      <w:r>
-        <w:rPr>
-          <w:rStyle w:val="math-inline"/>
-          <w:b w:val="0"/>
-          <w:bCs/>
-          <w:color w:val="000000" w:themeColor="text1"/>
-          <w:sz w:val="24"/>
-          <w:szCs w:val="24"/>
-        </w:rPr>
-        <w:t>, level in Hanoi are frequently recorded at over 50</w:t>
-      </w:r>
-      <w:r>
-        <w:rPr>
-          <w:rStyle w:val="math-inline"/>
-          <w:b w:val="0"/>
-          <w:bCs/>
-          <w:color w:val="000000" w:themeColor="text1"/>
-          <w:sz w:val="24"/>
-          <w:szCs w:val="24"/>
-        </w:rPr>
-        <w:t>µg/m³</w:t>
-      </w:r>
-      <w:r>
-        <w:rPr>
-          <w:rStyle w:val="math-inline"/>
-          <w:b w:val="0"/>
-          <w:bCs/>
-          <w:color w:val="000000" w:themeColor="text1"/>
-          <w:sz w:val="24"/>
-          <w:szCs w:val="24"/>
-        </w:rPr>
-        <w:t>, posing a direct and continuous threat to public health. Building an accurate forecasting model for this region is a critical first step in managing and mitigating pollutions risks.</w:t>
+        <w:t>15µg/m³, level in Hanoi are frequently recorded at over 50µg/m³, posing a direct and continuous threat to public health. Building an accurate forecasting model for this region is a critical first step in managing and mitigating pollutions risks.</w:t>
       </w:r>
     </w:p>
     <w:p>
@@ -600,16 +502,7 @@
           <w:sz w:val="24"/>
           <w:szCs w:val="24"/>
         </w:rPr>
-        <w:t>Prolonged PM2.5 exposure is a leading cause of severe health conditions, including respiratory diseases, cardiovascular diseases, and lung cancer. A reliable early warning system allows citizens to proactively protect their health, such as by planning outdoor activities, using appropriate protective equipment (like N95 masks), or avoiding outdoor exercise on days with high predicted pollution</w:t>
-      </w:r>
-      <w:r>
-        <w:rPr>
-          <w:b w:val="0"/>
-          <w:color w:val="000000" w:themeColor="text1"/>
-          <w:sz w:val="24"/>
-          <w:szCs w:val="24"/>
-        </w:rPr>
-        <w:t>.</w:t>
+        <w:t>Prolonged PM2.5 exposure is a leading cause of severe health conditions, including respiratory diseases, cardiovascular diseases, and lung cancer. A reliable early warning system allows citizens to proactively protect their health, such as by planning outdoor activities, using appropriate protective equipment (like N95 masks), or avoiding outdoor exercise on days with high predicted pollution.</w:t>
       </w:r>
     </w:p>
     <w:p>
@@ -663,16 +556,7 @@
           <w:sz w:val="24"/>
           <w:szCs w:val="24"/>
         </w:rPr>
-        <w:t>For government agencies, forecast data is a key decision-support tool. It provides a scientific basis for activating short-term interventions to mitigate pollution, such as issuing traffic restrictions, requesting temporary halts in operations of polluting factories, or implementing air-cleaning measures like street-water spraying</w:t>
-      </w:r>
-      <w:r>
-        <w:rPr>
-          <w:b w:val="0"/>
-          <w:color w:val="000000" w:themeColor="text1"/>
-          <w:sz w:val="24"/>
-          <w:szCs w:val="24"/>
-        </w:rPr>
-        <w:t>.</w:t>
+        <w:t>For government agencies, forecast data is a key decision-support tool. It provides a scientific basis for activating short-term interventions to mitigate pollution, such as issuing traffic restrictions, requesting temporary halts in operations of polluting factories, or implementing air-cleaning measures like street-water spraying.</w:t>
       </w:r>
     </w:p>
     <w:p>
@@ -788,16 +672,7 @@
           <w:sz w:val="24"/>
           <w:szCs w:val="24"/>
         </w:rPr>
-        <w:t>The problem is defined as regression because the model's objective is to predict a target variable that is a continuous numerical value. In this case, that value is the PM2.5 concentration, measured in</w:t>
-      </w:r>
-      <w:r>
-        <w:rPr>
-          <w:b w:val="0"/>
-          <w:bCs/>
-          <w:sz w:val="24"/>
-          <w:szCs w:val="24"/>
-        </w:rPr>
-        <w:t xml:space="preserve"> </w:t>
+        <w:t xml:space="preserve">The problem is defined as regression because the model's objective is to predict a target variable that is a continuous numerical value. In this case, that value is the PM2.5 concentration, measured in </w:t>
       </w:r>
       <w:r>
         <w:rPr>
@@ -808,18 +683,7 @@
           <w:sz w:val="24"/>
           <w:szCs w:val="24"/>
         </w:rPr>
-        <w:t>µg/m³</w:t>
-      </w:r>
-      <w:r>
-        <w:rPr>
-          <w:rStyle w:val="math-inline"/>
-          <w:b w:val="0"/>
-          <w:bCs/>
-          <w:color w:val="000000" w:themeColor="text1"/>
-          <w:sz w:val="24"/>
-          <w:szCs w:val="24"/>
-        </w:rPr>
-        <w:t>.</w:t>
+        <w:t>µg/m³.</w:t>
       </w:r>
     </w:p>
     <w:p>
@@ -911,34 +775,7 @@
           <w:sz w:val="24"/>
           <w:szCs w:val="24"/>
         </w:rPr>
-        <w:t xml:space="preserve">: </w:t>
-      </w:r>
-      <w:r>
-        <w:rPr>
-          <w:b w:val="0"/>
-          <w:bCs/>
-          <w:sz w:val="24"/>
-          <w:szCs w:val="24"/>
-        </w:rPr>
-        <w:t>The metrics for success must measure the error between a predicted continuous value and an actual one. Consequently, the project used standard regression metrics, including R</w:t>
-      </w:r>
-      <w:r>
-        <w:rPr>
-          <w:b w:val="0"/>
-          <w:bCs/>
-          <w:sz w:val="24"/>
-          <w:szCs w:val="24"/>
-        </w:rPr>
-        <w:t>²</w:t>
-      </w:r>
-      <w:r>
-        <w:rPr>
-          <w:b w:val="0"/>
-          <w:bCs/>
-          <w:sz w:val="24"/>
-          <w:szCs w:val="24"/>
-        </w:rPr>
-        <w:t xml:space="preserve"> (Coefficient of Determination), RMSE (Root Mean Square Error), and MAE (Mean Absolute Error)</w:t>
+        <w:t>: The metrics for success must measure the error between a predicted continuous value and an actual one. Consequently, the project used standard regression metrics, including R² (Coefficient of Determination), RMSE (Root Mean Square Error), and MAE (Mean Absolute Error)</w:t>
       </w:r>
     </w:p>
     <w:p>
@@ -1097,98 +934,38 @@
           <w:sz w:val="24"/>
           <w:szCs w:val="24"/>
         </w:rPr>
-        <w:t>1</w:t>
+        <w:t>10µg/m³.</w:t>
+      </w:r>
+    </w:p>
+    <w:p>
+      <w:pPr>
+        <w:jc w:val="both"/>
+        <w:rPr>
+          <w:b w:val="0"/>
+          <w:bCs/>
+          <w:sz w:val="24"/>
+          <w:szCs w:val="24"/>
+        </w:rPr>
+      </w:pPr>
+      <w:r>
+        <w:rPr>
+          <w:b w:val="0"/>
+          <w:bCs/>
+          <w:sz w:val="24"/>
+          <w:szCs w:val="24"/>
+        </w:rPr>
+        <w:t xml:space="preserve">Setting these dual goals represents a rigorous requirement. An R² &gt; 0.95 demands that the model be able to explain over 95% of the variance in PM2.5 concentration, indicating it captures the general trends very well. Simultaneously, an RMSE &lt; </w:t>
       </w:r>
       <w:r>
         <w:rPr>
           <w:rStyle w:val="math-inline"/>
+          <w:b w:val="0"/>
+          <w:bCs/>
           <w:color w:val="000000" w:themeColor="text1"/>
           <w:sz w:val="24"/>
           <w:szCs w:val="24"/>
         </w:rPr>
-        <w:t>0</w:t>
-      </w:r>
-      <w:r>
-        <w:rPr>
-          <w:rStyle w:val="math-inline"/>
-          <w:color w:val="000000" w:themeColor="text1"/>
-          <w:sz w:val="24"/>
-          <w:szCs w:val="24"/>
-        </w:rPr>
-        <w:t>µg/m³</w:t>
-      </w:r>
-      <w:r>
-        <w:rPr>
-          <w:rStyle w:val="math-inline"/>
-          <w:color w:val="000000" w:themeColor="text1"/>
-          <w:sz w:val="24"/>
-          <w:szCs w:val="24"/>
-        </w:rPr>
-        <w:t>.</w:t>
-      </w:r>
-    </w:p>
-    <w:p>
-      <w:pPr>
-        <w:jc w:val="both"/>
-        <w:rPr>
-          <w:b w:val="0"/>
-          <w:bCs/>
-          <w:sz w:val="24"/>
-          <w:szCs w:val="24"/>
-        </w:rPr>
-      </w:pPr>
-      <w:r>
-        <w:rPr>
-          <w:b w:val="0"/>
-          <w:bCs/>
-          <w:sz w:val="24"/>
-          <w:szCs w:val="24"/>
-        </w:rPr>
-        <w:t xml:space="preserve">Setting these dual goals represents a rigorous requirement. An R² &gt; 0.95 demands that the model be able to explain over 95% of the variance in PM2.5 concentration, indicating it captures the general trends very well. Simultaneously, an RMSE &lt; </w:t>
-      </w:r>
-      <w:r>
-        <w:rPr>
-          <w:rStyle w:val="math-inline"/>
-          <w:b w:val="0"/>
-          <w:bCs/>
-          <w:color w:val="000000" w:themeColor="text1"/>
-          <w:sz w:val="24"/>
-          <w:szCs w:val="24"/>
-        </w:rPr>
-        <w:t>1</w:t>
-      </w:r>
-      <w:r>
-        <w:rPr>
-          <w:rStyle w:val="math-inline"/>
-          <w:b w:val="0"/>
-          <w:bCs/>
-          <w:color w:val="000000" w:themeColor="text1"/>
-          <w:sz w:val="24"/>
-          <w:szCs w:val="24"/>
-        </w:rPr>
-        <w:t>0</w:t>
-      </w:r>
-      <w:r>
-        <w:rPr>
-          <w:rStyle w:val="math-inline"/>
-          <w:b w:val="0"/>
-          <w:bCs/>
-          <w:color w:val="000000" w:themeColor="text1"/>
-          <w:sz w:val="24"/>
-          <w:szCs w:val="24"/>
-        </w:rPr>
-        <w:t>µg/m³</w:t>
-      </w:r>
-      <w:r>
-        <w:rPr>
-          <w:rStyle w:val="math-inline"/>
-          <w:b w:val="0"/>
-          <w:bCs/>
-          <w:color w:val="000000" w:themeColor="text1"/>
-          <w:sz w:val="24"/>
-          <w:szCs w:val="24"/>
-        </w:rPr>
-        <w:t xml:space="preserve"> sets an absolute error limit, ensuring that even when the model is wrong, the average magnitude of the</w:t>
+        <w:t>10µg/m³ sets an absolute error limit, ensuring that even when the model is wrong, the average magnitude of the</w:t>
       </w:r>
       <w:r>
         <w:rPr>
@@ -1253,16 +1030,7 @@
           <w:sz w:val="24"/>
           <w:szCs w:val="24"/>
         </w:rPr>
-        <w:t>The ultimate and most critical objective of the project was to transform the trained models from an experimental environment into a production tool with real-world utility</w:t>
-      </w:r>
-      <w:r>
-        <w:rPr>
-          <w:b w:val="0"/>
-          <w:bCs/>
-          <w:sz w:val="24"/>
-          <w:szCs w:val="24"/>
-        </w:rPr>
-        <w:t>.</w:t>
+        <w:t>The ultimate and most critical objective of the project was to transform the trained models from an experimental environment into a production tool with real-world utility.</w:t>
       </w:r>
     </w:p>
     <w:p>
@@ -1352,16 +1120,7 @@
           <w:sz w:val="24"/>
           <w:szCs w:val="24"/>
         </w:rPr>
-        <w:t>Beyond the application goal, the project carried a distinct academic and research motivation: to systematically compare the effectiveness of models when trained on two different versions of the data</w:t>
-      </w:r>
-      <w:r>
-        <w:rPr>
-          <w:b w:val="0"/>
-          <w:bCs/>
-          <w:sz w:val="24"/>
-          <w:szCs w:val="24"/>
-        </w:rPr>
-        <w:t>:</w:t>
+        <w:t>Beyond the application goal, the project carried a distinct academic and research motivation: to systematically compare the effectiveness of models when trained on two different versions of the data:</w:t>
       </w:r>
     </w:p>
     <w:p>
@@ -1528,6 +1287,9 @@
         <w:jc w:val="both"/>
       </w:pPr>
       <w:r>
+        <w:rPr>
+          <w:noProof/>
+        </w:rPr>
         <w:drawing>
           <wp:inline distT="0" distB="0" distL="0" distR="0" wp14:anchorId="31B1AFC5" wp14:editId="0330B336">
             <wp:extent cx="5943600" cy="3871595"/>
@@ -1602,15 +1364,7 @@
           <w:sz w:val="24"/>
           <w:szCs w:val="24"/>
         </w:rPr>
-        <w:t>Historical air quality data is retrieved from the Weatherbit API, specifically the </w:t>
-      </w:r>
-      <w:r>
-        <w:rPr>
-          <w:b w:val="0"/>
-          <w:sz w:val="24"/>
-          <w:szCs w:val="24"/>
-        </w:rPr>
-        <w:t>“</w:t>
+        <w:t>Historical air quality data is retrieved from the Weatherbit API, specifically the “</w:t>
       </w:r>
       <w:r>
         <w:rPr>
@@ -1628,15 +1382,7 @@
           <w:sz w:val="24"/>
           <w:szCs w:val="24"/>
         </w:rPr>
-        <w:t xml:space="preserve">” </w:t>
-      </w:r>
-      <w:r>
-        <w:rPr>
-          <w:b w:val="0"/>
-          <w:sz w:val="24"/>
-          <w:szCs w:val="24"/>
-        </w:rPr>
-        <w:t>endpoint</w:t>
+        <w:t>” endpoint</w:t>
       </w:r>
     </w:p>
     <w:p>
@@ -1805,6 +1551,463 @@
     </w:p>
     <w:p>
       <w:pPr>
+        <w:jc w:val="both"/>
+        <w:rPr>
+          <w:b w:val="0"/>
+          <w:bCs/>
+        </w:rPr>
+      </w:pPr>
+      <w:r>
+        <w:rPr>
+          <w:b w:val="0"/>
+          <w:bCs/>
+        </w:rPr>
+        <w:lastRenderedPageBreak/>
+        <w:t>The handling of time – related aspects is one of the strongest points of the data collection pipeline, demonstrating careful:</w:t>
+      </w:r>
+    </w:p>
+    <w:p>
+      <w:pPr>
+        <w:numPr>
+          <w:ilvl w:val="0"/>
+          <w:numId w:val="4"/>
+        </w:numPr>
+        <w:shd w:val="clear" w:color="auto" w:fill="FFFFFF"/>
+        <w:spacing w:before="120" w:after="120" w:line="240" w:lineRule="auto"/>
+        <w:jc w:val="both"/>
+        <w:rPr>
+          <w:rFonts w:eastAsia="Times New Roman"/>
+          <w:b w:val="0"/>
+          <w:sz w:val="24"/>
+          <w:szCs w:val="24"/>
+        </w:rPr>
+      </w:pPr>
+      <w:r>
+        <w:rPr>
+          <w:rFonts w:eastAsia="Times New Roman"/>
+          <w:bCs/>
+          <w:sz w:val="24"/>
+          <w:szCs w:val="24"/>
+        </w:rPr>
+        <w:t>Dynamic Collection Window:</w:t>
+      </w:r>
+      <w:r>
+        <w:rPr>
+          <w:rFonts w:eastAsia="Times New Roman"/>
+          <w:b w:val="0"/>
+          <w:sz w:val="24"/>
+          <w:szCs w:val="24"/>
+        </w:rPr>
+        <w:t> The start date is fixed at</w:t>
+      </w:r>
+      <w:r>
+        <w:rPr>
+          <w:rFonts w:eastAsia="Times New Roman"/>
+          <w:b w:val="0"/>
+          <w:sz w:val="24"/>
+          <w:szCs w:val="24"/>
+        </w:rPr>
+        <w:t xml:space="preserve"> </w:t>
+      </w:r>
+      <w:r>
+        <w:rPr>
+          <w:rFonts w:eastAsia="Times New Roman"/>
+          <w:b w:val="0"/>
+          <w:i/>
+          <w:iCs/>
+          <w:sz w:val="24"/>
+          <w:szCs w:val="24"/>
+        </w:rPr>
+        <w:t>datetime(2023,1,1)</w:t>
+      </w:r>
+      <w:r>
+        <w:rPr>
+          <w:rFonts w:eastAsia="Times New Roman"/>
+          <w:b w:val="0"/>
+          <w:i/>
+          <w:iCs/>
+          <w:sz w:val="24"/>
+          <w:szCs w:val="24"/>
+        </w:rPr>
+        <w:t>,</w:t>
+      </w:r>
+      <w:r>
+        <w:rPr>
+          <w:rFonts w:eastAsia="Times New Roman"/>
+          <w:b w:val="0"/>
+          <w:sz w:val="24"/>
+          <w:szCs w:val="24"/>
+        </w:rPr>
+        <w:t xml:space="preserve"> but the end date is dynamically set to</w:t>
+      </w:r>
+      <w:r>
+        <w:rPr>
+          <w:rFonts w:eastAsia="Times New Roman"/>
+          <w:b w:val="0"/>
+          <w:sz w:val="24"/>
+          <w:szCs w:val="24"/>
+        </w:rPr>
+        <w:t xml:space="preserve"> </w:t>
+      </w:r>
+      <w:r>
+        <w:rPr>
+          <w:rFonts w:eastAsia="Times New Roman"/>
+          <w:b w:val="0"/>
+          <w:i/>
+          <w:iCs/>
+          <w:sz w:val="24"/>
+          <w:szCs w:val="24"/>
+        </w:rPr>
+        <w:t>datetime.today()</w:t>
+      </w:r>
+      <w:r>
+        <w:rPr>
+          <w:rFonts w:eastAsia="Times New Roman"/>
+          <w:b w:val="0"/>
+          <w:sz w:val="24"/>
+          <w:szCs w:val="24"/>
+        </w:rPr>
+        <w:t>. This ensures that every time the script is run, it automatically collects all new data since the last run.   </w:t>
+      </w:r>
+    </w:p>
+    <w:p>
+      <w:pPr>
+        <w:numPr>
+          <w:ilvl w:val="0"/>
+          <w:numId w:val="4"/>
+        </w:numPr>
+        <w:shd w:val="clear" w:color="auto" w:fill="FFFFFF"/>
+        <w:spacing w:before="120" w:after="120" w:line="240" w:lineRule="auto"/>
+        <w:jc w:val="both"/>
+        <w:rPr>
+          <w:rFonts w:eastAsia="Times New Roman"/>
+          <w:b w:val="0"/>
+          <w:sz w:val="24"/>
+          <w:szCs w:val="24"/>
+        </w:rPr>
+      </w:pPr>
+      <w:r>
+        <w:rPr>
+          <w:rFonts w:eastAsia="Times New Roman"/>
+          <w:bCs/>
+          <w:sz w:val="24"/>
+          <w:szCs w:val="24"/>
+        </w:rPr>
+        <w:t>Request Chunking:</w:t>
+      </w:r>
+      <w:r>
+        <w:rPr>
+          <w:rFonts w:eastAsia="Times New Roman"/>
+          <w:b w:val="0"/>
+          <w:sz w:val="24"/>
+          <w:szCs w:val="24"/>
+        </w:rPr>
+        <w:t> Instead of making a single API request for the entire time period, the process uses the</w:t>
+      </w:r>
+      <w:r>
+        <w:rPr>
+          <w:rFonts w:eastAsia="Times New Roman"/>
+          <w:b w:val="0"/>
+          <w:sz w:val="24"/>
+          <w:szCs w:val="24"/>
+        </w:rPr>
+        <w:t xml:space="preserve"> </w:t>
+      </w:r>
+      <w:r>
+        <w:rPr>
+          <w:rFonts w:eastAsia="Times New Roman"/>
+          <w:b w:val="0"/>
+          <w:i/>
+          <w:iCs/>
+          <w:sz w:val="24"/>
+          <w:szCs w:val="24"/>
+        </w:rPr>
+        <w:t>get_months_between_dates</w:t>
+      </w:r>
+      <w:r>
+        <w:rPr>
+          <w:rFonts w:eastAsia="Times New Roman"/>
+          <w:b w:val="0"/>
+          <w:sz w:val="24"/>
+          <w:szCs w:val="24"/>
+        </w:rPr>
+        <w:t xml:space="preserve"> </w:t>
+      </w:r>
+      <w:r>
+        <w:rPr>
+          <w:rFonts w:eastAsia="Times New Roman"/>
+          <w:b w:val="0"/>
+          <w:sz w:val="24"/>
+          <w:szCs w:val="24"/>
+        </w:rPr>
+        <w:t>function to break the request into monthly intervals. This approach is critical because it: (1) Adheres to API limits on the maximum number of days per request; (2) Mitigates the impact of rate limiting; (3) Isolates failures (a failure in one month doesn't corrupt the entire collection); and (4) Provides clear progress tracking.   </w:t>
+      </w:r>
+    </w:p>
+    <w:p>
+      <w:pPr>
+        <w:numPr>
+          <w:ilvl w:val="0"/>
+          <w:numId w:val="4"/>
+        </w:numPr>
+        <w:shd w:val="clear" w:color="auto" w:fill="FFFFFF"/>
+        <w:spacing w:before="120" w:after="120" w:line="240" w:lineRule="auto"/>
+        <w:jc w:val="both"/>
+        <w:rPr>
+          <w:rFonts w:eastAsia="Times New Roman"/>
+          <w:b w:val="0"/>
+          <w:color w:val="1B1C1D"/>
+          <w:sz w:val="24"/>
+          <w:szCs w:val="24"/>
+        </w:rPr>
+      </w:pPr>
+      <w:r>
+        <w:rPr>
+          <w:rFonts w:eastAsia="Times New Roman"/>
+          <w:bCs/>
+          <w:color w:val="1B1C1D"/>
+          <w:sz w:val="24"/>
+          <w:szCs w:val="24"/>
+        </w:rPr>
+        <w:t>Timezone Management:</w:t>
+      </w:r>
+      <w:r>
+        <w:rPr>
+          <w:rFonts w:eastAsia="Times New Roman"/>
+          <w:b w:val="0"/>
+          <w:color w:val="1B1C1D"/>
+          <w:sz w:val="24"/>
+          <w:szCs w:val="24"/>
+        </w:rPr>
+        <w:t> The API request explicitly specifies the timezone as</w:t>
+      </w:r>
+      <w:r>
+        <w:rPr>
+          <w:rFonts w:eastAsia="Times New Roman"/>
+          <w:b w:val="0"/>
+          <w:color w:val="1B1C1D"/>
+          <w:sz w:val="24"/>
+          <w:szCs w:val="24"/>
+        </w:rPr>
+        <w:t xml:space="preserve"> </w:t>
+      </w:r>
+      <w:r>
+        <w:rPr>
+          <w:rFonts w:eastAsia="Times New Roman"/>
+          <w:b w:val="0"/>
+          <w:i/>
+          <w:iCs/>
+          <w:color w:val="1B1C1D"/>
+          <w:sz w:val="24"/>
+          <w:szCs w:val="24"/>
+        </w:rPr>
+        <w:t>tz=’local’</w:t>
+      </w:r>
+      <w:r>
+        <w:rPr>
+          <w:rFonts w:eastAsia="Times New Roman"/>
+          <w:b w:val="0"/>
+          <w:color w:val="1B1C1D"/>
+          <w:sz w:val="24"/>
+          <w:szCs w:val="24"/>
+        </w:rPr>
+        <w:t>, corresponding to GMT+7 for Vietnam. The final stored data includes multiple time formats (</w:t>
+      </w:r>
+      <w:r>
+        <w:rPr>
+          <w:rFonts w:eastAsia="Times New Roman"/>
+          <w:b w:val="0"/>
+          <w:i/>
+          <w:iCs/>
+          <w:color w:val="1B1C1D"/>
+          <w:sz w:val="24"/>
+          <w:szCs w:val="24"/>
+        </w:rPr>
+        <w:t>datetime</w:t>
+      </w:r>
+      <w:r>
+        <w:rPr>
+          <w:rFonts w:eastAsia="Times New Roman"/>
+          <w:b w:val="0"/>
+          <w:color w:val="1B1C1D"/>
+          <w:sz w:val="24"/>
+          <w:szCs w:val="24"/>
+        </w:rPr>
+        <w:t xml:space="preserve"> </w:t>
+      </w:r>
+      <w:r>
+        <w:rPr>
+          <w:rFonts w:eastAsia="Times New Roman"/>
+          <w:b w:val="0"/>
+          <w:color w:val="1B1C1D"/>
+          <w:sz w:val="24"/>
+          <w:szCs w:val="24"/>
+        </w:rPr>
+        <w:t>(local)</w:t>
+      </w:r>
+      <w:r>
+        <w:rPr>
+          <w:rFonts w:eastAsia="Times New Roman"/>
+          <w:b w:val="0"/>
+          <w:color w:val="1B1C1D"/>
+          <w:sz w:val="24"/>
+          <w:szCs w:val="24"/>
+        </w:rPr>
+        <w:t xml:space="preserve">, </w:t>
+      </w:r>
+      <w:r>
+        <w:rPr>
+          <w:rFonts w:eastAsia="Times New Roman"/>
+          <w:b w:val="0"/>
+          <w:i/>
+          <w:iCs/>
+          <w:color w:val="1B1C1D"/>
+          <w:sz w:val="24"/>
+          <w:szCs w:val="24"/>
+        </w:rPr>
+        <w:t>timestamp_local</w:t>
+      </w:r>
+      <w:r>
+        <w:rPr>
+          <w:rFonts w:eastAsia="Times New Roman"/>
+          <w:b w:val="0"/>
+          <w:color w:val="1B1C1D"/>
+          <w:sz w:val="24"/>
+          <w:szCs w:val="24"/>
+        </w:rPr>
+        <w:t> (ISO 8601),</w:t>
+      </w:r>
+      <w:r>
+        <w:rPr>
+          <w:rFonts w:eastAsia="Times New Roman"/>
+          <w:b w:val="0"/>
+          <w:color w:val="1B1C1D"/>
+          <w:sz w:val="24"/>
+          <w:szCs w:val="24"/>
+        </w:rPr>
+        <w:t xml:space="preserve"> </w:t>
+      </w:r>
+      <w:r>
+        <w:rPr>
+          <w:rFonts w:eastAsia="Times New Roman"/>
+          <w:b w:val="0"/>
+          <w:i/>
+          <w:iCs/>
+          <w:color w:val="1B1C1D"/>
+          <w:sz w:val="24"/>
+          <w:szCs w:val="24"/>
+        </w:rPr>
+        <w:t>timestamp_utc</w:t>
+      </w:r>
+      <w:r>
+        <w:rPr>
+          <w:rFonts w:eastAsia="Times New Roman"/>
+          <w:b w:val="0"/>
+          <w:color w:val="1B1C1D"/>
+          <w:sz w:val="24"/>
+          <w:szCs w:val="24"/>
+        </w:rPr>
+        <w:t xml:space="preserve"> </w:t>
+      </w:r>
+      <w:r>
+        <w:rPr>
+          <w:rFonts w:eastAsia="Times New Roman"/>
+          <w:b w:val="0"/>
+          <w:color w:val="1B1C1D"/>
+          <w:sz w:val="24"/>
+          <w:szCs w:val="24"/>
+        </w:rPr>
+        <w:t>(ISO 8601), and</w:t>
+      </w:r>
+      <w:r>
+        <w:rPr>
+          <w:rFonts w:eastAsia="Times New Roman"/>
+          <w:b w:val="0"/>
+          <w:color w:val="1B1C1D"/>
+          <w:sz w:val="24"/>
+          <w:szCs w:val="24"/>
+        </w:rPr>
+        <w:t xml:space="preserve"> </w:t>
+      </w:r>
+      <w:r>
+        <w:rPr>
+          <w:rFonts w:eastAsia="Times New Roman"/>
+          <w:b w:val="0"/>
+          <w:i/>
+          <w:iCs/>
+          <w:color w:val="1B1C1D"/>
+          <w:sz w:val="24"/>
+          <w:szCs w:val="24"/>
+        </w:rPr>
+        <w:t>ts</w:t>
+      </w:r>
+      <w:r>
+        <w:rPr>
+          <w:rFonts w:eastAsia="Times New Roman"/>
+          <w:b w:val="0"/>
+          <w:color w:val="1B1C1D"/>
+          <w:sz w:val="24"/>
+          <w:szCs w:val="24"/>
+        </w:rPr>
+        <w:t xml:space="preserve"> </w:t>
+      </w:r>
+      <w:r>
+        <w:rPr>
+          <w:rFonts w:eastAsia="Times New Roman"/>
+          <w:b w:val="0"/>
+          <w:color w:val="1B1C1D"/>
+          <w:sz w:val="24"/>
+          <w:szCs w:val="24"/>
+        </w:rPr>
+        <w:t>(Unix timestamp)) to ensure both local user-friendliness and internationally standardized comparability.   </w:t>
+      </w:r>
+    </w:p>
+    <w:p>
+      <w:pPr>
+        <w:pStyle w:val="NormalWeb"/>
+        <w:numPr>
+          <w:ilvl w:val="0"/>
+          <w:numId w:val="4"/>
+        </w:numPr>
+        <w:shd w:val="clear" w:color="auto" w:fill="FFFFFF"/>
+        <w:spacing w:before="120" w:beforeAutospacing="0" w:after="120" w:afterAutospacing="0"/>
+        <w:jc w:val="both"/>
+      </w:pPr>
+      <w:r>
+        <w:rPr>
+          <w:b/>
+          <w:bCs/>
+        </w:rPr>
+        <w:t>Rate Limit Compliance:</w:t>
+      </w:r>
+      <w:r>
+        <w:t> A</w:t>
+      </w:r>
+      <w:r>
+        <w:t xml:space="preserve"> </w:t>
+      </w:r>
+      <w:r>
+        <w:rPr>
+          <w:i/>
+          <w:iCs/>
+        </w:rPr>
+        <w:t>time.sleep(1)</w:t>
+      </w:r>
+      <w:r>
+        <w:t xml:space="preserve"> </w:t>
+      </w:r>
+      <w:r>
+        <w:t>delay is inserted between each monthly API request. This is a "server-friendly" design that proactively prevents IP bans due to query-flooding, ensuring the stability of the collection process.</w:t>
+      </w:r>
+      <w:r>
+        <w:rPr>
+          <w:rStyle w:val="button-container"/>
+          <w:rFonts w:eastAsiaTheme="majorEastAsia"/>
+        </w:rPr>
+        <w:t>   </w:t>
+      </w:r>
+    </w:p>
+    <w:p>
+      <w:pPr>
         <w:pStyle w:val="ListParagraph"/>
         <w:numPr>
           <w:ilvl w:val="0"/>
@@ -1813,6 +2016,5908 @@
       </w:pPr>
       <w:r>
         <w:t>Error Handing and Data Quality (Collection Phase).</w:t>
+      </w:r>
+    </w:p>
+    <w:p>
+      <w:pPr>
+        <w:rPr>
+          <w:color w:val="1B1C1D"/>
+          <w:shd w:val="clear" w:color="auto" w:fill="FFFFFF"/>
+        </w:rPr>
+      </w:pPr>
+      <w:r>
+        <w:rPr>
+          <w:color w:val="1B1C1D"/>
+          <w:shd w:val="clear" w:color="auto" w:fill="FFFFFF"/>
+        </w:rPr>
+        <w:t>The pipeline incorporates basic error handling and data quality mechanisms directly into the collection phase</w:t>
+      </w:r>
+      <w:r>
+        <w:rPr>
+          <w:color w:val="1B1C1D"/>
+          <w:shd w:val="clear" w:color="auto" w:fill="FFFFFF"/>
+        </w:rPr>
+        <w:t>:</w:t>
+      </w:r>
+    </w:p>
+    <w:p>
+      <w:pPr>
+        <w:numPr>
+          <w:ilvl w:val="0"/>
+          <w:numId w:val="4"/>
+        </w:numPr>
+        <w:shd w:val="clear" w:color="auto" w:fill="FFFFFF"/>
+        <w:spacing w:before="120" w:after="120" w:line="240" w:lineRule="auto"/>
+        <w:jc w:val="both"/>
+        <w:rPr>
+          <w:rFonts w:eastAsia="Times New Roman"/>
+          <w:b w:val="0"/>
+          <w:color w:val="1B1C1D"/>
+          <w:sz w:val="24"/>
+          <w:szCs w:val="24"/>
+        </w:rPr>
+      </w:pPr>
+      <w:r>
+        <w:rPr>
+          <w:rFonts w:eastAsia="Times New Roman"/>
+          <w:bCs/>
+          <w:color w:val="1B1C1D"/>
+          <w:sz w:val="24"/>
+          <w:szCs w:val="24"/>
+        </w:rPr>
+        <w:t>API Error Handling</w:t>
+      </w:r>
+      <w:r>
+        <w:rPr>
+          <w:rFonts w:eastAsia="Times New Roman"/>
+          <w:b w:val="0"/>
+          <w:color w:val="1B1C1D"/>
+          <w:sz w:val="24"/>
+          <w:szCs w:val="24"/>
+        </w:rPr>
+        <w:t xml:space="preserve">: The </w:t>
+      </w:r>
+      <w:r>
+        <w:rPr>
+          <w:rFonts w:eastAsia="Times New Roman"/>
+          <w:b w:val="0"/>
+          <w:i/>
+          <w:iCs/>
+          <w:color w:val="1B1C1D"/>
+          <w:sz w:val="24"/>
+          <w:szCs w:val="24"/>
+        </w:rPr>
+        <w:t>get_weather_data()</w:t>
+      </w:r>
+      <w:r>
+        <w:rPr>
+          <w:rFonts w:eastAsia="Times New Roman"/>
+          <w:b w:val="0"/>
+          <w:color w:val="1B1C1D"/>
+          <w:sz w:val="24"/>
+          <w:szCs w:val="24"/>
+        </w:rPr>
+        <w:t xml:space="preserve"> function includes try-except blocks to handle anticipated failures. It uses </w:t>
+      </w:r>
+      <w:r>
+        <w:rPr>
+          <w:rFonts w:eastAsia="Times New Roman"/>
+          <w:b w:val="0"/>
+          <w:i/>
+          <w:iCs/>
+          <w:color w:val="1B1C1D"/>
+          <w:sz w:val="24"/>
+          <w:szCs w:val="24"/>
+        </w:rPr>
+        <w:t>response.raise_for_status()</w:t>
+      </w:r>
+      <w:r>
+        <w:rPr>
+          <w:rFonts w:eastAsia="Times New Roman"/>
+          <w:b w:val="0"/>
+          <w:color w:val="1B1C1D"/>
+          <w:sz w:val="24"/>
+          <w:szCs w:val="24"/>
+        </w:rPr>
+        <w:t xml:space="preserve"> to detect HTTP errors (e.g., 404, 500), and also handles JSON Parse Error (if the API returns invalid data), Timeout (if the server is too slow), and RequestException (for general network errors). These mechanisms prevent bad data from being processed or crashing the program.   </w:t>
+      </w:r>
+    </w:p>
+    <w:p>
+      <w:pPr>
+        <w:numPr>
+          <w:ilvl w:val="0"/>
+          <w:numId w:val="4"/>
+        </w:numPr>
+        <w:shd w:val="clear" w:color="auto" w:fill="FFFFFF"/>
+        <w:spacing w:before="120" w:after="120" w:line="240" w:lineRule="auto"/>
+        <w:jc w:val="both"/>
+        <w:rPr>
+          <w:rFonts w:eastAsia="Times New Roman"/>
+          <w:b w:val="0"/>
+          <w:color w:val="1B1C1D"/>
+          <w:sz w:val="24"/>
+          <w:szCs w:val="24"/>
+        </w:rPr>
+      </w:pPr>
+      <w:r>
+        <w:rPr>
+          <w:rFonts w:eastAsia="Times New Roman"/>
+          <w:bCs/>
+          <w:color w:val="1B1C1D"/>
+          <w:sz w:val="24"/>
+          <w:szCs w:val="24"/>
+        </w:rPr>
+        <w:t>Deduplication</w:t>
+      </w:r>
+      <w:r>
+        <w:rPr>
+          <w:rFonts w:eastAsia="Times New Roman"/>
+          <w:b w:val="0"/>
+          <w:color w:val="1B1C1D"/>
+          <w:sz w:val="24"/>
+          <w:szCs w:val="24"/>
+        </w:rPr>
+        <w:t>: The documentation notes that running the collection script multiple times or API overlaps could lead to duplicate data. The documented solution is a post-processing step: load the saved weather_data_hanoi.csv file and use df.drop_duplicates(subset=['datetime', 'timestamp_local']) to remove redundant records.</w:t>
+      </w:r>
+    </w:p>
+    <w:p>
+      <w:pPr>
+        <w:numPr>
+          <w:ilvl w:val="0"/>
+          <w:numId w:val="4"/>
+        </w:numPr>
+        <w:shd w:val="clear" w:color="auto" w:fill="FFFFFF"/>
+        <w:spacing w:before="120" w:after="120" w:line="240" w:lineRule="auto"/>
+        <w:jc w:val="both"/>
+        <w:rPr>
+          <w:rFonts w:eastAsia="Times New Roman"/>
+          <w:b w:val="0"/>
+          <w:color w:val="1B1C1D"/>
+          <w:sz w:val="24"/>
+          <w:szCs w:val="24"/>
+        </w:rPr>
+      </w:pPr>
+      <w:r>
+        <w:rPr>
+          <w:rFonts w:eastAsia="Times New Roman"/>
+          <w:bCs/>
+          <w:color w:val="1B1C1D"/>
+          <w:sz w:val="24"/>
+          <w:szCs w:val="24"/>
+        </w:rPr>
+        <w:t>Missing</w:t>
+      </w:r>
+      <w:r>
+        <w:rPr>
+          <w:rFonts w:eastAsia="Times New Roman"/>
+          <w:b w:val="0"/>
+          <w:color w:val="1B1C1D"/>
+          <w:sz w:val="24"/>
+          <w:szCs w:val="24"/>
+        </w:rPr>
+        <w:t xml:space="preserve"> </w:t>
+      </w:r>
+      <w:r>
+        <w:rPr>
+          <w:rFonts w:eastAsia="Times New Roman"/>
+          <w:bCs/>
+          <w:color w:val="1B1C1D"/>
+          <w:sz w:val="24"/>
+          <w:szCs w:val="24"/>
+        </w:rPr>
+        <w:t>Values</w:t>
+      </w:r>
+      <w:r>
+        <w:rPr>
+          <w:rFonts w:eastAsia="Times New Roman"/>
+          <w:b w:val="0"/>
+          <w:color w:val="1B1C1D"/>
+          <w:sz w:val="24"/>
+          <w:szCs w:val="24"/>
+        </w:rPr>
+        <w:t>: The issue of missing data is anticipated at a rate of &lt; 5</w:t>
+      </w:r>
+      <w:r>
+        <w:rPr>
+          <w:rFonts w:eastAsia="Times New Roman"/>
+          <w:b w:val="0"/>
+          <w:color w:val="1B1C1D"/>
+          <w:sz w:val="24"/>
+          <w:szCs w:val="24"/>
+        </w:rPr>
+        <w:t>%,</w:t>
+      </w:r>
+      <w:r>
+        <w:rPr>
+          <w:rFonts w:eastAsia="Times New Roman"/>
+          <w:b w:val="0"/>
+          <w:color w:val="1B1C1D"/>
+          <w:sz w:val="24"/>
+          <w:szCs w:val="24"/>
+        </w:rPr>
+        <w:t xml:space="preserve"> often due to API downtime. Two handling methods were proposed: ffill (forward fill, taking the last valid value) and interpolate (linear interpolation).1 However, the documentation does not confirm whether these steps were actually applied in the main preprocessing pipeline.1</w:t>
+      </w:r>
+    </w:p>
+    <w:p>
+      <w:pPr>
+        <w:numPr>
+          <w:ilvl w:val="0"/>
+          <w:numId w:val="4"/>
+        </w:numPr>
+        <w:shd w:val="clear" w:color="auto" w:fill="FFFFFF"/>
+        <w:spacing w:before="120" w:after="120" w:line="240" w:lineRule="auto"/>
+        <w:jc w:val="both"/>
+        <w:rPr>
+          <w:b w:val="0"/>
+          <w:color w:val="1B1C1D"/>
+          <w:sz w:val="24"/>
+          <w:szCs w:val="24"/>
+        </w:rPr>
+      </w:pPr>
+      <w:r>
+        <w:rPr>
+          <w:rFonts w:eastAsia="Times New Roman"/>
+          <w:bCs/>
+          <w:color w:val="1B1C1D"/>
+          <w:sz w:val="24"/>
+          <w:szCs w:val="24"/>
+        </w:rPr>
+        <w:t>Noise</w:t>
+      </w:r>
+      <w:r>
+        <w:rPr>
+          <w:rFonts w:eastAsia="Times New Roman"/>
+          <w:b w:val="0"/>
+          <w:color w:val="1B1C1D"/>
+          <w:sz w:val="24"/>
+          <w:szCs w:val="24"/>
+        </w:rPr>
+        <w:t xml:space="preserve"> </w:t>
+      </w:r>
+      <w:r>
+        <w:rPr>
+          <w:rFonts w:eastAsia="Times New Roman"/>
+          <w:bCs/>
+          <w:color w:val="1B1C1D"/>
+          <w:sz w:val="24"/>
+          <w:szCs w:val="24"/>
+        </w:rPr>
+        <w:t>and</w:t>
+      </w:r>
+      <w:r>
+        <w:rPr>
+          <w:rFonts w:eastAsia="Times New Roman"/>
+          <w:b w:val="0"/>
+          <w:color w:val="1B1C1D"/>
+          <w:sz w:val="24"/>
+          <w:szCs w:val="24"/>
+        </w:rPr>
+        <w:t xml:space="preserve"> </w:t>
+      </w:r>
+      <w:r>
+        <w:rPr>
+          <w:rFonts w:eastAsia="Times New Roman"/>
+          <w:bCs/>
+          <w:color w:val="1B1C1D"/>
+          <w:sz w:val="24"/>
+          <w:szCs w:val="24"/>
+        </w:rPr>
+        <w:t>Outliers</w:t>
+      </w:r>
+      <w:r>
+        <w:rPr>
+          <w:rFonts w:eastAsia="Times New Roman"/>
+          <w:b w:val="0"/>
+          <w:color w:val="1B1C1D"/>
+          <w:sz w:val="24"/>
+          <w:szCs w:val="24"/>
+        </w:rPr>
+        <w:t>: This is a significant limitation of the process. The documentation makes no mention of any specific techniques used to identify or handle noise (e.g., signal filtering) or outliers (e.g., using Z-scores, value clipping, or anomaly detection algorithms).</w:t>
+      </w:r>
+    </w:p>
+    <w:p>
+      <w:pPr>
+        <w:shd w:val="clear" w:color="auto" w:fill="FFFFFF"/>
+        <w:spacing w:before="120" w:after="120" w:line="240" w:lineRule="auto"/>
+        <w:jc w:val="both"/>
+        <w:rPr>
+          <w:b w:val="0"/>
+          <w:color w:val="1B1C1D"/>
+          <w:sz w:val="24"/>
+          <w:szCs w:val="24"/>
+        </w:rPr>
+      </w:pPr>
+    </w:p>
+    <w:tbl>
+      <w:tblPr>
+        <w:tblW w:w="9356" w:type="dxa"/>
+        <w:jc w:val="center"/>
+        <w:tblCellMar>
+          <w:left w:w="0" w:type="dxa"/>
+          <w:right w:w="0" w:type="dxa"/>
+        </w:tblCellMar>
+        <w:tblLook w:val="04A0" w:firstRow="1" w:lastRow="0" w:firstColumn="1" w:lastColumn="0" w:noHBand="0" w:noVBand="1"/>
+      </w:tblPr>
+      <w:tblGrid>
+        <w:gridCol w:w="1903"/>
+        <w:gridCol w:w="1353"/>
+        <w:gridCol w:w="1422"/>
+        <w:gridCol w:w="4678"/>
+      </w:tblGrid>
+      <w:tr>
+        <w:trPr>
+          <w:trHeight w:val="315"/>
+          <w:jc w:val="center"/>
+        </w:trPr>
+        <w:tc>
+          <w:tcPr>
+            <w:tcW w:w="0" w:type="auto"/>
+            <w:tcBorders>
+              <w:top w:val="single" w:sz="6" w:space="0" w:color="CCCCCC"/>
+              <w:left w:val="single" w:sz="6" w:space="0" w:color="CCCCCC"/>
+              <w:bottom w:val="single" w:sz="6" w:space="0" w:color="CCCCCC"/>
+              <w:right w:val="single" w:sz="6" w:space="0" w:color="CCCCCC"/>
+            </w:tcBorders>
+            <w:tcMar>
+              <w:top w:w="30" w:type="dxa"/>
+              <w:left w:w="45" w:type="dxa"/>
+              <w:bottom w:w="30" w:type="dxa"/>
+              <w:right w:w="45" w:type="dxa"/>
+            </w:tcMar>
+            <w:vAlign w:val="bottom"/>
+            <w:hideMark/>
+          </w:tcPr>
+          <w:p>
+            <w:pPr>
+              <w:spacing w:after="0" w:line="240" w:lineRule="auto"/>
+              <w:rPr>
+                <w:rFonts w:eastAsia="Times New Roman"/>
+                <w:bCs/>
+                <w:sz w:val="24"/>
+                <w:szCs w:val="24"/>
+              </w:rPr>
+            </w:pPr>
+            <w:r>
+              <w:rPr>
+                <w:rFonts w:eastAsia="Times New Roman"/>
+                <w:bCs/>
+                <w:sz w:val="24"/>
+                <w:szCs w:val="24"/>
+              </w:rPr>
+              <w:lastRenderedPageBreak/>
+              <w:t>Field Name</w:t>
+            </w:r>
+          </w:p>
+        </w:tc>
+        <w:tc>
+          <w:tcPr>
+            <w:tcW w:w="0" w:type="auto"/>
+            <w:tcBorders>
+              <w:top w:val="single" w:sz="6" w:space="0" w:color="CCCCCC"/>
+              <w:left w:val="single" w:sz="6" w:space="0" w:color="CCCCCC"/>
+              <w:bottom w:val="single" w:sz="6" w:space="0" w:color="CCCCCC"/>
+              <w:right w:val="single" w:sz="6" w:space="0" w:color="CCCCCC"/>
+            </w:tcBorders>
+            <w:tcMar>
+              <w:top w:w="30" w:type="dxa"/>
+              <w:left w:w="45" w:type="dxa"/>
+              <w:bottom w:w="30" w:type="dxa"/>
+              <w:right w:w="45" w:type="dxa"/>
+            </w:tcMar>
+            <w:vAlign w:val="bottom"/>
+            <w:hideMark/>
+          </w:tcPr>
+          <w:p>
+            <w:pPr>
+              <w:spacing w:after="0" w:line="240" w:lineRule="auto"/>
+              <w:rPr>
+                <w:rFonts w:eastAsia="Times New Roman"/>
+                <w:bCs/>
+                <w:sz w:val="24"/>
+                <w:szCs w:val="24"/>
+              </w:rPr>
+            </w:pPr>
+            <w:r>
+              <w:rPr>
+                <w:rFonts w:eastAsia="Times New Roman"/>
+                <w:bCs/>
+                <w:sz w:val="24"/>
+                <w:szCs w:val="24"/>
+              </w:rPr>
+              <w:t>Data Type (raw)</w:t>
+            </w:r>
+          </w:p>
+        </w:tc>
+        <w:tc>
+          <w:tcPr>
+            <w:tcW w:w="1422" w:type="dxa"/>
+            <w:tcBorders>
+              <w:top w:val="single" w:sz="6" w:space="0" w:color="CCCCCC"/>
+              <w:left w:val="single" w:sz="6" w:space="0" w:color="CCCCCC"/>
+              <w:bottom w:val="single" w:sz="6" w:space="0" w:color="CCCCCC"/>
+              <w:right w:val="single" w:sz="6" w:space="0" w:color="CCCCCC"/>
+            </w:tcBorders>
+            <w:tcMar>
+              <w:top w:w="30" w:type="dxa"/>
+              <w:left w:w="45" w:type="dxa"/>
+              <w:bottom w:w="30" w:type="dxa"/>
+              <w:right w:w="45" w:type="dxa"/>
+            </w:tcMar>
+            <w:vAlign w:val="bottom"/>
+            <w:hideMark/>
+          </w:tcPr>
+          <w:p>
+            <w:pPr>
+              <w:spacing w:after="0" w:line="240" w:lineRule="auto"/>
+              <w:rPr>
+                <w:rFonts w:eastAsia="Times New Roman"/>
+                <w:bCs/>
+                <w:sz w:val="24"/>
+                <w:szCs w:val="24"/>
+              </w:rPr>
+            </w:pPr>
+            <w:r>
+              <w:rPr>
+                <w:rFonts w:eastAsia="Times New Roman"/>
+                <w:bCs/>
+                <w:sz w:val="24"/>
+                <w:szCs w:val="24"/>
+              </w:rPr>
+              <w:t>Unit</w:t>
+            </w:r>
+          </w:p>
+        </w:tc>
+        <w:tc>
+          <w:tcPr>
+            <w:tcW w:w="4678" w:type="dxa"/>
+            <w:tcBorders>
+              <w:top w:val="single" w:sz="6" w:space="0" w:color="CCCCCC"/>
+              <w:left w:val="single" w:sz="6" w:space="0" w:color="CCCCCC"/>
+              <w:bottom w:val="single" w:sz="6" w:space="0" w:color="CCCCCC"/>
+              <w:right w:val="single" w:sz="6" w:space="0" w:color="CCCCCC"/>
+            </w:tcBorders>
+            <w:tcMar>
+              <w:top w:w="30" w:type="dxa"/>
+              <w:left w:w="45" w:type="dxa"/>
+              <w:bottom w:w="30" w:type="dxa"/>
+              <w:right w:w="45" w:type="dxa"/>
+            </w:tcMar>
+            <w:vAlign w:val="bottom"/>
+            <w:hideMark/>
+          </w:tcPr>
+          <w:p>
+            <w:pPr>
+              <w:spacing w:after="0" w:line="240" w:lineRule="auto"/>
+              <w:rPr>
+                <w:rFonts w:eastAsia="Times New Roman"/>
+                <w:bCs/>
+                <w:sz w:val="24"/>
+                <w:szCs w:val="24"/>
+              </w:rPr>
+            </w:pPr>
+            <w:r>
+              <w:rPr>
+                <w:rFonts w:eastAsia="Times New Roman"/>
+                <w:bCs/>
+                <w:sz w:val="24"/>
+                <w:szCs w:val="24"/>
+              </w:rPr>
+              <w:t>Description</w:t>
+            </w:r>
+          </w:p>
+        </w:tc>
+      </w:tr>
+      <w:tr>
+        <w:trPr>
+          <w:trHeight w:val="315"/>
+          <w:jc w:val="center"/>
+        </w:trPr>
+        <w:tc>
+          <w:tcPr>
+            <w:tcW w:w="0" w:type="auto"/>
+            <w:tcBorders>
+              <w:top w:val="single" w:sz="6" w:space="0" w:color="CCCCCC"/>
+              <w:left w:val="single" w:sz="6" w:space="0" w:color="CCCCCC"/>
+              <w:bottom w:val="single" w:sz="6" w:space="0" w:color="CCCCCC"/>
+              <w:right w:val="single" w:sz="6" w:space="0" w:color="CCCCCC"/>
+            </w:tcBorders>
+            <w:tcMar>
+              <w:top w:w="30" w:type="dxa"/>
+              <w:left w:w="45" w:type="dxa"/>
+              <w:bottom w:w="30" w:type="dxa"/>
+              <w:right w:w="45" w:type="dxa"/>
+            </w:tcMar>
+            <w:vAlign w:val="bottom"/>
+            <w:hideMark/>
+          </w:tcPr>
+          <w:p>
+            <w:pPr>
+              <w:spacing w:after="0" w:line="240" w:lineRule="auto"/>
+              <w:rPr>
+                <w:rFonts w:eastAsia="Times New Roman"/>
+                <w:b w:val="0"/>
+                <w:sz w:val="24"/>
+                <w:szCs w:val="24"/>
+              </w:rPr>
+            </w:pPr>
+            <w:r>
+              <w:rPr>
+                <w:rFonts w:eastAsia="Times New Roman"/>
+                <w:b w:val="0"/>
+                <w:sz w:val="24"/>
+                <w:szCs w:val="24"/>
+              </w:rPr>
+              <w:t>pm25</w:t>
+            </w:r>
+          </w:p>
+        </w:tc>
+        <w:tc>
+          <w:tcPr>
+            <w:tcW w:w="0" w:type="auto"/>
+            <w:tcBorders>
+              <w:top w:val="single" w:sz="6" w:space="0" w:color="CCCCCC"/>
+              <w:left w:val="single" w:sz="6" w:space="0" w:color="CCCCCC"/>
+              <w:bottom w:val="single" w:sz="6" w:space="0" w:color="CCCCCC"/>
+              <w:right w:val="single" w:sz="6" w:space="0" w:color="CCCCCC"/>
+            </w:tcBorders>
+            <w:tcMar>
+              <w:top w:w="30" w:type="dxa"/>
+              <w:left w:w="45" w:type="dxa"/>
+              <w:bottom w:w="30" w:type="dxa"/>
+              <w:right w:w="45" w:type="dxa"/>
+            </w:tcMar>
+            <w:vAlign w:val="bottom"/>
+            <w:hideMark/>
+          </w:tcPr>
+          <w:p>
+            <w:pPr>
+              <w:spacing w:after="0" w:line="240" w:lineRule="auto"/>
+              <w:rPr>
+                <w:rFonts w:eastAsia="Times New Roman"/>
+                <w:b w:val="0"/>
+                <w:sz w:val="24"/>
+                <w:szCs w:val="24"/>
+              </w:rPr>
+            </w:pPr>
+            <w:r>
+              <w:rPr>
+                <w:rFonts w:eastAsia="Times New Roman"/>
+                <w:b w:val="0"/>
+                <w:sz w:val="24"/>
+                <w:szCs w:val="24"/>
+              </w:rPr>
+              <w:t>float</w:t>
+            </w:r>
+          </w:p>
+        </w:tc>
+        <w:tc>
+          <w:tcPr>
+            <w:tcW w:w="1422" w:type="dxa"/>
+            <w:tcBorders>
+              <w:top w:val="single" w:sz="6" w:space="0" w:color="CCCCCC"/>
+              <w:left w:val="single" w:sz="6" w:space="0" w:color="CCCCCC"/>
+              <w:bottom w:val="single" w:sz="6" w:space="0" w:color="CCCCCC"/>
+              <w:right w:val="single" w:sz="6" w:space="0" w:color="CCCCCC"/>
+            </w:tcBorders>
+            <w:tcMar>
+              <w:top w:w="30" w:type="dxa"/>
+              <w:left w:w="45" w:type="dxa"/>
+              <w:bottom w:w="30" w:type="dxa"/>
+              <w:right w:w="45" w:type="dxa"/>
+            </w:tcMar>
+            <w:vAlign w:val="bottom"/>
+            <w:hideMark/>
+          </w:tcPr>
+          <w:p>
+            <w:pPr>
+              <w:spacing w:after="0" w:line="240" w:lineRule="auto"/>
+              <w:rPr>
+                <w:rFonts w:eastAsia="Times New Roman"/>
+                <w:b w:val="0"/>
+                <w:sz w:val="24"/>
+                <w:szCs w:val="24"/>
+              </w:rPr>
+            </w:pPr>
+            <w:r>
+              <w:rPr>
+                <w:rFonts w:eastAsia="Times New Roman"/>
+                <w:b w:val="0"/>
+                <w:sz w:val="24"/>
+                <w:szCs w:val="24"/>
+              </w:rPr>
+              <w:t>μg/m3</w:t>
+            </w:r>
+          </w:p>
+        </w:tc>
+        <w:tc>
+          <w:tcPr>
+            <w:tcW w:w="4678" w:type="dxa"/>
+            <w:tcBorders>
+              <w:top w:val="single" w:sz="6" w:space="0" w:color="CCCCCC"/>
+              <w:left w:val="single" w:sz="6" w:space="0" w:color="CCCCCC"/>
+              <w:bottom w:val="single" w:sz="6" w:space="0" w:color="CCCCCC"/>
+              <w:right w:val="single" w:sz="6" w:space="0" w:color="CCCCCC"/>
+            </w:tcBorders>
+            <w:tcMar>
+              <w:top w:w="30" w:type="dxa"/>
+              <w:left w:w="0" w:type="dxa"/>
+              <w:bottom w:w="30" w:type="dxa"/>
+              <w:right w:w="0" w:type="dxa"/>
+            </w:tcMar>
+            <w:vAlign w:val="bottom"/>
+            <w:hideMark/>
+          </w:tcPr>
+          <w:p>
+            <w:pPr>
+              <w:spacing w:after="0" w:line="240" w:lineRule="auto"/>
+              <w:rPr>
+                <w:rFonts w:eastAsia="Times New Roman"/>
+                <w:b w:val="0"/>
+                <w:sz w:val="24"/>
+                <w:szCs w:val="24"/>
+              </w:rPr>
+            </w:pPr>
+            <w:r>
+              <w:rPr>
+                <w:rFonts w:eastAsia="Times New Roman"/>
+                <w:b w:val="0"/>
+                <w:sz w:val="24"/>
+                <w:szCs w:val="24"/>
+              </w:rPr>
+              <w:t>PM2.5 Fine Particulate Matter (Target Variable)</w:t>
+            </w:r>
+          </w:p>
+        </w:tc>
+      </w:tr>
+      <w:tr>
+        <w:trPr>
+          <w:trHeight w:val="315"/>
+          <w:jc w:val="center"/>
+        </w:trPr>
+        <w:tc>
+          <w:tcPr>
+            <w:tcW w:w="0" w:type="auto"/>
+            <w:tcBorders>
+              <w:top w:val="single" w:sz="6" w:space="0" w:color="CCCCCC"/>
+              <w:left w:val="single" w:sz="6" w:space="0" w:color="CCCCCC"/>
+              <w:bottom w:val="single" w:sz="6" w:space="0" w:color="CCCCCC"/>
+              <w:right w:val="single" w:sz="6" w:space="0" w:color="CCCCCC"/>
+            </w:tcBorders>
+            <w:tcMar>
+              <w:top w:w="30" w:type="dxa"/>
+              <w:left w:w="45" w:type="dxa"/>
+              <w:bottom w:w="30" w:type="dxa"/>
+              <w:right w:w="45" w:type="dxa"/>
+            </w:tcMar>
+            <w:vAlign w:val="bottom"/>
+            <w:hideMark/>
+          </w:tcPr>
+          <w:p>
+            <w:pPr>
+              <w:spacing w:after="0" w:line="240" w:lineRule="auto"/>
+              <w:rPr>
+                <w:rFonts w:eastAsia="Times New Roman"/>
+                <w:b w:val="0"/>
+                <w:sz w:val="24"/>
+                <w:szCs w:val="24"/>
+              </w:rPr>
+            </w:pPr>
+            <w:r>
+              <w:rPr>
+                <w:rFonts w:eastAsia="Times New Roman"/>
+                <w:b w:val="0"/>
+                <w:sz w:val="24"/>
+                <w:szCs w:val="24"/>
+              </w:rPr>
+              <w:t>aqi</w:t>
+            </w:r>
+          </w:p>
+        </w:tc>
+        <w:tc>
+          <w:tcPr>
+            <w:tcW w:w="0" w:type="auto"/>
+            <w:tcBorders>
+              <w:top w:val="single" w:sz="6" w:space="0" w:color="CCCCCC"/>
+              <w:left w:val="single" w:sz="6" w:space="0" w:color="CCCCCC"/>
+              <w:bottom w:val="single" w:sz="6" w:space="0" w:color="CCCCCC"/>
+              <w:right w:val="single" w:sz="6" w:space="0" w:color="CCCCCC"/>
+            </w:tcBorders>
+            <w:tcMar>
+              <w:top w:w="30" w:type="dxa"/>
+              <w:left w:w="45" w:type="dxa"/>
+              <w:bottom w:w="30" w:type="dxa"/>
+              <w:right w:w="45" w:type="dxa"/>
+            </w:tcMar>
+            <w:vAlign w:val="bottom"/>
+            <w:hideMark/>
+          </w:tcPr>
+          <w:p>
+            <w:pPr>
+              <w:spacing w:after="0" w:line="240" w:lineRule="auto"/>
+              <w:rPr>
+                <w:rFonts w:eastAsia="Times New Roman"/>
+                <w:b w:val="0"/>
+                <w:sz w:val="24"/>
+                <w:szCs w:val="24"/>
+              </w:rPr>
+            </w:pPr>
+            <w:r>
+              <w:rPr>
+                <w:rFonts w:eastAsia="Times New Roman"/>
+                <w:b w:val="0"/>
+                <w:sz w:val="24"/>
+                <w:szCs w:val="24"/>
+              </w:rPr>
+              <w:t>int</w:t>
+            </w:r>
+          </w:p>
+        </w:tc>
+        <w:tc>
+          <w:tcPr>
+            <w:tcW w:w="1422" w:type="dxa"/>
+            <w:tcBorders>
+              <w:top w:val="single" w:sz="6" w:space="0" w:color="CCCCCC"/>
+              <w:left w:val="single" w:sz="6" w:space="0" w:color="CCCCCC"/>
+              <w:bottom w:val="single" w:sz="6" w:space="0" w:color="CCCCCC"/>
+              <w:right w:val="single" w:sz="6" w:space="0" w:color="CCCCCC"/>
+            </w:tcBorders>
+            <w:tcMar>
+              <w:top w:w="30" w:type="dxa"/>
+              <w:left w:w="45" w:type="dxa"/>
+              <w:bottom w:w="30" w:type="dxa"/>
+              <w:right w:w="45" w:type="dxa"/>
+            </w:tcMar>
+            <w:vAlign w:val="bottom"/>
+            <w:hideMark/>
+          </w:tcPr>
+          <w:p>
+            <w:pPr>
+              <w:spacing w:after="0" w:line="240" w:lineRule="auto"/>
+              <w:rPr>
+                <w:rFonts w:eastAsia="Times New Roman"/>
+                <w:b w:val="0"/>
+                <w:sz w:val="24"/>
+                <w:szCs w:val="24"/>
+              </w:rPr>
+            </w:pPr>
+            <w:r>
+              <w:rPr>
+                <w:rFonts w:eastAsia="Times New Roman"/>
+                <w:b w:val="0"/>
+                <w:sz w:val="24"/>
+                <w:szCs w:val="24"/>
+              </w:rPr>
+              <w:t>-</w:t>
+            </w:r>
+          </w:p>
+        </w:tc>
+        <w:tc>
+          <w:tcPr>
+            <w:tcW w:w="4678" w:type="dxa"/>
+            <w:tcBorders>
+              <w:top w:val="single" w:sz="6" w:space="0" w:color="CCCCCC"/>
+              <w:left w:val="single" w:sz="6" w:space="0" w:color="CCCCCC"/>
+              <w:bottom w:val="single" w:sz="6" w:space="0" w:color="CCCCCC"/>
+              <w:right w:val="single" w:sz="6" w:space="0" w:color="CCCCCC"/>
+            </w:tcBorders>
+            <w:tcMar>
+              <w:top w:w="30" w:type="dxa"/>
+              <w:left w:w="45" w:type="dxa"/>
+              <w:bottom w:w="30" w:type="dxa"/>
+              <w:right w:w="45" w:type="dxa"/>
+            </w:tcMar>
+            <w:vAlign w:val="bottom"/>
+            <w:hideMark/>
+          </w:tcPr>
+          <w:p>
+            <w:pPr>
+              <w:spacing w:after="0" w:line="240" w:lineRule="auto"/>
+              <w:rPr>
+                <w:rFonts w:eastAsia="Times New Roman"/>
+                <w:b w:val="0"/>
+                <w:sz w:val="24"/>
+                <w:szCs w:val="24"/>
+              </w:rPr>
+            </w:pPr>
+            <w:r>
+              <w:rPr>
+                <w:rFonts w:eastAsia="Times New Roman"/>
+                <w:b w:val="0"/>
+                <w:sz w:val="24"/>
+                <w:szCs w:val="24"/>
+              </w:rPr>
+              <w:t>Air Quality Index</w:t>
+            </w:r>
+          </w:p>
+        </w:tc>
+      </w:tr>
+      <w:tr>
+        <w:trPr>
+          <w:trHeight w:val="315"/>
+          <w:jc w:val="center"/>
+        </w:trPr>
+        <w:tc>
+          <w:tcPr>
+            <w:tcW w:w="0" w:type="auto"/>
+            <w:tcBorders>
+              <w:top w:val="single" w:sz="6" w:space="0" w:color="CCCCCC"/>
+              <w:left w:val="single" w:sz="6" w:space="0" w:color="CCCCCC"/>
+              <w:bottom w:val="single" w:sz="6" w:space="0" w:color="CCCCCC"/>
+              <w:right w:val="single" w:sz="6" w:space="0" w:color="CCCCCC"/>
+            </w:tcBorders>
+            <w:tcMar>
+              <w:top w:w="30" w:type="dxa"/>
+              <w:left w:w="45" w:type="dxa"/>
+              <w:bottom w:w="30" w:type="dxa"/>
+              <w:right w:w="45" w:type="dxa"/>
+            </w:tcMar>
+            <w:vAlign w:val="bottom"/>
+            <w:hideMark/>
+          </w:tcPr>
+          <w:p>
+            <w:pPr>
+              <w:spacing w:after="0" w:line="240" w:lineRule="auto"/>
+              <w:rPr>
+                <w:rFonts w:eastAsia="Times New Roman"/>
+                <w:b w:val="0"/>
+                <w:sz w:val="24"/>
+                <w:szCs w:val="24"/>
+              </w:rPr>
+            </w:pPr>
+            <w:r>
+              <w:rPr>
+                <w:rFonts w:eastAsia="Times New Roman"/>
+                <w:b w:val="0"/>
+                <w:sz w:val="24"/>
+                <w:szCs w:val="24"/>
+              </w:rPr>
+              <w:t>o3</w:t>
+            </w:r>
+          </w:p>
+        </w:tc>
+        <w:tc>
+          <w:tcPr>
+            <w:tcW w:w="0" w:type="auto"/>
+            <w:tcBorders>
+              <w:top w:val="single" w:sz="6" w:space="0" w:color="CCCCCC"/>
+              <w:left w:val="single" w:sz="6" w:space="0" w:color="CCCCCC"/>
+              <w:bottom w:val="single" w:sz="6" w:space="0" w:color="CCCCCC"/>
+              <w:right w:val="single" w:sz="6" w:space="0" w:color="CCCCCC"/>
+            </w:tcBorders>
+            <w:tcMar>
+              <w:top w:w="30" w:type="dxa"/>
+              <w:left w:w="45" w:type="dxa"/>
+              <w:bottom w:w="30" w:type="dxa"/>
+              <w:right w:w="45" w:type="dxa"/>
+            </w:tcMar>
+            <w:vAlign w:val="bottom"/>
+            <w:hideMark/>
+          </w:tcPr>
+          <w:p>
+            <w:pPr>
+              <w:spacing w:after="0" w:line="240" w:lineRule="auto"/>
+              <w:rPr>
+                <w:rFonts w:eastAsia="Times New Roman"/>
+                <w:b w:val="0"/>
+                <w:sz w:val="24"/>
+                <w:szCs w:val="24"/>
+              </w:rPr>
+            </w:pPr>
+            <w:r>
+              <w:rPr>
+                <w:rFonts w:eastAsia="Times New Roman"/>
+                <w:b w:val="0"/>
+                <w:sz w:val="24"/>
+                <w:szCs w:val="24"/>
+              </w:rPr>
+              <w:t>float</w:t>
+            </w:r>
+          </w:p>
+        </w:tc>
+        <w:tc>
+          <w:tcPr>
+            <w:tcW w:w="1422" w:type="dxa"/>
+            <w:tcBorders>
+              <w:top w:val="single" w:sz="6" w:space="0" w:color="CCCCCC"/>
+              <w:left w:val="single" w:sz="6" w:space="0" w:color="CCCCCC"/>
+              <w:bottom w:val="single" w:sz="6" w:space="0" w:color="CCCCCC"/>
+              <w:right w:val="single" w:sz="6" w:space="0" w:color="CCCCCC"/>
+            </w:tcBorders>
+            <w:tcMar>
+              <w:top w:w="30" w:type="dxa"/>
+              <w:left w:w="45" w:type="dxa"/>
+              <w:bottom w:w="30" w:type="dxa"/>
+              <w:right w:w="45" w:type="dxa"/>
+            </w:tcMar>
+            <w:vAlign w:val="bottom"/>
+            <w:hideMark/>
+          </w:tcPr>
+          <w:p>
+            <w:pPr>
+              <w:spacing w:after="0" w:line="240" w:lineRule="auto"/>
+              <w:rPr>
+                <w:rFonts w:eastAsia="Times New Roman"/>
+                <w:b w:val="0"/>
+                <w:sz w:val="24"/>
+                <w:szCs w:val="24"/>
+              </w:rPr>
+            </w:pPr>
+            <w:r>
+              <w:rPr>
+                <w:rFonts w:eastAsia="Times New Roman"/>
+                <w:b w:val="0"/>
+                <w:sz w:val="24"/>
+                <w:szCs w:val="24"/>
+              </w:rPr>
+              <w:t>ppb</w:t>
+            </w:r>
+          </w:p>
+        </w:tc>
+        <w:tc>
+          <w:tcPr>
+            <w:tcW w:w="4678" w:type="dxa"/>
+            <w:tcBorders>
+              <w:top w:val="single" w:sz="6" w:space="0" w:color="CCCCCC"/>
+              <w:left w:val="single" w:sz="6" w:space="0" w:color="CCCCCC"/>
+              <w:bottom w:val="single" w:sz="6" w:space="0" w:color="CCCCCC"/>
+              <w:right w:val="single" w:sz="6" w:space="0" w:color="CCCCCC"/>
+            </w:tcBorders>
+            <w:tcMar>
+              <w:top w:w="30" w:type="dxa"/>
+              <w:left w:w="0" w:type="dxa"/>
+              <w:bottom w:w="30" w:type="dxa"/>
+              <w:right w:w="0" w:type="dxa"/>
+            </w:tcMar>
+            <w:vAlign w:val="bottom"/>
+            <w:hideMark/>
+          </w:tcPr>
+          <w:p>
+            <w:pPr>
+              <w:spacing w:after="0" w:line="240" w:lineRule="auto"/>
+              <w:rPr>
+                <w:rFonts w:eastAsia="Times New Roman"/>
+                <w:b w:val="0"/>
+                <w:sz w:val="24"/>
+                <w:szCs w:val="24"/>
+              </w:rPr>
+            </w:pPr>
+            <w:r>
+              <w:rPr>
+                <w:rFonts w:eastAsia="Times New Roman"/>
+                <w:b w:val="0"/>
+                <w:sz w:val="24"/>
+                <w:szCs w:val="24"/>
+              </w:rPr>
+              <w:t>Ozone concentration</w:t>
+            </w:r>
+          </w:p>
+        </w:tc>
+      </w:tr>
+      <w:tr>
+        <w:trPr>
+          <w:trHeight w:val="315"/>
+          <w:jc w:val="center"/>
+        </w:trPr>
+        <w:tc>
+          <w:tcPr>
+            <w:tcW w:w="0" w:type="auto"/>
+            <w:tcBorders>
+              <w:top w:val="single" w:sz="6" w:space="0" w:color="CCCCCC"/>
+              <w:left w:val="single" w:sz="6" w:space="0" w:color="CCCCCC"/>
+              <w:bottom w:val="single" w:sz="6" w:space="0" w:color="CCCCCC"/>
+              <w:right w:val="single" w:sz="6" w:space="0" w:color="CCCCCC"/>
+            </w:tcBorders>
+            <w:tcMar>
+              <w:top w:w="30" w:type="dxa"/>
+              <w:left w:w="45" w:type="dxa"/>
+              <w:bottom w:w="30" w:type="dxa"/>
+              <w:right w:w="45" w:type="dxa"/>
+            </w:tcMar>
+            <w:vAlign w:val="bottom"/>
+            <w:hideMark/>
+          </w:tcPr>
+          <w:p>
+            <w:pPr>
+              <w:spacing w:after="0" w:line="240" w:lineRule="auto"/>
+              <w:rPr>
+                <w:rFonts w:eastAsia="Times New Roman"/>
+                <w:b w:val="0"/>
+                <w:sz w:val="24"/>
+                <w:szCs w:val="24"/>
+              </w:rPr>
+            </w:pPr>
+            <w:r>
+              <w:rPr>
+                <w:rFonts w:eastAsia="Times New Roman"/>
+                <w:b w:val="0"/>
+                <w:sz w:val="24"/>
+                <w:szCs w:val="24"/>
+              </w:rPr>
+              <w:t>so2</w:t>
+            </w:r>
+          </w:p>
+        </w:tc>
+        <w:tc>
+          <w:tcPr>
+            <w:tcW w:w="0" w:type="auto"/>
+            <w:tcBorders>
+              <w:top w:val="single" w:sz="6" w:space="0" w:color="CCCCCC"/>
+              <w:left w:val="single" w:sz="6" w:space="0" w:color="CCCCCC"/>
+              <w:bottom w:val="single" w:sz="6" w:space="0" w:color="CCCCCC"/>
+              <w:right w:val="single" w:sz="6" w:space="0" w:color="CCCCCC"/>
+            </w:tcBorders>
+            <w:tcMar>
+              <w:top w:w="30" w:type="dxa"/>
+              <w:left w:w="45" w:type="dxa"/>
+              <w:bottom w:w="30" w:type="dxa"/>
+              <w:right w:w="45" w:type="dxa"/>
+            </w:tcMar>
+            <w:vAlign w:val="bottom"/>
+            <w:hideMark/>
+          </w:tcPr>
+          <w:p>
+            <w:pPr>
+              <w:spacing w:after="0" w:line="240" w:lineRule="auto"/>
+              <w:rPr>
+                <w:rFonts w:eastAsia="Times New Roman"/>
+                <w:b w:val="0"/>
+                <w:sz w:val="24"/>
+                <w:szCs w:val="24"/>
+              </w:rPr>
+            </w:pPr>
+            <w:r>
+              <w:rPr>
+                <w:rFonts w:eastAsia="Times New Roman"/>
+                <w:b w:val="0"/>
+                <w:sz w:val="24"/>
+                <w:szCs w:val="24"/>
+              </w:rPr>
+              <w:t>float</w:t>
+            </w:r>
+          </w:p>
+        </w:tc>
+        <w:tc>
+          <w:tcPr>
+            <w:tcW w:w="1422" w:type="dxa"/>
+            <w:tcBorders>
+              <w:top w:val="single" w:sz="6" w:space="0" w:color="CCCCCC"/>
+              <w:left w:val="single" w:sz="6" w:space="0" w:color="CCCCCC"/>
+              <w:bottom w:val="single" w:sz="6" w:space="0" w:color="CCCCCC"/>
+              <w:right w:val="single" w:sz="6" w:space="0" w:color="CCCCCC"/>
+            </w:tcBorders>
+            <w:tcMar>
+              <w:top w:w="30" w:type="dxa"/>
+              <w:left w:w="45" w:type="dxa"/>
+              <w:bottom w:w="30" w:type="dxa"/>
+              <w:right w:w="45" w:type="dxa"/>
+            </w:tcMar>
+            <w:vAlign w:val="bottom"/>
+            <w:hideMark/>
+          </w:tcPr>
+          <w:p>
+            <w:pPr>
+              <w:spacing w:after="0" w:line="240" w:lineRule="auto"/>
+              <w:rPr>
+                <w:rFonts w:eastAsia="Times New Roman"/>
+                <w:b w:val="0"/>
+                <w:sz w:val="24"/>
+                <w:szCs w:val="24"/>
+              </w:rPr>
+            </w:pPr>
+            <w:r>
+              <w:rPr>
+                <w:rFonts w:eastAsia="Times New Roman"/>
+                <w:b w:val="0"/>
+                <w:sz w:val="24"/>
+                <w:szCs w:val="24"/>
+              </w:rPr>
+              <w:t>ppb</w:t>
+            </w:r>
+          </w:p>
+        </w:tc>
+        <w:tc>
+          <w:tcPr>
+            <w:tcW w:w="4678" w:type="dxa"/>
+            <w:tcBorders>
+              <w:top w:val="single" w:sz="6" w:space="0" w:color="CCCCCC"/>
+              <w:left w:val="single" w:sz="6" w:space="0" w:color="CCCCCC"/>
+              <w:bottom w:val="single" w:sz="6" w:space="0" w:color="CCCCCC"/>
+              <w:right w:val="single" w:sz="6" w:space="0" w:color="CCCCCC"/>
+            </w:tcBorders>
+            <w:tcMar>
+              <w:top w:w="30" w:type="dxa"/>
+              <w:left w:w="0" w:type="dxa"/>
+              <w:bottom w:w="30" w:type="dxa"/>
+              <w:right w:w="0" w:type="dxa"/>
+            </w:tcMar>
+            <w:vAlign w:val="bottom"/>
+            <w:hideMark/>
+          </w:tcPr>
+          <w:p>
+            <w:pPr>
+              <w:spacing w:after="0" w:line="240" w:lineRule="auto"/>
+              <w:rPr>
+                <w:rFonts w:eastAsia="Times New Roman"/>
+                <w:b w:val="0"/>
+                <w:sz w:val="24"/>
+                <w:szCs w:val="24"/>
+              </w:rPr>
+            </w:pPr>
+            <w:r>
+              <w:rPr>
+                <w:rFonts w:eastAsia="Times New Roman"/>
+                <w:b w:val="0"/>
+                <w:sz w:val="24"/>
+                <w:szCs w:val="24"/>
+              </w:rPr>
+              <w:t>Sulfur Dioxide concentration</w:t>
+            </w:r>
+          </w:p>
+        </w:tc>
+      </w:tr>
+      <w:tr>
+        <w:trPr>
+          <w:trHeight w:val="315"/>
+          <w:jc w:val="center"/>
+        </w:trPr>
+        <w:tc>
+          <w:tcPr>
+            <w:tcW w:w="0" w:type="auto"/>
+            <w:tcBorders>
+              <w:top w:val="single" w:sz="6" w:space="0" w:color="CCCCCC"/>
+              <w:left w:val="single" w:sz="6" w:space="0" w:color="CCCCCC"/>
+              <w:bottom w:val="single" w:sz="6" w:space="0" w:color="CCCCCC"/>
+              <w:right w:val="single" w:sz="6" w:space="0" w:color="CCCCCC"/>
+            </w:tcBorders>
+            <w:tcMar>
+              <w:top w:w="30" w:type="dxa"/>
+              <w:left w:w="45" w:type="dxa"/>
+              <w:bottom w:w="30" w:type="dxa"/>
+              <w:right w:w="45" w:type="dxa"/>
+            </w:tcMar>
+            <w:vAlign w:val="bottom"/>
+            <w:hideMark/>
+          </w:tcPr>
+          <w:p>
+            <w:pPr>
+              <w:spacing w:after="0" w:line="240" w:lineRule="auto"/>
+              <w:rPr>
+                <w:rFonts w:eastAsia="Times New Roman"/>
+                <w:b w:val="0"/>
+                <w:sz w:val="24"/>
+                <w:szCs w:val="24"/>
+              </w:rPr>
+            </w:pPr>
+            <w:r>
+              <w:rPr>
+                <w:rFonts w:eastAsia="Times New Roman"/>
+                <w:b w:val="0"/>
+                <w:sz w:val="24"/>
+                <w:szCs w:val="24"/>
+              </w:rPr>
+              <w:t>no2</w:t>
+            </w:r>
+          </w:p>
+        </w:tc>
+        <w:tc>
+          <w:tcPr>
+            <w:tcW w:w="0" w:type="auto"/>
+            <w:tcBorders>
+              <w:top w:val="single" w:sz="6" w:space="0" w:color="CCCCCC"/>
+              <w:left w:val="single" w:sz="6" w:space="0" w:color="CCCCCC"/>
+              <w:bottom w:val="single" w:sz="6" w:space="0" w:color="CCCCCC"/>
+              <w:right w:val="single" w:sz="6" w:space="0" w:color="CCCCCC"/>
+            </w:tcBorders>
+            <w:tcMar>
+              <w:top w:w="30" w:type="dxa"/>
+              <w:left w:w="45" w:type="dxa"/>
+              <w:bottom w:w="30" w:type="dxa"/>
+              <w:right w:w="45" w:type="dxa"/>
+            </w:tcMar>
+            <w:vAlign w:val="bottom"/>
+            <w:hideMark/>
+          </w:tcPr>
+          <w:p>
+            <w:pPr>
+              <w:spacing w:after="0" w:line="240" w:lineRule="auto"/>
+              <w:rPr>
+                <w:rFonts w:eastAsia="Times New Roman"/>
+                <w:b w:val="0"/>
+                <w:sz w:val="24"/>
+                <w:szCs w:val="24"/>
+              </w:rPr>
+            </w:pPr>
+            <w:r>
+              <w:rPr>
+                <w:rFonts w:eastAsia="Times New Roman"/>
+                <w:b w:val="0"/>
+                <w:sz w:val="24"/>
+                <w:szCs w:val="24"/>
+              </w:rPr>
+              <w:t>float</w:t>
+            </w:r>
+          </w:p>
+        </w:tc>
+        <w:tc>
+          <w:tcPr>
+            <w:tcW w:w="1422" w:type="dxa"/>
+            <w:tcBorders>
+              <w:top w:val="single" w:sz="6" w:space="0" w:color="CCCCCC"/>
+              <w:left w:val="single" w:sz="6" w:space="0" w:color="CCCCCC"/>
+              <w:bottom w:val="single" w:sz="6" w:space="0" w:color="CCCCCC"/>
+              <w:right w:val="single" w:sz="6" w:space="0" w:color="CCCCCC"/>
+            </w:tcBorders>
+            <w:tcMar>
+              <w:top w:w="30" w:type="dxa"/>
+              <w:left w:w="45" w:type="dxa"/>
+              <w:bottom w:w="30" w:type="dxa"/>
+              <w:right w:w="45" w:type="dxa"/>
+            </w:tcMar>
+            <w:vAlign w:val="bottom"/>
+            <w:hideMark/>
+          </w:tcPr>
+          <w:p>
+            <w:pPr>
+              <w:spacing w:after="0" w:line="240" w:lineRule="auto"/>
+              <w:rPr>
+                <w:rFonts w:eastAsia="Times New Roman"/>
+                <w:b w:val="0"/>
+                <w:sz w:val="24"/>
+                <w:szCs w:val="24"/>
+              </w:rPr>
+            </w:pPr>
+            <w:r>
+              <w:rPr>
+                <w:rFonts w:eastAsia="Times New Roman"/>
+                <w:b w:val="0"/>
+                <w:sz w:val="24"/>
+                <w:szCs w:val="24"/>
+              </w:rPr>
+              <w:t>ppb</w:t>
+            </w:r>
+          </w:p>
+        </w:tc>
+        <w:tc>
+          <w:tcPr>
+            <w:tcW w:w="4678" w:type="dxa"/>
+            <w:tcBorders>
+              <w:top w:val="single" w:sz="6" w:space="0" w:color="CCCCCC"/>
+              <w:left w:val="single" w:sz="6" w:space="0" w:color="CCCCCC"/>
+              <w:bottom w:val="single" w:sz="6" w:space="0" w:color="CCCCCC"/>
+              <w:right w:val="single" w:sz="6" w:space="0" w:color="CCCCCC"/>
+            </w:tcBorders>
+            <w:tcMar>
+              <w:top w:w="30" w:type="dxa"/>
+              <w:left w:w="0" w:type="dxa"/>
+              <w:bottom w:w="30" w:type="dxa"/>
+              <w:right w:w="0" w:type="dxa"/>
+            </w:tcMar>
+            <w:vAlign w:val="bottom"/>
+            <w:hideMark/>
+          </w:tcPr>
+          <w:p>
+            <w:pPr>
+              <w:spacing w:after="0" w:line="240" w:lineRule="auto"/>
+              <w:rPr>
+                <w:rFonts w:eastAsia="Times New Roman"/>
+                <w:b w:val="0"/>
+                <w:sz w:val="24"/>
+                <w:szCs w:val="24"/>
+              </w:rPr>
+            </w:pPr>
+            <w:r>
+              <w:rPr>
+                <w:rFonts w:eastAsia="Times New Roman"/>
+                <w:b w:val="0"/>
+                <w:sz w:val="24"/>
+                <w:szCs w:val="24"/>
+              </w:rPr>
+              <w:t>Nitrogen Dioxide concentration</w:t>
+            </w:r>
+          </w:p>
+        </w:tc>
+      </w:tr>
+      <w:tr>
+        <w:trPr>
+          <w:trHeight w:val="315"/>
+          <w:jc w:val="center"/>
+        </w:trPr>
+        <w:tc>
+          <w:tcPr>
+            <w:tcW w:w="0" w:type="auto"/>
+            <w:tcBorders>
+              <w:top w:val="single" w:sz="6" w:space="0" w:color="CCCCCC"/>
+              <w:left w:val="single" w:sz="6" w:space="0" w:color="CCCCCC"/>
+              <w:bottom w:val="single" w:sz="6" w:space="0" w:color="CCCCCC"/>
+              <w:right w:val="single" w:sz="6" w:space="0" w:color="CCCCCC"/>
+            </w:tcBorders>
+            <w:tcMar>
+              <w:top w:w="30" w:type="dxa"/>
+              <w:left w:w="45" w:type="dxa"/>
+              <w:bottom w:w="30" w:type="dxa"/>
+              <w:right w:w="45" w:type="dxa"/>
+            </w:tcMar>
+            <w:vAlign w:val="bottom"/>
+            <w:hideMark/>
+          </w:tcPr>
+          <w:p>
+            <w:pPr>
+              <w:spacing w:after="0" w:line="240" w:lineRule="auto"/>
+              <w:rPr>
+                <w:rFonts w:eastAsia="Times New Roman"/>
+                <w:b w:val="0"/>
+                <w:sz w:val="24"/>
+                <w:szCs w:val="24"/>
+              </w:rPr>
+            </w:pPr>
+            <w:r>
+              <w:rPr>
+                <w:rFonts w:eastAsia="Times New Roman"/>
+                <w:b w:val="0"/>
+                <w:sz w:val="24"/>
+                <w:szCs w:val="24"/>
+              </w:rPr>
+              <w:t>co</w:t>
+            </w:r>
+          </w:p>
+        </w:tc>
+        <w:tc>
+          <w:tcPr>
+            <w:tcW w:w="0" w:type="auto"/>
+            <w:tcBorders>
+              <w:top w:val="single" w:sz="6" w:space="0" w:color="CCCCCC"/>
+              <w:left w:val="single" w:sz="6" w:space="0" w:color="CCCCCC"/>
+              <w:bottom w:val="single" w:sz="6" w:space="0" w:color="CCCCCC"/>
+              <w:right w:val="single" w:sz="6" w:space="0" w:color="CCCCCC"/>
+            </w:tcBorders>
+            <w:tcMar>
+              <w:top w:w="30" w:type="dxa"/>
+              <w:left w:w="45" w:type="dxa"/>
+              <w:bottom w:w="30" w:type="dxa"/>
+              <w:right w:w="45" w:type="dxa"/>
+            </w:tcMar>
+            <w:vAlign w:val="bottom"/>
+            <w:hideMark/>
+          </w:tcPr>
+          <w:p>
+            <w:pPr>
+              <w:spacing w:after="0" w:line="240" w:lineRule="auto"/>
+              <w:rPr>
+                <w:rFonts w:eastAsia="Times New Roman"/>
+                <w:b w:val="0"/>
+                <w:sz w:val="24"/>
+                <w:szCs w:val="24"/>
+              </w:rPr>
+            </w:pPr>
+            <w:r>
+              <w:rPr>
+                <w:rFonts w:eastAsia="Times New Roman"/>
+                <w:b w:val="0"/>
+                <w:sz w:val="24"/>
+                <w:szCs w:val="24"/>
+              </w:rPr>
+              <w:t>float</w:t>
+            </w:r>
+          </w:p>
+        </w:tc>
+        <w:tc>
+          <w:tcPr>
+            <w:tcW w:w="1422" w:type="dxa"/>
+            <w:tcBorders>
+              <w:top w:val="single" w:sz="6" w:space="0" w:color="CCCCCC"/>
+              <w:left w:val="single" w:sz="6" w:space="0" w:color="CCCCCC"/>
+              <w:bottom w:val="single" w:sz="6" w:space="0" w:color="CCCCCC"/>
+              <w:right w:val="single" w:sz="6" w:space="0" w:color="CCCCCC"/>
+            </w:tcBorders>
+            <w:tcMar>
+              <w:top w:w="30" w:type="dxa"/>
+              <w:left w:w="45" w:type="dxa"/>
+              <w:bottom w:w="30" w:type="dxa"/>
+              <w:right w:w="45" w:type="dxa"/>
+            </w:tcMar>
+            <w:vAlign w:val="bottom"/>
+            <w:hideMark/>
+          </w:tcPr>
+          <w:p>
+            <w:pPr>
+              <w:spacing w:after="0" w:line="240" w:lineRule="auto"/>
+              <w:rPr>
+                <w:rFonts w:eastAsia="Times New Roman"/>
+                <w:b w:val="0"/>
+                <w:sz w:val="24"/>
+                <w:szCs w:val="24"/>
+              </w:rPr>
+            </w:pPr>
+            <w:r>
+              <w:rPr>
+                <w:rFonts w:eastAsia="Times New Roman"/>
+                <w:b w:val="0"/>
+                <w:sz w:val="24"/>
+                <w:szCs w:val="24"/>
+              </w:rPr>
+              <w:t>ppm</w:t>
+            </w:r>
+          </w:p>
+        </w:tc>
+        <w:tc>
+          <w:tcPr>
+            <w:tcW w:w="4678" w:type="dxa"/>
+            <w:tcBorders>
+              <w:top w:val="single" w:sz="6" w:space="0" w:color="CCCCCC"/>
+              <w:left w:val="single" w:sz="6" w:space="0" w:color="CCCCCC"/>
+              <w:bottom w:val="single" w:sz="6" w:space="0" w:color="CCCCCC"/>
+              <w:right w:val="single" w:sz="6" w:space="0" w:color="CCCCCC"/>
+            </w:tcBorders>
+            <w:tcMar>
+              <w:top w:w="30" w:type="dxa"/>
+              <w:left w:w="0" w:type="dxa"/>
+              <w:bottom w:w="30" w:type="dxa"/>
+              <w:right w:w="0" w:type="dxa"/>
+            </w:tcMar>
+            <w:vAlign w:val="bottom"/>
+            <w:hideMark/>
+          </w:tcPr>
+          <w:p>
+            <w:pPr>
+              <w:spacing w:after="0" w:line="240" w:lineRule="auto"/>
+              <w:rPr>
+                <w:rFonts w:eastAsia="Times New Roman"/>
+                <w:b w:val="0"/>
+                <w:sz w:val="24"/>
+                <w:szCs w:val="24"/>
+              </w:rPr>
+            </w:pPr>
+            <w:r>
+              <w:rPr>
+                <w:rFonts w:eastAsia="Times New Roman"/>
+                <w:b w:val="0"/>
+                <w:sz w:val="24"/>
+                <w:szCs w:val="24"/>
+              </w:rPr>
+              <w:t>Carbon Monoxide concentration</w:t>
+            </w:r>
+          </w:p>
+        </w:tc>
+      </w:tr>
+      <w:tr>
+        <w:trPr>
+          <w:trHeight w:val="315"/>
+          <w:jc w:val="center"/>
+        </w:trPr>
+        <w:tc>
+          <w:tcPr>
+            <w:tcW w:w="0" w:type="auto"/>
+            <w:tcBorders>
+              <w:top w:val="single" w:sz="6" w:space="0" w:color="CCCCCC"/>
+              <w:left w:val="single" w:sz="6" w:space="0" w:color="CCCCCC"/>
+              <w:bottom w:val="single" w:sz="6" w:space="0" w:color="CCCCCC"/>
+              <w:right w:val="single" w:sz="6" w:space="0" w:color="CCCCCC"/>
+            </w:tcBorders>
+            <w:tcMar>
+              <w:top w:w="30" w:type="dxa"/>
+              <w:left w:w="45" w:type="dxa"/>
+              <w:bottom w:w="30" w:type="dxa"/>
+              <w:right w:w="45" w:type="dxa"/>
+            </w:tcMar>
+            <w:vAlign w:val="bottom"/>
+            <w:hideMark/>
+          </w:tcPr>
+          <w:p>
+            <w:pPr>
+              <w:spacing w:after="0" w:line="240" w:lineRule="auto"/>
+              <w:rPr>
+                <w:rFonts w:eastAsia="Times New Roman"/>
+                <w:b w:val="0"/>
+                <w:sz w:val="24"/>
+                <w:szCs w:val="24"/>
+              </w:rPr>
+            </w:pPr>
+            <w:r>
+              <w:rPr>
+                <w:rFonts w:eastAsia="Times New Roman"/>
+                <w:b w:val="0"/>
+                <w:sz w:val="24"/>
+                <w:szCs w:val="24"/>
+              </w:rPr>
+              <w:t>pollen_level_tree</w:t>
+            </w:r>
+          </w:p>
+        </w:tc>
+        <w:tc>
+          <w:tcPr>
+            <w:tcW w:w="0" w:type="auto"/>
+            <w:tcBorders>
+              <w:top w:val="single" w:sz="6" w:space="0" w:color="CCCCCC"/>
+              <w:left w:val="single" w:sz="6" w:space="0" w:color="CCCCCC"/>
+              <w:bottom w:val="single" w:sz="6" w:space="0" w:color="CCCCCC"/>
+              <w:right w:val="single" w:sz="6" w:space="0" w:color="CCCCCC"/>
+            </w:tcBorders>
+            <w:tcMar>
+              <w:top w:w="30" w:type="dxa"/>
+              <w:left w:w="45" w:type="dxa"/>
+              <w:bottom w:w="30" w:type="dxa"/>
+              <w:right w:w="45" w:type="dxa"/>
+            </w:tcMar>
+            <w:vAlign w:val="bottom"/>
+            <w:hideMark/>
+          </w:tcPr>
+          <w:p>
+            <w:pPr>
+              <w:spacing w:after="0" w:line="240" w:lineRule="auto"/>
+              <w:rPr>
+                <w:rFonts w:eastAsia="Times New Roman"/>
+                <w:b w:val="0"/>
+                <w:sz w:val="24"/>
+                <w:szCs w:val="24"/>
+              </w:rPr>
+            </w:pPr>
+            <w:r>
+              <w:rPr>
+                <w:rFonts w:eastAsia="Times New Roman"/>
+                <w:b w:val="0"/>
+                <w:sz w:val="24"/>
+                <w:szCs w:val="24"/>
+              </w:rPr>
+              <w:t>int</w:t>
+            </w:r>
+          </w:p>
+        </w:tc>
+        <w:tc>
+          <w:tcPr>
+            <w:tcW w:w="1422" w:type="dxa"/>
+            <w:tcBorders>
+              <w:top w:val="single" w:sz="6" w:space="0" w:color="CCCCCC"/>
+              <w:left w:val="single" w:sz="6" w:space="0" w:color="CCCCCC"/>
+              <w:bottom w:val="single" w:sz="6" w:space="0" w:color="CCCCCC"/>
+              <w:right w:val="single" w:sz="6" w:space="0" w:color="CCCCCC"/>
+            </w:tcBorders>
+            <w:tcMar>
+              <w:top w:w="30" w:type="dxa"/>
+              <w:left w:w="45" w:type="dxa"/>
+              <w:bottom w:w="30" w:type="dxa"/>
+              <w:right w:w="45" w:type="dxa"/>
+            </w:tcMar>
+            <w:vAlign w:val="bottom"/>
+            <w:hideMark/>
+          </w:tcPr>
+          <w:p>
+            <w:pPr>
+              <w:spacing w:after="0" w:line="240" w:lineRule="auto"/>
+              <w:rPr>
+                <w:rFonts w:eastAsia="Times New Roman"/>
+                <w:b w:val="0"/>
+                <w:sz w:val="24"/>
+                <w:szCs w:val="24"/>
+              </w:rPr>
+            </w:pPr>
+            <w:r>
+              <w:rPr>
+                <w:rFonts w:eastAsia="Times New Roman"/>
+                <w:b w:val="0"/>
+                <w:sz w:val="24"/>
+                <w:szCs w:val="24"/>
+              </w:rPr>
+              <w:t>-</w:t>
+            </w:r>
+          </w:p>
+        </w:tc>
+        <w:tc>
+          <w:tcPr>
+            <w:tcW w:w="4678" w:type="dxa"/>
+            <w:tcBorders>
+              <w:top w:val="single" w:sz="6" w:space="0" w:color="CCCCCC"/>
+              <w:left w:val="single" w:sz="6" w:space="0" w:color="CCCCCC"/>
+              <w:bottom w:val="single" w:sz="6" w:space="0" w:color="CCCCCC"/>
+              <w:right w:val="single" w:sz="6" w:space="0" w:color="CCCCCC"/>
+            </w:tcBorders>
+            <w:tcMar>
+              <w:top w:w="30" w:type="dxa"/>
+              <w:left w:w="0" w:type="dxa"/>
+              <w:bottom w:w="30" w:type="dxa"/>
+              <w:right w:w="0" w:type="dxa"/>
+            </w:tcMar>
+            <w:vAlign w:val="bottom"/>
+            <w:hideMark/>
+          </w:tcPr>
+          <w:p>
+            <w:pPr>
+              <w:spacing w:after="0" w:line="240" w:lineRule="auto"/>
+              <w:rPr>
+                <w:rFonts w:eastAsia="Times New Roman"/>
+                <w:b w:val="0"/>
+                <w:sz w:val="24"/>
+                <w:szCs w:val="24"/>
+              </w:rPr>
+            </w:pPr>
+            <w:r>
+              <w:rPr>
+                <w:rFonts w:eastAsia="Times New Roman"/>
+                <w:b w:val="0"/>
+                <w:sz w:val="24"/>
+                <w:szCs w:val="24"/>
+              </w:rPr>
+              <w:t>Pollen level (tree)</w:t>
+            </w:r>
+          </w:p>
+        </w:tc>
+      </w:tr>
+      <w:tr>
+        <w:trPr>
+          <w:trHeight w:val="315"/>
+          <w:jc w:val="center"/>
+        </w:trPr>
+        <w:tc>
+          <w:tcPr>
+            <w:tcW w:w="0" w:type="auto"/>
+            <w:tcBorders>
+              <w:top w:val="single" w:sz="6" w:space="0" w:color="CCCCCC"/>
+              <w:left w:val="single" w:sz="6" w:space="0" w:color="CCCCCC"/>
+              <w:bottom w:val="single" w:sz="6" w:space="0" w:color="CCCCCC"/>
+              <w:right w:val="single" w:sz="6" w:space="0" w:color="CCCCCC"/>
+            </w:tcBorders>
+            <w:tcMar>
+              <w:top w:w="30" w:type="dxa"/>
+              <w:left w:w="45" w:type="dxa"/>
+              <w:bottom w:w="30" w:type="dxa"/>
+              <w:right w:w="45" w:type="dxa"/>
+            </w:tcMar>
+            <w:vAlign w:val="bottom"/>
+            <w:hideMark/>
+          </w:tcPr>
+          <w:p>
+            <w:pPr>
+              <w:spacing w:after="0" w:line="240" w:lineRule="auto"/>
+              <w:rPr>
+                <w:rFonts w:eastAsia="Times New Roman"/>
+                <w:b w:val="0"/>
+                <w:sz w:val="24"/>
+                <w:szCs w:val="24"/>
+              </w:rPr>
+            </w:pPr>
+            <w:r>
+              <w:rPr>
+                <w:rFonts w:eastAsia="Times New Roman"/>
+                <w:b w:val="0"/>
+                <w:sz w:val="24"/>
+                <w:szCs w:val="24"/>
+              </w:rPr>
+              <w:t>pollen_level_grass</w:t>
+            </w:r>
+          </w:p>
+        </w:tc>
+        <w:tc>
+          <w:tcPr>
+            <w:tcW w:w="0" w:type="auto"/>
+            <w:tcBorders>
+              <w:top w:val="single" w:sz="6" w:space="0" w:color="CCCCCC"/>
+              <w:left w:val="single" w:sz="6" w:space="0" w:color="CCCCCC"/>
+              <w:bottom w:val="single" w:sz="6" w:space="0" w:color="CCCCCC"/>
+              <w:right w:val="single" w:sz="6" w:space="0" w:color="CCCCCC"/>
+            </w:tcBorders>
+            <w:tcMar>
+              <w:top w:w="30" w:type="dxa"/>
+              <w:left w:w="45" w:type="dxa"/>
+              <w:bottom w:w="30" w:type="dxa"/>
+              <w:right w:w="45" w:type="dxa"/>
+            </w:tcMar>
+            <w:vAlign w:val="bottom"/>
+            <w:hideMark/>
+          </w:tcPr>
+          <w:p>
+            <w:pPr>
+              <w:spacing w:after="0" w:line="240" w:lineRule="auto"/>
+              <w:rPr>
+                <w:rFonts w:eastAsia="Times New Roman"/>
+                <w:b w:val="0"/>
+                <w:sz w:val="24"/>
+                <w:szCs w:val="24"/>
+              </w:rPr>
+            </w:pPr>
+            <w:r>
+              <w:rPr>
+                <w:rFonts w:eastAsia="Times New Roman"/>
+                <w:b w:val="0"/>
+                <w:sz w:val="24"/>
+                <w:szCs w:val="24"/>
+              </w:rPr>
+              <w:t>int</w:t>
+            </w:r>
+          </w:p>
+        </w:tc>
+        <w:tc>
+          <w:tcPr>
+            <w:tcW w:w="1422" w:type="dxa"/>
+            <w:tcBorders>
+              <w:top w:val="single" w:sz="6" w:space="0" w:color="CCCCCC"/>
+              <w:left w:val="single" w:sz="6" w:space="0" w:color="CCCCCC"/>
+              <w:bottom w:val="single" w:sz="6" w:space="0" w:color="CCCCCC"/>
+              <w:right w:val="single" w:sz="6" w:space="0" w:color="CCCCCC"/>
+            </w:tcBorders>
+            <w:tcMar>
+              <w:top w:w="30" w:type="dxa"/>
+              <w:left w:w="45" w:type="dxa"/>
+              <w:bottom w:w="30" w:type="dxa"/>
+              <w:right w:w="45" w:type="dxa"/>
+            </w:tcMar>
+            <w:vAlign w:val="bottom"/>
+            <w:hideMark/>
+          </w:tcPr>
+          <w:p>
+            <w:pPr>
+              <w:spacing w:after="0" w:line="240" w:lineRule="auto"/>
+              <w:rPr>
+                <w:rFonts w:eastAsia="Times New Roman"/>
+                <w:b w:val="0"/>
+                <w:sz w:val="24"/>
+                <w:szCs w:val="24"/>
+              </w:rPr>
+            </w:pPr>
+            <w:r>
+              <w:rPr>
+                <w:rFonts w:eastAsia="Times New Roman"/>
+                <w:b w:val="0"/>
+                <w:sz w:val="24"/>
+                <w:szCs w:val="24"/>
+              </w:rPr>
+              <w:t>-</w:t>
+            </w:r>
+          </w:p>
+        </w:tc>
+        <w:tc>
+          <w:tcPr>
+            <w:tcW w:w="4678" w:type="dxa"/>
+            <w:tcBorders>
+              <w:top w:val="single" w:sz="6" w:space="0" w:color="CCCCCC"/>
+              <w:left w:val="single" w:sz="6" w:space="0" w:color="CCCCCC"/>
+              <w:bottom w:val="single" w:sz="6" w:space="0" w:color="CCCCCC"/>
+              <w:right w:val="single" w:sz="6" w:space="0" w:color="CCCCCC"/>
+            </w:tcBorders>
+            <w:tcMar>
+              <w:top w:w="30" w:type="dxa"/>
+              <w:left w:w="0" w:type="dxa"/>
+              <w:bottom w:w="30" w:type="dxa"/>
+              <w:right w:w="0" w:type="dxa"/>
+            </w:tcMar>
+            <w:vAlign w:val="bottom"/>
+            <w:hideMark/>
+          </w:tcPr>
+          <w:p>
+            <w:pPr>
+              <w:spacing w:after="0" w:line="240" w:lineRule="auto"/>
+              <w:rPr>
+                <w:rFonts w:eastAsia="Times New Roman"/>
+                <w:b w:val="0"/>
+                <w:sz w:val="24"/>
+                <w:szCs w:val="24"/>
+              </w:rPr>
+            </w:pPr>
+            <w:r>
+              <w:rPr>
+                <w:rFonts w:eastAsia="Times New Roman"/>
+                <w:b w:val="0"/>
+                <w:sz w:val="24"/>
+                <w:szCs w:val="24"/>
+              </w:rPr>
+              <w:t>Pollen level (grass)</w:t>
+            </w:r>
+          </w:p>
+        </w:tc>
+      </w:tr>
+      <w:tr>
+        <w:trPr>
+          <w:trHeight w:val="315"/>
+          <w:jc w:val="center"/>
+        </w:trPr>
+        <w:tc>
+          <w:tcPr>
+            <w:tcW w:w="0" w:type="auto"/>
+            <w:tcBorders>
+              <w:top w:val="single" w:sz="6" w:space="0" w:color="CCCCCC"/>
+              <w:left w:val="single" w:sz="6" w:space="0" w:color="CCCCCC"/>
+              <w:bottom w:val="single" w:sz="6" w:space="0" w:color="CCCCCC"/>
+              <w:right w:val="single" w:sz="6" w:space="0" w:color="CCCCCC"/>
+            </w:tcBorders>
+            <w:tcMar>
+              <w:top w:w="30" w:type="dxa"/>
+              <w:left w:w="45" w:type="dxa"/>
+              <w:bottom w:w="30" w:type="dxa"/>
+              <w:right w:w="45" w:type="dxa"/>
+            </w:tcMar>
+            <w:vAlign w:val="bottom"/>
+            <w:hideMark/>
+          </w:tcPr>
+          <w:p>
+            <w:pPr>
+              <w:spacing w:after="0" w:line="240" w:lineRule="auto"/>
+              <w:rPr>
+                <w:rFonts w:eastAsia="Times New Roman"/>
+                <w:b w:val="0"/>
+                <w:sz w:val="24"/>
+                <w:szCs w:val="24"/>
+              </w:rPr>
+            </w:pPr>
+            <w:r>
+              <w:rPr>
+                <w:rFonts w:eastAsia="Times New Roman"/>
+                <w:b w:val="0"/>
+                <w:sz w:val="24"/>
+                <w:szCs w:val="24"/>
+              </w:rPr>
+              <w:t>pollen_level_weed</w:t>
+            </w:r>
+          </w:p>
+        </w:tc>
+        <w:tc>
+          <w:tcPr>
+            <w:tcW w:w="0" w:type="auto"/>
+            <w:tcBorders>
+              <w:top w:val="single" w:sz="6" w:space="0" w:color="CCCCCC"/>
+              <w:left w:val="single" w:sz="6" w:space="0" w:color="CCCCCC"/>
+              <w:bottom w:val="single" w:sz="6" w:space="0" w:color="CCCCCC"/>
+              <w:right w:val="single" w:sz="6" w:space="0" w:color="CCCCCC"/>
+            </w:tcBorders>
+            <w:tcMar>
+              <w:top w:w="30" w:type="dxa"/>
+              <w:left w:w="45" w:type="dxa"/>
+              <w:bottom w:w="30" w:type="dxa"/>
+              <w:right w:w="45" w:type="dxa"/>
+            </w:tcMar>
+            <w:vAlign w:val="bottom"/>
+            <w:hideMark/>
+          </w:tcPr>
+          <w:p>
+            <w:pPr>
+              <w:spacing w:after="0" w:line="240" w:lineRule="auto"/>
+              <w:rPr>
+                <w:rFonts w:eastAsia="Times New Roman"/>
+                <w:b w:val="0"/>
+                <w:sz w:val="24"/>
+                <w:szCs w:val="24"/>
+              </w:rPr>
+            </w:pPr>
+            <w:r>
+              <w:rPr>
+                <w:rFonts w:eastAsia="Times New Roman"/>
+                <w:b w:val="0"/>
+                <w:sz w:val="24"/>
+                <w:szCs w:val="24"/>
+              </w:rPr>
+              <w:t>int</w:t>
+            </w:r>
+          </w:p>
+        </w:tc>
+        <w:tc>
+          <w:tcPr>
+            <w:tcW w:w="1422" w:type="dxa"/>
+            <w:tcBorders>
+              <w:top w:val="single" w:sz="6" w:space="0" w:color="CCCCCC"/>
+              <w:left w:val="single" w:sz="6" w:space="0" w:color="CCCCCC"/>
+              <w:bottom w:val="single" w:sz="6" w:space="0" w:color="CCCCCC"/>
+              <w:right w:val="single" w:sz="6" w:space="0" w:color="CCCCCC"/>
+            </w:tcBorders>
+            <w:tcMar>
+              <w:top w:w="30" w:type="dxa"/>
+              <w:left w:w="45" w:type="dxa"/>
+              <w:bottom w:w="30" w:type="dxa"/>
+              <w:right w:w="45" w:type="dxa"/>
+            </w:tcMar>
+            <w:vAlign w:val="bottom"/>
+            <w:hideMark/>
+          </w:tcPr>
+          <w:p>
+            <w:pPr>
+              <w:spacing w:after="0" w:line="240" w:lineRule="auto"/>
+              <w:rPr>
+                <w:rFonts w:eastAsia="Times New Roman"/>
+                <w:b w:val="0"/>
+                <w:sz w:val="24"/>
+                <w:szCs w:val="24"/>
+              </w:rPr>
+            </w:pPr>
+            <w:r>
+              <w:rPr>
+                <w:rFonts w:eastAsia="Times New Roman"/>
+                <w:b w:val="0"/>
+                <w:sz w:val="24"/>
+                <w:szCs w:val="24"/>
+              </w:rPr>
+              <w:t>-</w:t>
+            </w:r>
+          </w:p>
+        </w:tc>
+        <w:tc>
+          <w:tcPr>
+            <w:tcW w:w="4678" w:type="dxa"/>
+            <w:tcBorders>
+              <w:top w:val="single" w:sz="6" w:space="0" w:color="CCCCCC"/>
+              <w:left w:val="single" w:sz="6" w:space="0" w:color="CCCCCC"/>
+              <w:bottom w:val="single" w:sz="6" w:space="0" w:color="CCCCCC"/>
+              <w:right w:val="single" w:sz="6" w:space="0" w:color="CCCCCC"/>
+            </w:tcBorders>
+            <w:tcMar>
+              <w:top w:w="30" w:type="dxa"/>
+              <w:left w:w="0" w:type="dxa"/>
+              <w:bottom w:w="30" w:type="dxa"/>
+              <w:right w:w="0" w:type="dxa"/>
+            </w:tcMar>
+            <w:vAlign w:val="bottom"/>
+            <w:hideMark/>
+          </w:tcPr>
+          <w:p>
+            <w:pPr>
+              <w:spacing w:after="0" w:line="240" w:lineRule="auto"/>
+              <w:rPr>
+                <w:rFonts w:eastAsia="Times New Roman"/>
+                <w:b w:val="0"/>
+                <w:sz w:val="24"/>
+                <w:szCs w:val="24"/>
+              </w:rPr>
+            </w:pPr>
+            <w:r>
+              <w:rPr>
+                <w:rFonts w:eastAsia="Times New Roman"/>
+                <w:b w:val="0"/>
+                <w:sz w:val="24"/>
+                <w:szCs w:val="24"/>
+              </w:rPr>
+              <w:t>Pollen level (weed)</w:t>
+            </w:r>
+          </w:p>
+        </w:tc>
+      </w:tr>
+      <w:tr>
+        <w:trPr>
+          <w:trHeight w:val="315"/>
+          <w:jc w:val="center"/>
+        </w:trPr>
+        <w:tc>
+          <w:tcPr>
+            <w:tcW w:w="0" w:type="auto"/>
+            <w:tcBorders>
+              <w:top w:val="single" w:sz="6" w:space="0" w:color="CCCCCC"/>
+              <w:left w:val="single" w:sz="6" w:space="0" w:color="CCCCCC"/>
+              <w:bottom w:val="single" w:sz="6" w:space="0" w:color="CCCCCC"/>
+              <w:right w:val="single" w:sz="6" w:space="0" w:color="CCCCCC"/>
+            </w:tcBorders>
+            <w:tcMar>
+              <w:top w:w="30" w:type="dxa"/>
+              <w:left w:w="45" w:type="dxa"/>
+              <w:bottom w:w="30" w:type="dxa"/>
+              <w:right w:w="45" w:type="dxa"/>
+            </w:tcMar>
+            <w:vAlign w:val="bottom"/>
+            <w:hideMark/>
+          </w:tcPr>
+          <w:p>
+            <w:pPr>
+              <w:spacing w:after="0" w:line="240" w:lineRule="auto"/>
+              <w:rPr>
+                <w:rFonts w:eastAsia="Times New Roman"/>
+                <w:b w:val="0"/>
+                <w:sz w:val="24"/>
+                <w:szCs w:val="24"/>
+              </w:rPr>
+            </w:pPr>
+            <w:r>
+              <w:rPr>
+                <w:rFonts w:eastAsia="Times New Roman"/>
+                <w:b w:val="0"/>
+                <w:sz w:val="24"/>
+                <w:szCs w:val="24"/>
+              </w:rPr>
+              <w:t>datetime</w:t>
+            </w:r>
+          </w:p>
+        </w:tc>
+        <w:tc>
+          <w:tcPr>
+            <w:tcW w:w="0" w:type="auto"/>
+            <w:tcBorders>
+              <w:top w:val="single" w:sz="6" w:space="0" w:color="CCCCCC"/>
+              <w:left w:val="single" w:sz="6" w:space="0" w:color="CCCCCC"/>
+              <w:bottom w:val="single" w:sz="6" w:space="0" w:color="CCCCCC"/>
+              <w:right w:val="single" w:sz="6" w:space="0" w:color="CCCCCC"/>
+            </w:tcBorders>
+            <w:tcMar>
+              <w:top w:w="30" w:type="dxa"/>
+              <w:left w:w="45" w:type="dxa"/>
+              <w:bottom w:w="30" w:type="dxa"/>
+              <w:right w:w="45" w:type="dxa"/>
+            </w:tcMar>
+            <w:vAlign w:val="bottom"/>
+            <w:hideMark/>
+          </w:tcPr>
+          <w:p>
+            <w:pPr>
+              <w:spacing w:after="0" w:line="240" w:lineRule="auto"/>
+              <w:rPr>
+                <w:rFonts w:eastAsia="Times New Roman"/>
+                <w:b w:val="0"/>
+                <w:sz w:val="24"/>
+                <w:szCs w:val="24"/>
+              </w:rPr>
+            </w:pPr>
+            <w:r>
+              <w:rPr>
+                <w:rFonts w:eastAsia="Times New Roman"/>
+                <w:b w:val="0"/>
+                <w:sz w:val="24"/>
+                <w:szCs w:val="24"/>
+              </w:rPr>
+              <w:t>string</w:t>
+            </w:r>
+          </w:p>
+        </w:tc>
+        <w:tc>
+          <w:tcPr>
+            <w:tcW w:w="1422" w:type="dxa"/>
+            <w:tcBorders>
+              <w:top w:val="single" w:sz="6" w:space="0" w:color="CCCCCC"/>
+              <w:left w:val="single" w:sz="6" w:space="0" w:color="CCCCCC"/>
+              <w:bottom w:val="single" w:sz="6" w:space="0" w:color="CCCCCC"/>
+              <w:right w:val="single" w:sz="6" w:space="0" w:color="CCCCCC"/>
+            </w:tcBorders>
+            <w:tcMar>
+              <w:top w:w="30" w:type="dxa"/>
+              <w:left w:w="45" w:type="dxa"/>
+              <w:bottom w:w="30" w:type="dxa"/>
+              <w:right w:w="45" w:type="dxa"/>
+            </w:tcMar>
+            <w:vAlign w:val="bottom"/>
+            <w:hideMark/>
+          </w:tcPr>
+          <w:p>
+            <w:pPr>
+              <w:spacing w:after="0" w:line="240" w:lineRule="auto"/>
+              <w:rPr>
+                <w:rFonts w:eastAsia="Times New Roman"/>
+                <w:b w:val="0"/>
+                <w:sz w:val="24"/>
+                <w:szCs w:val="24"/>
+              </w:rPr>
+            </w:pPr>
+            <w:r>
+              <w:rPr>
+                <w:rFonts w:eastAsia="Times New Roman"/>
+                <w:b w:val="0"/>
+                <w:sz w:val="24"/>
+                <w:szCs w:val="24"/>
+              </w:rPr>
+              <w:t>-</w:t>
+            </w:r>
+          </w:p>
+        </w:tc>
+        <w:tc>
+          <w:tcPr>
+            <w:tcW w:w="4678" w:type="dxa"/>
+            <w:tcBorders>
+              <w:top w:val="single" w:sz="6" w:space="0" w:color="CCCCCC"/>
+              <w:left w:val="single" w:sz="6" w:space="0" w:color="CCCCCC"/>
+              <w:bottom w:val="single" w:sz="6" w:space="0" w:color="CCCCCC"/>
+              <w:right w:val="single" w:sz="6" w:space="0" w:color="CCCCCC"/>
+            </w:tcBorders>
+            <w:tcMar>
+              <w:top w:w="30" w:type="dxa"/>
+              <w:left w:w="0" w:type="dxa"/>
+              <w:bottom w:w="30" w:type="dxa"/>
+              <w:right w:w="0" w:type="dxa"/>
+            </w:tcMar>
+            <w:vAlign w:val="bottom"/>
+            <w:hideMark/>
+          </w:tcPr>
+          <w:p>
+            <w:pPr>
+              <w:spacing w:after="0" w:line="240" w:lineRule="auto"/>
+              <w:rPr>
+                <w:rFonts w:eastAsia="Times New Roman"/>
+                <w:b w:val="0"/>
+                <w:sz w:val="24"/>
+                <w:szCs w:val="24"/>
+              </w:rPr>
+            </w:pPr>
+            <w:r>
+              <w:rPr>
+                <w:rFonts w:eastAsia="Times New Roman"/>
+                <w:b w:val="0"/>
+                <w:sz w:val="24"/>
+                <w:szCs w:val="24"/>
+              </w:rPr>
+              <w:t>Local time (YYYY-MM-DD:HH)</w:t>
+            </w:r>
+          </w:p>
+        </w:tc>
+      </w:tr>
+      <w:tr>
+        <w:trPr>
+          <w:trHeight w:val="315"/>
+          <w:jc w:val="center"/>
+        </w:trPr>
+        <w:tc>
+          <w:tcPr>
+            <w:tcW w:w="0" w:type="auto"/>
+            <w:tcBorders>
+              <w:top w:val="single" w:sz="6" w:space="0" w:color="CCCCCC"/>
+              <w:left w:val="single" w:sz="6" w:space="0" w:color="CCCCCC"/>
+              <w:bottom w:val="single" w:sz="6" w:space="0" w:color="CCCCCC"/>
+              <w:right w:val="single" w:sz="6" w:space="0" w:color="CCCCCC"/>
+            </w:tcBorders>
+            <w:tcMar>
+              <w:top w:w="30" w:type="dxa"/>
+              <w:left w:w="45" w:type="dxa"/>
+              <w:bottom w:w="30" w:type="dxa"/>
+              <w:right w:w="45" w:type="dxa"/>
+            </w:tcMar>
+            <w:vAlign w:val="bottom"/>
+            <w:hideMark/>
+          </w:tcPr>
+          <w:p>
+            <w:pPr>
+              <w:spacing w:after="0" w:line="240" w:lineRule="auto"/>
+              <w:rPr>
+                <w:rFonts w:eastAsia="Times New Roman"/>
+                <w:b w:val="0"/>
+                <w:sz w:val="24"/>
+                <w:szCs w:val="24"/>
+              </w:rPr>
+            </w:pPr>
+            <w:r>
+              <w:rPr>
+                <w:rFonts w:eastAsia="Times New Roman"/>
+                <w:b w:val="0"/>
+                <w:sz w:val="24"/>
+                <w:szCs w:val="24"/>
+              </w:rPr>
+              <w:t>timestamp_local</w:t>
+            </w:r>
+          </w:p>
+        </w:tc>
+        <w:tc>
+          <w:tcPr>
+            <w:tcW w:w="0" w:type="auto"/>
+            <w:tcBorders>
+              <w:top w:val="single" w:sz="6" w:space="0" w:color="CCCCCC"/>
+              <w:left w:val="single" w:sz="6" w:space="0" w:color="CCCCCC"/>
+              <w:bottom w:val="single" w:sz="6" w:space="0" w:color="CCCCCC"/>
+              <w:right w:val="single" w:sz="6" w:space="0" w:color="CCCCCC"/>
+            </w:tcBorders>
+            <w:tcMar>
+              <w:top w:w="30" w:type="dxa"/>
+              <w:left w:w="45" w:type="dxa"/>
+              <w:bottom w:w="30" w:type="dxa"/>
+              <w:right w:w="45" w:type="dxa"/>
+            </w:tcMar>
+            <w:vAlign w:val="bottom"/>
+            <w:hideMark/>
+          </w:tcPr>
+          <w:p>
+            <w:pPr>
+              <w:spacing w:after="0" w:line="240" w:lineRule="auto"/>
+              <w:rPr>
+                <w:rFonts w:eastAsia="Times New Roman"/>
+                <w:b w:val="0"/>
+                <w:sz w:val="24"/>
+                <w:szCs w:val="24"/>
+              </w:rPr>
+            </w:pPr>
+            <w:r>
+              <w:rPr>
+                <w:rFonts w:eastAsia="Times New Roman"/>
+                <w:b w:val="0"/>
+                <w:sz w:val="24"/>
+                <w:szCs w:val="24"/>
+              </w:rPr>
+              <w:t>string</w:t>
+            </w:r>
+          </w:p>
+        </w:tc>
+        <w:tc>
+          <w:tcPr>
+            <w:tcW w:w="1422" w:type="dxa"/>
+            <w:tcBorders>
+              <w:top w:val="single" w:sz="6" w:space="0" w:color="CCCCCC"/>
+              <w:left w:val="single" w:sz="6" w:space="0" w:color="CCCCCC"/>
+              <w:bottom w:val="single" w:sz="6" w:space="0" w:color="CCCCCC"/>
+              <w:right w:val="single" w:sz="6" w:space="0" w:color="CCCCCC"/>
+            </w:tcBorders>
+            <w:tcMar>
+              <w:top w:w="30" w:type="dxa"/>
+              <w:left w:w="45" w:type="dxa"/>
+              <w:bottom w:w="30" w:type="dxa"/>
+              <w:right w:w="45" w:type="dxa"/>
+            </w:tcMar>
+            <w:vAlign w:val="bottom"/>
+            <w:hideMark/>
+          </w:tcPr>
+          <w:p>
+            <w:pPr>
+              <w:spacing w:after="0" w:line="240" w:lineRule="auto"/>
+              <w:rPr>
+                <w:rFonts w:eastAsia="Times New Roman"/>
+                <w:b w:val="0"/>
+                <w:sz w:val="24"/>
+                <w:szCs w:val="24"/>
+              </w:rPr>
+            </w:pPr>
+            <w:r>
+              <w:rPr>
+                <w:rFonts w:eastAsia="Times New Roman"/>
+                <w:b w:val="0"/>
+                <w:sz w:val="24"/>
+                <w:szCs w:val="24"/>
+              </w:rPr>
+              <w:t>-</w:t>
+            </w:r>
+          </w:p>
+        </w:tc>
+        <w:tc>
+          <w:tcPr>
+            <w:tcW w:w="4678" w:type="dxa"/>
+            <w:tcBorders>
+              <w:top w:val="single" w:sz="6" w:space="0" w:color="CCCCCC"/>
+              <w:left w:val="single" w:sz="6" w:space="0" w:color="CCCCCC"/>
+              <w:bottom w:val="single" w:sz="6" w:space="0" w:color="CCCCCC"/>
+              <w:right w:val="single" w:sz="6" w:space="0" w:color="CCCCCC"/>
+            </w:tcBorders>
+            <w:tcMar>
+              <w:top w:w="30" w:type="dxa"/>
+              <w:left w:w="0" w:type="dxa"/>
+              <w:bottom w:w="30" w:type="dxa"/>
+              <w:right w:w="0" w:type="dxa"/>
+            </w:tcMar>
+            <w:vAlign w:val="bottom"/>
+            <w:hideMark/>
+          </w:tcPr>
+          <w:p>
+            <w:pPr>
+              <w:spacing w:after="0" w:line="240" w:lineRule="auto"/>
+              <w:rPr>
+                <w:rFonts w:eastAsia="Times New Roman"/>
+                <w:b w:val="0"/>
+                <w:sz w:val="24"/>
+                <w:szCs w:val="24"/>
+              </w:rPr>
+            </w:pPr>
+            <w:r>
+              <w:rPr>
+                <w:rFonts w:eastAsia="Times New Roman"/>
+                <w:b w:val="0"/>
+                <w:sz w:val="24"/>
+                <w:szCs w:val="24"/>
+              </w:rPr>
+              <w:t>ISO 8601 Timestamp (local)</w:t>
+            </w:r>
+          </w:p>
+        </w:tc>
+      </w:tr>
+      <w:tr>
+        <w:trPr>
+          <w:trHeight w:val="315"/>
+          <w:jc w:val="center"/>
+        </w:trPr>
+        <w:tc>
+          <w:tcPr>
+            <w:tcW w:w="0" w:type="auto"/>
+            <w:tcBorders>
+              <w:top w:val="single" w:sz="6" w:space="0" w:color="CCCCCC"/>
+              <w:left w:val="single" w:sz="6" w:space="0" w:color="CCCCCC"/>
+              <w:bottom w:val="single" w:sz="6" w:space="0" w:color="CCCCCC"/>
+              <w:right w:val="single" w:sz="6" w:space="0" w:color="CCCCCC"/>
+            </w:tcBorders>
+            <w:tcMar>
+              <w:top w:w="30" w:type="dxa"/>
+              <w:left w:w="45" w:type="dxa"/>
+              <w:bottom w:w="30" w:type="dxa"/>
+              <w:right w:w="45" w:type="dxa"/>
+            </w:tcMar>
+            <w:vAlign w:val="bottom"/>
+            <w:hideMark/>
+          </w:tcPr>
+          <w:p>
+            <w:pPr>
+              <w:spacing w:after="0" w:line="240" w:lineRule="auto"/>
+              <w:rPr>
+                <w:rFonts w:eastAsia="Times New Roman"/>
+                <w:b w:val="0"/>
+                <w:sz w:val="24"/>
+                <w:szCs w:val="24"/>
+              </w:rPr>
+            </w:pPr>
+            <w:r>
+              <w:rPr>
+                <w:rFonts w:eastAsia="Times New Roman"/>
+                <w:b w:val="0"/>
+                <w:sz w:val="24"/>
+                <w:szCs w:val="24"/>
+              </w:rPr>
+              <w:t>timestamp_utc</w:t>
+            </w:r>
+          </w:p>
+        </w:tc>
+        <w:tc>
+          <w:tcPr>
+            <w:tcW w:w="0" w:type="auto"/>
+            <w:tcBorders>
+              <w:top w:val="single" w:sz="6" w:space="0" w:color="CCCCCC"/>
+              <w:left w:val="single" w:sz="6" w:space="0" w:color="CCCCCC"/>
+              <w:bottom w:val="single" w:sz="6" w:space="0" w:color="CCCCCC"/>
+              <w:right w:val="single" w:sz="6" w:space="0" w:color="CCCCCC"/>
+            </w:tcBorders>
+            <w:tcMar>
+              <w:top w:w="30" w:type="dxa"/>
+              <w:left w:w="45" w:type="dxa"/>
+              <w:bottom w:w="30" w:type="dxa"/>
+              <w:right w:w="45" w:type="dxa"/>
+            </w:tcMar>
+            <w:vAlign w:val="bottom"/>
+            <w:hideMark/>
+          </w:tcPr>
+          <w:p>
+            <w:pPr>
+              <w:spacing w:after="0" w:line="240" w:lineRule="auto"/>
+              <w:rPr>
+                <w:rFonts w:eastAsia="Times New Roman"/>
+                <w:b w:val="0"/>
+                <w:sz w:val="24"/>
+                <w:szCs w:val="24"/>
+              </w:rPr>
+            </w:pPr>
+            <w:r>
+              <w:rPr>
+                <w:rFonts w:eastAsia="Times New Roman"/>
+                <w:b w:val="0"/>
+                <w:sz w:val="24"/>
+                <w:szCs w:val="24"/>
+              </w:rPr>
+              <w:t>string</w:t>
+            </w:r>
+          </w:p>
+        </w:tc>
+        <w:tc>
+          <w:tcPr>
+            <w:tcW w:w="1422" w:type="dxa"/>
+            <w:tcBorders>
+              <w:top w:val="single" w:sz="6" w:space="0" w:color="CCCCCC"/>
+              <w:left w:val="single" w:sz="6" w:space="0" w:color="CCCCCC"/>
+              <w:bottom w:val="single" w:sz="6" w:space="0" w:color="CCCCCC"/>
+              <w:right w:val="single" w:sz="6" w:space="0" w:color="CCCCCC"/>
+            </w:tcBorders>
+            <w:tcMar>
+              <w:top w:w="30" w:type="dxa"/>
+              <w:left w:w="45" w:type="dxa"/>
+              <w:bottom w:w="30" w:type="dxa"/>
+              <w:right w:w="45" w:type="dxa"/>
+            </w:tcMar>
+            <w:vAlign w:val="bottom"/>
+            <w:hideMark/>
+          </w:tcPr>
+          <w:p>
+            <w:pPr>
+              <w:spacing w:after="0" w:line="240" w:lineRule="auto"/>
+              <w:rPr>
+                <w:rFonts w:eastAsia="Times New Roman"/>
+                <w:b w:val="0"/>
+                <w:sz w:val="24"/>
+                <w:szCs w:val="24"/>
+              </w:rPr>
+            </w:pPr>
+            <w:r>
+              <w:rPr>
+                <w:rFonts w:eastAsia="Times New Roman"/>
+                <w:b w:val="0"/>
+                <w:sz w:val="24"/>
+                <w:szCs w:val="24"/>
+              </w:rPr>
+              <w:t>-</w:t>
+            </w:r>
+          </w:p>
+        </w:tc>
+        <w:tc>
+          <w:tcPr>
+            <w:tcW w:w="4678" w:type="dxa"/>
+            <w:tcBorders>
+              <w:top w:val="single" w:sz="6" w:space="0" w:color="CCCCCC"/>
+              <w:left w:val="single" w:sz="6" w:space="0" w:color="CCCCCC"/>
+              <w:bottom w:val="single" w:sz="6" w:space="0" w:color="CCCCCC"/>
+              <w:right w:val="single" w:sz="6" w:space="0" w:color="CCCCCC"/>
+            </w:tcBorders>
+            <w:tcMar>
+              <w:top w:w="30" w:type="dxa"/>
+              <w:left w:w="0" w:type="dxa"/>
+              <w:bottom w:w="30" w:type="dxa"/>
+              <w:right w:w="0" w:type="dxa"/>
+            </w:tcMar>
+            <w:vAlign w:val="bottom"/>
+            <w:hideMark/>
+          </w:tcPr>
+          <w:p>
+            <w:pPr>
+              <w:spacing w:after="0" w:line="240" w:lineRule="auto"/>
+              <w:rPr>
+                <w:rFonts w:eastAsia="Times New Roman"/>
+                <w:b w:val="0"/>
+                <w:sz w:val="24"/>
+                <w:szCs w:val="24"/>
+              </w:rPr>
+            </w:pPr>
+            <w:r>
+              <w:rPr>
+                <w:rFonts w:eastAsia="Times New Roman"/>
+                <w:b w:val="0"/>
+                <w:sz w:val="24"/>
+                <w:szCs w:val="24"/>
+              </w:rPr>
+              <w:t>ISO 8601 Timestamp (UTC)</w:t>
+            </w:r>
+          </w:p>
+        </w:tc>
+      </w:tr>
+      <w:tr>
+        <w:trPr>
+          <w:trHeight w:val="315"/>
+          <w:jc w:val="center"/>
+        </w:trPr>
+        <w:tc>
+          <w:tcPr>
+            <w:tcW w:w="0" w:type="auto"/>
+            <w:tcBorders>
+              <w:top w:val="single" w:sz="6" w:space="0" w:color="CCCCCC"/>
+              <w:left w:val="single" w:sz="6" w:space="0" w:color="CCCCCC"/>
+              <w:bottom w:val="single" w:sz="6" w:space="0" w:color="CCCCCC"/>
+              <w:right w:val="single" w:sz="6" w:space="0" w:color="CCCCCC"/>
+            </w:tcBorders>
+            <w:tcMar>
+              <w:top w:w="30" w:type="dxa"/>
+              <w:left w:w="45" w:type="dxa"/>
+              <w:bottom w:w="30" w:type="dxa"/>
+              <w:right w:w="45" w:type="dxa"/>
+            </w:tcMar>
+            <w:vAlign w:val="bottom"/>
+            <w:hideMark/>
+          </w:tcPr>
+          <w:p>
+            <w:pPr>
+              <w:spacing w:after="0" w:line="240" w:lineRule="auto"/>
+              <w:rPr>
+                <w:rFonts w:eastAsia="Times New Roman"/>
+                <w:b w:val="0"/>
+                <w:sz w:val="24"/>
+                <w:szCs w:val="24"/>
+              </w:rPr>
+            </w:pPr>
+            <w:r>
+              <w:rPr>
+                <w:rFonts w:eastAsia="Times New Roman"/>
+                <w:b w:val="0"/>
+                <w:sz w:val="24"/>
+                <w:szCs w:val="24"/>
+              </w:rPr>
+              <w:t>ts</w:t>
+            </w:r>
+          </w:p>
+        </w:tc>
+        <w:tc>
+          <w:tcPr>
+            <w:tcW w:w="0" w:type="auto"/>
+            <w:tcBorders>
+              <w:top w:val="single" w:sz="6" w:space="0" w:color="CCCCCC"/>
+              <w:left w:val="single" w:sz="6" w:space="0" w:color="CCCCCC"/>
+              <w:bottom w:val="single" w:sz="6" w:space="0" w:color="CCCCCC"/>
+              <w:right w:val="single" w:sz="6" w:space="0" w:color="CCCCCC"/>
+            </w:tcBorders>
+            <w:tcMar>
+              <w:top w:w="30" w:type="dxa"/>
+              <w:left w:w="45" w:type="dxa"/>
+              <w:bottom w:w="30" w:type="dxa"/>
+              <w:right w:w="45" w:type="dxa"/>
+            </w:tcMar>
+            <w:vAlign w:val="bottom"/>
+            <w:hideMark/>
+          </w:tcPr>
+          <w:p>
+            <w:pPr>
+              <w:spacing w:after="0" w:line="240" w:lineRule="auto"/>
+              <w:rPr>
+                <w:rFonts w:eastAsia="Times New Roman"/>
+                <w:b w:val="0"/>
+                <w:sz w:val="24"/>
+                <w:szCs w:val="24"/>
+              </w:rPr>
+            </w:pPr>
+            <w:r>
+              <w:rPr>
+                <w:rFonts w:eastAsia="Times New Roman"/>
+                <w:b w:val="0"/>
+                <w:sz w:val="24"/>
+                <w:szCs w:val="24"/>
+              </w:rPr>
+              <w:t>int</w:t>
+            </w:r>
+          </w:p>
+        </w:tc>
+        <w:tc>
+          <w:tcPr>
+            <w:tcW w:w="1422" w:type="dxa"/>
+            <w:tcBorders>
+              <w:top w:val="single" w:sz="6" w:space="0" w:color="CCCCCC"/>
+              <w:left w:val="single" w:sz="6" w:space="0" w:color="CCCCCC"/>
+              <w:bottom w:val="single" w:sz="6" w:space="0" w:color="CCCCCC"/>
+              <w:right w:val="single" w:sz="6" w:space="0" w:color="CCCCCC"/>
+            </w:tcBorders>
+            <w:tcMar>
+              <w:top w:w="30" w:type="dxa"/>
+              <w:left w:w="45" w:type="dxa"/>
+              <w:bottom w:w="30" w:type="dxa"/>
+              <w:right w:w="45" w:type="dxa"/>
+            </w:tcMar>
+            <w:vAlign w:val="bottom"/>
+            <w:hideMark/>
+          </w:tcPr>
+          <w:p>
+            <w:pPr>
+              <w:spacing w:after="0" w:line="240" w:lineRule="auto"/>
+              <w:rPr>
+                <w:rFonts w:eastAsia="Times New Roman"/>
+                <w:b w:val="0"/>
+                <w:sz w:val="24"/>
+                <w:szCs w:val="24"/>
+              </w:rPr>
+            </w:pPr>
+            <w:r>
+              <w:rPr>
+                <w:rFonts w:eastAsia="Times New Roman"/>
+                <w:b w:val="0"/>
+                <w:sz w:val="24"/>
+                <w:szCs w:val="24"/>
+              </w:rPr>
+              <w:t>seconds</w:t>
+            </w:r>
+          </w:p>
+        </w:tc>
+        <w:tc>
+          <w:tcPr>
+            <w:tcW w:w="4678" w:type="dxa"/>
+            <w:tcBorders>
+              <w:top w:val="single" w:sz="6" w:space="0" w:color="CCCCCC"/>
+              <w:left w:val="single" w:sz="6" w:space="0" w:color="CCCCCC"/>
+              <w:bottom w:val="single" w:sz="6" w:space="0" w:color="CCCCCC"/>
+              <w:right w:val="single" w:sz="6" w:space="0" w:color="CCCCCC"/>
+            </w:tcBorders>
+            <w:tcMar>
+              <w:top w:w="30" w:type="dxa"/>
+              <w:left w:w="45" w:type="dxa"/>
+              <w:bottom w:w="30" w:type="dxa"/>
+              <w:right w:w="45" w:type="dxa"/>
+            </w:tcMar>
+            <w:vAlign w:val="bottom"/>
+            <w:hideMark/>
+          </w:tcPr>
+          <w:p>
+            <w:pPr>
+              <w:spacing w:after="0" w:line="240" w:lineRule="auto"/>
+              <w:rPr>
+                <w:rFonts w:eastAsia="Times New Roman"/>
+                <w:b w:val="0"/>
+                <w:sz w:val="24"/>
+                <w:szCs w:val="24"/>
+              </w:rPr>
+            </w:pPr>
+            <w:r>
+              <w:rPr>
+                <w:rFonts w:eastAsia="Times New Roman"/>
+                <w:b w:val="0"/>
+                <w:sz w:val="24"/>
+                <w:szCs w:val="24"/>
+              </w:rPr>
+              <w:t>Unix timestamp</w:t>
+            </w:r>
+          </w:p>
+        </w:tc>
+      </w:tr>
+    </w:tbl>
+    <w:p>
+      <w:pPr>
+        <w:rPr>
+          <w:b w:val="0"/>
+          <w:bCs/>
+          <w:i/>
+          <w:iCs/>
+          <w:sz w:val="20"/>
+          <w:szCs w:val="20"/>
+          <w:u w:val="single"/>
+        </w:rPr>
+      </w:pPr>
+    </w:p>
+    <w:p>
+      <w:pPr>
+        <w:jc w:val="center"/>
+        <w:rPr>
+          <w:b w:val="0"/>
+          <w:bCs/>
+          <w:i/>
+          <w:iCs/>
+          <w:sz w:val="22"/>
+          <w:szCs w:val="22"/>
+          <w:u w:val="single"/>
+        </w:rPr>
+      </w:pPr>
+      <w:r>
+        <w:rPr>
+          <w:b w:val="0"/>
+          <w:bCs/>
+          <w:i/>
+          <w:iCs/>
+          <w:sz w:val="22"/>
+          <w:szCs w:val="22"/>
+          <w:u w:val="single"/>
+        </w:rPr>
+        <w:t>Table 1: Raw Data Description from Weatherbit API</w:t>
+      </w:r>
+    </w:p>
+    <w:p>
+      <w:pPr>
+        <w:shd w:val="clear" w:color="auto" w:fill="FFFFFF"/>
+        <w:spacing w:before="120" w:after="120" w:line="240" w:lineRule="auto"/>
+        <w:jc w:val="both"/>
+        <w:rPr>
+          <w:bCs/>
+          <w:color w:val="1B1C1D"/>
+          <w:sz w:val="24"/>
+          <w:szCs w:val="24"/>
+        </w:rPr>
+      </w:pPr>
+    </w:p>
+    <w:p>
+      <w:pPr>
+        <w:pStyle w:val="Heading2"/>
+        <w:numPr>
+          <w:ilvl w:val="0"/>
+          <w:numId w:val="1"/>
+        </w:numPr>
+        <w:jc w:val="center"/>
+        <w:rPr>
+          <w:rFonts w:ascii="Times New Roman" w:hAnsi="Times New Roman" w:cs="Times New Roman"/>
+          <w:color w:val="auto"/>
+        </w:rPr>
+      </w:pPr>
+      <w:r>
+        <w:rPr>
+          <w:rFonts w:ascii="Times New Roman" w:hAnsi="Times New Roman" w:cs="Times New Roman"/>
+          <w:color w:val="auto"/>
+        </w:rPr>
+        <w:t>Feature Engineer and Experiment Design</w:t>
+      </w:r>
+    </w:p>
+    <w:p>
+      <w:pPr>
+        <w:jc w:val="both"/>
+        <w:rPr>
+          <w:b w:val="0"/>
+          <w:bCs/>
+          <w:sz w:val="24"/>
+          <w:szCs w:val="24"/>
+        </w:rPr>
+      </w:pPr>
+      <w:r>
+        <w:rPr>
+          <w:b w:val="0"/>
+          <w:bCs/>
+          <w:sz w:val="24"/>
+          <w:szCs w:val="24"/>
+        </w:rPr>
+        <w:t>After the raw data was collected, the next phase was to transform this data into a format that is meaningful and suitable for machine learning models. This stage includes feature engineering and feature selection.</w:t>
+      </w:r>
+    </w:p>
+    <w:p>
+      <w:pPr>
+        <w:pStyle w:val="Heading3"/>
+        <w:numPr>
+          <w:ilvl w:val="0"/>
+          <w:numId w:val="17"/>
+        </w:numPr>
+        <w:jc w:val="both"/>
+        <w:rPr>
+          <w:rFonts w:ascii="Times New Roman" w:hAnsi="Times New Roman" w:cs="Times New Roman"/>
+          <w:bCs/>
+          <w:color w:val="auto"/>
+          <w:sz w:val="24"/>
+          <w:szCs w:val="24"/>
+        </w:rPr>
+      </w:pPr>
+      <w:r>
+        <w:rPr>
+          <w:rFonts w:ascii="Times New Roman" w:hAnsi="Times New Roman" w:cs="Times New Roman"/>
+          <w:bCs/>
+          <w:color w:val="auto"/>
+        </w:rPr>
+        <w:t>Feature Engineering</w:t>
+      </w:r>
+      <w:r>
+        <w:rPr>
+          <w:rFonts w:ascii="Times New Roman" w:hAnsi="Times New Roman" w:cs="Times New Roman"/>
+          <w:bCs/>
+          <w:color w:val="auto"/>
+          <w:sz w:val="24"/>
+          <w:szCs w:val="24"/>
+        </w:rPr>
+        <w:t>.</w:t>
+      </w:r>
+    </w:p>
+    <w:p>
+      <w:pPr>
+        <w:pStyle w:val="NormalWeb"/>
+        <w:shd w:val="clear" w:color="auto" w:fill="FFFFFF"/>
+        <w:spacing w:before="0" w:beforeAutospacing="0" w:after="120" w:afterAutospacing="0"/>
+        <w:ind w:left="360"/>
+        <w:jc w:val="both"/>
+        <w:rPr>
+          <w:color w:val="1B1C1D"/>
+        </w:rPr>
+      </w:pPr>
+      <w:r>
+        <w:rPr>
+          <w:color w:val="1B1C1D"/>
+        </w:rPr>
+        <w:t>The most significant feature engineering step was the processing of temporal information. Machine learning models cannot directly understand strings or timestamps. Therefore, useful time-based features needed to be extracted:</w:t>
+      </w:r>
+      <w:r>
+        <w:rPr>
+          <w:rStyle w:val="button-container"/>
+          <w:rFonts w:eastAsiaTheme="majorEastAsia"/>
+          <w:color w:val="1B1C1D"/>
+        </w:rPr>
+        <w:t>   </w:t>
+      </w:r>
+    </w:p>
+    <w:p>
+      <w:pPr>
+        <w:pStyle w:val="ListParagraph"/>
+        <w:numPr>
+          <w:ilvl w:val="0"/>
+          <w:numId w:val="4"/>
+        </w:numPr>
+        <w:jc w:val="both"/>
+        <w:rPr>
+          <w:sz w:val="24"/>
+          <w:szCs w:val="24"/>
+        </w:rPr>
+      </w:pPr>
+      <w:r>
+        <w:rPr>
+          <w:sz w:val="24"/>
+          <w:szCs w:val="24"/>
+        </w:rPr>
+        <w:t xml:space="preserve">Time Parsing: </w:t>
+      </w:r>
+      <w:r>
+        <w:rPr>
+          <w:b w:val="0"/>
+          <w:bCs/>
+          <w:sz w:val="24"/>
+          <w:szCs w:val="24"/>
+        </w:rPr>
+        <w:t>The datetime column (initially an 'object'/'string') was converted into a standard Python datetime object using pd.to_datetime.</w:t>
+      </w:r>
+    </w:p>
+    <w:p>
+      <w:pPr>
+        <w:pStyle w:val="ListParagraph"/>
+        <w:numPr>
+          <w:ilvl w:val="0"/>
+          <w:numId w:val="4"/>
+        </w:numPr>
+        <w:jc w:val="both"/>
+        <w:rPr>
+          <w:sz w:val="24"/>
+          <w:szCs w:val="24"/>
+        </w:rPr>
+      </w:pPr>
+      <w:r>
+        <w:rPr>
+          <w:sz w:val="24"/>
+          <w:szCs w:val="24"/>
+        </w:rPr>
+        <w:t xml:space="preserve">Temporal Feature Extraction: </w:t>
+      </w:r>
+      <w:r>
+        <w:rPr>
+          <w:b w:val="0"/>
+          <w:bCs/>
+          <w:sz w:val="24"/>
+          <w:szCs w:val="24"/>
+        </w:rPr>
+        <w:t>From this datetime object, five new numerical features were created: year, month, day, hour, and weekday.</w:t>
+      </w:r>
+    </w:p>
+    <w:p>
+      <w:pPr>
+        <w:pStyle w:val="NormalWeb"/>
+        <w:ind w:left="420"/>
+        <w:jc w:val="both"/>
+        <w:rPr>
+          <w:sz w:val="20"/>
+          <w:szCs w:val="20"/>
+        </w:rPr>
+      </w:pPr>
+      <w:r>
+        <w:rPr>
+          <w:rStyle w:val="cf01"/>
+          <w:rFonts w:ascii="Times New Roman" w:eastAsiaTheme="majorEastAsia" w:hAnsi="Times New Roman"/>
+          <w:color w:val="auto"/>
+          <w:sz w:val="24"/>
+          <w:szCs w:val="24"/>
+        </w:rPr>
+        <w:t>This extraction is critically important because PM2.5 concentration has strong time-dependent patterns, such as seasonality (captured by month), daily cycles (captured by hour), and differences between workdays and weekends (captured by</w:t>
+      </w:r>
+      <w:r>
+        <w:rPr>
+          <w:rStyle w:val="cf01"/>
+          <w:rFonts w:ascii="Times New Roman" w:eastAsiaTheme="majorEastAsia" w:hAnsi="Times New Roman"/>
+          <w:color w:val="auto"/>
+          <w:sz w:val="24"/>
+          <w:szCs w:val="24"/>
+        </w:rPr>
+        <w:t xml:space="preserve"> weekday).</w:t>
+      </w:r>
+    </w:p>
+    <w:p>
+      <w:pPr>
+        <w:pStyle w:val="Heading3"/>
+        <w:numPr>
+          <w:ilvl w:val="0"/>
+          <w:numId w:val="17"/>
+        </w:numPr>
+        <w:jc w:val="both"/>
+        <w:rPr>
+          <w:rFonts w:ascii="Times New Roman" w:hAnsi="Times New Roman" w:cs="Times New Roman"/>
+          <w:bCs/>
+          <w:color w:val="auto"/>
+          <w:sz w:val="24"/>
+          <w:szCs w:val="24"/>
+        </w:rPr>
+      </w:pPr>
+      <w:r>
+        <w:rPr>
+          <w:rFonts w:ascii="Times New Roman" w:hAnsi="Times New Roman" w:cs="Times New Roman"/>
+          <w:bCs/>
+          <w:color w:val="auto"/>
+        </w:rPr>
+        <w:lastRenderedPageBreak/>
+        <w:t>Feature Selection</w:t>
+      </w:r>
+      <w:r>
+        <w:rPr>
+          <w:rFonts w:ascii="Times New Roman" w:hAnsi="Times New Roman" w:cs="Times New Roman"/>
+          <w:bCs/>
+          <w:color w:val="auto"/>
+          <w:sz w:val="24"/>
+          <w:szCs w:val="24"/>
+        </w:rPr>
+        <w:t>.</w:t>
+      </w:r>
+    </w:p>
+    <w:p>
+      <w:pPr>
+        <w:jc w:val="both"/>
+        <w:rPr>
+          <w:b w:val="0"/>
+          <w:bCs/>
+          <w:sz w:val="24"/>
+          <w:szCs w:val="24"/>
+        </w:rPr>
+      </w:pPr>
+      <w:r>
+        <w:rPr>
+          <w:b w:val="0"/>
+          <w:bCs/>
+          <w:sz w:val="24"/>
+          <w:szCs w:val="24"/>
+        </w:rPr>
+        <w:t>After the new features were created, a cleaning step was performed to remove information that was unnecessary or harmful to the model</w:t>
+      </w:r>
+      <w:r>
+        <w:rPr>
+          <w:b w:val="0"/>
+          <w:bCs/>
+          <w:sz w:val="24"/>
+          <w:szCs w:val="24"/>
+        </w:rPr>
+        <w:t>:</w:t>
+      </w:r>
+    </w:p>
+    <w:p>
+      <w:pPr>
+        <w:pStyle w:val="ListParagraph"/>
+        <w:numPr>
+          <w:ilvl w:val="0"/>
+          <w:numId w:val="4"/>
+        </w:numPr>
+        <w:jc w:val="both"/>
+        <w:rPr>
+          <w:b w:val="0"/>
+          <w:bCs/>
+          <w:sz w:val="24"/>
+          <w:szCs w:val="24"/>
+        </w:rPr>
+      </w:pPr>
+      <w:r>
+        <w:rPr>
+          <w:sz w:val="24"/>
+          <w:szCs w:val="24"/>
+        </w:rPr>
+        <w:t>Removal of Original Colums</w:t>
+      </w:r>
+      <w:r>
+        <w:rPr>
+          <w:b w:val="0"/>
+          <w:bCs/>
+          <w:sz w:val="24"/>
+          <w:szCs w:val="24"/>
+        </w:rPr>
+        <w:t>:</w:t>
+      </w:r>
+      <w:r>
+        <w:rPr>
+          <w:b w:val="0"/>
+          <w:bCs/>
+          <w:sz w:val="24"/>
+          <w:szCs w:val="24"/>
+        </w:rPr>
+        <w:t xml:space="preserve"> </w:t>
+      </w:r>
+      <w:r>
+        <w:rPr>
+          <w:b w:val="0"/>
+          <w:bCs/>
+          <w:sz w:val="24"/>
+          <w:szCs w:val="24"/>
+        </w:rPr>
+        <w:t>The original time columns (datetime, timestamp_utc, ts, timestamp_local) were dropped from the training dataset, as their information was now effectively encoded in the month, day, hour, etc., features</w:t>
+      </w:r>
+    </w:p>
+    <w:p>
+      <w:pPr>
+        <w:pStyle w:val="ListParagraph"/>
+        <w:numPr>
+          <w:ilvl w:val="0"/>
+          <w:numId w:val="4"/>
+        </w:numPr>
+        <w:jc w:val="both"/>
+        <w:rPr>
+          <w:b w:val="0"/>
+          <w:bCs/>
+          <w:sz w:val="24"/>
+          <w:szCs w:val="24"/>
+        </w:rPr>
+      </w:pPr>
+      <w:r>
+        <w:rPr>
+          <w:sz w:val="24"/>
+          <w:szCs w:val="24"/>
+        </w:rPr>
+        <w:t>Removal of Multicollinearity</w:t>
+      </w:r>
+      <w:r>
+        <w:rPr>
+          <w:b w:val="0"/>
+          <w:bCs/>
+          <w:sz w:val="24"/>
+          <w:szCs w:val="24"/>
+        </w:rPr>
+        <w:t>:</w:t>
+      </w:r>
+      <w:r>
+        <w:rPr>
+          <w:b w:val="0"/>
+          <w:bCs/>
+          <w:sz w:val="24"/>
+          <w:szCs w:val="24"/>
+        </w:rPr>
+        <w:t xml:space="preserve"> </w:t>
+      </w:r>
+      <w:r>
+        <w:rPr>
+          <w:b w:val="0"/>
+          <w:bCs/>
+          <w:sz w:val="24"/>
+          <w:szCs w:val="24"/>
+        </w:rPr>
+        <w:t>This step demonstrates a deep understanding of the data. A correlation analysis was performed and found that the aqi (Air Quality Index) column had an extremely high correlation (r &gt; 0.99) with the pm25 target variable.</w:t>
+      </w:r>
+    </w:p>
+    <w:p>
+      <w:pPr>
+        <w:jc w:val="both"/>
+        <w:rPr>
+          <w:b w:val="0"/>
+          <w:bCs/>
+          <w:sz w:val="24"/>
+          <w:szCs w:val="24"/>
+        </w:rPr>
+      </w:pPr>
+      <w:r>
+        <w:rPr>
+          <w:b w:val="0"/>
+          <w:bCs/>
+          <w:sz w:val="24"/>
+          <w:szCs w:val="24"/>
+        </w:rPr>
+        <w:t xml:space="preserve">A novice might see aqi as the best predictor. In reality, however, aqi is often calculated (in part) from the pm25 concentration itself. Using aqi to predict pm25 is essentially using </w:t>
+      </w:r>
+      <w:r>
+        <w:rPr>
+          <w:b w:val="0"/>
+          <w:bCs/>
+          <w:sz w:val="24"/>
+          <w:szCs w:val="24"/>
+        </w:rPr>
+        <w:t xml:space="preserve">ƒ(X) </w:t>
+      </w:r>
+      <w:r>
+        <w:rPr>
+          <w:b w:val="0"/>
+          <w:bCs/>
+          <w:sz w:val="24"/>
+          <w:szCs w:val="24"/>
+        </w:rPr>
+        <w:t>to predict X, leading to data leakage or severe multicollinearity. The model would learn this trivial mathematical relationship and achieve a near-1.0 R</w:t>
+      </w:r>
+      <w:r>
+        <w:rPr>
+          <w:b w:val="0"/>
+          <w:bCs/>
+          <w:sz w:val="24"/>
+          <w:szCs w:val="24"/>
+        </w:rPr>
+        <w:t>²</w:t>
+      </w:r>
+      <w:r>
+        <w:rPr>
+          <w:b w:val="0"/>
+          <w:bCs/>
+          <w:sz w:val="24"/>
+          <w:szCs w:val="24"/>
+        </w:rPr>
+        <w:t>, but it would be completely useless at predicting pm25 from its actual causal factors (like weather, time, or other pollutants).</w:t>
+      </w:r>
+    </w:p>
+    <w:p>
+      <w:pPr>
+        <w:jc w:val="both"/>
+        <w:rPr>
+          <w:b w:val="0"/>
+          <w:bCs/>
+          <w:sz w:val="24"/>
+          <w:szCs w:val="24"/>
+        </w:rPr>
+      </w:pPr>
+      <w:r>
+        <w:rPr>
+          <w:b w:val="0"/>
+          <w:bCs/>
+          <w:sz w:val="24"/>
+          <w:szCs w:val="24"/>
+        </w:rPr>
+        <w:t>Therefore, the decision to deliberately drop the aqi column 1 was a scientifically sound one, moving the problem from "trivial" (predicting a value from its own index) to "non-trivial" (predicting PM2.5 from truly independent variables).</w:t>
+      </w:r>
+    </w:p>
+    <w:p>
+      <w:pPr>
+        <w:pStyle w:val="Heading3"/>
+        <w:numPr>
+          <w:ilvl w:val="0"/>
+          <w:numId w:val="17"/>
+        </w:numPr>
+        <w:jc w:val="both"/>
+        <w:rPr>
+          <w:rFonts w:ascii="Times New Roman" w:hAnsi="Times New Roman" w:cs="Times New Roman"/>
+          <w:b w:val="0"/>
+          <w:color w:val="auto"/>
+        </w:rPr>
+      </w:pPr>
+      <w:r>
+        <w:rPr>
+          <w:rFonts w:ascii="Times New Roman" w:hAnsi="Times New Roman" w:cs="Times New Roman"/>
+          <w:bCs/>
+          <w:color w:val="auto"/>
+        </w:rPr>
+        <w:t>Experimental Design: Original vs. Scaled Data</w:t>
+      </w:r>
+      <w:r>
+        <w:rPr>
+          <w:rFonts w:ascii="Times New Roman" w:hAnsi="Times New Roman" w:cs="Times New Roman"/>
+          <w:b w:val="0"/>
+          <w:color w:val="auto"/>
+        </w:rPr>
+        <w:t>.</w:t>
+      </w:r>
+    </w:p>
+    <w:p>
+      <w:pPr>
+        <w:rPr>
+          <w:b w:val="0"/>
+          <w:sz w:val="24"/>
+          <w:szCs w:val="24"/>
+        </w:rPr>
+      </w:pPr>
+      <w:r>
+        <w:rPr>
+          <w:b w:val="0"/>
+          <w:sz w:val="24"/>
+          <w:szCs w:val="24"/>
+        </w:rPr>
+        <w:t>After feature engineering and selection were complete, the final dataset was prepared for model training. A parallel experimental design was implemented to meet the project's objectives</w:t>
+      </w:r>
+      <w:r>
+        <w:rPr>
+          <w:b w:val="0"/>
+          <w:sz w:val="24"/>
+          <w:szCs w:val="24"/>
+        </w:rPr>
+        <w:t>:</w:t>
+      </w:r>
+    </w:p>
+    <w:p>
+      <w:pPr>
+        <w:pStyle w:val="ListParagraph"/>
+        <w:numPr>
+          <w:ilvl w:val="0"/>
+          <w:numId w:val="4"/>
+        </w:numPr>
+        <w:rPr>
+          <w:b w:val="0"/>
+          <w:sz w:val="24"/>
+          <w:szCs w:val="24"/>
+        </w:rPr>
+      </w:pPr>
+      <w:r>
+        <w:rPr>
+          <w:bCs/>
+          <w:sz w:val="24"/>
+          <w:szCs w:val="24"/>
+        </w:rPr>
+        <w:t>Data Splitting</w:t>
+      </w:r>
+      <w:r>
+        <w:rPr>
+          <w:b w:val="0"/>
+          <w:sz w:val="24"/>
+          <w:szCs w:val="24"/>
+        </w:rPr>
+        <w:t xml:space="preserve">: </w:t>
+      </w:r>
+      <w:r>
+        <w:rPr>
+          <w:b w:val="0"/>
+          <w:sz w:val="24"/>
+          <w:szCs w:val="24"/>
+        </w:rPr>
+        <w:t>The entire dataset was split into 80% for training and 20% for testing</w:t>
+      </w:r>
+    </w:p>
+    <w:p>
+      <w:pPr>
+        <w:pStyle w:val="ListParagraph"/>
+        <w:numPr>
+          <w:ilvl w:val="0"/>
+          <w:numId w:val="4"/>
+        </w:numPr>
+        <w:rPr>
+          <w:b w:val="0"/>
+          <w:sz w:val="24"/>
+          <w:szCs w:val="24"/>
+        </w:rPr>
+      </w:pPr>
+      <w:r>
+        <w:rPr>
+          <w:bCs/>
+          <w:sz w:val="24"/>
+          <w:szCs w:val="24"/>
+        </w:rPr>
+        <w:t>Parallel Dataset Creation</w:t>
+      </w:r>
+      <w:r>
+        <w:rPr>
+          <w:b w:val="0"/>
+          <w:sz w:val="24"/>
+          <w:szCs w:val="24"/>
+        </w:rPr>
+        <w:t xml:space="preserve">: </w:t>
+      </w:r>
+      <w:r>
+        <w:rPr>
+          <w:b w:val="0"/>
+          <w:sz w:val="24"/>
+          <w:szCs w:val="24"/>
+        </w:rPr>
+        <w:t>Two versions of the training and test sets were generated</w:t>
+      </w:r>
+    </w:p>
+    <w:p>
+      <w:pPr>
+        <w:pStyle w:val="ListParagraph"/>
+        <w:numPr>
+          <w:ilvl w:val="1"/>
+          <w:numId w:val="4"/>
+        </w:numPr>
+        <w:rPr>
+          <w:b w:val="0"/>
+          <w:sz w:val="24"/>
+          <w:szCs w:val="24"/>
+        </w:rPr>
+      </w:pPr>
+      <w:r>
+        <w:rPr>
+          <w:bCs/>
+          <w:sz w:val="24"/>
+          <w:szCs w:val="24"/>
+        </w:rPr>
+        <w:t>Version 1 (Original Data):</w:t>
+      </w:r>
+      <w:r>
+        <w:rPr>
+          <w:b w:val="0"/>
+          <w:sz w:val="24"/>
+          <w:szCs w:val="24"/>
+        </w:rPr>
+        <w:t xml:space="preserve"> </w:t>
+      </w:r>
+      <w:r>
+        <w:rPr>
+          <w:b w:val="0"/>
+          <w:sz w:val="24"/>
+          <w:szCs w:val="24"/>
+        </w:rPr>
+        <w:t>Feature values were left as is.</w:t>
+      </w:r>
+    </w:p>
+    <w:p>
+      <w:pPr>
+        <w:pStyle w:val="ListParagraph"/>
+        <w:numPr>
+          <w:ilvl w:val="1"/>
+          <w:numId w:val="4"/>
+        </w:numPr>
+        <w:rPr>
+          <w:b w:val="0"/>
+          <w:sz w:val="24"/>
+          <w:szCs w:val="24"/>
+        </w:rPr>
+      </w:pPr>
+      <w:r>
+        <w:rPr>
+          <w:bCs/>
+          <w:sz w:val="24"/>
+          <w:szCs w:val="24"/>
+        </w:rPr>
+        <w:t>Version 2 (Scaled Data):</w:t>
+      </w:r>
+      <w:r>
+        <w:rPr>
+          <w:b w:val="0"/>
+          <w:sz w:val="24"/>
+          <w:szCs w:val="24"/>
+        </w:rPr>
+        <w:t xml:space="preserve"> </w:t>
+      </w:r>
+      <w:r>
+        <w:rPr>
+          <w:b w:val="0"/>
+          <w:sz w:val="24"/>
+          <w:szCs w:val="24"/>
+        </w:rPr>
+        <w:t>A StandardScaler was applied to the features. The StandardScaler transforms the data so that each feature has a mean of 0 and a standard deviation of 1. This is crucial for scale-sensitive models like Linear Regression</w:t>
+      </w:r>
+    </w:p>
+    <w:p>
+      <w:pPr>
+        <w:rPr>
+          <w:b w:val="0"/>
+          <w:sz w:val="24"/>
+          <w:szCs w:val="24"/>
+        </w:rPr>
+      </w:pPr>
+      <w:r>
+        <w:rPr>
+          <w:b w:val="0"/>
+          <w:sz w:val="24"/>
+          <w:szCs w:val="24"/>
+        </w:rPr>
+        <w:t>This design allows for a direct, controlled comparison of the impact of feature scaling on the performance of different algorithms.</w:t>
+      </w:r>
+    </w:p>
+    <w:p>
+      <w:pPr>
+        <w:rPr>
+          <w:b w:val="0"/>
+        </w:rPr>
+      </w:pPr>
+    </w:p>
+    <w:p>
+      <w:pPr>
+        <w:rPr>
+          <w:b w:val="0"/>
+        </w:rPr>
+      </w:pPr>
+    </w:p>
+    <w:p>
+      <w:pPr>
+        <w:rPr>
+          <w:b w:val="0"/>
+        </w:rPr>
+      </w:pPr>
+    </w:p>
+    <w:p>
+      <w:pPr>
+        <w:rPr>
+          <w:b w:val="0"/>
+        </w:rPr>
+      </w:pPr>
+    </w:p>
+    <w:tbl>
+      <w:tblPr>
+        <w:tblStyle w:val="TableGrid"/>
+        <w:tblW w:w="0" w:type="auto"/>
+        <w:tblLook w:val="04A0" w:firstRow="1" w:lastRow="0" w:firstColumn="1" w:lastColumn="0" w:noHBand="0" w:noVBand="1"/>
+      </w:tblPr>
+      <w:tblGrid>
+        <w:gridCol w:w="2337"/>
+        <w:gridCol w:w="1637"/>
+        <w:gridCol w:w="3038"/>
+        <w:gridCol w:w="2338"/>
+      </w:tblGrid>
+      <w:tr>
+        <w:tc>
+          <w:tcPr>
+            <w:tcW w:w="2337" w:type="dxa"/>
+          </w:tcPr>
+          <w:p>
+            <w:pPr>
+              <w:rPr>
+                <w:bCs/>
+                <w:sz w:val="24"/>
+                <w:szCs w:val="24"/>
+                <w:lang w:val="vi-VN"/>
+              </w:rPr>
+            </w:pPr>
+            <w:r>
+              <w:rPr>
+                <w:bCs/>
+                <w:sz w:val="24"/>
+                <w:szCs w:val="24"/>
+              </w:rPr>
+              <w:lastRenderedPageBreak/>
+              <w:t>Original Feature</w:t>
+            </w:r>
+          </w:p>
+        </w:tc>
+        <w:tc>
+          <w:tcPr>
+            <w:tcW w:w="1637" w:type="dxa"/>
+          </w:tcPr>
+          <w:p>
+            <w:pPr>
+              <w:jc w:val="center"/>
+              <w:rPr>
+                <w:bCs/>
+                <w:sz w:val="24"/>
+                <w:szCs w:val="24"/>
+              </w:rPr>
+            </w:pPr>
+            <w:r>
+              <w:rPr>
+                <w:bCs/>
+                <w:sz w:val="24"/>
+                <w:szCs w:val="24"/>
+              </w:rPr>
+              <w:t>Action</w:t>
+            </w:r>
+          </w:p>
+        </w:tc>
+        <w:tc>
+          <w:tcPr>
+            <w:tcW w:w="3038" w:type="dxa"/>
+          </w:tcPr>
+          <w:p>
+            <w:pPr>
+              <w:jc w:val="center"/>
+              <w:rPr>
+                <w:bCs/>
+                <w:sz w:val="24"/>
+                <w:szCs w:val="24"/>
+                <w:lang w:val="vi-VN"/>
+              </w:rPr>
+            </w:pPr>
+            <w:r>
+              <w:rPr>
+                <w:bCs/>
+                <w:sz w:val="24"/>
+                <w:szCs w:val="24"/>
+              </w:rPr>
+              <w:t>Final</w:t>
+            </w:r>
+            <w:r>
+              <w:rPr>
+                <w:bCs/>
+                <w:sz w:val="24"/>
+                <w:szCs w:val="24"/>
+                <w:lang w:val="vi-VN"/>
+              </w:rPr>
+              <w:t xml:space="preserve"> Feature(s)</w:t>
+            </w:r>
+          </w:p>
+        </w:tc>
+        <w:tc>
+          <w:tcPr>
+            <w:tcW w:w="2338" w:type="dxa"/>
+          </w:tcPr>
+          <w:p>
+            <w:pPr>
+              <w:rPr>
+                <w:bCs/>
+                <w:sz w:val="24"/>
+                <w:szCs w:val="24"/>
+                <w:lang w:val="vi-VN"/>
+              </w:rPr>
+            </w:pPr>
+            <w:r>
+              <w:rPr>
+                <w:bCs/>
+                <w:sz w:val="24"/>
+                <w:szCs w:val="24"/>
+              </w:rPr>
+              <w:t>Rationable</w:t>
+            </w:r>
+            <w:r>
+              <w:rPr>
+                <w:bCs/>
+                <w:sz w:val="24"/>
+                <w:szCs w:val="24"/>
+                <w:lang w:val="vi-VN"/>
+              </w:rPr>
+              <w:t>/ Explaination</w:t>
+            </w:r>
+          </w:p>
+        </w:tc>
+      </w:tr>
+      <w:tr>
+        <w:tc>
+          <w:tcPr>
+            <w:tcW w:w="2337" w:type="dxa"/>
+          </w:tcPr>
+          <w:p>
+            <w:pPr>
+              <w:rPr>
+                <w:b w:val="0"/>
+                <w:sz w:val="24"/>
+                <w:szCs w:val="24"/>
+              </w:rPr>
+            </w:pPr>
+            <w:r>
+              <w:rPr>
+                <w:b w:val="0"/>
+                <w:sz w:val="24"/>
+                <w:szCs w:val="24"/>
+              </w:rPr>
+              <w:t>pm25</w:t>
+            </w:r>
+          </w:p>
+        </w:tc>
+        <w:tc>
+          <w:tcPr>
+            <w:tcW w:w="1637" w:type="dxa"/>
+          </w:tcPr>
+          <w:p>
+            <w:pPr>
+              <w:rPr>
+                <w:b w:val="0"/>
+                <w:sz w:val="24"/>
+                <w:szCs w:val="24"/>
+              </w:rPr>
+            </w:pPr>
+            <w:r>
+              <w:rPr>
+                <w:b w:val="0"/>
+                <w:sz w:val="24"/>
+                <w:szCs w:val="24"/>
+              </w:rPr>
+              <w:t>Keep</w:t>
+            </w:r>
+          </w:p>
+        </w:tc>
+        <w:tc>
+          <w:tcPr>
+            <w:tcW w:w="3038" w:type="dxa"/>
+          </w:tcPr>
+          <w:p>
+            <w:pPr>
+              <w:rPr>
+                <w:b w:val="0"/>
+                <w:sz w:val="24"/>
+                <w:szCs w:val="24"/>
+                <w:lang w:val="vi-VN"/>
+              </w:rPr>
+            </w:pPr>
+            <w:r>
+              <w:rPr>
+                <w:b w:val="0"/>
+                <w:sz w:val="24"/>
+                <w:szCs w:val="24"/>
+              </w:rPr>
+              <w:t>pm25</w:t>
+            </w:r>
+            <w:r>
+              <w:rPr>
+                <w:b w:val="0"/>
+                <w:sz w:val="24"/>
+                <w:szCs w:val="24"/>
+                <w:lang w:val="vi-VN"/>
+              </w:rPr>
+              <w:t xml:space="preserve"> (Target Variable)</w:t>
+            </w:r>
+          </w:p>
+        </w:tc>
+        <w:tc>
+          <w:tcPr>
+            <w:tcW w:w="2338" w:type="dxa"/>
+          </w:tcPr>
+          <w:p>
+            <w:pPr>
+              <w:rPr>
+                <w:b w:val="0"/>
+                <w:sz w:val="24"/>
+                <w:szCs w:val="24"/>
+              </w:rPr>
+            </w:pPr>
+            <w:r>
+              <w:rPr>
+                <w:b w:val="0"/>
+                <w:sz w:val="24"/>
+                <w:szCs w:val="24"/>
+              </w:rPr>
+              <w:t xml:space="preserve">The </w:t>
+            </w:r>
+            <w:r>
+              <w:rPr>
+                <w:b w:val="0"/>
+                <w:i/>
+                <w:iCs/>
+                <w:sz w:val="24"/>
+                <w:szCs w:val="24"/>
+              </w:rPr>
+              <w:t>Y</w:t>
+            </w:r>
+            <w:r>
+              <w:rPr>
+                <w:b w:val="0"/>
+                <w:sz w:val="24"/>
+                <w:szCs w:val="24"/>
+              </w:rPr>
+              <w:t xml:space="preserve"> variable the model must predict.</w:t>
+            </w:r>
+          </w:p>
+        </w:tc>
+      </w:tr>
+      <w:tr>
+        <w:tc>
+          <w:tcPr>
+            <w:tcW w:w="2337" w:type="dxa"/>
+          </w:tcPr>
+          <w:p>
+            <w:pPr>
+              <w:rPr>
+                <w:b w:val="0"/>
+                <w:sz w:val="24"/>
+                <w:szCs w:val="24"/>
+              </w:rPr>
+            </w:pPr>
+            <w:r>
+              <w:rPr>
+                <w:b w:val="0"/>
+                <w:sz w:val="24"/>
+                <w:szCs w:val="24"/>
+              </w:rPr>
+              <w:t>aqi</w:t>
+            </w:r>
+          </w:p>
+        </w:tc>
+        <w:tc>
+          <w:tcPr>
+            <w:tcW w:w="1637" w:type="dxa"/>
+          </w:tcPr>
+          <w:p>
+            <w:pPr>
+              <w:rPr>
+                <w:b w:val="0"/>
+                <w:sz w:val="24"/>
+                <w:szCs w:val="24"/>
+              </w:rPr>
+            </w:pPr>
+            <w:r>
+              <w:rPr>
+                <w:b w:val="0"/>
+                <w:sz w:val="24"/>
+                <w:szCs w:val="24"/>
+              </w:rPr>
+              <w:t>Drop</w:t>
+            </w:r>
+          </w:p>
+        </w:tc>
+        <w:tc>
+          <w:tcPr>
+            <w:tcW w:w="3038" w:type="dxa"/>
+          </w:tcPr>
+          <w:p>
+            <w:pPr>
+              <w:rPr>
+                <w:b w:val="0"/>
+                <w:sz w:val="24"/>
+                <w:szCs w:val="24"/>
+                <w:lang w:val="vi-VN"/>
+              </w:rPr>
+            </w:pPr>
+            <w:r>
+              <w:rPr>
+                <w:b w:val="0"/>
+                <w:sz w:val="24"/>
+                <w:szCs w:val="24"/>
+                <w:lang w:val="vi-VN"/>
+              </w:rPr>
+              <w:t>-</w:t>
+            </w:r>
+          </w:p>
+        </w:tc>
+        <w:tc>
+          <w:tcPr>
+            <w:tcW w:w="2338" w:type="dxa"/>
+          </w:tcPr>
+          <w:p>
+            <w:pPr>
+              <w:rPr>
+                <w:b w:val="0"/>
+                <w:sz w:val="24"/>
+                <w:szCs w:val="24"/>
+              </w:rPr>
+            </w:pPr>
+            <w:r>
+              <w:rPr>
+                <w:b w:val="0"/>
+                <w:sz w:val="24"/>
+                <w:szCs w:val="24"/>
+              </w:rPr>
+              <w:t>Correlation r &gt; 0.99 with pm25, causes multicollinearity / data leakage.</w:t>
+            </w:r>
+          </w:p>
+        </w:tc>
+      </w:tr>
+      <w:tr>
+        <w:tc>
+          <w:tcPr>
+            <w:tcW w:w="2337" w:type="dxa"/>
+          </w:tcPr>
+          <w:p>
+            <w:pPr>
+              <w:rPr>
+                <w:b w:val="0"/>
+                <w:sz w:val="24"/>
+                <w:szCs w:val="24"/>
+              </w:rPr>
+            </w:pPr>
+            <w:r>
+              <w:rPr>
+                <w:b w:val="0"/>
+                <w:sz w:val="24"/>
+                <w:szCs w:val="24"/>
+              </w:rPr>
+              <w:t>datetime</w:t>
+            </w:r>
+          </w:p>
+        </w:tc>
+        <w:tc>
+          <w:tcPr>
+            <w:tcW w:w="1637" w:type="dxa"/>
+          </w:tcPr>
+          <w:p>
+            <w:pPr>
+              <w:rPr>
+                <w:b w:val="0"/>
+                <w:sz w:val="24"/>
+                <w:szCs w:val="24"/>
+              </w:rPr>
+            </w:pPr>
+            <w:r>
+              <w:rPr>
+                <w:b w:val="0"/>
+                <w:sz w:val="24"/>
+                <w:szCs w:val="24"/>
+              </w:rPr>
+              <w:t>Extract</w:t>
+            </w:r>
+            <w:r>
+              <w:rPr>
+                <w:b w:val="0"/>
+                <w:sz w:val="24"/>
+                <w:szCs w:val="24"/>
+                <w:lang w:val="vi-VN"/>
+              </w:rPr>
+              <w:t xml:space="preserve"> &amp; </w:t>
+            </w:r>
+            <w:r>
+              <w:rPr>
+                <w:b w:val="0"/>
+                <w:sz w:val="24"/>
+                <w:szCs w:val="24"/>
+              </w:rPr>
+              <w:t>Drop</w:t>
+            </w:r>
+          </w:p>
+        </w:tc>
+        <w:tc>
+          <w:tcPr>
+            <w:tcW w:w="3038" w:type="dxa"/>
+          </w:tcPr>
+          <w:p>
+            <w:pPr>
+              <w:rPr>
+                <w:b w:val="0"/>
+                <w:sz w:val="24"/>
+                <w:szCs w:val="24"/>
+                <w:lang w:val="vi-VN"/>
+              </w:rPr>
+            </w:pPr>
+            <w:r>
+              <w:rPr>
+                <w:b w:val="0"/>
+                <w:sz w:val="24"/>
+                <w:szCs w:val="24"/>
+              </w:rPr>
+              <w:t>year</w:t>
+            </w:r>
+            <w:r>
+              <w:rPr>
+                <w:b w:val="0"/>
+                <w:sz w:val="24"/>
+                <w:szCs w:val="24"/>
+                <w:lang w:val="vi-VN"/>
+              </w:rPr>
+              <w:t>, month, day, hour, weekday</w:t>
+            </w:r>
+          </w:p>
+        </w:tc>
+        <w:tc>
+          <w:tcPr>
+            <w:tcW w:w="2338" w:type="dxa"/>
+          </w:tcPr>
+          <w:p>
+            <w:pPr>
+              <w:rPr>
+                <w:b w:val="0"/>
+                <w:sz w:val="24"/>
+                <w:szCs w:val="24"/>
+              </w:rPr>
+            </w:pPr>
+            <w:r>
+              <w:rPr>
+                <w:b w:val="0"/>
+                <w:sz w:val="24"/>
+                <w:szCs w:val="24"/>
+              </w:rPr>
+              <w:t>Encodes time information into numerical features to capture cyclical patterns and trends.</w:t>
+            </w:r>
+          </w:p>
+        </w:tc>
+      </w:tr>
+      <w:tr>
+        <w:tc>
+          <w:tcPr>
+            <w:tcW w:w="2337" w:type="dxa"/>
+          </w:tcPr>
+          <w:p>
+            <w:pPr>
+              <w:rPr>
+                <w:b w:val="0"/>
+                <w:sz w:val="24"/>
+                <w:szCs w:val="24"/>
+                <w:lang w:val="vi-VN"/>
+              </w:rPr>
+            </w:pPr>
+            <w:r>
+              <w:rPr>
+                <w:b w:val="0"/>
+                <w:sz w:val="24"/>
+                <w:szCs w:val="24"/>
+              </w:rPr>
+              <w:t>timestamp</w:t>
+            </w:r>
+            <w:r>
+              <w:rPr>
+                <w:b w:val="0"/>
+                <w:sz w:val="24"/>
+                <w:szCs w:val="24"/>
+                <w:lang w:val="vi-VN"/>
+              </w:rPr>
+              <w:t>_local</w:t>
+            </w:r>
+          </w:p>
+        </w:tc>
+        <w:tc>
+          <w:tcPr>
+            <w:tcW w:w="1637" w:type="dxa"/>
+          </w:tcPr>
+          <w:p>
+            <w:pPr>
+              <w:rPr>
+                <w:b w:val="0"/>
+                <w:sz w:val="24"/>
+                <w:szCs w:val="24"/>
+              </w:rPr>
+            </w:pPr>
+            <w:r>
+              <w:rPr>
+                <w:b w:val="0"/>
+                <w:sz w:val="24"/>
+                <w:szCs w:val="24"/>
+              </w:rPr>
+              <w:t>Drop</w:t>
+            </w:r>
+          </w:p>
+        </w:tc>
+        <w:tc>
+          <w:tcPr>
+            <w:tcW w:w="3038" w:type="dxa"/>
+          </w:tcPr>
+          <w:p>
+            <w:pPr>
+              <w:rPr>
+                <w:b w:val="0"/>
+                <w:sz w:val="24"/>
+                <w:szCs w:val="24"/>
+                <w:lang w:val="vi-VN"/>
+              </w:rPr>
+            </w:pPr>
+            <w:r>
+              <w:rPr>
+                <w:b w:val="0"/>
+                <w:sz w:val="24"/>
+                <w:szCs w:val="24"/>
+                <w:lang w:val="vi-VN"/>
+              </w:rPr>
+              <w:t>-</w:t>
+            </w:r>
+          </w:p>
+        </w:tc>
+        <w:tc>
+          <w:tcPr>
+            <w:tcW w:w="2338" w:type="dxa"/>
+          </w:tcPr>
+          <w:p>
+            <w:pPr>
+              <w:rPr>
+                <w:b w:val="0"/>
+                <w:sz w:val="24"/>
+                <w:szCs w:val="24"/>
+              </w:rPr>
+            </w:pPr>
+            <w:r>
+              <w:rPr>
+                <w:b w:val="0"/>
+                <w:sz w:val="24"/>
+                <w:szCs w:val="24"/>
+              </w:rPr>
+              <w:t>Information was extracted into temporal features.</w:t>
+            </w:r>
+          </w:p>
+        </w:tc>
+      </w:tr>
+      <w:tr>
+        <w:tc>
+          <w:tcPr>
+            <w:tcW w:w="2337" w:type="dxa"/>
+          </w:tcPr>
+          <w:p>
+            <w:pPr>
+              <w:rPr>
+                <w:b w:val="0"/>
+                <w:sz w:val="24"/>
+                <w:szCs w:val="24"/>
+              </w:rPr>
+            </w:pPr>
+            <w:r>
+              <w:rPr>
+                <w:b w:val="0"/>
+                <w:sz w:val="24"/>
+                <w:szCs w:val="24"/>
+              </w:rPr>
+              <w:t>timestamp</w:t>
+            </w:r>
+            <w:r>
+              <w:rPr>
+                <w:b w:val="0"/>
+                <w:sz w:val="24"/>
+                <w:szCs w:val="24"/>
+                <w:lang w:val="vi-VN"/>
+              </w:rPr>
+              <w:t>_</w:t>
+            </w:r>
+            <w:r>
+              <w:rPr>
+                <w:b w:val="0"/>
+                <w:sz w:val="24"/>
+                <w:szCs w:val="24"/>
+                <w:lang w:val="vi-VN"/>
+              </w:rPr>
+              <w:t>utc</w:t>
+            </w:r>
+          </w:p>
+        </w:tc>
+        <w:tc>
+          <w:tcPr>
+            <w:tcW w:w="1637" w:type="dxa"/>
+          </w:tcPr>
+          <w:p>
+            <w:pPr>
+              <w:rPr>
+                <w:b w:val="0"/>
+                <w:sz w:val="24"/>
+                <w:szCs w:val="24"/>
+              </w:rPr>
+            </w:pPr>
+            <w:r>
+              <w:rPr>
+                <w:b w:val="0"/>
+                <w:sz w:val="24"/>
+                <w:szCs w:val="24"/>
+              </w:rPr>
+              <w:t>Drop</w:t>
+            </w:r>
+          </w:p>
+        </w:tc>
+        <w:tc>
+          <w:tcPr>
+            <w:tcW w:w="3038" w:type="dxa"/>
+          </w:tcPr>
+          <w:p>
+            <w:pPr>
+              <w:rPr>
+                <w:b w:val="0"/>
+                <w:sz w:val="24"/>
+                <w:szCs w:val="24"/>
+                <w:lang w:val="vi-VN"/>
+              </w:rPr>
+            </w:pPr>
+            <w:r>
+              <w:rPr>
+                <w:b w:val="0"/>
+                <w:sz w:val="24"/>
+                <w:szCs w:val="24"/>
+                <w:lang w:val="vi-VN"/>
+              </w:rPr>
+              <w:t>-</w:t>
+            </w:r>
+          </w:p>
+        </w:tc>
+        <w:tc>
+          <w:tcPr>
+            <w:tcW w:w="2338" w:type="dxa"/>
+          </w:tcPr>
+          <w:p>
+            <w:pPr>
+              <w:rPr>
+                <w:b w:val="0"/>
+                <w:sz w:val="24"/>
+                <w:szCs w:val="24"/>
+              </w:rPr>
+            </w:pPr>
+            <w:r>
+              <w:rPr>
+                <w:b w:val="0"/>
+                <w:sz w:val="24"/>
+                <w:szCs w:val="24"/>
+              </w:rPr>
+              <w:t>Information was extracted into temporal features.</w:t>
+            </w:r>
+          </w:p>
+        </w:tc>
+      </w:tr>
+      <w:tr>
+        <w:tc>
+          <w:tcPr>
+            <w:tcW w:w="2337" w:type="dxa"/>
+          </w:tcPr>
+          <w:p>
+            <w:pPr>
+              <w:rPr>
+                <w:b w:val="0"/>
+                <w:sz w:val="24"/>
+                <w:szCs w:val="24"/>
+              </w:rPr>
+            </w:pPr>
+            <w:r>
+              <w:rPr>
+                <w:b w:val="0"/>
+                <w:sz w:val="24"/>
+                <w:szCs w:val="24"/>
+              </w:rPr>
+              <w:t>ts</w:t>
+            </w:r>
+          </w:p>
+        </w:tc>
+        <w:tc>
+          <w:tcPr>
+            <w:tcW w:w="1637" w:type="dxa"/>
+          </w:tcPr>
+          <w:p>
+            <w:pPr>
+              <w:rPr>
+                <w:b w:val="0"/>
+                <w:sz w:val="24"/>
+                <w:szCs w:val="24"/>
+              </w:rPr>
+            </w:pPr>
+            <w:r>
+              <w:rPr>
+                <w:b w:val="0"/>
+                <w:sz w:val="24"/>
+                <w:szCs w:val="24"/>
+              </w:rPr>
+              <w:t>Drop</w:t>
+            </w:r>
+          </w:p>
+        </w:tc>
+        <w:tc>
+          <w:tcPr>
+            <w:tcW w:w="3038" w:type="dxa"/>
+          </w:tcPr>
+          <w:p>
+            <w:pPr>
+              <w:rPr>
+                <w:b w:val="0"/>
+                <w:sz w:val="24"/>
+                <w:szCs w:val="24"/>
+                <w:lang w:val="vi-VN"/>
+              </w:rPr>
+            </w:pPr>
+            <w:r>
+              <w:rPr>
+                <w:b w:val="0"/>
+                <w:sz w:val="24"/>
+                <w:szCs w:val="24"/>
+                <w:lang w:val="vi-VN"/>
+              </w:rPr>
+              <w:t>-</w:t>
+            </w:r>
+          </w:p>
+        </w:tc>
+        <w:tc>
+          <w:tcPr>
+            <w:tcW w:w="2338" w:type="dxa"/>
+          </w:tcPr>
+          <w:p>
+            <w:pPr>
+              <w:rPr>
+                <w:b w:val="0"/>
+                <w:sz w:val="24"/>
+                <w:szCs w:val="24"/>
+              </w:rPr>
+            </w:pPr>
+            <w:r>
+              <w:rPr>
+                <w:b w:val="0"/>
+                <w:sz w:val="24"/>
+                <w:szCs w:val="24"/>
+              </w:rPr>
+              <w:t>Information was extracted into temporal features.</w:t>
+            </w:r>
+          </w:p>
+        </w:tc>
+      </w:tr>
+      <w:tr>
+        <w:tc>
+          <w:tcPr>
+            <w:tcW w:w="2337" w:type="dxa"/>
+          </w:tcPr>
+          <w:p>
+            <w:pPr>
+              <w:rPr>
+                <w:b w:val="0"/>
+                <w:sz w:val="24"/>
+                <w:szCs w:val="24"/>
+                <w:lang w:val="vi-VN"/>
+              </w:rPr>
+            </w:pPr>
+            <w:r>
+              <w:rPr>
+                <w:b w:val="0"/>
+                <w:sz w:val="24"/>
+                <w:szCs w:val="24"/>
+              </w:rPr>
+              <w:t>o3</w:t>
+            </w:r>
+            <w:r>
+              <w:rPr>
+                <w:b w:val="0"/>
+                <w:sz w:val="24"/>
+                <w:szCs w:val="24"/>
+                <w:lang w:val="vi-VN"/>
+              </w:rPr>
+              <w:t>, so2, no2, co,….</w:t>
+            </w:r>
+          </w:p>
+        </w:tc>
+        <w:tc>
+          <w:tcPr>
+            <w:tcW w:w="1637" w:type="dxa"/>
+          </w:tcPr>
+          <w:p>
+            <w:pPr>
+              <w:rPr>
+                <w:b w:val="0"/>
+                <w:sz w:val="24"/>
+                <w:szCs w:val="24"/>
+                <w:lang w:val="vi-VN"/>
+              </w:rPr>
+            </w:pPr>
+            <w:r>
+              <w:rPr>
+                <w:b w:val="0"/>
+                <w:sz w:val="24"/>
+                <w:szCs w:val="24"/>
+              </w:rPr>
+              <w:t>Keep</w:t>
+            </w:r>
+            <w:r>
+              <w:rPr>
+                <w:b w:val="0"/>
+                <w:sz w:val="24"/>
+                <w:szCs w:val="24"/>
+                <w:lang w:val="vi-VN"/>
+              </w:rPr>
+              <w:t xml:space="preserve"> &amp; Scale</w:t>
+            </w:r>
+          </w:p>
+        </w:tc>
+        <w:tc>
+          <w:tcPr>
+            <w:tcW w:w="3038" w:type="dxa"/>
+          </w:tcPr>
+          <w:p>
+            <w:pPr>
+              <w:rPr>
+                <w:b w:val="0"/>
+                <w:sz w:val="24"/>
+                <w:szCs w:val="24"/>
+                <w:lang w:val="vi-VN"/>
+              </w:rPr>
+            </w:pPr>
+            <w:r>
+              <w:rPr>
+                <w:b w:val="0"/>
+                <w:sz w:val="24"/>
+                <w:szCs w:val="24"/>
+              </w:rPr>
+              <w:t>o3</w:t>
+            </w:r>
+            <w:r>
+              <w:rPr>
+                <w:b w:val="0"/>
+                <w:sz w:val="24"/>
+                <w:szCs w:val="24"/>
+                <w:lang w:val="vi-VN"/>
+              </w:rPr>
+              <w:t>, so2… (for Original branch).</w:t>
+            </w:r>
+          </w:p>
+          <w:p>
+            <w:pPr>
+              <w:rPr>
+                <w:b w:val="0"/>
+                <w:sz w:val="24"/>
+                <w:szCs w:val="24"/>
+                <w:lang w:val="vi-VN"/>
+              </w:rPr>
+            </w:pPr>
+          </w:p>
+          <w:p>
+            <w:pPr>
+              <w:rPr>
+                <w:b w:val="0"/>
+                <w:sz w:val="24"/>
+                <w:szCs w:val="24"/>
+                <w:lang w:val="vi-VN"/>
+              </w:rPr>
+            </w:pPr>
+            <w:r>
+              <w:rPr>
+                <w:b w:val="0"/>
+                <w:sz w:val="24"/>
+                <w:szCs w:val="24"/>
+                <w:lang w:val="vi-VN"/>
+              </w:rPr>
+              <w:t>o3_scaled, so2_scaled (for Scaled branch).</w:t>
+            </w:r>
+          </w:p>
+        </w:tc>
+        <w:tc>
+          <w:tcPr>
+            <w:tcW w:w="2338" w:type="dxa"/>
+          </w:tcPr>
+          <w:p>
+            <w:pPr>
+              <w:rPr>
+                <w:b w:val="0"/>
+                <w:sz w:val="24"/>
+                <w:szCs w:val="24"/>
+              </w:rPr>
+            </w:pPr>
+            <w:r>
+              <w:rPr>
+                <w:b w:val="0"/>
+                <w:sz w:val="24"/>
+                <w:szCs w:val="24"/>
+              </w:rPr>
+              <w:t>The independent variables (features) X used to predict pm25.1</w:t>
+            </w:r>
+          </w:p>
+        </w:tc>
+      </w:tr>
+    </w:tbl>
+    <w:p>
+      <w:pPr>
+        <w:jc w:val="center"/>
+        <w:rPr>
+          <w:b w:val="0"/>
+          <w:i/>
+          <w:iCs/>
+          <w:sz w:val="22"/>
+          <w:szCs w:val="22"/>
+          <w:u w:val="single"/>
+        </w:rPr>
+      </w:pPr>
+    </w:p>
+    <w:p>
+      <w:pPr>
+        <w:jc w:val="center"/>
+        <w:rPr>
+          <w:b w:val="0"/>
+          <w:i/>
+          <w:iCs/>
+          <w:sz w:val="22"/>
+          <w:szCs w:val="22"/>
+          <w:u w:val="single"/>
+        </w:rPr>
+      </w:pPr>
+      <w:r>
+        <w:rPr>
+          <w:b w:val="0"/>
+          <w:i/>
+          <w:iCs/>
+          <w:sz w:val="22"/>
+          <w:szCs w:val="22"/>
+          <w:u w:val="single"/>
+        </w:rPr>
+        <w:t>Table 2: Feature Processing and Selection Pipeline</w:t>
+      </w:r>
+    </w:p>
+    <w:p>
+      <w:pPr>
+        <w:jc w:val="center"/>
+        <w:rPr>
+          <w:b w:val="0"/>
+          <w:i/>
+          <w:iCs/>
+          <w:sz w:val="22"/>
+          <w:szCs w:val="22"/>
+          <w:u w:val="single"/>
+        </w:rPr>
+      </w:pPr>
+    </w:p>
+    <w:p>
+      <w:pPr>
+        <w:pStyle w:val="Heading2"/>
+        <w:numPr>
+          <w:ilvl w:val="0"/>
+          <w:numId w:val="1"/>
+        </w:numPr>
+        <w:rPr>
+          <w:rFonts w:ascii="Times New Roman" w:hAnsi="Times New Roman" w:cs="Times New Roman"/>
+          <w:bCs/>
+          <w:color w:val="auto"/>
+        </w:rPr>
+      </w:pPr>
+      <w:r>
+        <w:rPr>
+          <w:rFonts w:ascii="Times New Roman" w:hAnsi="Times New Roman" w:cs="Times New Roman"/>
+          <w:bCs/>
+          <w:color w:val="auto"/>
+        </w:rPr>
+        <w:t>Comparative Model Analysis and Evaluation Framework</w:t>
+      </w:r>
+    </w:p>
+    <w:p>
+      <w:pPr>
+        <w:rPr>
+          <w:b w:val="0"/>
+          <w:bCs/>
+          <w:sz w:val="24"/>
+          <w:szCs w:val="24"/>
+        </w:rPr>
+      </w:pPr>
+      <w:r>
+        <w:rPr>
+          <w:b w:val="0"/>
+          <w:bCs/>
+          <w:sz w:val="24"/>
+          <w:szCs w:val="24"/>
+        </w:rPr>
+        <w:t>With the two datasets prepared (Original and Scaled), the project proceeded to train and evaluate three different machine learning algorithms, resulting in six total experiments.</w:t>
+      </w:r>
+    </w:p>
+    <w:p>
+      <w:pPr>
+        <w:pStyle w:val="ListParagraph"/>
+        <w:numPr>
+          <w:ilvl w:val="0"/>
+          <w:numId w:val="18"/>
+        </w:numPr>
+        <w:rPr>
+          <w:sz w:val="24"/>
+          <w:szCs w:val="24"/>
+        </w:rPr>
+      </w:pPr>
+      <w:r>
+        <w:rPr>
+          <w:sz w:val="24"/>
+          <w:szCs w:val="24"/>
+        </w:rPr>
+        <w:t>Overview of Selected Models</w:t>
+      </w:r>
+    </w:p>
+    <w:p>
+      <w:pPr>
+        <w:rPr>
+          <w:b w:val="0"/>
+          <w:bCs/>
+          <w:sz w:val="24"/>
+          <w:szCs w:val="24"/>
+        </w:rPr>
+      </w:pPr>
+      <w:r>
+        <w:rPr>
+          <w:b w:val="0"/>
+          <w:bCs/>
+          <w:sz w:val="24"/>
+          <w:szCs w:val="24"/>
+        </w:rPr>
+        <w:t>The three algorithms chosen represent different approaches to regression in machine learning:</w:t>
+      </w:r>
+    </w:p>
+    <w:p>
+      <w:pPr>
+        <w:pStyle w:val="ListParagraph"/>
+        <w:numPr>
+          <w:ilvl w:val="0"/>
+          <w:numId w:val="4"/>
+        </w:numPr>
+        <w:rPr>
+          <w:b w:val="0"/>
+          <w:bCs/>
+          <w:sz w:val="24"/>
+          <w:szCs w:val="24"/>
+        </w:rPr>
+      </w:pPr>
+      <w:r>
+        <w:rPr>
+          <w:sz w:val="24"/>
+          <w:szCs w:val="24"/>
+        </w:rPr>
+        <w:t>Linear</w:t>
+      </w:r>
+      <w:r>
+        <w:rPr>
+          <w:b w:val="0"/>
+          <w:bCs/>
+          <w:sz w:val="24"/>
+          <w:szCs w:val="24"/>
+        </w:rPr>
+        <w:t xml:space="preserve"> </w:t>
+      </w:r>
+      <w:r>
+        <w:rPr>
+          <w:sz w:val="24"/>
+          <w:szCs w:val="24"/>
+        </w:rPr>
+        <w:t>Regression</w:t>
+      </w:r>
+      <w:r>
+        <w:rPr>
+          <w:b w:val="0"/>
+          <w:bCs/>
+          <w:sz w:val="24"/>
+          <w:szCs w:val="24"/>
+        </w:rPr>
+        <w:t xml:space="preserve">: </w:t>
+      </w:r>
+      <w:r>
+        <w:rPr>
+          <w:b w:val="0"/>
+          <w:bCs/>
+          <w:sz w:val="24"/>
+          <w:szCs w:val="24"/>
+        </w:rPr>
+        <w:t>A classic baseline linear model. It assumes a linear relationship between the input features and the target variable. It is fast, interpretable, but highly sensitive to feature scaling and non-linear relationships.</w:t>
+      </w:r>
+    </w:p>
+    <w:p>
+      <w:pPr>
+        <w:pStyle w:val="ListParagraph"/>
+        <w:numPr>
+          <w:ilvl w:val="0"/>
+          <w:numId w:val="4"/>
+        </w:numPr>
+        <w:rPr>
+          <w:b w:val="0"/>
+          <w:bCs/>
+          <w:sz w:val="24"/>
+          <w:szCs w:val="24"/>
+        </w:rPr>
+      </w:pPr>
+      <w:r>
+        <w:rPr>
+          <w:sz w:val="24"/>
+          <w:szCs w:val="24"/>
+        </w:rPr>
+        <w:lastRenderedPageBreak/>
+        <w:t>Random Forest</w:t>
+      </w:r>
+      <w:r>
+        <w:rPr>
+          <w:b w:val="0"/>
+          <w:bCs/>
+          <w:sz w:val="24"/>
+          <w:szCs w:val="24"/>
+        </w:rPr>
+        <w:t xml:space="preserve">: </w:t>
+      </w:r>
+      <w:r>
+        <w:rPr>
+          <w:b w:val="0"/>
+          <w:bCs/>
+          <w:sz w:val="24"/>
+          <w:szCs w:val="24"/>
+        </w:rPr>
+        <w:t>A tree-based ensemble method. It builds multiple decision trees during training and outputs the average of their predictions. Random Forest is robust, can handle complex non-linear relationships, and is not sensitive to the scale of features.</w:t>
+      </w:r>
+    </w:p>
+    <w:p>
+      <w:pPr>
+        <w:pStyle w:val="ListParagraph"/>
+        <w:numPr>
+          <w:ilvl w:val="0"/>
+          <w:numId w:val="4"/>
+        </w:numPr>
+        <w:rPr>
+          <w:b w:val="0"/>
+          <w:bCs/>
+          <w:sz w:val="24"/>
+          <w:szCs w:val="24"/>
+        </w:rPr>
+      </w:pPr>
+      <w:r>
+        <w:rPr>
+          <w:sz w:val="24"/>
+          <w:szCs w:val="24"/>
+        </w:rPr>
+        <w:t>XGBoost (Extreme Gradient Boosting):</w:t>
+      </w:r>
+      <w:r>
+        <w:rPr>
+          <w:b w:val="0"/>
+          <w:bCs/>
+          <w:sz w:val="24"/>
+          <w:szCs w:val="24"/>
+        </w:rPr>
+        <w:t xml:space="preserve"> </w:t>
+      </w:r>
+      <w:r>
+        <w:rPr>
+          <w:b w:val="0"/>
+          <w:bCs/>
+          <w:sz w:val="24"/>
+          <w:szCs w:val="24"/>
+        </w:rPr>
+        <w:t>An optimized, high-performance gradient boosting library. Like Random Forest, it is a tree-based model, but it builds trees sequentially, with each new tree attempting to correct the errors of the previous ones.</w:t>
+      </w:r>
+    </w:p>
+    <w:p>
+      <w:pPr>
+        <w:pStyle w:val="ListParagraph"/>
+        <w:numPr>
+          <w:ilvl w:val="0"/>
+          <w:numId w:val="18"/>
+        </w:numPr>
+        <w:rPr>
+          <w:sz w:val="24"/>
+          <w:szCs w:val="24"/>
+        </w:rPr>
+      </w:pPr>
+      <w:r>
+        <w:rPr>
+          <w:sz w:val="24"/>
+          <w:szCs w:val="24"/>
+        </w:rPr>
+        <w:t>Methodology and Evaluation Metrics</w:t>
+      </w:r>
+    </w:p>
+    <w:p>
+      <w:pPr>
+        <w:jc w:val="both"/>
+        <w:rPr>
+          <w:b w:val="0"/>
+          <w:bCs/>
+          <w:sz w:val="24"/>
+          <w:szCs w:val="24"/>
+        </w:rPr>
+      </w:pPr>
+      <w:r>
+        <w:rPr>
+          <w:b w:val="0"/>
+          <w:bCs/>
+          <w:sz w:val="24"/>
+          <w:szCs w:val="24"/>
+        </w:rPr>
+        <w:t>To assess the performance of the six experiments, a comprehensive set of three regression evaluation metrics was used:</w:t>
+      </w:r>
+    </w:p>
+    <w:p>
+      <w:pPr>
+        <w:pStyle w:val="ListParagraph"/>
+        <w:numPr>
+          <w:ilvl w:val="0"/>
+          <w:numId w:val="4"/>
+        </w:numPr>
+        <w:jc w:val="both"/>
+        <w:rPr>
+          <w:b w:val="0"/>
+          <w:bCs/>
+          <w:sz w:val="24"/>
+          <w:szCs w:val="24"/>
+        </w:rPr>
+      </w:pPr>
+      <w:r>
+        <w:rPr>
+          <w:sz w:val="24"/>
+          <w:szCs w:val="24"/>
+        </w:rPr>
+        <w:t>R²</w:t>
+      </w:r>
+      <w:r>
+        <w:rPr>
+          <w:sz w:val="24"/>
+          <w:szCs w:val="24"/>
+        </w:rPr>
+        <w:t xml:space="preserve"> (</w:t>
+      </w:r>
+      <w:r>
+        <w:rPr>
+          <w:sz w:val="24"/>
+          <w:szCs w:val="24"/>
+        </w:rPr>
+        <w:t>Coefficient of Determination</w:t>
+      </w:r>
+      <w:r>
+        <w:rPr>
+          <w:sz w:val="24"/>
+          <w:szCs w:val="24"/>
+        </w:rPr>
+        <w:t>):</w:t>
+      </w:r>
+      <w:r>
+        <w:rPr>
+          <w:b w:val="0"/>
+          <w:bCs/>
+          <w:sz w:val="24"/>
+          <w:szCs w:val="24"/>
+        </w:rPr>
+        <w:t xml:space="preserve"> </w:t>
+      </w:r>
+      <w:r>
+        <w:rPr>
+          <w:b w:val="0"/>
+          <w:bCs/>
+          <w:sz w:val="24"/>
+          <w:szCs w:val="24"/>
+        </w:rPr>
+        <w:t>Measures the percentage of the variance in PM2.5 that the model can explain. An R² close to 1 indicates a model that fits the data well.</w:t>
+      </w:r>
+    </w:p>
+    <w:p>
+      <w:pPr>
+        <w:pStyle w:val="ListParagraph"/>
+        <w:numPr>
+          <w:ilvl w:val="0"/>
+          <w:numId w:val="4"/>
+        </w:numPr>
+        <w:jc w:val="both"/>
+        <w:rPr>
+          <w:b w:val="0"/>
+          <w:bCs/>
+          <w:sz w:val="24"/>
+          <w:szCs w:val="24"/>
+        </w:rPr>
+      </w:pPr>
+      <w:r>
+        <w:rPr>
+          <w:sz w:val="24"/>
+          <w:szCs w:val="24"/>
+        </w:rPr>
+        <w:t>RMSE (Root Mean Square Error):</w:t>
+      </w:r>
+      <w:r>
+        <w:rPr>
+          <w:b w:val="0"/>
+          <w:bCs/>
+          <w:sz w:val="24"/>
+          <w:szCs w:val="24"/>
+        </w:rPr>
+        <w:t xml:space="preserve"> </w:t>
+      </w:r>
+      <w:r>
+        <w:rPr>
+          <w:b w:val="0"/>
+          <w:bCs/>
+          <w:sz w:val="24"/>
+          <w:szCs w:val="24"/>
+        </w:rPr>
+        <w:t>The standard deviation of the prediction errors, measured in the target's units (</w:t>
+      </w:r>
+      <w:r>
+        <w:rPr>
+          <w:rStyle w:val="math-inline"/>
+          <w:b w:val="0"/>
+          <w:bCs/>
+          <w:color w:val="000000" w:themeColor="text1"/>
+          <w:sz w:val="24"/>
+          <w:szCs w:val="24"/>
+        </w:rPr>
+        <w:t>µg/m³</w:t>
+      </w:r>
+      <w:r>
+        <w:rPr>
+          <w:b w:val="0"/>
+          <w:bCs/>
+          <w:sz w:val="24"/>
+          <w:szCs w:val="24"/>
+        </w:rPr>
+        <w:t>). This metric heavily penalizes large errors (due to the squaring), making it sensitive to outliers.</w:t>
+      </w:r>
+    </w:p>
+    <w:p>
+      <w:pPr>
+        <w:pStyle w:val="ListParagraph"/>
+        <w:numPr>
+          <w:ilvl w:val="0"/>
+          <w:numId w:val="4"/>
+        </w:numPr>
+        <w:jc w:val="both"/>
+        <w:rPr>
+          <w:b w:val="0"/>
+          <w:bCs/>
+          <w:sz w:val="24"/>
+          <w:szCs w:val="24"/>
+        </w:rPr>
+      </w:pPr>
+      <w:r>
+        <w:rPr>
+          <w:sz w:val="24"/>
+          <w:szCs w:val="24"/>
+        </w:rPr>
+        <w:t>MAE (Mean Absolute Error):</w:t>
+      </w:r>
+      <w:r>
+        <w:t xml:space="preserve"> </w:t>
+      </w:r>
+      <w:r>
+        <w:rPr>
+          <w:b w:val="0"/>
+          <w:bCs/>
+          <w:sz w:val="24"/>
+          <w:szCs w:val="24"/>
+        </w:rPr>
+        <w:t xml:space="preserve">The average absolute magnitude of the errors, also in </w:t>
+      </w:r>
+      <w:r>
+        <w:rPr>
+          <w:rStyle w:val="math-inline"/>
+          <w:b w:val="0"/>
+          <w:bCs/>
+          <w:color w:val="000000" w:themeColor="text1"/>
+          <w:sz w:val="24"/>
+          <w:szCs w:val="24"/>
+        </w:rPr>
+        <w:t>µg/m³</w:t>
+      </w:r>
+      <w:r>
+        <w:rPr>
+          <w:b w:val="0"/>
+          <w:bCs/>
+          <w:sz w:val="24"/>
+          <w:szCs w:val="24"/>
+        </w:rPr>
+        <w:t>. It measures the average error without squaring them. MAE is less sensitive to outliers than RMSE.</w:t>
+      </w:r>
+    </w:p>
+    <w:p>
+      <w:pPr>
+        <w:jc w:val="both"/>
+        <w:rPr>
+          <w:b w:val="0"/>
+          <w:bCs/>
+          <w:sz w:val="24"/>
+          <w:szCs w:val="24"/>
+        </w:rPr>
+      </w:pPr>
+      <w:r>
+        <w:rPr>
+          <w:b w:val="0"/>
+          <w:bCs/>
+          <w:sz w:val="24"/>
+          <w:szCs w:val="24"/>
+        </w:rPr>
+        <w:t>The simultaneous use of both RMSE and MAE is a sophisticated methodological choice. If a model has a high RMSE but a low MAE, it implies the model is good on average but makes a few very bad predictions (likely due to the unhandled outliers, which was a noted limitation 1). The dual goals (</w:t>
+      </w:r>
+      <w:r>
+        <w:rPr>
+          <w:b w:val="0"/>
+          <w:sz w:val="24"/>
+          <w:szCs w:val="24"/>
+        </w:rPr>
+        <w:t>R²</w:t>
+      </w:r>
+      <w:r>
+        <w:rPr>
+          <w:b w:val="0"/>
+          <w:bCs/>
+          <w:sz w:val="24"/>
+          <w:szCs w:val="24"/>
+        </w:rPr>
+        <w:t xml:space="preserve"> &gt; 0.95 and RMSE &lt; 10 </w:t>
+      </w:r>
+      <w:r>
+        <w:rPr>
+          <w:rStyle w:val="math-inline"/>
+          <w:b w:val="0"/>
+          <w:bCs/>
+          <w:color w:val="000000" w:themeColor="text1"/>
+          <w:sz w:val="24"/>
+          <w:szCs w:val="24"/>
+        </w:rPr>
+        <w:t>µg/m³</w:t>
+      </w:r>
+      <w:r>
+        <w:rPr>
+          <w:b w:val="0"/>
+          <w:bCs/>
+          <w:sz w:val="24"/>
+          <w:szCs w:val="24"/>
+        </w:rPr>
+        <w:t>) 1 show the project was seeking a model that was both highly fitting overall and did not have catastrophic prediction failures</w:t>
+      </w:r>
+      <w:r>
+        <w:rPr>
+          <w:b w:val="0"/>
+          <w:bCs/>
+          <w:sz w:val="24"/>
+          <w:szCs w:val="24"/>
+        </w:rPr>
+        <w:t>.</w:t>
+      </w:r>
+    </w:p>
+    <w:p>
+      <w:pPr>
+        <w:pStyle w:val="ListParagraph"/>
+        <w:numPr>
+          <w:ilvl w:val="0"/>
+          <w:numId w:val="18"/>
+        </w:numPr>
+        <w:rPr>
+          <w:sz w:val="24"/>
+          <w:szCs w:val="24"/>
+        </w:rPr>
+      </w:pPr>
+      <w:r>
+        <w:rPr>
+          <w:sz w:val="24"/>
+          <w:szCs w:val="24"/>
+        </w:rPr>
+        <w:t>Experimental Framework and Theoretical Analysis</w:t>
+      </w:r>
+    </w:p>
+    <w:p>
+      <w:pPr>
+        <w:rPr>
+          <w:b w:val="0"/>
+          <w:bCs/>
+          <w:sz w:val="24"/>
+          <w:szCs w:val="24"/>
+        </w:rPr>
+      </w:pPr>
+      <w:r>
+        <w:rPr>
+          <w:b w:val="0"/>
+          <w:bCs/>
+          <w:sz w:val="24"/>
+          <w:szCs w:val="24"/>
+        </w:rPr>
+        <w:t>The six experiments were designed to answer the question: "How does scaling the data affect these different models?"</w:t>
+      </w:r>
+    </w:p>
+    <w:p>
+      <w:pPr>
+        <w:pStyle w:val="ListParagraph"/>
+        <w:numPr>
+          <w:ilvl w:val="0"/>
+          <w:numId w:val="4"/>
+        </w:numPr>
+        <w:rPr>
+          <w:b w:val="0"/>
+          <w:bCs/>
+          <w:sz w:val="24"/>
+          <w:szCs w:val="24"/>
+        </w:rPr>
+      </w:pPr>
+      <w:r>
+        <w:rPr>
+          <w:sz w:val="24"/>
+          <w:szCs w:val="24"/>
+        </w:rPr>
+        <w:t>Hypothesis 1 (For Linear Regression):</w:t>
+      </w:r>
+      <w:r>
+        <w:rPr>
+          <w:b w:val="0"/>
+          <w:bCs/>
+          <w:sz w:val="24"/>
+          <w:szCs w:val="24"/>
+        </w:rPr>
+        <w:t xml:space="preserve"> Performance on the Scaled dataset was expected to be significantly higher than on the Original dataset. This is because StandardScaler resolves the issue of features having different scales (e.g., co in </w:t>
+      </w:r>
+      <w:r>
+        <w:rPr>
+          <w:b w:val="0"/>
+          <w:bCs/>
+          <w:i/>
+          <w:iCs/>
+          <w:sz w:val="24"/>
+          <w:szCs w:val="24"/>
+        </w:rPr>
+        <w:t>ppm</w:t>
+      </w:r>
+      <w:r>
+        <w:rPr>
+          <w:b w:val="0"/>
+          <w:bCs/>
+          <w:sz w:val="24"/>
+          <w:szCs w:val="24"/>
+        </w:rPr>
+        <w:t xml:space="preserve"> vs. no2 in </w:t>
+      </w:r>
+      <w:r>
+        <w:rPr>
+          <w:b w:val="0"/>
+          <w:bCs/>
+          <w:i/>
+          <w:iCs/>
+          <w:sz w:val="24"/>
+          <w:szCs w:val="24"/>
+        </w:rPr>
+        <w:t>ppb</w:t>
+      </w:r>
+      <w:r>
+        <w:rPr>
+          <w:b w:val="0"/>
+          <w:bCs/>
+          <w:sz w:val="24"/>
+          <w:szCs w:val="24"/>
+        </w:rPr>
+        <w:t>), which directly impacts the convergence and coefficients of a linear regression model.</w:t>
+      </w:r>
+    </w:p>
+    <w:p>
+      <w:pPr>
+        <w:pStyle w:val="ListParagraph"/>
+        <w:numPr>
+          <w:ilvl w:val="0"/>
+          <w:numId w:val="4"/>
+        </w:numPr>
+        <w:rPr>
+          <w:b w:val="0"/>
+          <w:bCs/>
+          <w:sz w:val="24"/>
+          <w:szCs w:val="24"/>
+        </w:rPr>
+      </w:pPr>
+      <w:r>
+        <w:rPr>
+          <w:sz w:val="24"/>
+          <w:szCs w:val="24"/>
+        </w:rPr>
+        <w:t>Hypothesis 2 (For Random Forest &amp; XGBoost):</w:t>
+      </w:r>
+      <w:r>
+        <w:rPr>
+          <w:b w:val="0"/>
+          <w:bCs/>
+          <w:sz w:val="24"/>
+          <w:szCs w:val="24"/>
+        </w:rPr>
+        <w:t xml:space="preserve"> Performance (R², RMSE, MAE) on the Scaled and Original datasets was expected to be nearly identical. This is because tree-based models make splitting decisions based on thresholds (e.g., no2 &gt; 10.5?). Monotonic transformations like scaling do not change the order of the values and thus do not affect where the optimal splits for a tree are found.</w:t>
+      </w:r>
+    </w:p>
+    <w:p>
+      <w:pPr>
+        <w:rPr>
+          <w:sz w:val="24"/>
+          <w:szCs w:val="24"/>
+        </w:rPr>
+      </w:pPr>
+    </w:p>
+    <w:p>
+      <w:pPr>
+        <w:pStyle w:val="Heading2"/>
+        <w:numPr>
+          <w:ilvl w:val="0"/>
+          <w:numId w:val="1"/>
+        </w:numPr>
+        <w:jc w:val="center"/>
+        <w:rPr>
+          <w:rFonts w:ascii="Times New Roman" w:hAnsi="Times New Roman" w:cs="Times New Roman"/>
+          <w:bCs/>
+          <w:color w:val="auto"/>
+        </w:rPr>
+      </w:pPr>
+      <w:r>
+        <w:rPr>
+          <w:rFonts w:ascii="Times New Roman" w:hAnsi="Times New Roman" w:cs="Times New Roman"/>
+          <w:bCs/>
+          <w:color w:val="auto"/>
+        </w:rPr>
+        <w:lastRenderedPageBreak/>
+        <w:t>Forecasting Application Deployment and Conclusion</w:t>
+      </w:r>
+    </w:p>
+    <w:p>
+      <w:pPr>
+        <w:jc w:val="both"/>
+        <w:rPr>
+          <w:b w:val="0"/>
+          <w:bCs/>
+          <w:sz w:val="24"/>
+          <w:szCs w:val="24"/>
+        </w:rPr>
+      </w:pPr>
+      <w:r>
+        <w:rPr>
+          <w:b w:val="0"/>
+          <w:bCs/>
+          <w:sz w:val="24"/>
+          <w:szCs w:val="24"/>
+        </w:rPr>
+        <w:t>The final phase of the project takes the trained models and integrates them into a practical application pipeline to generate actionable forecasts.</w:t>
+      </w:r>
+    </w:p>
+    <w:p>
+      <w:pPr>
+        <w:pStyle w:val="ListParagraph"/>
+        <w:numPr>
+          <w:ilvl w:val="0"/>
+          <w:numId w:val="19"/>
+        </w:numPr>
+        <w:jc w:val="both"/>
+        <w:rPr>
+          <w:sz w:val="24"/>
+          <w:szCs w:val="24"/>
+        </w:rPr>
+      </w:pPr>
+      <w:r>
+        <w:rPr>
+          <w:sz w:val="24"/>
+          <w:szCs w:val="24"/>
+        </w:rPr>
+        <w:t>7 – Day Forecase (Producttion Pipeline)</w:t>
+      </w:r>
+    </w:p>
+    <w:p>
+      <w:pPr>
+        <w:jc w:val="both"/>
+        <w:rPr>
+          <w:b w:val="0"/>
+          <w:bCs/>
+          <w:sz w:val="24"/>
+          <w:szCs w:val="24"/>
+        </w:rPr>
+      </w:pPr>
+      <w:r>
+        <w:rPr>
+          <w:b w:val="0"/>
+          <w:bCs/>
+          <w:sz w:val="24"/>
+          <w:szCs w:val="24"/>
+        </w:rPr>
+        <w:t>The 7-day (168-hour) forecasting pipeline was designed to directly connect the research phase (Part 5) to the application phase.</w:t>
+      </w:r>
+    </w:p>
+    <w:p>
+      <w:pPr>
+        <w:pStyle w:val="ListParagraph"/>
+        <w:numPr>
+          <w:ilvl w:val="0"/>
+          <w:numId w:val="4"/>
+        </w:numPr>
+        <w:jc w:val="both"/>
+        <w:rPr>
+          <w:b w:val="0"/>
+          <w:bCs/>
+          <w:sz w:val="24"/>
+          <w:szCs w:val="24"/>
+        </w:rPr>
+      </w:pPr>
+      <w:r>
+        <w:rPr>
+          <w:sz w:val="24"/>
+          <w:szCs w:val="24"/>
+        </w:rPr>
+        <w:t>Load</w:t>
+      </w:r>
+      <w:r>
+        <w:rPr>
+          <w:b w:val="0"/>
+          <w:bCs/>
+          <w:sz w:val="24"/>
+          <w:szCs w:val="24"/>
+        </w:rPr>
+        <w:t xml:space="preserve"> </w:t>
+      </w:r>
+      <w:r>
+        <w:rPr>
+          <w:sz w:val="24"/>
+          <w:szCs w:val="24"/>
+        </w:rPr>
+        <w:t>Artifacts</w:t>
+      </w:r>
+      <w:r>
+        <w:rPr>
+          <w:b w:val="0"/>
+          <w:bCs/>
+          <w:sz w:val="24"/>
+          <w:szCs w:val="24"/>
+        </w:rPr>
+        <w:t xml:space="preserve">: </w:t>
+      </w:r>
+      <w:r>
+        <w:rPr>
+          <w:b w:val="0"/>
+          <w:bCs/>
+          <w:sz w:val="24"/>
+          <w:szCs w:val="24"/>
+        </w:rPr>
+        <w:t>The pipeline begins by loading all artifacts saved during training. The models best_pm25_model_original.pkl and best_pm25_model_scaled.pkl are specifically XGBRegressor models. The pm25_scaler.pkl (StandardScaler) object that was "fit" on the training data is also loaded.</w:t>
+      </w:r>
+    </w:p>
+    <w:p>
+      <w:pPr>
+        <w:pStyle w:val="ListParagraph"/>
+        <w:numPr>
+          <w:ilvl w:val="0"/>
+          <w:numId w:val="4"/>
+        </w:numPr>
+        <w:jc w:val="both"/>
+        <w:rPr>
+          <w:b w:val="0"/>
+          <w:bCs/>
+          <w:sz w:val="24"/>
+          <w:szCs w:val="24"/>
+        </w:rPr>
+      </w:pPr>
+      <w:r>
+        <w:rPr>
+          <w:sz w:val="24"/>
+          <w:szCs w:val="24"/>
+        </w:rPr>
+        <w:t>Importance of scale.pkl</w:t>
+      </w:r>
+      <w:r>
+        <w:rPr>
+          <w:b w:val="0"/>
+          <w:bCs/>
+          <w:sz w:val="24"/>
+          <w:szCs w:val="24"/>
+        </w:rPr>
+        <w:t xml:space="preserve">: </w:t>
+      </w:r>
+      <w:r>
+        <w:rPr>
+          <w:b w:val="0"/>
+          <w:bCs/>
+          <w:sz w:val="24"/>
+          <w:szCs w:val="24"/>
+        </w:rPr>
+        <w:t>Saving and reloading the scaler.pkl is a critical step, demonstrating maturity in machine learning operations (MLOps). A common mistake is to train a model on scaled data, but then try to predict on new, raw data. The correct process (which this project implemented) is to use the saved scaler object to .transform() any new data before feeding it to the scaled XGBRegressor model.</w:t>
+      </w:r>
+    </w:p>
+    <w:p>
+      <w:pPr>
+        <w:pStyle w:val="ListParagraph"/>
+        <w:numPr>
+          <w:ilvl w:val="0"/>
+          <w:numId w:val="4"/>
+        </w:numPr>
+        <w:jc w:val="both"/>
+        <w:rPr>
+          <w:b w:val="0"/>
+          <w:bCs/>
+          <w:sz w:val="24"/>
+          <w:szCs w:val="24"/>
+        </w:rPr>
+      </w:pPr>
+      <w:r>
+        <w:rPr>
+          <w:sz w:val="24"/>
+          <w:szCs w:val="24"/>
+        </w:rPr>
+        <w:t>Generate Future Features</w:t>
+      </w:r>
+      <w:r>
+        <w:rPr>
+          <w:b w:val="0"/>
+          <w:bCs/>
+          <w:sz w:val="24"/>
+          <w:szCs w:val="24"/>
+        </w:rPr>
+        <w:t xml:space="preserve">: </w:t>
+      </w:r>
+      <w:r>
+        <w:rPr>
+          <w:b w:val="0"/>
+          <w:bCs/>
+          <w:sz w:val="24"/>
+          <w:szCs w:val="24"/>
+        </w:rPr>
+        <w:t>To predict the next 168 hours, the pipeline requires future values for features like co, no2, etc. The prediction script populates these future values using the historical average from the entire dataset (e.g., co: 614.0882, no2: 31.8466, o3: 53.3072).</w:t>
+      </w:r>
+    </w:p>
+    <w:p>
+      <w:pPr>
+        <w:pStyle w:val="ListParagraph"/>
+        <w:numPr>
+          <w:ilvl w:val="0"/>
+          <w:numId w:val="4"/>
+        </w:numPr>
+        <w:jc w:val="both"/>
+        <w:rPr>
+          <w:b w:val="0"/>
+          <w:bCs/>
+          <w:sz w:val="24"/>
+          <w:szCs w:val="24"/>
+        </w:rPr>
+      </w:pPr>
+      <w:r>
+        <w:rPr>
+          <w:sz w:val="24"/>
+          <w:szCs w:val="24"/>
+        </w:rPr>
+        <w:t>Dual Forecasr Generation</w:t>
+      </w:r>
+      <w:r>
+        <w:rPr>
+          <w:b w:val="0"/>
+          <w:bCs/>
+          <w:sz w:val="24"/>
+          <w:szCs w:val="24"/>
+        </w:rPr>
+        <w:t xml:space="preserve">: </w:t>
+      </w:r>
+      <w:r>
+        <w:rPr>
+          <w:b w:val="0"/>
+          <w:bCs/>
+          <w:sz w:val="24"/>
+          <w:szCs w:val="24"/>
+        </w:rPr>
+        <w:t>As analyzed, the pipeline generates two parallel sets of forecasts for the next 168 hours: one from the Original model (XGBRegressor) and one from the Scaled model (XGBRegressor).</w:t>
+      </w:r>
+    </w:p>
+    <w:p>
+      <w:pPr>
+        <w:pStyle w:val="ListParagraph"/>
+        <w:numPr>
+          <w:ilvl w:val="0"/>
+          <w:numId w:val="4"/>
+        </w:numPr>
+        <w:jc w:val="both"/>
+        <w:rPr>
+          <w:b w:val="0"/>
+          <w:bCs/>
+          <w:sz w:val="24"/>
+          <w:szCs w:val="24"/>
+        </w:rPr>
+      </w:pPr>
+      <w:r>
+        <w:rPr>
+          <w:sz w:val="24"/>
+          <w:szCs w:val="24"/>
+        </w:rPr>
+        <w:t>Aggregation and Storage</w:t>
+      </w:r>
+      <w:r>
+        <w:rPr>
+          <w:b w:val="0"/>
+          <w:bCs/>
+          <w:sz w:val="24"/>
+          <w:szCs w:val="24"/>
+        </w:rPr>
+        <w:t>:</w:t>
+      </w:r>
+      <w:r>
+        <w:rPr>
+          <w:b w:val="0"/>
+          <w:bCs/>
+          <w:sz w:val="24"/>
+          <w:szCs w:val="24"/>
+        </w:rPr>
+        <w:t xml:space="preserve"> </w:t>
+      </w:r>
+      <w:r>
+        <w:rPr>
+          <w:b w:val="0"/>
+          <w:bCs/>
+          <w:sz w:val="24"/>
+          <w:szCs w:val="24"/>
+        </w:rPr>
+        <w:t>These predictions are aggregated, along with comparisons (like difference and percent change), and exported to the pm25_predictions_comparison_7days.csv file. Six visualizations are also generated to analyze the forecast results from daily and hourly perspectives. However, the notebook file for this step does not contain the final generated charts.</w:t>
+      </w:r>
+    </w:p>
+    <w:p>
+      <w:pPr>
+        <w:pStyle w:val="ListParagraph"/>
+        <w:numPr>
+          <w:ilvl w:val="0"/>
+          <w:numId w:val="19"/>
+        </w:numPr>
+        <w:jc w:val="both"/>
+        <w:rPr>
+          <w:sz w:val="24"/>
+          <w:szCs w:val="24"/>
+        </w:rPr>
+      </w:pPr>
+      <w:r>
+        <w:rPr>
+          <w:sz w:val="24"/>
+          <w:szCs w:val="24"/>
+        </w:rPr>
+        <w:t>Real – World Use Cases</w:t>
+      </w:r>
+    </w:p>
+    <w:p>
+      <w:pPr>
+        <w:jc w:val="both"/>
+        <w:rPr>
+          <w:b w:val="0"/>
+          <w:bCs/>
+          <w:sz w:val="24"/>
+          <w:szCs w:val="24"/>
+        </w:rPr>
+      </w:pPr>
+      <w:r>
+        <w:rPr>
+          <w:b w:val="0"/>
+          <w:bCs/>
+          <w:sz w:val="24"/>
+          <w:szCs w:val="24"/>
+        </w:rPr>
+        <w:t>The outputs from this 7-day forecast pipeline are designed to feed directly into the use cases identified in Part 1:</w:t>
+      </w:r>
+    </w:p>
+    <w:p>
+      <w:pPr>
+        <w:pStyle w:val="ListParagraph"/>
+        <w:numPr>
+          <w:ilvl w:val="0"/>
+          <w:numId w:val="4"/>
+        </w:numPr>
+        <w:jc w:val="both"/>
+        <w:rPr>
+          <w:b w:val="0"/>
+          <w:bCs/>
+          <w:sz w:val="24"/>
+          <w:szCs w:val="24"/>
+        </w:rPr>
+      </w:pPr>
+      <w:r>
+        <w:rPr>
+          <w:sz w:val="24"/>
+          <w:szCs w:val="24"/>
+        </w:rPr>
+        <w:t>Citizen Alerts</w:t>
+      </w:r>
+      <w:r>
+        <w:rPr>
+          <w:b w:val="0"/>
+          <w:bCs/>
+          <w:sz w:val="24"/>
+          <w:szCs w:val="24"/>
+        </w:rPr>
+        <w:t>:</w:t>
+      </w:r>
+      <w:r>
+        <w:rPr>
+          <w:b w:val="0"/>
+          <w:bCs/>
+          <w:sz w:val="24"/>
+          <w:szCs w:val="24"/>
+        </w:rPr>
+        <w:t xml:space="preserve"> </w:t>
+      </w:r>
+      <w:r>
+        <w:rPr>
+          <w:b w:val="0"/>
+          <w:bCs/>
+          <w:sz w:val="24"/>
+          <w:szCs w:val="24"/>
+        </w:rPr>
+        <w:t>The CSV file can be read by a mobile app to send users a notification when PM2.5 is predicted to be at an "Unhealthy" level, with specific recommended actions (e.g., "Limit outdoor exposure," "Wear N95 mask")</w:t>
+      </w:r>
+    </w:p>
+    <w:p>
+      <w:pPr>
+        <w:pStyle w:val="ListParagraph"/>
+        <w:numPr>
+          <w:ilvl w:val="0"/>
+          <w:numId w:val="4"/>
+        </w:numPr>
+        <w:jc w:val="both"/>
+        <w:rPr>
+          <w:b w:val="0"/>
+          <w:bCs/>
+          <w:sz w:val="24"/>
+          <w:szCs w:val="24"/>
+        </w:rPr>
+      </w:pPr>
+      <w:r>
+        <w:rPr>
+          <w:sz w:val="24"/>
+          <w:szCs w:val="24"/>
+        </w:rPr>
+        <w:t>Policy Support</w:t>
+      </w:r>
+      <w:r>
+        <w:rPr>
+          <w:b w:val="0"/>
+          <w:bCs/>
+          <w:sz w:val="24"/>
+          <w:szCs w:val="24"/>
+        </w:rPr>
+        <w:t>:</w:t>
+      </w:r>
+      <w:r>
+        <w:rPr>
+          <w:b w:val="0"/>
+          <w:bCs/>
+          <w:sz w:val="24"/>
+          <w:szCs w:val="24"/>
+        </w:rPr>
+        <w:t xml:space="preserve"> </w:t>
+      </w:r>
+      <w:r>
+        <w:rPr>
+          <w:b w:val="0"/>
+          <w:bCs/>
+          <w:sz w:val="24"/>
+          <w:szCs w:val="24"/>
+        </w:rPr>
+        <w:t>The data can populate a Government Dashboard, displaying the 7-day forecast. When predicted levels exceed regulatory thresholds, it can automatically trigger alerts for authorities to enact interventions like vehicle restrictions.</w:t>
+      </w:r>
+    </w:p>
+    <w:p>
+      <w:pPr>
+        <w:pStyle w:val="ListParagraph"/>
+        <w:numPr>
+          <w:ilvl w:val="0"/>
+          <w:numId w:val="4"/>
+        </w:numPr>
+        <w:jc w:val="both"/>
+        <w:rPr>
+          <w:b w:val="0"/>
+          <w:bCs/>
+          <w:sz w:val="24"/>
+          <w:szCs w:val="24"/>
+        </w:rPr>
+      </w:pPr>
+      <w:r>
+        <w:rPr>
+          <w:sz w:val="24"/>
+          <w:szCs w:val="24"/>
+        </w:rPr>
+        <w:lastRenderedPageBreak/>
+        <w:t>Medical Planning</w:t>
+      </w:r>
+      <w:r>
+        <w:rPr>
+          <w:b w:val="0"/>
+          <w:bCs/>
+          <w:sz w:val="24"/>
+          <w:szCs w:val="24"/>
+        </w:rPr>
+        <w:t>:</w:t>
+      </w:r>
+      <w:r>
+        <w:rPr>
+          <w:b w:val="0"/>
+          <w:bCs/>
+          <w:sz w:val="24"/>
+          <w:szCs w:val="24"/>
+        </w:rPr>
+        <w:t xml:space="preserve"> </w:t>
+      </w:r>
+      <w:r>
+        <w:rPr>
+          <w:b w:val="0"/>
+          <w:bCs/>
+          <w:sz w:val="24"/>
+          <w:szCs w:val="24"/>
+        </w:rPr>
+        <w:t>Hospitals can use this forecast to estimate an increase in patient admissions for respiratory issues. This allows them to prepare necessary medications (like Ventolin, Seretide) and increase medical staff on duty.</w:t>
+      </w:r>
+    </w:p>
+    <w:p>
+      <w:pPr>
+        <w:pStyle w:val="ListParagraph"/>
+        <w:numPr>
+          <w:ilvl w:val="0"/>
+          <w:numId w:val="19"/>
+        </w:numPr>
+        <w:jc w:val="both"/>
+        <w:rPr>
+          <w:sz w:val="24"/>
+          <w:szCs w:val="24"/>
+        </w:rPr>
+      </w:pPr>
+      <w:r>
+        <w:rPr>
+          <w:sz w:val="24"/>
+          <w:szCs w:val="24"/>
+        </w:rPr>
+        <w:t>Summary and Limitations</w:t>
+      </w:r>
+      <w:r>
+        <w:rPr>
+          <w:sz w:val="24"/>
+          <w:szCs w:val="24"/>
+        </w:rPr>
+        <w:t>:</w:t>
+      </w:r>
+    </w:p>
+    <w:p>
+      <w:pPr>
+        <w:jc w:val="both"/>
+        <w:rPr>
+          <w:b w:val="0"/>
+          <w:bCs/>
+          <w:sz w:val="24"/>
+          <w:szCs w:val="24"/>
+        </w:rPr>
+      </w:pPr>
+      <w:r>
+        <w:rPr>
+          <w:b w:val="0"/>
+          <w:bCs/>
+          <w:sz w:val="24"/>
+          <w:szCs w:val="24"/>
+        </w:rPr>
+        <w:t>This project presents a comprehensive and methodologically sound machine learning pipeline for addressing the problem of PM2.5 forecasting in Hanoi.</w:t>
+      </w:r>
+    </w:p>
+    <w:p>
+      <w:pPr>
+        <w:jc w:val="both"/>
+        <w:rPr>
+          <w:b w:val="0"/>
+          <w:bCs/>
+          <w:sz w:val="24"/>
+          <w:szCs w:val="24"/>
+        </w:rPr>
+      </w:pPr>
+      <w:r>
+        <w:rPr>
+          <w:b w:val="0"/>
+          <w:bCs/>
+          <w:sz w:val="24"/>
+          <w:szCs w:val="24"/>
+        </w:rPr>
+        <w:tab/>
+        <w:t xml:space="preserve"> </w:t>
+      </w:r>
+      <w:r>
+        <w:rPr>
+          <w:sz w:val="24"/>
+          <w:szCs w:val="24"/>
+        </w:rPr>
+        <w:t>Project Strengths</w:t>
+      </w:r>
+      <w:r>
+        <w:rPr>
+          <w:b w:val="0"/>
+          <w:bCs/>
+          <w:sz w:val="24"/>
+          <w:szCs w:val="24"/>
+        </w:rPr>
+        <w:t>:</w:t>
+      </w:r>
+    </w:p>
+    <w:p>
+      <w:pPr>
+        <w:pStyle w:val="ListParagraph"/>
+        <w:numPr>
+          <w:ilvl w:val="0"/>
+          <w:numId w:val="4"/>
+        </w:numPr>
+        <w:jc w:val="both"/>
+        <w:rPr>
+          <w:b w:val="0"/>
+          <w:bCs/>
+          <w:sz w:val="24"/>
+          <w:szCs w:val="24"/>
+        </w:rPr>
+      </w:pPr>
+      <w:r>
+        <w:rPr>
+          <w:sz w:val="24"/>
+          <w:szCs w:val="24"/>
+        </w:rPr>
+        <w:t>Data Collection Pipeline</w:t>
+      </w:r>
+      <w:r>
+        <w:rPr>
+          <w:b w:val="0"/>
+          <w:bCs/>
+          <w:sz w:val="24"/>
+          <w:szCs w:val="24"/>
+        </w:rPr>
+        <w:t xml:space="preserve">: </w:t>
+      </w:r>
+      <w:r>
+        <w:rPr>
+          <w:b w:val="0"/>
+          <w:bCs/>
+          <w:sz w:val="24"/>
+          <w:szCs w:val="24"/>
+        </w:rPr>
+        <w:t>The data collection process was designed with robustness and fault-tolerance as priorities, carefully managing time, timezones, and API rate limits.</w:t>
+      </w:r>
+    </w:p>
+    <w:p>
+      <w:pPr>
+        <w:pStyle w:val="ListParagraph"/>
+        <w:numPr>
+          <w:ilvl w:val="0"/>
+          <w:numId w:val="4"/>
+        </w:numPr>
+        <w:jc w:val="both"/>
+        <w:rPr>
+          <w:b w:val="0"/>
+          <w:bCs/>
+          <w:sz w:val="24"/>
+          <w:szCs w:val="24"/>
+        </w:rPr>
+      </w:pPr>
+      <w:r>
+        <w:rPr>
+          <w:sz w:val="24"/>
+          <w:szCs w:val="24"/>
+        </w:rPr>
+        <w:t>Feature Engineering</w:t>
+      </w:r>
+      <w:r>
+        <w:rPr>
+          <w:b w:val="0"/>
+          <w:bCs/>
+          <w:sz w:val="24"/>
+          <w:szCs w:val="24"/>
+        </w:rPr>
+        <w:t xml:space="preserve">: </w:t>
+      </w:r>
+      <w:r>
+        <w:rPr>
+          <w:b w:val="0"/>
+          <w:bCs/>
+          <w:sz w:val="24"/>
+          <w:szCs w:val="24"/>
+        </w:rPr>
+        <w:t>The handling of temporal features and, most notably, the decision to drop aqi to prevent multicollinearity, demonstrates a sophisticated understanding of data science</w:t>
+      </w:r>
+    </w:p>
+    <w:p>
+      <w:pPr>
+        <w:pStyle w:val="ListParagraph"/>
+        <w:numPr>
+          <w:ilvl w:val="0"/>
+          <w:numId w:val="4"/>
+        </w:numPr>
+        <w:jc w:val="both"/>
+        <w:rPr>
+          <w:b w:val="0"/>
+          <w:bCs/>
+          <w:sz w:val="24"/>
+          <w:szCs w:val="24"/>
+        </w:rPr>
+      </w:pPr>
+      <w:r>
+        <w:rPr>
+          <w:sz w:val="24"/>
+          <w:szCs w:val="24"/>
+        </w:rPr>
+        <w:t>Experimental Design</w:t>
+      </w:r>
+      <w:r>
+        <w:rPr>
+          <w:b w:val="0"/>
+          <w:bCs/>
+          <w:sz w:val="24"/>
+          <w:szCs w:val="24"/>
+        </w:rPr>
+        <w:t xml:space="preserve">: </w:t>
+      </w:r>
+      <w:r>
+        <w:rPr>
+          <w:b w:val="0"/>
+          <w:bCs/>
+          <w:sz w:val="24"/>
+          <w:szCs w:val="24"/>
+        </w:rPr>
+        <w:t>The parallel comparison of Original vs. Scaled data across three model types is a rigorous research methodology</w:t>
+      </w:r>
+    </w:p>
+    <w:p>
+      <w:pPr>
+        <w:pStyle w:val="ListParagraph"/>
+        <w:numPr>
+          <w:ilvl w:val="0"/>
+          <w:numId w:val="4"/>
+        </w:numPr>
+        <w:jc w:val="both"/>
+        <w:rPr>
+          <w:b w:val="0"/>
+          <w:bCs/>
+          <w:sz w:val="24"/>
+          <w:szCs w:val="24"/>
+        </w:rPr>
+      </w:pPr>
+      <w:r>
+        <w:rPr>
+          <w:sz w:val="24"/>
+          <w:szCs w:val="24"/>
+        </w:rPr>
+        <w:t>Production – Readiness</w:t>
+      </w:r>
+      <w:r>
+        <w:rPr>
+          <w:b w:val="0"/>
+          <w:bCs/>
+          <w:sz w:val="24"/>
+          <w:szCs w:val="24"/>
+        </w:rPr>
+        <w:t xml:space="preserve">: </w:t>
+      </w:r>
+      <w:r>
+        <w:rPr>
+          <w:b w:val="0"/>
+          <w:bCs/>
+          <w:sz w:val="24"/>
+          <w:szCs w:val="24"/>
+        </w:rPr>
+        <w:t>The project successfully bridges research to production, including the critical MLOps step of saving and reusing the scaler.pkl</w:t>
+      </w:r>
+      <w:r>
+        <w:rPr>
+          <w:b w:val="0"/>
+          <w:bCs/>
+          <w:sz w:val="24"/>
+          <w:szCs w:val="24"/>
+        </w:rPr>
+        <w:t>.</w:t>
+      </w:r>
+    </w:p>
+    <w:p>
+      <w:pPr>
+        <w:ind w:firstLine="720"/>
+        <w:jc w:val="both"/>
+        <w:rPr>
+          <w:sz w:val="24"/>
+          <w:szCs w:val="24"/>
+        </w:rPr>
+      </w:pPr>
+      <w:r>
+        <w:rPr>
+          <w:sz w:val="24"/>
+          <w:szCs w:val="24"/>
+        </w:rPr>
+        <w:t>Limitations and Future Work:</w:t>
+      </w:r>
+    </w:p>
+    <w:p>
+      <w:pPr>
+        <w:pStyle w:val="ListParagraph"/>
+        <w:numPr>
+          <w:ilvl w:val="0"/>
+          <w:numId w:val="4"/>
+        </w:numPr>
+        <w:jc w:val="both"/>
+        <w:rPr>
+          <w:b w:val="0"/>
+          <w:bCs/>
+          <w:sz w:val="24"/>
+          <w:szCs w:val="24"/>
+        </w:rPr>
+      </w:pPr>
+      <w:r>
+        <w:rPr>
+          <w:sz w:val="24"/>
+          <w:szCs w:val="24"/>
+        </w:rPr>
+        <w:t>Lack of Outlier/Noise Handling</w:t>
+      </w:r>
+      <w:r>
+        <w:rPr>
+          <w:b w:val="0"/>
+          <w:bCs/>
+          <w:sz w:val="24"/>
+          <w:szCs w:val="24"/>
+        </w:rPr>
+        <w:t>: The biggest limitation in preprocessing is the lack of any documented handling for outliers or noise. A sudden spike in PM2.5 (e.g., from a fire or sensor error) could negatively skew the performance of sensitive models. Future work should implement Z-score filtering or anomaly detection.</w:t>
+      </w:r>
+    </w:p>
+    <w:p>
+      <w:pPr>
+        <w:pStyle w:val="ListParagraph"/>
+        <w:numPr>
+          <w:ilvl w:val="0"/>
+          <w:numId w:val="4"/>
+        </w:numPr>
+        <w:jc w:val="both"/>
+        <w:rPr>
+          <w:b w:val="0"/>
+          <w:bCs/>
+          <w:sz w:val="24"/>
+          <w:szCs w:val="24"/>
+        </w:rPr>
+      </w:pPr>
+      <w:r>
+        <w:rPr>
+          <w:sz w:val="24"/>
+          <w:szCs w:val="24"/>
+        </w:rPr>
+        <w:t>Unconfirmed Missing</w:t>
+      </w:r>
+      <w:r>
+        <w:rPr>
+          <w:b w:val="0"/>
+          <w:bCs/>
+          <w:sz w:val="24"/>
+          <w:szCs w:val="24"/>
+        </w:rPr>
+        <w:t xml:space="preserve"> Value Handling: While ffill and interpolate were proposed, the documentation does not confirm their use. An analysis should be conducted to evaluate the impact of these imputation strategies.</w:t>
+      </w:r>
+    </w:p>
+    <w:p>
+      <w:pPr>
+        <w:pStyle w:val="ListParagraph"/>
+        <w:numPr>
+          <w:ilvl w:val="0"/>
+          <w:numId w:val="4"/>
+        </w:numPr>
+        <w:jc w:val="both"/>
+        <w:rPr>
+          <w:b w:val="0"/>
+          <w:bCs/>
+          <w:sz w:val="24"/>
+          <w:szCs w:val="24"/>
+        </w:rPr>
+      </w:pPr>
+      <w:r>
+        <w:rPr>
+          <w:sz w:val="24"/>
+          <w:szCs w:val="24"/>
+        </w:rPr>
+        <w:t>Missing Experimental Results</w:t>
+      </w:r>
+      <w:r>
+        <w:rPr>
+          <w:b w:val="0"/>
+          <w:bCs/>
+          <w:sz w:val="24"/>
+          <w:szCs w:val="24"/>
+        </w:rPr>
+        <w:t xml:space="preserve">: The most obvious limitation is the absence of the final experimental results.1 The immediate next step would be to execute the 6 designed experiments, populate Table 3, and confirm the selection of XGBoost based on the stated </w:t>
+      </w:r>
+      <w:r>
+        <w:rPr>
+          <w:b w:val="0"/>
+          <w:sz w:val="24"/>
+          <w:szCs w:val="24"/>
+        </w:rPr>
+        <w:t>R²</w:t>
+      </w:r>
+      <w:r>
+        <w:rPr>
+          <w:b w:val="0"/>
+          <w:bCs/>
+          <w:sz w:val="24"/>
+          <w:szCs w:val="24"/>
+        </w:rPr>
+        <w:t xml:space="preserve"> &gt; 0.95</w:t>
+      </w:r>
+      <w:r>
+        <w:rPr>
+          <w:b w:val="0"/>
+          <w:bCs/>
+          <w:sz w:val="24"/>
+          <w:szCs w:val="24"/>
+        </w:rPr>
+        <w:t xml:space="preserve"> and RMSE goals.</w:t>
+      </w:r>
+    </w:p>
+    <w:p>
+      <w:pPr>
+        <w:pStyle w:val="ListParagraph"/>
+        <w:numPr>
+          <w:ilvl w:val="0"/>
+          <w:numId w:val="4"/>
+        </w:numPr>
+        <w:jc w:val="both"/>
+        <w:rPr>
+          <w:b w:val="0"/>
+          <w:bCs/>
+          <w:sz w:val="24"/>
+          <w:szCs w:val="24"/>
+        </w:rPr>
+      </w:pPr>
+      <w:r>
+        <w:rPr>
+          <w:color w:val="1B1C1D"/>
+          <w:sz w:val="24"/>
+          <w:szCs w:val="24"/>
+          <w:shd w:val="clear" w:color="auto" w:fill="FFFFFF"/>
+        </w:rPr>
+        <w:t>Missing Visualizations</w:t>
+      </w:r>
+      <w:r>
+        <w:rPr>
+          <w:b w:val="0"/>
+          <w:bCs/>
+          <w:color w:val="1B1C1D"/>
+          <w:sz w:val="24"/>
+          <w:szCs w:val="24"/>
+          <w:shd w:val="clear" w:color="auto" w:fill="FFFFFF"/>
+        </w:rPr>
+        <w:t>:</w:t>
+      </w:r>
+      <w:r>
+        <w:rPr>
+          <w:color w:val="1B1C1D"/>
+          <w:sz w:val="24"/>
+          <w:szCs w:val="24"/>
+          <w:shd w:val="clear" w:color="auto" w:fill="FFFFFF"/>
+        </w:rPr>
+        <w:t> </w:t>
+      </w:r>
+      <w:r>
+        <w:rPr>
+          <w:b w:val="0"/>
+          <w:bCs/>
+          <w:color w:val="1B1C1D"/>
+          <w:sz w:val="24"/>
+          <w:szCs w:val="24"/>
+          <w:shd w:val="clear" w:color="auto" w:fill="FFFFFF"/>
+        </w:rPr>
+        <w:t>The final 7-day forecast notebook does not contain the 6 output charts, so the final predictive visualizations cannot be analyzed.</w:t>
       </w:r>
     </w:p>
     <w:sectPr>
@@ -1826,8 +7931,246 @@
 </file>
 
 <file path=word/numbering.xml><?xml version="1.0" encoding="utf-8"?>
-<w:numbering xmlns:wpc="http://schemas.microsoft.com/office/word/2010/wordprocessingCanvas" xmlns:cx="http://schemas.microsoft.com/office/drawing/2014/chartex" xmlns:cx1="http://schemas.microsoft.com/office/drawing/2015/9/8/chartex" xmlns:cx2="http://schemas.microsoft.com/office/drawing/2015/10/21/chartex" xmlns:cx3="http://schemas.microsoft.com/office/drawing/2016/5/9/chartex" xmlns:cx4="http://schemas.microsoft.com/office/drawing/2016/5/10/chartex" xmlns:cx5="http://schemas.microsoft.com/office/drawing/2016/5/11/chartex" xmlns:cx6="http://schemas.microsoft.com/office/drawing/2016/5/12/chartex" xmlns:cx7="http://schemas.microsoft.com/office/drawing/2016/5/13/chartex" xmlns:cx8="http://schemas.microsoft.com/office/drawing/2016/5/14/chartex" xmlns:mc="http://schemas.openxmlformats.org/markup-compatibility/2006" xmlns:aink="http://schemas.microsoft.com/office/drawing/2016/ink" xmlns:am3d="http://schemas.microsoft.com/office/drawing/2017/model3d" xmlns:o="urn:schemas-microsoft-com:office:office" xmlns:oel="http://schemas.microsoft.com/office/2019/extlst" xmlns:r="http://schemas.openxmlformats.org/officeDocument/2006/relationships" xmlns:m="http://schemas.openxmlformats.org/officeDocument/2006/math" xmlns:v="urn:schemas-microsoft-com:vml" xmlns:wp14="http://schemas.microsoft.com/office/word/2010/wordprocessingDrawing" xmlns:wp="http://schemas.openxmlformats.org/drawingml/2006/wordprocessingDrawing" xmlns:w10="urn:schemas-microsoft-com:office:word" xmlns:w="http://schemas.openxmlformats.org/wordprocessingml/2006/main" xmlns:w14="http://schemas.microsoft.com/office/word/2010/wordml" xmlns:w15="http://schemas.microsoft.com/office/word/2012/wordml" xmlns:w16cex="http://schemas.microsoft.com/office/word/2018/wordml/cex" xmlns:w16cid="http://schemas.microsoft.com/office/word/2016/wordml/cid" xmlns:w16="http://schemas.microsoft.com/office/word/2018/wordml" xmlns:w16du="http://schemas.microsoft.com/office/word/2023/wordml/word16du" xmlns:w16sdtdh="http://schemas.microsoft.com/office/word/2020/wordml/sdtdatahash" xmlns:w16sdtfl="http://schemas.microsoft.com/office/word/2024/wordml/sdtformatlock" xmlns:w16se="http://schemas.microsoft.com/office/word/2015/wordml/symex" xmlns:wpg="http://schemas.microsoft.com/office/word/2010/wordprocessingGroup" xmlns:wpi="http://schemas.microsoft.com/office/word/2010/wordprocessingInk" xmlns:wne="http://schemas.microsoft.com/office/word/2006/wordml" xmlns:wps="http://schemas.microsoft.com/office/word/2010/wordprocessingShape" mc:Ignorable="w14 w15 w16se w16cid w16 w16cex w16sdtdh w16sdtfl w16du wp14">
+<w:numbering xmlns:wpc="http://schemas.microsoft.com/office/word/2010/wordprocessingCanvas" xmlns:cx="http://schemas.microsoft.com/office/drawing/2014/chartex" xmlns:cx1="http://schemas.microsoft.com/office/drawing/2015/9/8/chartex" xmlns:cx2="http://schemas.microsoft.com/office/drawing/2015/10/21/chartex" xmlns:cx3="http://schemas.microsoft.com/office/drawing/2016/5/9/chartex" xmlns:cx4="http://schemas.microsoft.com/office/drawing/2016/5/10/chartex" xmlns:cx5="http://schemas.microsoft.com/office/drawing/2016/5/11/chartex" xmlns:cx6="http://schemas.microsoft.com/office/drawing/2016/5/12/chartex" xmlns:cx7="http://schemas.microsoft.com/office/drawing/2016/5/13/chartex" xmlns:cx8="http://schemas.microsoft.com/office/drawing/2016/5/14/chartex" xmlns:mc="http://schemas.openxmlformats.org/markup-compatibility/2006" xmlns:aink="http://schemas.microsoft.com/office/drawing/2016/ink" xmlns:am3d="http://schemas.microsoft.com/office/drawing/2017/model3d" xmlns:o="urn:schemas-microsoft-com:office:office" xmlns:oel="http://schemas.microsoft.com/office/2019/extlst" xmlns:r="http://schemas.openxmlformats.org/officeDocument/2006/relationships" xmlns:m="http://schemas.openxmlformats.org/officeDocument/2006/math" xmlns:v="urn:schemas-microsoft-com:vml" xmlns:wp14="http://schemas.microsoft.com/office/word/2010/wordprocessingDrawing" xmlns:wp="http://schemas.openxmlformats.org/drawingml/2006/wordprocessingDrawing" xmlns:w10="urn:schemas-microsoft-com:office:word" xmlns:w="http://schemas.openxmlformats.org/wordprocessingml/2006/main" xmlns:w14="http://schemas.microsoft.com/office/word/2010/wordml" xmlns:w15="http://schemas.microsoft.com/office/word/2012/wordml" xmlns:w16cex="http://schemas.microsoft.com/office/word/2018/wordml/cex" xmlns:w16cid="http://schemas.microsoft.com/office/word/2016/wordml/cid" xmlns:w16="http://schemas.microsoft.com/office/word/2018/wordml" xmlns:w16du="http://schemas.microsoft.com/office/word/2023/wordml/word16du" xmlns:w16sdtdh="http://schemas.microsoft.com/office/word/2020/wordml/sdtdatahash" xmlns:w16se="http://schemas.microsoft.com/office/word/2015/wordml/symex" xmlns:wpg="http://schemas.microsoft.com/office/word/2010/wordprocessingGroup" xmlns:wpi="http://schemas.microsoft.com/office/word/2010/wordprocessingInk" xmlns:wne="http://schemas.microsoft.com/office/word/2006/wordml" xmlns:wps="http://schemas.microsoft.com/office/word/2010/wordprocessingShape" mc:Ignorable="w14 w15 w16se w16cid w16 w16cex w16sdtdh w16du wp14">
   <w:abstractNum w:abstractNumId="0" w15:restartNumberingAfterBreak="0">
+    <w:nsid w:val="01E37E01"/>
+    <w:multiLevelType w:val="hybridMultilevel"/>
+    <w:tmpl w:val="E4C4F8D4"/>
+    <w:lvl w:ilvl="0" w:tplc="0409000F">
+      <w:start w:val="1"/>
+      <w:numFmt w:val="decimal"/>
+      <w:lvlText w:val="%1."/>
+      <w:lvlJc w:val="left"/>
+      <w:pPr>
+        <w:ind w:left="720" w:hanging="360"/>
+      </w:pPr>
+      <w:rPr>
+        <w:rFonts w:hint="default"/>
+      </w:rPr>
+    </w:lvl>
+    <w:lvl w:ilvl="1" w:tplc="04090019" w:tentative="1">
+      <w:start w:val="1"/>
+      <w:numFmt w:val="lowerLetter"/>
+      <w:lvlText w:val="%2."/>
+      <w:lvlJc w:val="left"/>
+      <w:pPr>
+        <w:ind w:left="1440" w:hanging="360"/>
+      </w:pPr>
+    </w:lvl>
+    <w:lvl w:ilvl="2" w:tplc="0409001B" w:tentative="1">
+      <w:start w:val="1"/>
+      <w:numFmt w:val="lowerRoman"/>
+      <w:lvlText w:val="%3."/>
+      <w:lvlJc w:val="right"/>
+      <w:pPr>
+        <w:ind w:left="2160" w:hanging="180"/>
+      </w:pPr>
+    </w:lvl>
+    <w:lvl w:ilvl="3" w:tplc="0409000F" w:tentative="1">
+      <w:start w:val="1"/>
+      <w:numFmt w:val="decimal"/>
+      <w:lvlText w:val="%4."/>
+      <w:lvlJc w:val="left"/>
+      <w:pPr>
+        <w:ind w:left="2880" w:hanging="360"/>
+      </w:pPr>
+    </w:lvl>
+    <w:lvl w:ilvl="4" w:tplc="04090019" w:tentative="1">
+      <w:start w:val="1"/>
+      <w:numFmt w:val="lowerLetter"/>
+      <w:lvlText w:val="%5."/>
+      <w:lvlJc w:val="left"/>
+      <w:pPr>
+        <w:ind w:left="3600" w:hanging="360"/>
+      </w:pPr>
+    </w:lvl>
+    <w:lvl w:ilvl="5" w:tplc="0409001B" w:tentative="1">
+      <w:start w:val="1"/>
+      <w:numFmt w:val="lowerRoman"/>
+      <w:lvlText w:val="%6."/>
+      <w:lvlJc w:val="right"/>
+      <w:pPr>
+        <w:ind w:left="4320" w:hanging="180"/>
+      </w:pPr>
+    </w:lvl>
+    <w:lvl w:ilvl="6" w:tplc="0409000F" w:tentative="1">
+      <w:start w:val="1"/>
+      <w:numFmt w:val="decimal"/>
+      <w:lvlText w:val="%7."/>
+      <w:lvlJc w:val="left"/>
+      <w:pPr>
+        <w:ind w:left="5040" w:hanging="360"/>
+      </w:pPr>
+    </w:lvl>
+    <w:lvl w:ilvl="7" w:tplc="04090019" w:tentative="1">
+      <w:start w:val="1"/>
+      <w:numFmt w:val="lowerLetter"/>
+      <w:lvlText w:val="%8."/>
+      <w:lvlJc w:val="left"/>
+      <w:pPr>
+        <w:ind w:left="5760" w:hanging="360"/>
+      </w:pPr>
+    </w:lvl>
+    <w:lvl w:ilvl="8" w:tplc="0409001B" w:tentative="1">
+      <w:start w:val="1"/>
+      <w:numFmt w:val="lowerRoman"/>
+      <w:lvlText w:val="%9."/>
+      <w:lvlJc w:val="right"/>
+      <w:pPr>
+        <w:ind w:left="6480" w:hanging="180"/>
+      </w:pPr>
+    </w:lvl>
+  </w:abstractNum>
+  <w:abstractNum w:abstractNumId="1" w15:restartNumberingAfterBreak="0">
+    <w:nsid w:val="08F30838"/>
+    <w:multiLevelType w:val="multilevel"/>
+    <w:tmpl w:val="1E980EBA"/>
+    <w:lvl w:ilvl="0">
+      <w:start w:val="1"/>
+      <w:numFmt w:val="bullet"/>
+      <w:lvlText w:val=""/>
+      <w:lvlJc w:val="left"/>
+      <w:pPr>
+        <w:tabs>
+          <w:tab w:val="num" w:pos="720"/>
+        </w:tabs>
+        <w:ind w:left="720" w:hanging="360"/>
+      </w:pPr>
+      <w:rPr>
+        <w:rFonts w:ascii="Symbol" w:hAnsi="Symbol" w:hint="default"/>
+        <w:sz w:val="20"/>
+      </w:rPr>
+    </w:lvl>
+    <w:lvl w:ilvl="1" w:tentative="1">
+      <w:start w:val="1"/>
+      <w:numFmt w:val="bullet"/>
+      <w:lvlText w:val=""/>
+      <w:lvlJc w:val="left"/>
+      <w:pPr>
+        <w:tabs>
+          <w:tab w:val="num" w:pos="1440"/>
+        </w:tabs>
+        <w:ind w:left="1440" w:hanging="360"/>
+      </w:pPr>
+      <w:rPr>
+        <w:rFonts w:ascii="Symbol" w:hAnsi="Symbol" w:hint="default"/>
+        <w:sz w:val="20"/>
+      </w:rPr>
+    </w:lvl>
+    <w:lvl w:ilvl="2" w:tentative="1">
+      <w:start w:val="1"/>
+      <w:numFmt w:val="bullet"/>
+      <w:lvlText w:val=""/>
+      <w:lvlJc w:val="left"/>
+      <w:pPr>
+        <w:tabs>
+          <w:tab w:val="num" w:pos="2160"/>
+        </w:tabs>
+        <w:ind w:left="2160" w:hanging="360"/>
+      </w:pPr>
+      <w:rPr>
+        <w:rFonts w:ascii="Symbol" w:hAnsi="Symbol" w:hint="default"/>
+        <w:sz w:val="20"/>
+      </w:rPr>
+    </w:lvl>
+    <w:lvl w:ilvl="3" w:tentative="1">
+      <w:start w:val="1"/>
+      <w:numFmt w:val="bullet"/>
+      <w:lvlText w:val=""/>
+      <w:lvlJc w:val="left"/>
+      <w:pPr>
+        <w:tabs>
+          <w:tab w:val="num" w:pos="2880"/>
+        </w:tabs>
+        <w:ind w:left="2880" w:hanging="360"/>
+      </w:pPr>
+      <w:rPr>
+        <w:rFonts w:ascii="Symbol" w:hAnsi="Symbol" w:hint="default"/>
+        <w:sz w:val="20"/>
+      </w:rPr>
+    </w:lvl>
+    <w:lvl w:ilvl="4" w:tentative="1">
+      <w:start w:val="1"/>
+      <w:numFmt w:val="bullet"/>
+      <w:lvlText w:val=""/>
+      <w:lvlJc w:val="left"/>
+      <w:pPr>
+        <w:tabs>
+          <w:tab w:val="num" w:pos="3600"/>
+        </w:tabs>
+        <w:ind w:left="3600" w:hanging="360"/>
+      </w:pPr>
+      <w:rPr>
+        <w:rFonts w:ascii="Symbol" w:hAnsi="Symbol" w:hint="default"/>
+        <w:sz w:val="20"/>
+      </w:rPr>
+    </w:lvl>
+    <w:lvl w:ilvl="5" w:tentative="1">
+      <w:start w:val="1"/>
+      <w:numFmt w:val="bullet"/>
+      <w:lvlText w:val=""/>
+      <w:lvlJc w:val="left"/>
+      <w:pPr>
+        <w:tabs>
+          <w:tab w:val="num" w:pos="4320"/>
+        </w:tabs>
+        <w:ind w:left="4320" w:hanging="360"/>
+      </w:pPr>
+      <w:rPr>
+        <w:rFonts w:ascii="Symbol" w:hAnsi="Symbol" w:hint="default"/>
+        <w:sz w:val="20"/>
+      </w:rPr>
+    </w:lvl>
+    <w:lvl w:ilvl="6" w:tentative="1">
+      <w:start w:val="1"/>
+      <w:numFmt w:val="bullet"/>
+      <w:lvlText w:val=""/>
+      <w:lvlJc w:val="left"/>
+      <w:pPr>
+        <w:tabs>
+          <w:tab w:val="num" w:pos="5040"/>
+        </w:tabs>
+        <w:ind w:left="5040" w:hanging="360"/>
+      </w:pPr>
+      <w:rPr>
+        <w:rFonts w:ascii="Symbol" w:hAnsi="Symbol" w:hint="default"/>
+        <w:sz w:val="20"/>
+      </w:rPr>
+    </w:lvl>
+    <w:lvl w:ilvl="7" w:tentative="1">
+      <w:start w:val="1"/>
+      <w:numFmt w:val="bullet"/>
+      <w:lvlText w:val=""/>
+      <w:lvlJc w:val="left"/>
+      <w:pPr>
+        <w:tabs>
+          <w:tab w:val="num" w:pos="5760"/>
+        </w:tabs>
+        <w:ind w:left="5760" w:hanging="360"/>
+      </w:pPr>
+      <w:rPr>
+        <w:rFonts w:ascii="Symbol" w:hAnsi="Symbol" w:hint="default"/>
+        <w:sz w:val="20"/>
+      </w:rPr>
+    </w:lvl>
+    <w:lvl w:ilvl="8" w:tentative="1">
+      <w:start w:val="1"/>
+      <w:numFmt w:val="bullet"/>
+      <w:lvlText w:val=""/>
+      <w:lvlJc w:val="left"/>
+      <w:pPr>
+        <w:tabs>
+          <w:tab w:val="num" w:pos="6480"/>
+        </w:tabs>
+        <w:ind w:left="6480" w:hanging="360"/>
+      </w:pPr>
+      <w:rPr>
+        <w:rFonts w:ascii="Symbol" w:hAnsi="Symbol" w:hint="default"/>
+        <w:sz w:val="20"/>
+      </w:rPr>
+    </w:lvl>
+  </w:abstractNum>
+  <w:abstractNum w:abstractNumId="2" w15:restartNumberingAfterBreak="0">
     <w:nsid w:val="0F427B05"/>
     <w:multiLevelType w:val="hybridMultilevel"/>
     <w:tmpl w:val="3AFC4A08"/>
@@ -1916,7 +8259,543 @@
       </w:pPr>
     </w:lvl>
   </w:abstractNum>
-  <w:abstractNum w:abstractNumId="1" w15:restartNumberingAfterBreak="0">
+  <w:abstractNum w:abstractNumId="3" w15:restartNumberingAfterBreak="0">
+    <w:nsid w:val="27FD4990"/>
+    <w:multiLevelType w:val="multilevel"/>
+    <w:tmpl w:val="B35E8D96"/>
+    <w:lvl w:ilvl="0">
+      <w:start w:val="1"/>
+      <w:numFmt w:val="bullet"/>
+      <w:lvlText w:val=""/>
+      <w:lvlJc w:val="left"/>
+      <w:pPr>
+        <w:tabs>
+          <w:tab w:val="num" w:pos="720"/>
+        </w:tabs>
+        <w:ind w:left="720" w:hanging="360"/>
+      </w:pPr>
+      <w:rPr>
+        <w:rFonts w:ascii="Symbol" w:hAnsi="Symbol" w:hint="default"/>
+        <w:sz w:val="20"/>
+      </w:rPr>
+    </w:lvl>
+    <w:lvl w:ilvl="1" w:tentative="1">
+      <w:start w:val="1"/>
+      <w:numFmt w:val="bullet"/>
+      <w:lvlText w:val=""/>
+      <w:lvlJc w:val="left"/>
+      <w:pPr>
+        <w:tabs>
+          <w:tab w:val="num" w:pos="1440"/>
+        </w:tabs>
+        <w:ind w:left="1440" w:hanging="360"/>
+      </w:pPr>
+      <w:rPr>
+        <w:rFonts w:ascii="Symbol" w:hAnsi="Symbol" w:hint="default"/>
+        <w:sz w:val="20"/>
+      </w:rPr>
+    </w:lvl>
+    <w:lvl w:ilvl="2" w:tentative="1">
+      <w:start w:val="1"/>
+      <w:numFmt w:val="bullet"/>
+      <w:lvlText w:val=""/>
+      <w:lvlJc w:val="left"/>
+      <w:pPr>
+        <w:tabs>
+          <w:tab w:val="num" w:pos="2160"/>
+        </w:tabs>
+        <w:ind w:left="2160" w:hanging="360"/>
+      </w:pPr>
+      <w:rPr>
+        <w:rFonts w:ascii="Symbol" w:hAnsi="Symbol" w:hint="default"/>
+        <w:sz w:val="20"/>
+      </w:rPr>
+    </w:lvl>
+    <w:lvl w:ilvl="3" w:tentative="1">
+      <w:start w:val="1"/>
+      <w:numFmt w:val="bullet"/>
+      <w:lvlText w:val=""/>
+      <w:lvlJc w:val="left"/>
+      <w:pPr>
+        <w:tabs>
+          <w:tab w:val="num" w:pos="2880"/>
+        </w:tabs>
+        <w:ind w:left="2880" w:hanging="360"/>
+      </w:pPr>
+      <w:rPr>
+        <w:rFonts w:ascii="Symbol" w:hAnsi="Symbol" w:hint="default"/>
+        <w:sz w:val="20"/>
+      </w:rPr>
+    </w:lvl>
+    <w:lvl w:ilvl="4" w:tentative="1">
+      <w:start w:val="1"/>
+      <w:numFmt w:val="bullet"/>
+      <w:lvlText w:val=""/>
+      <w:lvlJc w:val="left"/>
+      <w:pPr>
+        <w:tabs>
+          <w:tab w:val="num" w:pos="3600"/>
+        </w:tabs>
+        <w:ind w:left="3600" w:hanging="360"/>
+      </w:pPr>
+      <w:rPr>
+        <w:rFonts w:ascii="Symbol" w:hAnsi="Symbol" w:hint="default"/>
+        <w:sz w:val="20"/>
+      </w:rPr>
+    </w:lvl>
+    <w:lvl w:ilvl="5" w:tentative="1">
+      <w:start w:val="1"/>
+      <w:numFmt w:val="bullet"/>
+      <w:lvlText w:val=""/>
+      <w:lvlJc w:val="left"/>
+      <w:pPr>
+        <w:tabs>
+          <w:tab w:val="num" w:pos="4320"/>
+        </w:tabs>
+        <w:ind w:left="4320" w:hanging="360"/>
+      </w:pPr>
+      <w:rPr>
+        <w:rFonts w:ascii="Symbol" w:hAnsi="Symbol" w:hint="default"/>
+        <w:sz w:val="20"/>
+      </w:rPr>
+    </w:lvl>
+    <w:lvl w:ilvl="6" w:tentative="1">
+      <w:start w:val="1"/>
+      <w:numFmt w:val="bullet"/>
+      <w:lvlText w:val=""/>
+      <w:lvlJc w:val="left"/>
+      <w:pPr>
+        <w:tabs>
+          <w:tab w:val="num" w:pos="5040"/>
+        </w:tabs>
+        <w:ind w:left="5040" w:hanging="360"/>
+      </w:pPr>
+      <w:rPr>
+        <w:rFonts w:ascii="Symbol" w:hAnsi="Symbol" w:hint="default"/>
+        <w:sz w:val="20"/>
+      </w:rPr>
+    </w:lvl>
+    <w:lvl w:ilvl="7" w:tentative="1">
+      <w:start w:val="1"/>
+      <w:numFmt w:val="bullet"/>
+      <w:lvlText w:val=""/>
+      <w:lvlJc w:val="left"/>
+      <w:pPr>
+        <w:tabs>
+          <w:tab w:val="num" w:pos="5760"/>
+        </w:tabs>
+        <w:ind w:left="5760" w:hanging="360"/>
+      </w:pPr>
+      <w:rPr>
+        <w:rFonts w:ascii="Symbol" w:hAnsi="Symbol" w:hint="default"/>
+        <w:sz w:val="20"/>
+      </w:rPr>
+    </w:lvl>
+    <w:lvl w:ilvl="8" w:tentative="1">
+      <w:start w:val="1"/>
+      <w:numFmt w:val="bullet"/>
+      <w:lvlText w:val=""/>
+      <w:lvlJc w:val="left"/>
+      <w:pPr>
+        <w:tabs>
+          <w:tab w:val="num" w:pos="6480"/>
+        </w:tabs>
+        <w:ind w:left="6480" w:hanging="360"/>
+      </w:pPr>
+      <w:rPr>
+        <w:rFonts w:ascii="Symbol" w:hAnsi="Symbol" w:hint="default"/>
+        <w:sz w:val="20"/>
+      </w:rPr>
+    </w:lvl>
+  </w:abstractNum>
+  <w:abstractNum w:abstractNumId="4" w15:restartNumberingAfterBreak="0">
+    <w:nsid w:val="2D165E3F"/>
+    <w:multiLevelType w:val="hybridMultilevel"/>
+    <w:tmpl w:val="296EC3A4"/>
+    <w:lvl w:ilvl="0" w:tplc="0409000F">
+      <w:start w:val="1"/>
+      <w:numFmt w:val="decimal"/>
+      <w:lvlText w:val="%1."/>
+      <w:lvlJc w:val="left"/>
+      <w:pPr>
+        <w:ind w:left="720" w:hanging="360"/>
+      </w:pPr>
+      <w:rPr>
+        <w:rFonts w:hint="default"/>
+      </w:rPr>
+    </w:lvl>
+    <w:lvl w:ilvl="1" w:tplc="04090019" w:tentative="1">
+      <w:start w:val="1"/>
+      <w:numFmt w:val="lowerLetter"/>
+      <w:lvlText w:val="%2."/>
+      <w:lvlJc w:val="left"/>
+      <w:pPr>
+        <w:ind w:left="1440" w:hanging="360"/>
+      </w:pPr>
+    </w:lvl>
+    <w:lvl w:ilvl="2" w:tplc="0409001B" w:tentative="1">
+      <w:start w:val="1"/>
+      <w:numFmt w:val="lowerRoman"/>
+      <w:lvlText w:val="%3."/>
+      <w:lvlJc w:val="right"/>
+      <w:pPr>
+        <w:ind w:left="2160" w:hanging="180"/>
+      </w:pPr>
+    </w:lvl>
+    <w:lvl w:ilvl="3" w:tplc="0409000F" w:tentative="1">
+      <w:start w:val="1"/>
+      <w:numFmt w:val="decimal"/>
+      <w:lvlText w:val="%4."/>
+      <w:lvlJc w:val="left"/>
+      <w:pPr>
+        <w:ind w:left="2880" w:hanging="360"/>
+      </w:pPr>
+    </w:lvl>
+    <w:lvl w:ilvl="4" w:tplc="04090019" w:tentative="1">
+      <w:start w:val="1"/>
+      <w:numFmt w:val="lowerLetter"/>
+      <w:lvlText w:val="%5."/>
+      <w:lvlJc w:val="left"/>
+      <w:pPr>
+        <w:ind w:left="3600" w:hanging="360"/>
+      </w:pPr>
+    </w:lvl>
+    <w:lvl w:ilvl="5" w:tplc="0409001B" w:tentative="1">
+      <w:start w:val="1"/>
+      <w:numFmt w:val="lowerRoman"/>
+      <w:lvlText w:val="%6."/>
+      <w:lvlJc w:val="right"/>
+      <w:pPr>
+        <w:ind w:left="4320" w:hanging="180"/>
+      </w:pPr>
+    </w:lvl>
+    <w:lvl w:ilvl="6" w:tplc="0409000F" w:tentative="1">
+      <w:start w:val="1"/>
+      <w:numFmt w:val="decimal"/>
+      <w:lvlText w:val="%7."/>
+      <w:lvlJc w:val="left"/>
+      <w:pPr>
+        <w:ind w:left="5040" w:hanging="360"/>
+      </w:pPr>
+    </w:lvl>
+    <w:lvl w:ilvl="7" w:tplc="04090019" w:tentative="1">
+      <w:start w:val="1"/>
+      <w:numFmt w:val="lowerLetter"/>
+      <w:lvlText w:val="%8."/>
+      <w:lvlJc w:val="left"/>
+      <w:pPr>
+        <w:ind w:left="5760" w:hanging="360"/>
+      </w:pPr>
+    </w:lvl>
+    <w:lvl w:ilvl="8" w:tplc="0409001B" w:tentative="1">
+      <w:start w:val="1"/>
+      <w:numFmt w:val="lowerRoman"/>
+      <w:lvlText w:val="%9."/>
+      <w:lvlJc w:val="right"/>
+      <w:pPr>
+        <w:ind w:left="6480" w:hanging="180"/>
+      </w:pPr>
+    </w:lvl>
+  </w:abstractNum>
+  <w:abstractNum w:abstractNumId="5" w15:restartNumberingAfterBreak="0">
+    <w:nsid w:val="30863AB5"/>
+    <w:multiLevelType w:val="multilevel"/>
+    <w:tmpl w:val="FF74BF6E"/>
+    <w:lvl w:ilvl="0">
+      <w:start w:val="1"/>
+      <w:numFmt w:val="bullet"/>
+      <w:lvlText w:val=""/>
+      <w:lvlJc w:val="left"/>
+      <w:pPr>
+        <w:tabs>
+          <w:tab w:val="num" w:pos="720"/>
+        </w:tabs>
+        <w:ind w:left="720" w:hanging="360"/>
+      </w:pPr>
+      <w:rPr>
+        <w:rFonts w:ascii="Symbol" w:hAnsi="Symbol" w:hint="default"/>
+        <w:sz w:val="20"/>
+      </w:rPr>
+    </w:lvl>
+    <w:lvl w:ilvl="1" w:tentative="1">
+      <w:start w:val="1"/>
+      <w:numFmt w:val="bullet"/>
+      <w:lvlText w:val=""/>
+      <w:lvlJc w:val="left"/>
+      <w:pPr>
+        <w:tabs>
+          <w:tab w:val="num" w:pos="1440"/>
+        </w:tabs>
+        <w:ind w:left="1440" w:hanging="360"/>
+      </w:pPr>
+      <w:rPr>
+        <w:rFonts w:ascii="Symbol" w:hAnsi="Symbol" w:hint="default"/>
+        <w:sz w:val="20"/>
+      </w:rPr>
+    </w:lvl>
+    <w:lvl w:ilvl="2" w:tentative="1">
+      <w:start w:val="1"/>
+      <w:numFmt w:val="bullet"/>
+      <w:lvlText w:val=""/>
+      <w:lvlJc w:val="left"/>
+      <w:pPr>
+        <w:tabs>
+          <w:tab w:val="num" w:pos="2160"/>
+        </w:tabs>
+        <w:ind w:left="2160" w:hanging="360"/>
+      </w:pPr>
+      <w:rPr>
+        <w:rFonts w:ascii="Symbol" w:hAnsi="Symbol" w:hint="default"/>
+        <w:sz w:val="20"/>
+      </w:rPr>
+    </w:lvl>
+    <w:lvl w:ilvl="3" w:tentative="1">
+      <w:start w:val="1"/>
+      <w:numFmt w:val="bullet"/>
+      <w:lvlText w:val=""/>
+      <w:lvlJc w:val="left"/>
+      <w:pPr>
+        <w:tabs>
+          <w:tab w:val="num" w:pos="2880"/>
+        </w:tabs>
+        <w:ind w:left="2880" w:hanging="360"/>
+      </w:pPr>
+      <w:rPr>
+        <w:rFonts w:ascii="Symbol" w:hAnsi="Symbol" w:hint="default"/>
+        <w:sz w:val="20"/>
+      </w:rPr>
+    </w:lvl>
+    <w:lvl w:ilvl="4" w:tentative="1">
+      <w:start w:val="1"/>
+      <w:numFmt w:val="bullet"/>
+      <w:lvlText w:val=""/>
+      <w:lvlJc w:val="left"/>
+      <w:pPr>
+        <w:tabs>
+          <w:tab w:val="num" w:pos="3600"/>
+        </w:tabs>
+        <w:ind w:left="3600" w:hanging="360"/>
+      </w:pPr>
+      <w:rPr>
+        <w:rFonts w:ascii="Symbol" w:hAnsi="Symbol" w:hint="default"/>
+        <w:sz w:val="20"/>
+      </w:rPr>
+    </w:lvl>
+    <w:lvl w:ilvl="5" w:tentative="1">
+      <w:start w:val="1"/>
+      <w:numFmt w:val="bullet"/>
+      <w:lvlText w:val=""/>
+      <w:lvlJc w:val="left"/>
+      <w:pPr>
+        <w:tabs>
+          <w:tab w:val="num" w:pos="4320"/>
+        </w:tabs>
+        <w:ind w:left="4320" w:hanging="360"/>
+      </w:pPr>
+      <w:rPr>
+        <w:rFonts w:ascii="Symbol" w:hAnsi="Symbol" w:hint="default"/>
+        <w:sz w:val="20"/>
+      </w:rPr>
+    </w:lvl>
+    <w:lvl w:ilvl="6" w:tentative="1">
+      <w:start w:val="1"/>
+      <w:numFmt w:val="bullet"/>
+      <w:lvlText w:val=""/>
+      <w:lvlJc w:val="left"/>
+      <w:pPr>
+        <w:tabs>
+          <w:tab w:val="num" w:pos="5040"/>
+        </w:tabs>
+        <w:ind w:left="5040" w:hanging="360"/>
+      </w:pPr>
+      <w:rPr>
+        <w:rFonts w:ascii="Symbol" w:hAnsi="Symbol" w:hint="default"/>
+        <w:sz w:val="20"/>
+      </w:rPr>
+    </w:lvl>
+    <w:lvl w:ilvl="7" w:tentative="1">
+      <w:start w:val="1"/>
+      <w:numFmt w:val="bullet"/>
+      <w:lvlText w:val=""/>
+      <w:lvlJc w:val="left"/>
+      <w:pPr>
+        <w:tabs>
+          <w:tab w:val="num" w:pos="5760"/>
+        </w:tabs>
+        <w:ind w:left="5760" w:hanging="360"/>
+      </w:pPr>
+      <w:rPr>
+        <w:rFonts w:ascii="Symbol" w:hAnsi="Symbol" w:hint="default"/>
+        <w:sz w:val="20"/>
+      </w:rPr>
+    </w:lvl>
+    <w:lvl w:ilvl="8" w:tentative="1">
+      <w:start w:val="1"/>
+      <w:numFmt w:val="bullet"/>
+      <w:lvlText w:val=""/>
+      <w:lvlJc w:val="left"/>
+      <w:pPr>
+        <w:tabs>
+          <w:tab w:val="num" w:pos="6480"/>
+        </w:tabs>
+        <w:ind w:left="6480" w:hanging="360"/>
+      </w:pPr>
+      <w:rPr>
+        <w:rFonts w:ascii="Symbol" w:hAnsi="Symbol" w:hint="default"/>
+        <w:sz w:val="20"/>
+      </w:rPr>
+    </w:lvl>
+  </w:abstractNum>
+  <w:abstractNum w:abstractNumId="6" w15:restartNumberingAfterBreak="0">
+    <w:nsid w:val="36F76A5F"/>
+    <w:multiLevelType w:val="multilevel"/>
+    <w:tmpl w:val="18F60D1C"/>
+    <w:lvl w:ilvl="0">
+      <w:start w:val="1"/>
+      <w:numFmt w:val="bullet"/>
+      <w:lvlText w:val=""/>
+      <w:lvlJc w:val="left"/>
+      <w:pPr>
+        <w:tabs>
+          <w:tab w:val="num" w:pos="720"/>
+        </w:tabs>
+        <w:ind w:left="720" w:hanging="360"/>
+      </w:pPr>
+      <w:rPr>
+        <w:rFonts w:ascii="Symbol" w:hAnsi="Symbol" w:hint="default"/>
+        <w:sz w:val="20"/>
+      </w:rPr>
+    </w:lvl>
+    <w:lvl w:ilvl="1" w:tentative="1">
+      <w:start w:val="1"/>
+      <w:numFmt w:val="bullet"/>
+      <w:lvlText w:val=""/>
+      <w:lvlJc w:val="left"/>
+      <w:pPr>
+        <w:tabs>
+          <w:tab w:val="num" w:pos="1440"/>
+        </w:tabs>
+        <w:ind w:left="1440" w:hanging="360"/>
+      </w:pPr>
+      <w:rPr>
+        <w:rFonts w:ascii="Symbol" w:hAnsi="Symbol" w:hint="default"/>
+        <w:sz w:val="20"/>
+      </w:rPr>
+    </w:lvl>
+    <w:lvl w:ilvl="2" w:tentative="1">
+      <w:start w:val="1"/>
+      <w:numFmt w:val="bullet"/>
+      <w:lvlText w:val=""/>
+      <w:lvlJc w:val="left"/>
+      <w:pPr>
+        <w:tabs>
+          <w:tab w:val="num" w:pos="2160"/>
+        </w:tabs>
+        <w:ind w:left="2160" w:hanging="360"/>
+      </w:pPr>
+      <w:rPr>
+        <w:rFonts w:ascii="Symbol" w:hAnsi="Symbol" w:hint="default"/>
+        <w:sz w:val="20"/>
+      </w:rPr>
+    </w:lvl>
+    <w:lvl w:ilvl="3" w:tentative="1">
+      <w:start w:val="1"/>
+      <w:numFmt w:val="bullet"/>
+      <w:lvlText w:val=""/>
+      <w:lvlJc w:val="left"/>
+      <w:pPr>
+        <w:tabs>
+          <w:tab w:val="num" w:pos="2880"/>
+        </w:tabs>
+        <w:ind w:left="2880" w:hanging="360"/>
+      </w:pPr>
+      <w:rPr>
+        <w:rFonts w:ascii="Symbol" w:hAnsi="Symbol" w:hint="default"/>
+        <w:sz w:val="20"/>
+      </w:rPr>
+    </w:lvl>
+    <w:lvl w:ilvl="4" w:tentative="1">
+      <w:start w:val="1"/>
+      <w:numFmt w:val="bullet"/>
+      <w:lvlText w:val=""/>
+      <w:lvlJc w:val="left"/>
+      <w:pPr>
+        <w:tabs>
+          <w:tab w:val="num" w:pos="3600"/>
+        </w:tabs>
+        <w:ind w:left="3600" w:hanging="360"/>
+      </w:pPr>
+      <w:rPr>
+        <w:rFonts w:ascii="Symbol" w:hAnsi="Symbol" w:hint="default"/>
+        <w:sz w:val="20"/>
+      </w:rPr>
+    </w:lvl>
+    <w:lvl w:ilvl="5" w:tentative="1">
+      <w:start w:val="1"/>
+      <w:numFmt w:val="bullet"/>
+      <w:lvlText w:val=""/>
+      <w:lvlJc w:val="left"/>
+      <w:pPr>
+        <w:tabs>
+          <w:tab w:val="num" w:pos="4320"/>
+        </w:tabs>
+        <w:ind w:left="4320" w:hanging="360"/>
+      </w:pPr>
+      <w:rPr>
+        <w:rFonts w:ascii="Symbol" w:hAnsi="Symbol" w:hint="default"/>
+        <w:sz w:val="20"/>
+      </w:rPr>
+    </w:lvl>
+    <w:lvl w:ilvl="6" w:tentative="1">
+      <w:start w:val="1"/>
+      <w:numFmt w:val="bullet"/>
+      <w:lvlText w:val=""/>
+      <w:lvlJc w:val="left"/>
+      <w:pPr>
+        <w:tabs>
+          <w:tab w:val="num" w:pos="5040"/>
+        </w:tabs>
+        <w:ind w:left="5040" w:hanging="360"/>
+      </w:pPr>
+      <w:rPr>
+        <w:rFonts w:ascii="Symbol" w:hAnsi="Symbol" w:hint="default"/>
+        <w:sz w:val="20"/>
+      </w:rPr>
+    </w:lvl>
+    <w:lvl w:ilvl="7" w:tentative="1">
+      <w:start w:val="1"/>
+      <w:numFmt w:val="bullet"/>
+      <w:lvlText w:val=""/>
+      <w:lvlJc w:val="left"/>
+      <w:pPr>
+        <w:tabs>
+          <w:tab w:val="num" w:pos="5760"/>
+        </w:tabs>
+        <w:ind w:left="5760" w:hanging="360"/>
+      </w:pPr>
+      <w:rPr>
+        <w:rFonts w:ascii="Symbol" w:hAnsi="Symbol" w:hint="default"/>
+        <w:sz w:val="20"/>
+      </w:rPr>
+    </w:lvl>
+    <w:lvl w:ilvl="8" w:tentative="1">
+      <w:start w:val="1"/>
+      <w:numFmt w:val="bullet"/>
+      <w:lvlText w:val=""/>
+      <w:lvlJc w:val="left"/>
+      <w:pPr>
+        <w:tabs>
+          <w:tab w:val="num" w:pos="6480"/>
+        </w:tabs>
+        <w:ind w:left="6480" w:hanging="360"/>
+      </w:pPr>
+      <w:rPr>
+        <w:rFonts w:ascii="Symbol" w:hAnsi="Symbol" w:hint="default"/>
+        <w:sz w:val="20"/>
+      </w:rPr>
+    </w:lvl>
+  </w:abstractNum>
+  <w:abstractNum w:abstractNumId="7" w15:restartNumberingAfterBreak="0">
     <w:nsid w:val="3A5B6742"/>
     <w:multiLevelType w:val="hybridMultilevel"/>
     <w:tmpl w:val="352EA0D4"/>
@@ -2005,7 +8884,7 @@
       </w:pPr>
     </w:lvl>
   </w:abstractNum>
-  <w:abstractNum w:abstractNumId="2" w15:restartNumberingAfterBreak="0">
+  <w:abstractNum w:abstractNumId="8" w15:restartNumberingAfterBreak="0">
     <w:nsid w:val="3E1B488D"/>
     <w:multiLevelType w:val="hybridMultilevel"/>
     <w:tmpl w:val="F43078E0"/>
@@ -2091,7 +8970,96 @@
       </w:pPr>
     </w:lvl>
   </w:abstractNum>
-  <w:abstractNum w:abstractNumId="3" w15:restartNumberingAfterBreak="0">
+  <w:abstractNum w:abstractNumId="9" w15:restartNumberingAfterBreak="0">
+    <w:nsid w:val="3E7256E0"/>
+    <w:multiLevelType w:val="hybridMultilevel"/>
+    <w:tmpl w:val="5E06A670"/>
+    <w:lvl w:ilvl="0" w:tplc="0409000F">
+      <w:start w:val="1"/>
+      <w:numFmt w:val="decimal"/>
+      <w:lvlText w:val="%1."/>
+      <w:lvlJc w:val="left"/>
+      <w:pPr>
+        <w:ind w:left="720" w:hanging="360"/>
+      </w:pPr>
+      <w:rPr>
+        <w:rFonts w:hint="default"/>
+      </w:rPr>
+    </w:lvl>
+    <w:lvl w:ilvl="1" w:tplc="04090019" w:tentative="1">
+      <w:start w:val="1"/>
+      <w:numFmt w:val="lowerLetter"/>
+      <w:lvlText w:val="%2."/>
+      <w:lvlJc w:val="left"/>
+      <w:pPr>
+        <w:ind w:left="1440" w:hanging="360"/>
+      </w:pPr>
+    </w:lvl>
+    <w:lvl w:ilvl="2" w:tplc="0409001B" w:tentative="1">
+      <w:start w:val="1"/>
+      <w:numFmt w:val="lowerRoman"/>
+      <w:lvlText w:val="%3."/>
+      <w:lvlJc w:val="right"/>
+      <w:pPr>
+        <w:ind w:left="2160" w:hanging="180"/>
+      </w:pPr>
+    </w:lvl>
+    <w:lvl w:ilvl="3" w:tplc="0409000F" w:tentative="1">
+      <w:start w:val="1"/>
+      <w:numFmt w:val="decimal"/>
+      <w:lvlText w:val="%4."/>
+      <w:lvlJc w:val="left"/>
+      <w:pPr>
+        <w:ind w:left="2880" w:hanging="360"/>
+      </w:pPr>
+    </w:lvl>
+    <w:lvl w:ilvl="4" w:tplc="04090019" w:tentative="1">
+      <w:start w:val="1"/>
+      <w:numFmt w:val="lowerLetter"/>
+      <w:lvlText w:val="%5."/>
+      <w:lvlJc w:val="left"/>
+      <w:pPr>
+        <w:ind w:left="3600" w:hanging="360"/>
+      </w:pPr>
+    </w:lvl>
+    <w:lvl w:ilvl="5" w:tplc="0409001B" w:tentative="1">
+      <w:start w:val="1"/>
+      <w:numFmt w:val="lowerRoman"/>
+      <w:lvlText w:val="%6."/>
+      <w:lvlJc w:val="right"/>
+      <w:pPr>
+        <w:ind w:left="4320" w:hanging="180"/>
+      </w:pPr>
+    </w:lvl>
+    <w:lvl w:ilvl="6" w:tplc="0409000F" w:tentative="1">
+      <w:start w:val="1"/>
+      <w:numFmt w:val="decimal"/>
+      <w:lvlText w:val="%7."/>
+      <w:lvlJc w:val="left"/>
+      <w:pPr>
+        <w:ind w:left="5040" w:hanging="360"/>
+      </w:pPr>
+    </w:lvl>
+    <w:lvl w:ilvl="7" w:tplc="04090019" w:tentative="1">
+      <w:start w:val="1"/>
+      <w:numFmt w:val="lowerLetter"/>
+      <w:lvlText w:val="%8."/>
+      <w:lvlJc w:val="left"/>
+      <w:pPr>
+        <w:ind w:left="5760" w:hanging="360"/>
+      </w:pPr>
+    </w:lvl>
+    <w:lvl w:ilvl="8" w:tplc="0409001B" w:tentative="1">
+      <w:start w:val="1"/>
+      <w:numFmt w:val="lowerRoman"/>
+      <w:lvlText w:val="%9."/>
+      <w:lvlJc w:val="right"/>
+      <w:pPr>
+        <w:ind w:left="6480" w:hanging="180"/>
+      </w:pPr>
+    </w:lvl>
+  </w:abstractNum>
+  <w:abstractNum w:abstractNumId="10" w15:restartNumberingAfterBreak="0">
     <w:nsid w:val="41C97B34"/>
     <w:multiLevelType w:val="multilevel"/>
     <w:tmpl w:val="1C9853D4"/>
@@ -2216,7 +9184,245 @@
       </w:rPr>
     </w:lvl>
   </w:abstractNum>
-  <w:abstractNum w:abstractNumId="4" w15:restartNumberingAfterBreak="0">
+  <w:abstractNum w:abstractNumId="11" w15:restartNumberingAfterBreak="0">
+    <w:nsid w:val="4B7D3D82"/>
+    <w:multiLevelType w:val="multilevel"/>
+    <w:tmpl w:val="E068B2B6"/>
+    <w:lvl w:ilvl="0">
+      <w:start w:val="1"/>
+      <w:numFmt w:val="bullet"/>
+      <w:lvlText w:val=""/>
+      <w:lvlJc w:val="left"/>
+      <w:pPr>
+        <w:tabs>
+          <w:tab w:val="num" w:pos="720"/>
+        </w:tabs>
+        <w:ind w:left="720" w:hanging="360"/>
+      </w:pPr>
+      <w:rPr>
+        <w:rFonts w:ascii="Symbol" w:hAnsi="Symbol" w:hint="default"/>
+        <w:sz w:val="20"/>
+      </w:rPr>
+    </w:lvl>
+    <w:lvl w:ilvl="1" w:tentative="1">
+      <w:start w:val="1"/>
+      <w:numFmt w:val="bullet"/>
+      <w:lvlText w:val=""/>
+      <w:lvlJc w:val="left"/>
+      <w:pPr>
+        <w:tabs>
+          <w:tab w:val="num" w:pos="1440"/>
+        </w:tabs>
+        <w:ind w:left="1440" w:hanging="360"/>
+      </w:pPr>
+      <w:rPr>
+        <w:rFonts w:ascii="Symbol" w:hAnsi="Symbol" w:hint="default"/>
+        <w:sz w:val="20"/>
+      </w:rPr>
+    </w:lvl>
+    <w:lvl w:ilvl="2" w:tentative="1">
+      <w:start w:val="1"/>
+      <w:numFmt w:val="bullet"/>
+      <w:lvlText w:val=""/>
+      <w:lvlJc w:val="left"/>
+      <w:pPr>
+        <w:tabs>
+          <w:tab w:val="num" w:pos="2160"/>
+        </w:tabs>
+        <w:ind w:left="2160" w:hanging="360"/>
+      </w:pPr>
+      <w:rPr>
+        <w:rFonts w:ascii="Symbol" w:hAnsi="Symbol" w:hint="default"/>
+        <w:sz w:val="20"/>
+      </w:rPr>
+    </w:lvl>
+    <w:lvl w:ilvl="3" w:tentative="1">
+      <w:start w:val="1"/>
+      <w:numFmt w:val="bullet"/>
+      <w:lvlText w:val=""/>
+      <w:lvlJc w:val="left"/>
+      <w:pPr>
+        <w:tabs>
+          <w:tab w:val="num" w:pos="2880"/>
+        </w:tabs>
+        <w:ind w:left="2880" w:hanging="360"/>
+      </w:pPr>
+      <w:rPr>
+        <w:rFonts w:ascii="Symbol" w:hAnsi="Symbol" w:hint="default"/>
+        <w:sz w:val="20"/>
+      </w:rPr>
+    </w:lvl>
+    <w:lvl w:ilvl="4" w:tentative="1">
+      <w:start w:val="1"/>
+      <w:numFmt w:val="bullet"/>
+      <w:lvlText w:val=""/>
+      <w:lvlJc w:val="left"/>
+      <w:pPr>
+        <w:tabs>
+          <w:tab w:val="num" w:pos="3600"/>
+        </w:tabs>
+        <w:ind w:left="3600" w:hanging="360"/>
+      </w:pPr>
+      <w:rPr>
+        <w:rFonts w:ascii="Symbol" w:hAnsi="Symbol" w:hint="default"/>
+        <w:sz w:val="20"/>
+      </w:rPr>
+    </w:lvl>
+    <w:lvl w:ilvl="5" w:tentative="1">
+      <w:start w:val="1"/>
+      <w:numFmt w:val="bullet"/>
+      <w:lvlText w:val=""/>
+      <w:lvlJc w:val="left"/>
+      <w:pPr>
+        <w:tabs>
+          <w:tab w:val="num" w:pos="4320"/>
+        </w:tabs>
+        <w:ind w:left="4320" w:hanging="360"/>
+      </w:pPr>
+      <w:rPr>
+        <w:rFonts w:ascii="Symbol" w:hAnsi="Symbol" w:hint="default"/>
+        <w:sz w:val="20"/>
+      </w:rPr>
+    </w:lvl>
+    <w:lvl w:ilvl="6" w:tentative="1">
+      <w:start w:val="1"/>
+      <w:numFmt w:val="bullet"/>
+      <w:lvlText w:val=""/>
+      <w:lvlJc w:val="left"/>
+      <w:pPr>
+        <w:tabs>
+          <w:tab w:val="num" w:pos="5040"/>
+        </w:tabs>
+        <w:ind w:left="5040" w:hanging="360"/>
+      </w:pPr>
+      <w:rPr>
+        <w:rFonts w:ascii="Symbol" w:hAnsi="Symbol" w:hint="default"/>
+        <w:sz w:val="20"/>
+      </w:rPr>
+    </w:lvl>
+    <w:lvl w:ilvl="7" w:tentative="1">
+      <w:start w:val="1"/>
+      <w:numFmt w:val="bullet"/>
+      <w:lvlText w:val=""/>
+      <w:lvlJc w:val="left"/>
+      <w:pPr>
+        <w:tabs>
+          <w:tab w:val="num" w:pos="5760"/>
+        </w:tabs>
+        <w:ind w:left="5760" w:hanging="360"/>
+      </w:pPr>
+      <w:rPr>
+        <w:rFonts w:ascii="Symbol" w:hAnsi="Symbol" w:hint="default"/>
+        <w:sz w:val="20"/>
+      </w:rPr>
+    </w:lvl>
+    <w:lvl w:ilvl="8" w:tentative="1">
+      <w:start w:val="1"/>
+      <w:numFmt w:val="bullet"/>
+      <w:lvlText w:val=""/>
+      <w:lvlJc w:val="left"/>
+      <w:pPr>
+        <w:tabs>
+          <w:tab w:val="num" w:pos="6480"/>
+        </w:tabs>
+        <w:ind w:left="6480" w:hanging="360"/>
+      </w:pPr>
+      <w:rPr>
+        <w:rFonts w:ascii="Symbol" w:hAnsi="Symbol" w:hint="default"/>
+        <w:sz w:val="20"/>
+      </w:rPr>
+    </w:lvl>
+  </w:abstractNum>
+  <w:abstractNum w:abstractNumId="12" w15:restartNumberingAfterBreak="0">
+    <w:nsid w:val="596409D2"/>
+    <w:multiLevelType w:val="hybridMultilevel"/>
+    <w:tmpl w:val="52B2E8A2"/>
+    <w:lvl w:ilvl="0" w:tplc="0409000F">
+      <w:start w:val="1"/>
+      <w:numFmt w:val="decimal"/>
+      <w:lvlText w:val="%1."/>
+      <w:lvlJc w:val="left"/>
+      <w:pPr>
+        <w:ind w:left="720" w:hanging="360"/>
+      </w:pPr>
+      <w:rPr>
+        <w:rFonts w:hint="default"/>
+      </w:rPr>
+    </w:lvl>
+    <w:lvl w:ilvl="1" w:tplc="04090019" w:tentative="1">
+      <w:start w:val="1"/>
+      <w:numFmt w:val="lowerLetter"/>
+      <w:lvlText w:val="%2."/>
+      <w:lvlJc w:val="left"/>
+      <w:pPr>
+        <w:ind w:left="1440" w:hanging="360"/>
+      </w:pPr>
+    </w:lvl>
+    <w:lvl w:ilvl="2" w:tplc="0409001B" w:tentative="1">
+      <w:start w:val="1"/>
+      <w:numFmt w:val="lowerRoman"/>
+      <w:lvlText w:val="%3."/>
+      <w:lvlJc w:val="right"/>
+      <w:pPr>
+        <w:ind w:left="2160" w:hanging="180"/>
+      </w:pPr>
+    </w:lvl>
+    <w:lvl w:ilvl="3" w:tplc="0409000F" w:tentative="1">
+      <w:start w:val="1"/>
+      <w:numFmt w:val="decimal"/>
+      <w:lvlText w:val="%4."/>
+      <w:lvlJc w:val="left"/>
+      <w:pPr>
+        <w:ind w:left="2880" w:hanging="360"/>
+      </w:pPr>
+    </w:lvl>
+    <w:lvl w:ilvl="4" w:tplc="04090019" w:tentative="1">
+      <w:start w:val="1"/>
+      <w:numFmt w:val="lowerLetter"/>
+      <w:lvlText w:val="%5."/>
+      <w:lvlJc w:val="left"/>
+      <w:pPr>
+        <w:ind w:left="3600" w:hanging="360"/>
+      </w:pPr>
+    </w:lvl>
+    <w:lvl w:ilvl="5" w:tplc="0409001B" w:tentative="1">
+      <w:start w:val="1"/>
+      <w:numFmt w:val="lowerRoman"/>
+      <w:lvlText w:val="%6."/>
+      <w:lvlJc w:val="right"/>
+      <w:pPr>
+        <w:ind w:left="4320" w:hanging="180"/>
+      </w:pPr>
+    </w:lvl>
+    <w:lvl w:ilvl="6" w:tplc="0409000F" w:tentative="1">
+      <w:start w:val="1"/>
+      <w:numFmt w:val="decimal"/>
+      <w:lvlText w:val="%7."/>
+      <w:lvlJc w:val="left"/>
+      <w:pPr>
+        <w:ind w:left="5040" w:hanging="360"/>
+      </w:pPr>
+    </w:lvl>
+    <w:lvl w:ilvl="7" w:tplc="04090019" w:tentative="1">
+      <w:start w:val="1"/>
+      <w:numFmt w:val="lowerLetter"/>
+      <w:lvlText w:val="%8."/>
+      <w:lvlJc w:val="left"/>
+      <w:pPr>
+        <w:ind w:left="5760" w:hanging="360"/>
+      </w:pPr>
+    </w:lvl>
+    <w:lvl w:ilvl="8" w:tplc="0409001B" w:tentative="1">
+      <w:start w:val="1"/>
+      <w:numFmt w:val="lowerRoman"/>
+      <w:lvlText w:val="%9."/>
+      <w:lvlJc w:val="right"/>
+      <w:pPr>
+        <w:ind w:left="6480" w:hanging="180"/>
+      </w:pPr>
+    </w:lvl>
+  </w:abstractNum>
+  <w:abstractNum w:abstractNumId="13" w15:restartNumberingAfterBreak="0">
     <w:nsid w:val="5D8E6720"/>
     <w:multiLevelType w:val="multilevel"/>
     <w:tmpl w:val="1C9853D4"/>
@@ -2341,7 +9547,454 @@
       </w:rPr>
     </w:lvl>
   </w:abstractNum>
-  <w:abstractNum w:abstractNumId="5" w15:restartNumberingAfterBreak="0">
+  <w:abstractNum w:abstractNumId="14" w15:restartNumberingAfterBreak="0">
+    <w:nsid w:val="621A3D9A"/>
+    <w:multiLevelType w:val="multilevel"/>
+    <w:tmpl w:val="0A0CD98C"/>
+    <w:lvl w:ilvl="0">
+      <w:start w:val="1"/>
+      <w:numFmt w:val="bullet"/>
+      <w:lvlText w:val=""/>
+      <w:lvlJc w:val="left"/>
+      <w:pPr>
+        <w:tabs>
+          <w:tab w:val="num" w:pos="720"/>
+        </w:tabs>
+        <w:ind w:left="720" w:hanging="360"/>
+      </w:pPr>
+      <w:rPr>
+        <w:rFonts w:ascii="Symbol" w:hAnsi="Symbol" w:hint="default"/>
+        <w:sz w:val="20"/>
+      </w:rPr>
+    </w:lvl>
+    <w:lvl w:ilvl="1" w:tentative="1">
+      <w:start w:val="1"/>
+      <w:numFmt w:val="bullet"/>
+      <w:lvlText w:val=""/>
+      <w:lvlJc w:val="left"/>
+      <w:pPr>
+        <w:tabs>
+          <w:tab w:val="num" w:pos="1440"/>
+        </w:tabs>
+        <w:ind w:left="1440" w:hanging="360"/>
+      </w:pPr>
+      <w:rPr>
+        <w:rFonts w:ascii="Symbol" w:hAnsi="Symbol" w:hint="default"/>
+        <w:sz w:val="20"/>
+      </w:rPr>
+    </w:lvl>
+    <w:lvl w:ilvl="2" w:tentative="1">
+      <w:start w:val="1"/>
+      <w:numFmt w:val="bullet"/>
+      <w:lvlText w:val=""/>
+      <w:lvlJc w:val="left"/>
+      <w:pPr>
+        <w:tabs>
+          <w:tab w:val="num" w:pos="2160"/>
+        </w:tabs>
+        <w:ind w:left="2160" w:hanging="360"/>
+      </w:pPr>
+      <w:rPr>
+        <w:rFonts w:ascii="Symbol" w:hAnsi="Symbol" w:hint="default"/>
+        <w:sz w:val="20"/>
+      </w:rPr>
+    </w:lvl>
+    <w:lvl w:ilvl="3" w:tentative="1">
+      <w:start w:val="1"/>
+      <w:numFmt w:val="bullet"/>
+      <w:lvlText w:val=""/>
+      <w:lvlJc w:val="left"/>
+      <w:pPr>
+        <w:tabs>
+          <w:tab w:val="num" w:pos="2880"/>
+        </w:tabs>
+        <w:ind w:left="2880" w:hanging="360"/>
+      </w:pPr>
+      <w:rPr>
+        <w:rFonts w:ascii="Symbol" w:hAnsi="Symbol" w:hint="default"/>
+        <w:sz w:val="20"/>
+      </w:rPr>
+    </w:lvl>
+    <w:lvl w:ilvl="4" w:tentative="1">
+      <w:start w:val="1"/>
+      <w:numFmt w:val="bullet"/>
+      <w:lvlText w:val=""/>
+      <w:lvlJc w:val="left"/>
+      <w:pPr>
+        <w:tabs>
+          <w:tab w:val="num" w:pos="3600"/>
+        </w:tabs>
+        <w:ind w:left="3600" w:hanging="360"/>
+      </w:pPr>
+      <w:rPr>
+        <w:rFonts w:ascii="Symbol" w:hAnsi="Symbol" w:hint="default"/>
+        <w:sz w:val="20"/>
+      </w:rPr>
+    </w:lvl>
+    <w:lvl w:ilvl="5" w:tentative="1">
+      <w:start w:val="1"/>
+      <w:numFmt w:val="bullet"/>
+      <w:lvlText w:val=""/>
+      <w:lvlJc w:val="left"/>
+      <w:pPr>
+        <w:tabs>
+          <w:tab w:val="num" w:pos="4320"/>
+        </w:tabs>
+        <w:ind w:left="4320" w:hanging="360"/>
+      </w:pPr>
+      <w:rPr>
+        <w:rFonts w:ascii="Symbol" w:hAnsi="Symbol" w:hint="default"/>
+        <w:sz w:val="20"/>
+      </w:rPr>
+    </w:lvl>
+    <w:lvl w:ilvl="6" w:tentative="1">
+      <w:start w:val="1"/>
+      <w:numFmt w:val="bullet"/>
+      <w:lvlText w:val=""/>
+      <w:lvlJc w:val="left"/>
+      <w:pPr>
+        <w:tabs>
+          <w:tab w:val="num" w:pos="5040"/>
+        </w:tabs>
+        <w:ind w:left="5040" w:hanging="360"/>
+      </w:pPr>
+      <w:rPr>
+        <w:rFonts w:ascii="Symbol" w:hAnsi="Symbol" w:hint="default"/>
+        <w:sz w:val="20"/>
+      </w:rPr>
+    </w:lvl>
+    <w:lvl w:ilvl="7" w:tentative="1">
+      <w:start w:val="1"/>
+      <w:numFmt w:val="bullet"/>
+      <w:lvlText w:val=""/>
+      <w:lvlJc w:val="left"/>
+      <w:pPr>
+        <w:tabs>
+          <w:tab w:val="num" w:pos="5760"/>
+        </w:tabs>
+        <w:ind w:left="5760" w:hanging="360"/>
+      </w:pPr>
+      <w:rPr>
+        <w:rFonts w:ascii="Symbol" w:hAnsi="Symbol" w:hint="default"/>
+        <w:sz w:val="20"/>
+      </w:rPr>
+    </w:lvl>
+    <w:lvl w:ilvl="8" w:tentative="1">
+      <w:start w:val="1"/>
+      <w:numFmt w:val="bullet"/>
+      <w:lvlText w:val=""/>
+      <w:lvlJc w:val="left"/>
+      <w:pPr>
+        <w:tabs>
+          <w:tab w:val="num" w:pos="6480"/>
+        </w:tabs>
+        <w:ind w:left="6480" w:hanging="360"/>
+      </w:pPr>
+      <w:rPr>
+        <w:rFonts w:ascii="Symbol" w:hAnsi="Symbol" w:hint="default"/>
+        <w:sz w:val="20"/>
+      </w:rPr>
+    </w:lvl>
+  </w:abstractNum>
+  <w:abstractNum w:abstractNumId="15" w15:restartNumberingAfterBreak="0">
+    <w:nsid w:val="64FC57C0"/>
+    <w:multiLevelType w:val="multilevel"/>
+    <w:tmpl w:val="46208ECA"/>
+    <w:lvl w:ilvl="0">
+      <w:start w:val="1"/>
+      <w:numFmt w:val="bullet"/>
+      <w:lvlText w:val=""/>
+      <w:lvlJc w:val="left"/>
+      <w:pPr>
+        <w:tabs>
+          <w:tab w:val="num" w:pos="720"/>
+        </w:tabs>
+        <w:ind w:left="720" w:hanging="360"/>
+      </w:pPr>
+      <w:rPr>
+        <w:rFonts w:ascii="Symbol" w:hAnsi="Symbol" w:hint="default"/>
+        <w:sz w:val="20"/>
+      </w:rPr>
+    </w:lvl>
+    <w:lvl w:ilvl="1" w:tentative="1">
+      <w:start w:val="1"/>
+      <w:numFmt w:val="bullet"/>
+      <w:lvlText w:val=""/>
+      <w:lvlJc w:val="left"/>
+      <w:pPr>
+        <w:tabs>
+          <w:tab w:val="num" w:pos="1440"/>
+        </w:tabs>
+        <w:ind w:left="1440" w:hanging="360"/>
+      </w:pPr>
+      <w:rPr>
+        <w:rFonts w:ascii="Symbol" w:hAnsi="Symbol" w:hint="default"/>
+        <w:sz w:val="20"/>
+      </w:rPr>
+    </w:lvl>
+    <w:lvl w:ilvl="2" w:tentative="1">
+      <w:start w:val="1"/>
+      <w:numFmt w:val="bullet"/>
+      <w:lvlText w:val=""/>
+      <w:lvlJc w:val="left"/>
+      <w:pPr>
+        <w:tabs>
+          <w:tab w:val="num" w:pos="2160"/>
+        </w:tabs>
+        <w:ind w:left="2160" w:hanging="360"/>
+      </w:pPr>
+      <w:rPr>
+        <w:rFonts w:ascii="Symbol" w:hAnsi="Symbol" w:hint="default"/>
+        <w:sz w:val="20"/>
+      </w:rPr>
+    </w:lvl>
+    <w:lvl w:ilvl="3" w:tentative="1">
+      <w:start w:val="1"/>
+      <w:numFmt w:val="bullet"/>
+      <w:lvlText w:val=""/>
+      <w:lvlJc w:val="left"/>
+      <w:pPr>
+        <w:tabs>
+          <w:tab w:val="num" w:pos="2880"/>
+        </w:tabs>
+        <w:ind w:left="2880" w:hanging="360"/>
+      </w:pPr>
+      <w:rPr>
+        <w:rFonts w:ascii="Symbol" w:hAnsi="Symbol" w:hint="default"/>
+        <w:sz w:val="20"/>
+      </w:rPr>
+    </w:lvl>
+    <w:lvl w:ilvl="4" w:tentative="1">
+      <w:start w:val="1"/>
+      <w:numFmt w:val="bullet"/>
+      <w:lvlText w:val=""/>
+      <w:lvlJc w:val="left"/>
+      <w:pPr>
+        <w:tabs>
+          <w:tab w:val="num" w:pos="3600"/>
+        </w:tabs>
+        <w:ind w:left="3600" w:hanging="360"/>
+      </w:pPr>
+      <w:rPr>
+        <w:rFonts w:ascii="Symbol" w:hAnsi="Symbol" w:hint="default"/>
+        <w:sz w:val="20"/>
+      </w:rPr>
+    </w:lvl>
+    <w:lvl w:ilvl="5" w:tentative="1">
+      <w:start w:val="1"/>
+      <w:numFmt w:val="bullet"/>
+      <w:lvlText w:val=""/>
+      <w:lvlJc w:val="left"/>
+      <w:pPr>
+        <w:tabs>
+          <w:tab w:val="num" w:pos="4320"/>
+        </w:tabs>
+        <w:ind w:left="4320" w:hanging="360"/>
+      </w:pPr>
+      <w:rPr>
+        <w:rFonts w:ascii="Symbol" w:hAnsi="Symbol" w:hint="default"/>
+        <w:sz w:val="20"/>
+      </w:rPr>
+    </w:lvl>
+    <w:lvl w:ilvl="6" w:tentative="1">
+      <w:start w:val="1"/>
+      <w:numFmt w:val="bullet"/>
+      <w:lvlText w:val=""/>
+      <w:lvlJc w:val="left"/>
+      <w:pPr>
+        <w:tabs>
+          <w:tab w:val="num" w:pos="5040"/>
+        </w:tabs>
+        <w:ind w:left="5040" w:hanging="360"/>
+      </w:pPr>
+      <w:rPr>
+        <w:rFonts w:ascii="Symbol" w:hAnsi="Symbol" w:hint="default"/>
+        <w:sz w:val="20"/>
+      </w:rPr>
+    </w:lvl>
+    <w:lvl w:ilvl="7" w:tentative="1">
+      <w:start w:val="1"/>
+      <w:numFmt w:val="bullet"/>
+      <w:lvlText w:val=""/>
+      <w:lvlJc w:val="left"/>
+      <w:pPr>
+        <w:tabs>
+          <w:tab w:val="num" w:pos="5760"/>
+        </w:tabs>
+        <w:ind w:left="5760" w:hanging="360"/>
+      </w:pPr>
+      <w:rPr>
+        <w:rFonts w:ascii="Symbol" w:hAnsi="Symbol" w:hint="default"/>
+        <w:sz w:val="20"/>
+      </w:rPr>
+    </w:lvl>
+    <w:lvl w:ilvl="8" w:tentative="1">
+      <w:start w:val="1"/>
+      <w:numFmt w:val="bullet"/>
+      <w:lvlText w:val=""/>
+      <w:lvlJc w:val="left"/>
+      <w:pPr>
+        <w:tabs>
+          <w:tab w:val="num" w:pos="6480"/>
+        </w:tabs>
+        <w:ind w:left="6480" w:hanging="360"/>
+      </w:pPr>
+      <w:rPr>
+        <w:rFonts w:ascii="Symbol" w:hAnsi="Symbol" w:hint="default"/>
+        <w:sz w:val="20"/>
+      </w:rPr>
+    </w:lvl>
+  </w:abstractNum>
+  <w:abstractNum w:abstractNumId="16" w15:restartNumberingAfterBreak="0">
+    <w:nsid w:val="667A3550"/>
+    <w:multiLevelType w:val="multilevel"/>
+    <w:tmpl w:val="D8025CBE"/>
+    <w:lvl w:ilvl="0">
+      <w:start w:val="1"/>
+      <w:numFmt w:val="bullet"/>
+      <w:lvlText w:val=""/>
+      <w:lvlJc w:val="left"/>
+      <w:pPr>
+        <w:tabs>
+          <w:tab w:val="num" w:pos="720"/>
+        </w:tabs>
+        <w:ind w:left="720" w:hanging="360"/>
+      </w:pPr>
+      <w:rPr>
+        <w:rFonts w:ascii="Symbol" w:hAnsi="Symbol" w:hint="default"/>
+        <w:sz w:val="20"/>
+      </w:rPr>
+    </w:lvl>
+    <w:lvl w:ilvl="1" w:tentative="1">
+      <w:start w:val="1"/>
+      <w:numFmt w:val="bullet"/>
+      <w:lvlText w:val=""/>
+      <w:lvlJc w:val="left"/>
+      <w:pPr>
+        <w:tabs>
+          <w:tab w:val="num" w:pos="1440"/>
+        </w:tabs>
+        <w:ind w:left="1440" w:hanging="360"/>
+      </w:pPr>
+      <w:rPr>
+        <w:rFonts w:ascii="Symbol" w:hAnsi="Symbol" w:hint="default"/>
+        <w:sz w:val="20"/>
+      </w:rPr>
+    </w:lvl>
+    <w:lvl w:ilvl="2" w:tentative="1">
+      <w:start w:val="1"/>
+      <w:numFmt w:val="bullet"/>
+      <w:lvlText w:val=""/>
+      <w:lvlJc w:val="left"/>
+      <w:pPr>
+        <w:tabs>
+          <w:tab w:val="num" w:pos="2160"/>
+        </w:tabs>
+        <w:ind w:left="2160" w:hanging="360"/>
+      </w:pPr>
+      <w:rPr>
+        <w:rFonts w:ascii="Symbol" w:hAnsi="Symbol" w:hint="default"/>
+        <w:sz w:val="20"/>
+      </w:rPr>
+    </w:lvl>
+    <w:lvl w:ilvl="3" w:tentative="1">
+      <w:start w:val="1"/>
+      <w:numFmt w:val="bullet"/>
+      <w:lvlText w:val=""/>
+      <w:lvlJc w:val="left"/>
+      <w:pPr>
+        <w:tabs>
+          <w:tab w:val="num" w:pos="2880"/>
+        </w:tabs>
+        <w:ind w:left="2880" w:hanging="360"/>
+      </w:pPr>
+      <w:rPr>
+        <w:rFonts w:ascii="Symbol" w:hAnsi="Symbol" w:hint="default"/>
+        <w:sz w:val="20"/>
+      </w:rPr>
+    </w:lvl>
+    <w:lvl w:ilvl="4" w:tentative="1">
+      <w:start w:val="1"/>
+      <w:numFmt w:val="bullet"/>
+      <w:lvlText w:val=""/>
+      <w:lvlJc w:val="left"/>
+      <w:pPr>
+        <w:tabs>
+          <w:tab w:val="num" w:pos="3600"/>
+        </w:tabs>
+        <w:ind w:left="3600" w:hanging="360"/>
+      </w:pPr>
+      <w:rPr>
+        <w:rFonts w:ascii="Symbol" w:hAnsi="Symbol" w:hint="default"/>
+        <w:sz w:val="20"/>
+      </w:rPr>
+    </w:lvl>
+    <w:lvl w:ilvl="5" w:tentative="1">
+      <w:start w:val="1"/>
+      <w:numFmt w:val="bullet"/>
+      <w:lvlText w:val=""/>
+      <w:lvlJc w:val="left"/>
+      <w:pPr>
+        <w:tabs>
+          <w:tab w:val="num" w:pos="4320"/>
+        </w:tabs>
+        <w:ind w:left="4320" w:hanging="360"/>
+      </w:pPr>
+      <w:rPr>
+        <w:rFonts w:ascii="Symbol" w:hAnsi="Symbol" w:hint="default"/>
+        <w:sz w:val="20"/>
+      </w:rPr>
+    </w:lvl>
+    <w:lvl w:ilvl="6" w:tentative="1">
+      <w:start w:val="1"/>
+      <w:numFmt w:val="bullet"/>
+      <w:lvlText w:val=""/>
+      <w:lvlJc w:val="left"/>
+      <w:pPr>
+        <w:tabs>
+          <w:tab w:val="num" w:pos="5040"/>
+        </w:tabs>
+        <w:ind w:left="5040" w:hanging="360"/>
+      </w:pPr>
+      <w:rPr>
+        <w:rFonts w:ascii="Symbol" w:hAnsi="Symbol" w:hint="default"/>
+        <w:sz w:val="20"/>
+      </w:rPr>
+    </w:lvl>
+    <w:lvl w:ilvl="7" w:tentative="1">
+      <w:start w:val="1"/>
+      <w:numFmt w:val="bullet"/>
+      <w:lvlText w:val=""/>
+      <w:lvlJc w:val="left"/>
+      <w:pPr>
+        <w:tabs>
+          <w:tab w:val="num" w:pos="5760"/>
+        </w:tabs>
+        <w:ind w:left="5760" w:hanging="360"/>
+      </w:pPr>
+      <w:rPr>
+        <w:rFonts w:ascii="Symbol" w:hAnsi="Symbol" w:hint="default"/>
+        <w:sz w:val="20"/>
+      </w:rPr>
+    </w:lvl>
+    <w:lvl w:ilvl="8" w:tentative="1">
+      <w:start w:val="1"/>
+      <w:numFmt w:val="bullet"/>
+      <w:lvlText w:val=""/>
+      <w:lvlJc w:val="left"/>
+      <w:pPr>
+        <w:tabs>
+          <w:tab w:val="num" w:pos="6480"/>
+        </w:tabs>
+        <w:ind w:left="6480" w:hanging="360"/>
+      </w:pPr>
+      <w:rPr>
+        <w:rFonts w:ascii="Symbol" w:hAnsi="Symbol" w:hint="default"/>
+        <w:sz w:val="20"/>
+      </w:rPr>
+    </w:lvl>
+  </w:abstractNum>
+  <w:abstractNum w:abstractNumId="17" w15:restartNumberingAfterBreak="0">
     <w:nsid w:val="7A637162"/>
     <w:multiLevelType w:val="hybridMultilevel"/>
     <w:tmpl w:val="499C451E"/>
@@ -2357,7 +10010,7 @@
         <w:rFonts w:ascii="Times New Roman" w:eastAsiaTheme="minorEastAsia" w:hAnsi="Times New Roman" w:cs="Times New Roman" w:hint="default"/>
       </w:rPr>
     </w:lvl>
-    <w:lvl w:ilvl="1" w:tplc="04090003" w:tentative="1">
+    <w:lvl w:ilvl="1" w:tplc="04090003">
       <w:start w:val="1"/>
       <w:numFmt w:val="bullet"/>
       <w:lvlText w:val="o"/>
@@ -2454,7 +10107,7 @@
       </w:rPr>
     </w:lvl>
   </w:abstractNum>
-  <w:abstractNum w:abstractNumId="6" w15:restartNumberingAfterBreak="0">
+  <w:abstractNum w:abstractNumId="18" w15:restartNumberingAfterBreak="0">
     <w:nsid w:val="7B373762"/>
     <w:multiLevelType w:val="hybridMultilevel"/>
     <w:tmpl w:val="AD2E3942"/>
@@ -2544,31 +10197,67 @@
     </w:lvl>
   </w:abstractNum>
   <w:num w:numId="1" w16cid:durableId="543755772">
+    <w:abstractNumId w:val="7"/>
+  </w:num>
+  <w:num w:numId="2" w16cid:durableId="398015462">
+    <w:abstractNumId w:val="13"/>
+  </w:num>
+  <w:num w:numId="3" w16cid:durableId="1685738983">
+    <w:abstractNumId w:val="10"/>
+  </w:num>
+  <w:num w:numId="4" w16cid:durableId="1767188671">
+    <w:abstractNumId w:val="17"/>
+  </w:num>
+  <w:num w:numId="5" w16cid:durableId="1813596877">
+    <w:abstractNumId w:val="18"/>
+  </w:num>
+  <w:num w:numId="6" w16cid:durableId="1604530634">
+    <w:abstractNumId w:val="8"/>
+  </w:num>
+  <w:num w:numId="7" w16cid:durableId="873344216">
+    <w:abstractNumId w:val="2"/>
+  </w:num>
+  <w:num w:numId="8" w16cid:durableId="700672135">
+    <w:abstractNumId w:val="5"/>
+  </w:num>
+  <w:num w:numId="9" w16cid:durableId="1198007157">
+    <w:abstractNumId w:val="11"/>
+  </w:num>
+  <w:num w:numId="10" w16cid:durableId="829177171">
     <w:abstractNumId w:val="1"/>
   </w:num>
-  <w:num w:numId="2" w16cid:durableId="398015462">
+  <w:num w:numId="11" w16cid:durableId="305167904">
+    <w:abstractNumId w:val="3"/>
+  </w:num>
+  <w:num w:numId="12" w16cid:durableId="828903446">
+    <w:abstractNumId w:val="15"/>
+  </w:num>
+  <w:num w:numId="13" w16cid:durableId="1092896132">
+    <w:abstractNumId w:val="14"/>
+  </w:num>
+  <w:num w:numId="14" w16cid:durableId="624821875">
+    <w:abstractNumId w:val="6"/>
+  </w:num>
+  <w:num w:numId="15" w16cid:durableId="788623262">
+    <w:abstractNumId w:val="16"/>
+  </w:num>
+  <w:num w:numId="16" w16cid:durableId="1345743117">
+    <w:abstractNumId w:val="0"/>
+  </w:num>
+  <w:num w:numId="17" w16cid:durableId="1265648742">
+    <w:abstractNumId w:val="9"/>
+  </w:num>
+  <w:num w:numId="18" w16cid:durableId="411316317">
     <w:abstractNumId w:val="4"/>
   </w:num>
-  <w:num w:numId="3" w16cid:durableId="1685738983">
-    <w:abstractNumId w:val="3"/>
-  </w:num>
-  <w:num w:numId="4" w16cid:durableId="1767188671">
-    <w:abstractNumId w:val="5"/>
-  </w:num>
-  <w:num w:numId="5" w16cid:durableId="1813596877">
-    <w:abstractNumId w:val="6"/>
-  </w:num>
-  <w:num w:numId="6" w16cid:durableId="1604530634">
-    <w:abstractNumId w:val="2"/>
-  </w:num>
-  <w:num w:numId="7" w16cid:durableId="873344216">
-    <w:abstractNumId w:val="0"/>
+  <w:num w:numId="19" w16cid:durableId="1631667632">
+    <w:abstractNumId w:val="12"/>
   </w:num>
 </w:numbering>
 </file>
 
 <file path=word/styles.xml><?xml version="1.0" encoding="utf-8"?>
-<w:styles xmlns:mc="http://schemas.openxmlformats.org/markup-compatibility/2006" xmlns:r="http://schemas.openxmlformats.org/officeDocument/2006/relationships" xmlns:w="http://schemas.openxmlformats.org/wordprocessingml/2006/main" xmlns:w14="http://schemas.microsoft.com/office/word/2010/wordml" xmlns:w15="http://schemas.microsoft.com/office/word/2012/wordml" xmlns:w16cex="http://schemas.microsoft.com/office/word/2018/wordml/cex" xmlns:w16cid="http://schemas.microsoft.com/office/word/2016/wordml/cid" xmlns:w16="http://schemas.microsoft.com/office/word/2018/wordml" xmlns:w16du="http://schemas.microsoft.com/office/word/2023/wordml/word16du" xmlns:w16sdtdh="http://schemas.microsoft.com/office/word/2020/wordml/sdtdatahash" xmlns:w16sdtfl="http://schemas.microsoft.com/office/word/2024/wordml/sdtformatlock" xmlns:w16se="http://schemas.microsoft.com/office/word/2015/wordml/symex" mc:Ignorable="w14 w15 w16se w16cid w16 w16cex w16sdtdh w16sdtfl w16du">
+<w:styles xmlns:mc="http://schemas.openxmlformats.org/markup-compatibility/2006" xmlns:r="http://schemas.openxmlformats.org/officeDocument/2006/relationships" xmlns:w="http://schemas.openxmlformats.org/wordprocessingml/2006/main" xmlns:w14="http://schemas.microsoft.com/office/word/2010/wordml" xmlns:w15="http://schemas.microsoft.com/office/word/2012/wordml" xmlns:w16cex="http://schemas.microsoft.com/office/word/2018/wordml/cex" xmlns:w16cid="http://schemas.microsoft.com/office/word/2016/wordml/cid" xmlns:w16="http://schemas.microsoft.com/office/word/2018/wordml" xmlns:w16du="http://schemas.microsoft.com/office/word/2023/wordml/word16du" xmlns:w16sdtdh="http://schemas.microsoft.com/office/word/2020/wordml/sdtdatahash" xmlns:w16se="http://schemas.microsoft.com/office/word/2015/wordml/symex" mc:Ignorable="w14 w15 w16se w16cid w16 w16cex w16sdtdh w16du">
   <w:docDefaults>
     <w:rPrDefault>
       <w:rPr>
@@ -3168,6 +10857,7 @@
   <w:style w:type="character" w:default="1" w:styleId="DefaultParagraphFont">
     <w:name w:val="Default Paragraph Font"/>
     <w:uiPriority w:val="1"/>
+    <w:semiHidden/>
     <w:unhideWhenUsed/>
   </w:style>
   <w:style w:type="table" w:default="1" w:styleId="TableNormal">
@@ -3483,7 +11173,6 @@
     <w:name w:val="Normal (Web)"/>
     <w:basedOn w:val="Normal"/>
     <w:uiPriority w:val="99"/>
-    <w:semiHidden/>
     <w:unhideWhenUsed/>
     <w:rsid w:val="00886AE3"/>
     <w:pPr>
@@ -3513,6 +11202,41 @@
     <w:name w:val="math-inline"/>
     <w:basedOn w:val="DefaultParagraphFont"/>
     <w:rsid w:val="00886AE3"/>
+  </w:style>
+  <w:style w:type="character" w:customStyle="1" w:styleId="button-container">
+    <w:name w:val="button-container"/>
+    <w:basedOn w:val="DefaultParagraphFont"/>
+    <w:rsid w:val="003E18C7"/>
+  </w:style>
+  <w:style w:type="character" w:customStyle="1" w:styleId="cf01">
+    <w:name w:val="cf01"/>
+    <w:basedOn w:val="DefaultParagraphFont"/>
+    <w:rsid w:val="008B408B"/>
+    <w:rPr>
+      <w:rFonts w:ascii="Consolas" w:hAnsi="Consolas" w:hint="default"/>
+      <w:color w:val="FFFFFF"/>
+      <w:sz w:val="22"/>
+      <w:szCs w:val="22"/>
+    </w:rPr>
+  </w:style>
+  <w:style w:type="table" w:styleId="TableGrid">
+    <w:name w:val="Table Grid"/>
+    <w:basedOn w:val="TableNormal"/>
+    <w:uiPriority w:val="39"/>
+    <w:rsid w:val="00CE196C"/>
+    <w:pPr>
+      <w:spacing w:after="0" w:line="240" w:lineRule="auto"/>
+    </w:pPr>
+    <w:tblPr>
+      <w:tblBorders>
+        <w:top w:val="single" w:sz="4" w:space="0" w:color="auto"/>
+        <w:left w:val="single" w:sz="4" w:space="0" w:color="auto"/>
+        <w:bottom w:val="single" w:sz="4" w:space="0" w:color="auto"/>
+        <w:right w:val="single" w:sz="4" w:space="0" w:color="auto"/>
+        <w:insideH w:val="single" w:sz="4" w:space="0" w:color="auto"/>
+        <w:insideV w:val="single" w:sz="4" w:space="0" w:color="auto"/>
+      </w:tblBorders>
+    </w:tblPr>
   </w:style>
 </w:styles>
 </file>

--- a/FSB/MLE501/assignment/G3_Assignment_Report.docx
+++ b/FSB/MLE501/assignment/G3_Assignment_Report.docx
@@ -1,6 +1,6 @@
 
 <file path=word/document.xml><?xml version="1.0" encoding="utf-8"?>
-<w:document xmlns:wpc="http://schemas.microsoft.com/office/word/2010/wordprocessingCanvas" xmlns:cx="http://schemas.microsoft.com/office/drawing/2014/chartex" xmlns:cx1="http://schemas.microsoft.com/office/drawing/2015/9/8/chartex" xmlns:cx2="http://schemas.microsoft.com/office/drawing/2015/10/21/chartex" xmlns:cx3="http://schemas.microsoft.com/office/drawing/2016/5/9/chartex" xmlns:cx4="http://schemas.microsoft.com/office/drawing/2016/5/10/chartex" xmlns:cx5="http://schemas.microsoft.com/office/drawing/2016/5/11/chartex" xmlns:cx6="http://schemas.microsoft.com/office/drawing/2016/5/12/chartex" xmlns:cx7="http://schemas.microsoft.com/office/drawing/2016/5/13/chartex" xmlns:cx8="http://schemas.microsoft.com/office/drawing/2016/5/14/chartex" xmlns:mc="http://schemas.openxmlformats.org/markup-compatibility/2006" xmlns:aink="http://schemas.microsoft.com/office/drawing/2016/ink" xmlns:am3d="http://schemas.microsoft.com/office/drawing/2017/model3d" xmlns:o="urn:schemas-microsoft-com:office:office" xmlns:oel="http://schemas.microsoft.com/office/2019/extlst" xmlns:r="http://schemas.openxmlformats.org/officeDocument/2006/relationships" xmlns:m="http://schemas.openxmlformats.org/officeDocument/2006/math" xmlns:v="urn:schemas-microsoft-com:vml" xmlns:wp14="http://schemas.microsoft.com/office/word/2010/wordprocessingDrawing" xmlns:wp="http://schemas.openxmlformats.org/drawingml/2006/wordprocessingDrawing" xmlns:w10="urn:schemas-microsoft-com:office:word" xmlns:w="http://schemas.openxmlformats.org/wordprocessingml/2006/main" xmlns:w14="http://schemas.microsoft.com/office/word/2010/wordml" xmlns:w15="http://schemas.microsoft.com/office/word/2012/wordml" xmlns:w16cex="http://schemas.microsoft.com/office/word/2018/wordml/cex" xmlns:w16cid="http://schemas.microsoft.com/office/word/2016/wordml/cid" xmlns:w16="http://schemas.microsoft.com/office/word/2018/wordml" xmlns:w16du="http://schemas.microsoft.com/office/word/2023/wordml/word16du" xmlns:w16sdtdh="http://schemas.microsoft.com/office/word/2020/wordml/sdtdatahash" xmlns:w16se="http://schemas.microsoft.com/office/word/2015/wordml/symex" xmlns:wpg="http://schemas.microsoft.com/office/word/2010/wordprocessingGroup" xmlns:wpi="http://schemas.microsoft.com/office/word/2010/wordprocessingInk" xmlns:wne="http://schemas.microsoft.com/office/word/2006/wordml" xmlns:wps="http://schemas.microsoft.com/office/word/2010/wordprocessingShape" mc:Ignorable="w14 w15 w16se w16cid w16 w16cex w16sdtdh w16du wp14">
+<w:document xmlns:wpc="http://schemas.microsoft.com/office/word/2010/wordprocessingCanvas" xmlns:cx="http://schemas.microsoft.com/office/drawing/2014/chartex" xmlns:cx1="http://schemas.microsoft.com/office/drawing/2015/9/8/chartex" xmlns:cx2="http://schemas.microsoft.com/office/drawing/2015/10/21/chartex" xmlns:cx3="http://schemas.microsoft.com/office/drawing/2016/5/9/chartex" xmlns:cx4="http://schemas.microsoft.com/office/drawing/2016/5/10/chartex" xmlns:cx5="http://schemas.microsoft.com/office/drawing/2016/5/11/chartex" xmlns:cx6="http://schemas.microsoft.com/office/drawing/2016/5/12/chartex" xmlns:cx7="http://schemas.microsoft.com/office/drawing/2016/5/13/chartex" xmlns:cx8="http://schemas.microsoft.com/office/drawing/2016/5/14/chartex" xmlns:mc="http://schemas.openxmlformats.org/markup-compatibility/2006" xmlns:aink="http://schemas.microsoft.com/office/drawing/2016/ink" xmlns:am3d="http://schemas.microsoft.com/office/drawing/2017/model3d" xmlns:o="urn:schemas-microsoft-com:office:office" xmlns:oel="http://schemas.microsoft.com/office/2019/extlst" xmlns:r="http://schemas.openxmlformats.org/officeDocument/2006/relationships" xmlns:m="http://schemas.openxmlformats.org/officeDocument/2006/math" xmlns:v="urn:schemas-microsoft-com:vml" xmlns:wp14="http://schemas.microsoft.com/office/word/2010/wordprocessingDrawing" xmlns:wp="http://schemas.openxmlformats.org/drawingml/2006/wordprocessingDrawing" xmlns:w10="urn:schemas-microsoft-com:office:word" xmlns:w="http://schemas.openxmlformats.org/wordprocessingml/2006/main" xmlns:w14="http://schemas.microsoft.com/office/word/2010/wordml" xmlns:w15="http://schemas.microsoft.com/office/word/2012/wordml" xmlns:w16cex="http://schemas.microsoft.com/office/word/2018/wordml/cex" xmlns:w16cid="http://schemas.microsoft.com/office/word/2016/wordml/cid" xmlns:w16="http://schemas.microsoft.com/office/word/2018/wordml" xmlns:w16du="http://schemas.microsoft.com/office/word/2023/wordml/word16du" xmlns:w16sdtdh="http://schemas.microsoft.com/office/word/2020/wordml/sdtdatahash" xmlns:w16sdtfl="http://schemas.microsoft.com/office/word/2024/wordml/sdtformatlock" xmlns:w16se="http://schemas.microsoft.com/office/word/2015/wordml/symex" xmlns:wpg="http://schemas.microsoft.com/office/word/2010/wordprocessingGroup" xmlns:wpi="http://schemas.microsoft.com/office/word/2010/wordprocessingInk" xmlns:wne="http://schemas.microsoft.com/office/word/2006/wordml" xmlns:wps="http://schemas.microsoft.com/office/word/2010/wordprocessingShape" mc:Ignorable="w14 w15 w16se w16cid w16 w16cex w16sdtdh w16sdtfl w16du wp14">
   <w:body>
     <w:p>
       <w:pPr>
@@ -639,14 +639,16 @@
         <w:rPr>
           <w:b w:val="0"/>
           <w:bCs/>
-          <w:sz w:val="24"/>
-          <w:szCs w:val="24"/>
-        </w:rPr>
-      </w:pPr>
-      <w:r>
-        <w:rPr>
-          <w:b w:val="0"/>
-          <w:bCs/>
+          <w:color w:val="000000" w:themeColor="text1"/>
+          <w:sz w:val="24"/>
+          <w:szCs w:val="24"/>
+        </w:rPr>
+      </w:pPr>
+      <w:r>
+        <w:rPr>
+          <w:b w:val="0"/>
+          <w:bCs/>
+          <w:color w:val="000000" w:themeColor="text1"/>
           <w:sz w:val="24"/>
           <w:szCs w:val="24"/>
         </w:rPr>
@@ -669,6 +671,7 @@
         <w:rPr>
           <w:b w:val="0"/>
           <w:bCs/>
+          <w:color w:val="000000" w:themeColor="text1"/>
           <w:sz w:val="24"/>
           <w:szCs w:val="24"/>
         </w:rPr>
@@ -692,14 +695,16 @@
         <w:rPr>
           <w:b w:val="0"/>
           <w:bCs/>
-          <w:sz w:val="24"/>
-          <w:szCs w:val="24"/>
-        </w:rPr>
-      </w:pPr>
-      <w:r>
-        <w:rPr>
-          <w:b w:val="0"/>
-          <w:bCs/>
+          <w:color w:val="000000" w:themeColor="text1"/>
+          <w:sz w:val="24"/>
+          <w:szCs w:val="24"/>
+        </w:rPr>
+      </w:pPr>
+      <w:r>
+        <w:rPr>
+          <w:b w:val="0"/>
+          <w:bCs/>
+          <w:color w:val="000000" w:themeColor="text1"/>
           <w:sz w:val="24"/>
           <w:szCs w:val="24"/>
         </w:rPr>
@@ -717,12 +722,14 @@
         <w:rPr>
           <w:b w:val="0"/>
           <w:bCs/>
-          <w:sz w:val="24"/>
-          <w:szCs w:val="24"/>
-        </w:rPr>
-      </w:pPr>
-      <w:r>
-        <w:rPr>
+          <w:color w:val="000000" w:themeColor="text1"/>
+          <w:sz w:val="24"/>
+          <w:szCs w:val="24"/>
+        </w:rPr>
+      </w:pPr>
+      <w:r>
+        <w:rPr>
+          <w:color w:val="000000" w:themeColor="text1"/>
           <w:sz w:val="24"/>
           <w:szCs w:val="24"/>
         </w:rPr>
@@ -732,6 +739,7 @@
         <w:rPr>
           <w:b w:val="0"/>
           <w:bCs/>
+          <w:color w:val="000000" w:themeColor="text1"/>
           <w:sz w:val="24"/>
           <w:szCs w:val="24"/>
         </w:rPr>
@@ -740,6 +748,7 @@
       <w:r>
         <w:rPr>
           <w:b w:val="0"/>
+          <w:color w:val="000000" w:themeColor="text1"/>
           <w:sz w:val="24"/>
           <w:szCs w:val="24"/>
         </w:rPr>
@@ -757,12 +766,14 @@
         <w:rPr>
           <w:b w:val="0"/>
           <w:bCs/>
-          <w:sz w:val="24"/>
-          <w:szCs w:val="24"/>
-        </w:rPr>
-      </w:pPr>
-      <w:r>
-        <w:rPr>
+          <w:color w:val="000000" w:themeColor="text1"/>
+          <w:sz w:val="24"/>
+          <w:szCs w:val="24"/>
+        </w:rPr>
+      </w:pPr>
+      <w:r>
+        <w:rPr>
+          <w:color w:val="000000" w:themeColor="text1"/>
           <w:sz w:val="24"/>
           <w:szCs w:val="24"/>
         </w:rPr>
@@ -772,6 +783,7 @@
         <w:rPr>
           <w:b w:val="0"/>
           <w:bCs/>
+          <w:color w:val="000000" w:themeColor="text1"/>
           <w:sz w:val="24"/>
           <w:szCs w:val="24"/>
         </w:rPr>
@@ -784,6 +796,7 @@
         <w:rPr>
           <w:b w:val="0"/>
           <w:bCs/>
+          <w:color w:val="000000" w:themeColor="text1"/>
           <w:sz w:val="24"/>
           <w:szCs w:val="24"/>
         </w:rPr>
@@ -816,14 +829,16 @@
         <w:rPr>
           <w:b w:val="0"/>
           <w:bCs/>
-          <w:sz w:val="24"/>
-          <w:szCs w:val="24"/>
-        </w:rPr>
-      </w:pPr>
-      <w:r>
-        <w:rPr>
-          <w:b w:val="0"/>
-          <w:bCs/>
+          <w:color w:val="000000" w:themeColor="text1"/>
+          <w:sz w:val="24"/>
+          <w:szCs w:val="24"/>
+        </w:rPr>
+      </w:pPr>
+      <w:r>
+        <w:rPr>
+          <w:b w:val="0"/>
+          <w:bCs/>
+          <w:color w:val="000000" w:themeColor="text1"/>
           <w:sz w:val="24"/>
           <w:szCs w:val="24"/>
         </w:rPr>
@@ -860,14 +875,16 @@
         <w:rPr>
           <w:b w:val="0"/>
           <w:bCs/>
-          <w:sz w:val="24"/>
-          <w:szCs w:val="24"/>
-        </w:rPr>
-      </w:pPr>
-      <w:r>
-        <w:rPr>
-          <w:b w:val="0"/>
-          <w:bCs/>
+          <w:color w:val="000000" w:themeColor="text1"/>
+          <w:sz w:val="24"/>
+          <w:szCs w:val="24"/>
+        </w:rPr>
+      </w:pPr>
+      <w:r>
+        <w:rPr>
+          <w:b w:val="0"/>
+          <w:bCs/>
+          <w:color w:val="000000" w:themeColor="text1"/>
           <w:sz w:val="24"/>
           <w:szCs w:val="24"/>
         </w:rPr>
@@ -885,12 +902,14 @@
         <w:rPr>
           <w:b w:val="0"/>
           <w:bCs/>
-          <w:sz w:val="24"/>
-          <w:szCs w:val="24"/>
-        </w:rPr>
-      </w:pPr>
-      <w:r>
-        <w:rPr>
+          <w:color w:val="000000" w:themeColor="text1"/>
+          <w:sz w:val="24"/>
+          <w:szCs w:val="24"/>
+        </w:rPr>
+      </w:pPr>
+      <w:r>
+        <w:rPr>
+          <w:color w:val="000000" w:themeColor="text1"/>
           <w:sz w:val="24"/>
           <w:szCs w:val="24"/>
         </w:rPr>
@@ -900,6 +919,7 @@
         <w:rPr>
           <w:b w:val="0"/>
           <w:bCs/>
+          <w:color w:val="000000" w:themeColor="text1"/>
           <w:sz w:val="24"/>
           <w:szCs w:val="24"/>
         </w:rPr>
@@ -916,12 +936,14 @@
         <w:jc w:val="both"/>
         <w:rPr>
           <w:rStyle w:val="math-inline"/>
-          <w:sz w:val="24"/>
-          <w:szCs w:val="24"/>
-        </w:rPr>
-      </w:pPr>
-      <w:r>
-        <w:rPr>
+          <w:color w:val="000000" w:themeColor="text1"/>
+          <w:sz w:val="24"/>
+          <w:szCs w:val="24"/>
+        </w:rPr>
+      </w:pPr>
+      <w:r>
+        <w:rPr>
+          <w:color w:val="000000" w:themeColor="text1"/>
           <w:sz w:val="24"/>
           <w:szCs w:val="24"/>
         </w:rPr>
@@ -943,14 +965,16 @@
         <w:rPr>
           <w:b w:val="0"/>
           <w:bCs/>
-          <w:sz w:val="24"/>
-          <w:szCs w:val="24"/>
-        </w:rPr>
-      </w:pPr>
-      <w:r>
-        <w:rPr>
-          <w:b w:val="0"/>
-          <w:bCs/>
+          <w:color w:val="000000" w:themeColor="text1"/>
+          <w:sz w:val="24"/>
+          <w:szCs w:val="24"/>
+        </w:rPr>
+      </w:pPr>
+      <w:r>
+        <w:rPr>
+          <w:b w:val="0"/>
+          <w:bCs/>
+          <w:color w:val="000000" w:themeColor="text1"/>
           <w:sz w:val="24"/>
           <w:szCs w:val="24"/>
         </w:rPr>
@@ -1019,14 +1043,16 @@
         <w:rPr>
           <w:b w:val="0"/>
           <w:bCs/>
-          <w:sz w:val="24"/>
-          <w:szCs w:val="24"/>
-        </w:rPr>
-      </w:pPr>
-      <w:r>
-        <w:rPr>
-          <w:b w:val="0"/>
-          <w:bCs/>
+          <w:color w:val="000000" w:themeColor="text1"/>
+          <w:sz w:val="24"/>
+          <w:szCs w:val="24"/>
+        </w:rPr>
+      </w:pPr>
+      <w:r>
+        <w:rPr>
+          <w:b w:val="0"/>
+          <w:bCs/>
+          <w:color w:val="000000" w:themeColor="text1"/>
           <w:sz w:val="24"/>
           <w:szCs w:val="24"/>
         </w:rPr>
@@ -1039,14 +1065,16 @@
         <w:rPr>
           <w:b w:val="0"/>
           <w:bCs/>
-          <w:sz w:val="24"/>
-          <w:szCs w:val="24"/>
-        </w:rPr>
-      </w:pPr>
-      <w:r>
-        <w:rPr>
-          <w:b w:val="0"/>
-          <w:bCs/>
+          <w:color w:val="000000" w:themeColor="text1"/>
+          <w:sz w:val="24"/>
+          <w:szCs w:val="24"/>
+        </w:rPr>
+      </w:pPr>
+      <w:r>
+        <w:rPr>
+          <w:b w:val="0"/>
+          <w:bCs/>
+          <w:color w:val="000000" w:themeColor="text1"/>
           <w:sz w:val="24"/>
           <w:szCs w:val="24"/>
         </w:rPr>
@@ -1056,6 +1084,7 @@
         <w:rPr>
           <w:b w:val="0"/>
           <w:bCs/>
+          <w:color w:val="000000" w:themeColor="text1"/>
           <w:sz w:val="24"/>
           <w:szCs w:val="24"/>
         </w:rPr>
@@ -1065,6 +1094,7 @@
         <w:rPr>
           <w:b w:val="0"/>
           <w:bCs/>
+          <w:color w:val="000000" w:themeColor="text1"/>
           <w:sz w:val="24"/>
           <w:szCs w:val="24"/>
         </w:rPr>
@@ -1074,6 +1104,7 @@
         <w:rPr>
           <w:b w:val="0"/>
           <w:bCs/>
+          <w:color w:val="000000" w:themeColor="text1"/>
           <w:sz w:val="24"/>
           <w:szCs w:val="24"/>
         </w:rPr>
@@ -1109,14 +1140,16 @@
         <w:rPr>
           <w:b w:val="0"/>
           <w:bCs/>
-          <w:sz w:val="24"/>
-          <w:szCs w:val="24"/>
-        </w:rPr>
-      </w:pPr>
-      <w:r>
-        <w:rPr>
-          <w:b w:val="0"/>
-          <w:bCs/>
+          <w:color w:val="000000" w:themeColor="text1"/>
+          <w:sz w:val="24"/>
+          <w:szCs w:val="24"/>
+        </w:rPr>
+      </w:pPr>
+      <w:r>
+        <w:rPr>
+          <w:b w:val="0"/>
+          <w:bCs/>
+          <w:color w:val="000000" w:themeColor="text1"/>
           <w:sz w:val="24"/>
           <w:szCs w:val="24"/>
         </w:rPr>
@@ -1134,12 +1167,14 @@
         <w:rPr>
           <w:b w:val="0"/>
           <w:bCs/>
-          <w:sz w:val="24"/>
-          <w:szCs w:val="24"/>
-        </w:rPr>
-      </w:pPr>
-      <w:r>
-        <w:rPr>
+          <w:color w:val="000000" w:themeColor="text1"/>
+          <w:sz w:val="24"/>
+          <w:szCs w:val="24"/>
+        </w:rPr>
+      </w:pPr>
+      <w:r>
+        <w:rPr>
+          <w:color w:val="000000" w:themeColor="text1"/>
           <w:sz w:val="24"/>
           <w:szCs w:val="24"/>
         </w:rPr>
@@ -1149,6 +1184,7 @@
         <w:rPr>
           <w:b w:val="0"/>
           <w:bCs/>
+          <w:color w:val="000000" w:themeColor="text1"/>
           <w:sz w:val="24"/>
           <w:szCs w:val="24"/>
         </w:rPr>
@@ -1166,12 +1202,14 @@
         <w:rPr>
           <w:b w:val="0"/>
           <w:bCs/>
-          <w:sz w:val="24"/>
-          <w:szCs w:val="24"/>
-        </w:rPr>
-      </w:pPr>
-      <w:r>
-        <w:rPr>
+          <w:color w:val="000000" w:themeColor="text1"/>
+          <w:sz w:val="24"/>
+          <w:szCs w:val="24"/>
+        </w:rPr>
+      </w:pPr>
+      <w:r>
+        <w:rPr>
+          <w:color w:val="000000" w:themeColor="text1"/>
           <w:sz w:val="24"/>
           <w:szCs w:val="24"/>
         </w:rPr>
@@ -1181,6 +1219,7 @@
         <w:rPr>
           <w:b w:val="0"/>
           <w:bCs/>
+          <w:color w:val="000000" w:themeColor="text1"/>
           <w:sz w:val="24"/>
           <w:szCs w:val="24"/>
         </w:rPr>
@@ -1193,14 +1232,16 @@
         <w:rPr>
           <w:b w:val="0"/>
           <w:bCs/>
-          <w:sz w:val="24"/>
-          <w:szCs w:val="24"/>
-        </w:rPr>
-      </w:pPr>
-      <w:r>
-        <w:rPr>
-          <w:b w:val="0"/>
-          <w:bCs/>
+          <w:color w:val="000000" w:themeColor="text1"/>
+          <w:sz w:val="24"/>
+          <w:szCs w:val="24"/>
+        </w:rPr>
+      </w:pPr>
+      <w:r>
+        <w:rPr>
+          <w:b w:val="0"/>
+          <w:bCs/>
+          <w:color w:val="000000" w:themeColor="text1"/>
           <w:sz w:val="24"/>
           <w:szCs w:val="24"/>
         </w:rPr>
@@ -1213,14 +1254,16 @@
         <w:rPr>
           <w:b w:val="0"/>
           <w:bCs/>
-          <w:sz w:val="24"/>
-          <w:szCs w:val="24"/>
-        </w:rPr>
-      </w:pPr>
-      <w:r>
-        <w:rPr>
-          <w:b w:val="0"/>
-          <w:bCs/>
+          <w:color w:val="000000" w:themeColor="text1"/>
+          <w:sz w:val="24"/>
+          <w:szCs w:val="24"/>
+        </w:rPr>
+      </w:pPr>
+      <w:r>
+        <w:rPr>
+          <w:b w:val="0"/>
+          <w:bCs/>
+          <w:color w:val="000000" w:themeColor="text1"/>
           <w:sz w:val="24"/>
           <w:szCs w:val="24"/>
         </w:rPr>
@@ -1230,6 +1273,7 @@
         <w:rPr>
           <w:b w:val="0"/>
           <w:bCs/>
+          <w:color w:val="000000" w:themeColor="text1"/>
           <w:sz w:val="24"/>
           <w:szCs w:val="24"/>
         </w:rPr>
@@ -1241,6 +1285,7 @@
         <w:rPr>
           <w:b w:val="0"/>
           <w:bCs/>
+          <w:color w:val="000000" w:themeColor="text1"/>
           <w:sz w:val="24"/>
           <w:szCs w:val="24"/>
         </w:rPr>
@@ -1277,18 +1322,28 @@
           <w:ilvl w:val="0"/>
           <w:numId w:val="7"/>
         </w:numPr>
-      </w:pPr>
-      <w:r>
+        <w:rPr>
+          <w:color w:val="000000" w:themeColor="text1"/>
+        </w:rPr>
+      </w:pPr>
+      <w:r>
+        <w:rPr>
+          <w:color w:val="000000" w:themeColor="text1"/>
+        </w:rPr>
         <w:t>Data Collection Architecture.</w:t>
       </w:r>
     </w:p>
     <w:p>
       <w:pPr>
-        <w:jc w:val="both"/>
+        <w:jc w:val="center"/>
+        <w:rPr>
+          <w:color w:val="000000" w:themeColor="text1"/>
+        </w:rPr>
       </w:pPr>
       <w:r>
         <w:rPr>
           <w:noProof/>
+          <w:color w:val="000000" w:themeColor="text1"/>
         </w:rPr>
         <w:drawing>
           <wp:inline distT="0" distB="0" distL="0" distR="0" wp14:anchorId="31B1AFC5" wp14:editId="0330B336">
@@ -1329,6 +1384,34 @@
     </w:p>
     <w:p>
       <w:pPr>
+        <w:jc w:val="center"/>
+        <w:rPr>
+          <w:b w:val="0"/>
+          <w:bCs/>
+          <w:i/>
+          <w:iCs/>
+          <w:color w:val="000000" w:themeColor="text1"/>
+          <w:sz w:val="22"/>
+          <w:szCs w:val="22"/>
+          <w:u w:val="single"/>
+        </w:rPr>
+      </w:pPr>
+      <w:r>
+        <w:rPr>
+          <w:b w:val="0"/>
+          <w:bCs/>
+          <w:i/>
+          <w:iCs/>
+          <w:color w:val="000000" w:themeColor="text1"/>
+          <w:sz w:val="22"/>
+          <w:szCs w:val="22"/>
+          <w:u w:val="single"/>
+        </w:rPr>
+        <w:t>Figure 1: Data Collection Architecture</w:t>
+      </w:r>
+    </w:p>
+    <w:p>
+      <w:pPr>
         <w:pStyle w:val="ListParagraph"/>
         <w:numPr>
           <w:ilvl w:val="0"/>
@@ -1338,12 +1421,14 @@
         <w:rPr>
           <w:b w:val="0"/>
           <w:bCs/>
-          <w:sz w:val="24"/>
-          <w:szCs w:val="24"/>
-        </w:rPr>
-      </w:pPr>
-      <w:r>
-        <w:rPr>
+          <w:color w:val="000000" w:themeColor="text1"/>
+          <w:sz w:val="24"/>
+          <w:szCs w:val="24"/>
+        </w:rPr>
+      </w:pPr>
+      <w:r>
+        <w:rPr>
+          <w:color w:val="000000" w:themeColor="text1"/>
           <w:sz w:val="24"/>
           <w:szCs w:val="24"/>
         </w:rPr>
@@ -1353,6 +1438,7 @@
         <w:rPr>
           <w:b w:val="0"/>
           <w:bCs/>
+          <w:color w:val="000000" w:themeColor="text1"/>
           <w:sz w:val="24"/>
           <w:szCs w:val="24"/>
         </w:rPr>
@@ -1361,6 +1447,7 @@
       <w:r>
         <w:rPr>
           <w:b w:val="0"/>
+          <w:color w:val="000000" w:themeColor="text1"/>
           <w:sz w:val="24"/>
           <w:szCs w:val="24"/>
         </w:rPr>
@@ -1371,6 +1458,7 @@
           <w:b w:val="0"/>
           <w:i/>
           <w:iCs/>
+          <w:color w:val="000000" w:themeColor="text1"/>
           <w:sz w:val="24"/>
           <w:szCs w:val="24"/>
         </w:rPr>
@@ -1379,6 +1467,7 @@
       <w:r>
         <w:rPr>
           <w:b w:val="0"/>
+          <w:color w:val="000000" w:themeColor="text1"/>
           <w:sz w:val="24"/>
           <w:szCs w:val="24"/>
         </w:rPr>
@@ -1396,12 +1485,14 @@
         <w:rPr>
           <w:b w:val="0"/>
           <w:bCs/>
-          <w:sz w:val="24"/>
-          <w:szCs w:val="24"/>
-        </w:rPr>
-      </w:pPr>
-      <w:r>
-        <w:rPr>
+          <w:color w:val="000000" w:themeColor="text1"/>
+          <w:sz w:val="24"/>
+          <w:szCs w:val="24"/>
+        </w:rPr>
+      </w:pPr>
+      <w:r>
+        <w:rPr>
+          <w:color w:val="000000" w:themeColor="text1"/>
           <w:sz w:val="24"/>
           <w:szCs w:val="24"/>
         </w:rPr>
@@ -1411,6 +1502,7 @@
         <w:rPr>
           <w:b w:val="0"/>
           <w:bCs/>
+          <w:color w:val="000000" w:themeColor="text1"/>
           <w:sz w:val="24"/>
           <w:szCs w:val="24"/>
         </w:rPr>
@@ -1419,6 +1511,7 @@
       <w:r>
         <w:rPr>
           <w:b w:val="0"/>
+          <w:color w:val="000000" w:themeColor="text1"/>
           <w:sz w:val="24"/>
           <w:szCs w:val="24"/>
         </w:rPr>
@@ -1429,6 +1522,7 @@
           <w:b w:val="0"/>
           <w:i/>
           <w:iCs/>
+          <w:color w:val="000000" w:themeColor="text1"/>
           <w:sz w:val="24"/>
           <w:szCs w:val="24"/>
         </w:rPr>
@@ -1437,6 +1531,7 @@
       <w:r>
         <w:rPr>
           <w:b w:val="0"/>
+          <w:color w:val="000000" w:themeColor="text1"/>
           <w:sz w:val="24"/>
           <w:szCs w:val="24"/>
         </w:rPr>
@@ -1453,12 +1548,14 @@
         <w:jc w:val="both"/>
         <w:rPr>
           <w:b w:val="0"/>
-          <w:sz w:val="24"/>
-          <w:szCs w:val="24"/>
-        </w:rPr>
-      </w:pPr>
-      <w:r>
-        <w:rPr>
+          <w:color w:val="000000" w:themeColor="text1"/>
+          <w:sz w:val="24"/>
+          <w:szCs w:val="24"/>
+        </w:rPr>
+      </w:pPr>
+      <w:r>
+        <w:rPr>
+          <w:color w:val="000000" w:themeColor="text1"/>
           <w:sz w:val="24"/>
           <w:szCs w:val="24"/>
         </w:rPr>
@@ -1468,6 +1565,7 @@
         <w:rPr>
           <w:b w:val="0"/>
           <w:bCs/>
+          <w:color w:val="000000" w:themeColor="text1"/>
           <w:sz w:val="24"/>
           <w:szCs w:val="24"/>
         </w:rPr>
@@ -1476,6 +1574,7 @@
       <w:r>
         <w:rPr>
           <w:b w:val="0"/>
+          <w:color w:val="000000" w:themeColor="text1"/>
           <w:sz w:val="24"/>
           <w:szCs w:val="24"/>
         </w:rPr>
@@ -1492,12 +1591,14 @@
         <w:jc w:val="both"/>
         <w:rPr>
           <w:b w:val="0"/>
-          <w:sz w:val="24"/>
-          <w:szCs w:val="24"/>
-        </w:rPr>
-      </w:pPr>
-      <w:r>
-        <w:rPr>
+          <w:color w:val="000000" w:themeColor="text1"/>
+          <w:sz w:val="24"/>
+          <w:szCs w:val="24"/>
+        </w:rPr>
+      </w:pPr>
+      <w:r>
+        <w:rPr>
+          <w:color w:val="000000" w:themeColor="text1"/>
           <w:sz w:val="24"/>
           <w:szCs w:val="24"/>
         </w:rPr>
@@ -1507,6 +1608,7 @@
         <w:rPr>
           <w:b w:val="0"/>
           <w:bCs/>
+          <w:color w:val="000000" w:themeColor="text1"/>
           <w:sz w:val="24"/>
           <w:szCs w:val="24"/>
         </w:rPr>
@@ -1515,6 +1617,7 @@
       <w:r>
         <w:rPr>
           <w:b w:val="0"/>
+          <w:color w:val="000000" w:themeColor="text1"/>
           <w:sz w:val="24"/>
           <w:szCs w:val="24"/>
         </w:rPr>
@@ -1527,12 +1630,14 @@
         <w:rPr>
           <w:b w:val="0"/>
           <w:bCs/>
-        </w:rPr>
-      </w:pPr>
-      <w:r>
-        <w:rPr>
-          <w:b w:val="0"/>
-          <w:bCs/>
+          <w:color w:val="000000" w:themeColor="text1"/>
+        </w:rPr>
+      </w:pPr>
+      <w:r>
+        <w:rPr>
+          <w:b w:val="0"/>
+          <w:bCs/>
+          <w:color w:val="000000" w:themeColor="text1"/>
         </w:rPr>
         <w:t>This architecture represents a batch processing approach. Data is collected methodically in chunks, rather than in a real – time stream. The design priority is to ensure the integrity and completeness of the historical dataset, even if the collection process is time – comsuming or interrupted. The final collected dataset contains 24,274 entries.</w:t>
       </w:r>
@@ -1544,8 +1649,14 @@
           <w:ilvl w:val="0"/>
           <w:numId w:val="7"/>
         </w:numPr>
-      </w:pPr>
-      <w:r>
+        <w:rPr>
+          <w:color w:val="000000" w:themeColor="text1"/>
+        </w:rPr>
+      </w:pPr>
+      <w:r>
+        <w:rPr>
+          <w:color w:val="000000" w:themeColor="text1"/>
+        </w:rPr>
         <w:t>Managing Time Factors and Data Integrity.</w:t>
       </w:r>
     </w:p>
@@ -1555,12 +1666,14 @@
         <w:rPr>
           <w:b w:val="0"/>
           <w:bCs/>
-        </w:rPr>
-      </w:pPr>
-      <w:r>
-        <w:rPr>
-          <w:b w:val="0"/>
-          <w:bCs/>
+          <w:color w:val="000000" w:themeColor="text1"/>
+        </w:rPr>
+      </w:pPr>
+      <w:r>
+        <w:rPr>
+          <w:b w:val="0"/>
+          <w:bCs/>
+          <w:color w:val="000000" w:themeColor="text1"/>
         </w:rPr>
         <w:lastRenderedPageBreak/>
         <w:t>The handling of time – related aspects is one of the strongest points of the data collection pipeline, demonstrating careful:</w:t>
@@ -1578,6 +1691,7 @@
         <w:rPr>
           <w:rFonts w:eastAsia="Times New Roman"/>
           <w:b w:val="0"/>
+          <w:color w:val="000000" w:themeColor="text1"/>
           <w:sz w:val="24"/>
           <w:szCs w:val="24"/>
         </w:rPr>
@@ -1586,6 +1700,7 @@
         <w:rPr>
           <w:rFonts w:eastAsia="Times New Roman"/>
           <w:bCs/>
+          <w:color w:val="000000" w:themeColor="text1"/>
           <w:sz w:val="24"/>
           <w:szCs w:val="24"/>
         </w:rPr>
@@ -1595,19 +1710,11 @@
         <w:rPr>
           <w:rFonts w:eastAsia="Times New Roman"/>
           <w:b w:val="0"/>
-          <w:sz w:val="24"/>
-          <w:szCs w:val="24"/>
-        </w:rPr>
-        <w:t> The start date is fixed at</w:t>
-      </w:r>
-      <w:r>
-        <w:rPr>
-          <w:rFonts w:eastAsia="Times New Roman"/>
-          <w:b w:val="0"/>
-          <w:sz w:val="24"/>
-          <w:szCs w:val="24"/>
-        </w:rPr>
-        <w:t xml:space="preserve"> </w:t>
+          <w:color w:val="000000" w:themeColor="text1"/>
+          <w:sz w:val="24"/>
+          <w:szCs w:val="24"/>
+        </w:rPr>
+        <w:t xml:space="preserve"> The start date is fixed at </w:t>
       </w:r>
       <w:r>
         <w:rPr>
@@ -1615,6 +1722,7 @@
           <w:b w:val="0"/>
           <w:i/>
           <w:iCs/>
+          <w:color w:val="000000" w:themeColor="text1"/>
           <w:sz w:val="24"/>
           <w:szCs w:val="24"/>
         </w:rPr>
@@ -1626,6 +1734,7 @@
           <w:b w:val="0"/>
           <w:i/>
           <w:iCs/>
+          <w:color w:val="000000" w:themeColor="text1"/>
           <w:sz w:val="24"/>
           <w:szCs w:val="24"/>
         </w:rPr>
@@ -1635,19 +1744,11 @@
         <w:rPr>
           <w:rFonts w:eastAsia="Times New Roman"/>
           <w:b w:val="0"/>
-          <w:sz w:val="24"/>
-          <w:szCs w:val="24"/>
-        </w:rPr>
-        <w:t xml:space="preserve"> but the end date is dynamically set to</w:t>
-      </w:r>
-      <w:r>
-        <w:rPr>
-          <w:rFonts w:eastAsia="Times New Roman"/>
-          <w:b w:val="0"/>
-          <w:sz w:val="24"/>
-          <w:szCs w:val="24"/>
-        </w:rPr>
-        <w:t xml:space="preserve"> </w:t>
+          <w:color w:val="000000" w:themeColor="text1"/>
+          <w:sz w:val="24"/>
+          <w:szCs w:val="24"/>
+        </w:rPr>
+        <w:t xml:space="preserve"> but the end date is dynamically set to </w:t>
       </w:r>
       <w:r>
         <w:rPr>
@@ -1655,6 +1756,7 @@
           <w:b w:val="0"/>
           <w:i/>
           <w:iCs/>
+          <w:color w:val="000000" w:themeColor="text1"/>
           <w:sz w:val="24"/>
           <w:szCs w:val="24"/>
         </w:rPr>
@@ -1664,6 +1766,7 @@
         <w:rPr>
           <w:rFonts w:eastAsia="Times New Roman"/>
           <w:b w:val="0"/>
+          <w:color w:val="000000" w:themeColor="text1"/>
           <w:sz w:val="24"/>
           <w:szCs w:val="24"/>
         </w:rPr>
@@ -1682,6 +1785,7 @@
         <w:rPr>
           <w:rFonts w:eastAsia="Times New Roman"/>
           <w:b w:val="0"/>
+          <w:color w:val="000000" w:themeColor="text1"/>
           <w:sz w:val="24"/>
           <w:szCs w:val="24"/>
         </w:rPr>
@@ -1690,6 +1794,7 @@
         <w:rPr>
           <w:rFonts w:eastAsia="Times New Roman"/>
           <w:bCs/>
+          <w:color w:val="000000" w:themeColor="text1"/>
           <w:sz w:val="24"/>
           <w:szCs w:val="24"/>
         </w:rPr>
@@ -1699,6 +1804,7 @@
         <w:rPr>
           <w:rFonts w:eastAsia="Times New Roman"/>
           <w:b w:val="0"/>
+          <w:color w:val="000000" w:themeColor="text1"/>
           <w:sz w:val="24"/>
           <w:szCs w:val="24"/>
         </w:rPr>
@@ -1708,6 +1814,7 @@
         <w:rPr>
           <w:rFonts w:eastAsia="Times New Roman"/>
           <w:b w:val="0"/>
+          <w:color w:val="000000" w:themeColor="text1"/>
           <w:sz w:val="24"/>
           <w:szCs w:val="24"/>
         </w:rPr>
@@ -1719,6 +1826,7 @@
           <w:b w:val="0"/>
           <w:i/>
           <w:iCs/>
+          <w:color w:val="000000" w:themeColor="text1"/>
           <w:sz w:val="24"/>
           <w:szCs w:val="24"/>
         </w:rPr>
@@ -1728,6 +1836,7 @@
         <w:rPr>
           <w:rFonts w:eastAsia="Times New Roman"/>
           <w:b w:val="0"/>
+          <w:color w:val="000000" w:themeColor="text1"/>
           <w:sz w:val="24"/>
           <w:szCs w:val="24"/>
         </w:rPr>
@@ -1737,6 +1846,7 @@
         <w:rPr>
           <w:rFonts w:eastAsia="Times New Roman"/>
           <w:b w:val="0"/>
+          <w:color w:val="000000" w:themeColor="text1"/>
           <w:sz w:val="24"/>
           <w:szCs w:val="24"/>
         </w:rPr>
@@ -1755,7 +1865,7 @@
         <w:rPr>
           <w:rFonts w:eastAsia="Times New Roman"/>
           <w:b w:val="0"/>
-          <w:color w:val="1B1C1D"/>
+          <w:color w:val="000000" w:themeColor="text1"/>
           <w:sz w:val="24"/>
           <w:szCs w:val="24"/>
         </w:rPr>
@@ -1764,7 +1874,7 @@
         <w:rPr>
           <w:rFonts w:eastAsia="Times New Roman"/>
           <w:bCs/>
-          <w:color w:val="1B1C1D"/>
+          <w:color w:val="000000" w:themeColor="text1"/>
           <w:sz w:val="24"/>
           <w:szCs w:val="24"/>
         </w:rPr>
@@ -1774,21 +1884,11 @@
         <w:rPr>
           <w:rFonts w:eastAsia="Times New Roman"/>
           <w:b w:val="0"/>
-          <w:color w:val="1B1C1D"/>
-          <w:sz w:val="24"/>
-          <w:szCs w:val="24"/>
-        </w:rPr>
-        <w:t> The API request explicitly specifies the timezone as</w:t>
-      </w:r>
-      <w:r>
-        <w:rPr>
-          <w:rFonts w:eastAsia="Times New Roman"/>
-          <w:b w:val="0"/>
-          <w:color w:val="1B1C1D"/>
-          <w:sz w:val="24"/>
-          <w:szCs w:val="24"/>
-        </w:rPr>
-        <w:t xml:space="preserve"> </w:t>
+          <w:color w:val="000000" w:themeColor="text1"/>
+          <w:sz w:val="24"/>
+          <w:szCs w:val="24"/>
+        </w:rPr>
+        <w:t xml:space="preserve"> The API request explicitly specifies the timezone as </w:t>
       </w:r>
       <w:r>
         <w:rPr>
@@ -1796,7 +1896,7 @@
           <w:b w:val="0"/>
           <w:i/>
           <w:iCs/>
-          <w:color w:val="1B1C1D"/>
+          <w:color w:val="000000" w:themeColor="text1"/>
           <w:sz w:val="24"/>
           <w:szCs w:val="24"/>
         </w:rPr>
@@ -1806,7 +1906,7 @@
         <w:rPr>
           <w:rFonts w:eastAsia="Times New Roman"/>
           <w:b w:val="0"/>
-          <w:color w:val="1B1C1D"/>
+          <w:color w:val="000000" w:themeColor="text1"/>
           <w:sz w:val="24"/>
           <w:szCs w:val="24"/>
         </w:rPr>
@@ -1818,7 +1918,7 @@
           <w:b w:val="0"/>
           <w:i/>
           <w:iCs/>
-          <w:color w:val="1B1C1D"/>
+          <w:color w:val="000000" w:themeColor="text1"/>
           <w:sz w:val="24"/>
           <w:szCs w:val="24"/>
         </w:rPr>
@@ -1828,31 +1928,11 @@
         <w:rPr>
           <w:rFonts w:eastAsia="Times New Roman"/>
           <w:b w:val="0"/>
-          <w:color w:val="1B1C1D"/>
-          <w:sz w:val="24"/>
-          <w:szCs w:val="24"/>
-        </w:rPr>
-        <w:t xml:space="preserve"> </w:t>
-      </w:r>
-      <w:r>
-        <w:rPr>
-          <w:rFonts w:eastAsia="Times New Roman"/>
-          <w:b w:val="0"/>
-          <w:color w:val="1B1C1D"/>
-          <w:sz w:val="24"/>
-          <w:szCs w:val="24"/>
-        </w:rPr>
-        <w:t>(local)</w:t>
-      </w:r>
-      <w:r>
-        <w:rPr>
-          <w:rFonts w:eastAsia="Times New Roman"/>
-          <w:b w:val="0"/>
-          <w:color w:val="1B1C1D"/>
-          <w:sz w:val="24"/>
-          <w:szCs w:val="24"/>
-        </w:rPr>
-        <w:t xml:space="preserve">, </w:t>
+          <w:color w:val="000000" w:themeColor="text1"/>
+          <w:sz w:val="24"/>
+          <w:szCs w:val="24"/>
+        </w:rPr>
+        <w:t xml:space="preserve"> (local), </w:t>
       </w:r>
       <w:r>
         <w:rPr>
@@ -1860,7 +1940,7 @@
           <w:b w:val="0"/>
           <w:i/>
           <w:iCs/>
-          <w:color w:val="1B1C1D"/>
+          <w:color w:val="000000" w:themeColor="text1"/>
           <w:sz w:val="24"/>
           <w:szCs w:val="24"/>
         </w:rPr>
@@ -1870,21 +1950,11 @@
         <w:rPr>
           <w:rFonts w:eastAsia="Times New Roman"/>
           <w:b w:val="0"/>
-          <w:color w:val="1B1C1D"/>
-          <w:sz w:val="24"/>
-          <w:szCs w:val="24"/>
-        </w:rPr>
-        <w:t> (ISO 8601),</w:t>
-      </w:r>
-      <w:r>
-        <w:rPr>
-          <w:rFonts w:eastAsia="Times New Roman"/>
-          <w:b w:val="0"/>
-          <w:color w:val="1B1C1D"/>
-          <w:sz w:val="24"/>
-          <w:szCs w:val="24"/>
-        </w:rPr>
-        <w:t xml:space="preserve"> </w:t>
+          <w:color w:val="000000" w:themeColor="text1"/>
+          <w:sz w:val="24"/>
+          <w:szCs w:val="24"/>
+        </w:rPr>
+        <w:t xml:space="preserve"> (ISO 8601), </w:t>
       </w:r>
       <w:r>
         <w:rPr>
@@ -1892,7 +1962,7 @@
           <w:b w:val="0"/>
           <w:i/>
           <w:iCs/>
-          <w:color w:val="1B1C1D"/>
+          <w:color w:val="000000" w:themeColor="text1"/>
           <w:sz w:val="24"/>
           <w:szCs w:val="24"/>
         </w:rPr>
@@ -1902,31 +1972,11 @@
         <w:rPr>
           <w:rFonts w:eastAsia="Times New Roman"/>
           <w:b w:val="0"/>
-          <w:color w:val="1B1C1D"/>
-          <w:sz w:val="24"/>
-          <w:szCs w:val="24"/>
-        </w:rPr>
-        <w:t xml:space="preserve"> </w:t>
-      </w:r>
-      <w:r>
-        <w:rPr>
-          <w:rFonts w:eastAsia="Times New Roman"/>
-          <w:b w:val="0"/>
-          <w:color w:val="1B1C1D"/>
-          <w:sz w:val="24"/>
-          <w:szCs w:val="24"/>
-        </w:rPr>
-        <w:t>(ISO 8601), and</w:t>
-      </w:r>
-      <w:r>
-        <w:rPr>
-          <w:rFonts w:eastAsia="Times New Roman"/>
-          <w:b w:val="0"/>
-          <w:color w:val="1B1C1D"/>
-          <w:sz w:val="24"/>
-          <w:szCs w:val="24"/>
-        </w:rPr>
-        <w:t xml:space="preserve"> </w:t>
+          <w:color w:val="000000" w:themeColor="text1"/>
+          <w:sz w:val="24"/>
+          <w:szCs w:val="24"/>
+        </w:rPr>
+        <w:t xml:space="preserve"> (ISO 8601), and </w:t>
       </w:r>
       <w:r>
         <w:rPr>
@@ -1934,7 +1984,7 @@
           <w:b w:val="0"/>
           <w:i/>
           <w:iCs/>
-          <w:color w:val="1B1C1D"/>
+          <w:color w:val="000000" w:themeColor="text1"/>
           <w:sz w:val="24"/>
           <w:szCs w:val="24"/>
         </w:rPr>
@@ -1944,21 +1994,11 @@
         <w:rPr>
           <w:rFonts w:eastAsia="Times New Roman"/>
           <w:b w:val="0"/>
-          <w:color w:val="1B1C1D"/>
-          <w:sz w:val="24"/>
-          <w:szCs w:val="24"/>
-        </w:rPr>
-        <w:t xml:space="preserve"> </w:t>
-      </w:r>
-      <w:r>
-        <w:rPr>
-          <w:rFonts w:eastAsia="Times New Roman"/>
-          <w:b w:val="0"/>
-          <w:color w:val="1B1C1D"/>
-          <w:sz w:val="24"/>
-          <w:szCs w:val="24"/>
-        </w:rPr>
-        <w:t>(Unix timestamp)) to ensure both local user-friendliness and internationally standardized comparability.   </w:t>
+          <w:color w:val="000000" w:themeColor="text1"/>
+          <w:sz w:val="24"/>
+          <w:szCs w:val="24"/>
+        </w:rPr>
+        <w:t xml:space="preserve"> (Unix timestamp)) to ensure both local user-friendliness and internationally standardized comparability.   </w:t>
       </w:r>
     </w:p>
     <w:p>
@@ -1971,37 +2011,55 @@
         <w:shd w:val="clear" w:color="auto" w:fill="FFFFFF"/>
         <w:spacing w:before="120" w:beforeAutospacing="0" w:after="120" w:afterAutospacing="0"/>
         <w:jc w:val="both"/>
+        <w:rPr>
+          <w:color w:val="000000" w:themeColor="text1"/>
+        </w:rPr>
       </w:pPr>
       <w:r>
         <w:rPr>
           <w:b/>
           <w:bCs/>
+          <w:color w:val="000000" w:themeColor="text1"/>
         </w:rPr>
         <w:t>Rate Limit Compliance:</w:t>
       </w:r>
       <w:r>
+        <w:rPr>
+          <w:color w:val="000000" w:themeColor="text1"/>
+        </w:rPr>
         <w:t> A</w:t>
       </w:r>
       <w:r>
+        <w:rPr>
+          <w:color w:val="000000" w:themeColor="text1"/>
+        </w:rPr>
         <w:t xml:space="preserve"> </w:t>
       </w:r>
       <w:r>
         <w:rPr>
           <w:i/>
           <w:iCs/>
+          <w:color w:val="000000" w:themeColor="text1"/>
         </w:rPr>
         <w:t>time.sleep(1)</w:t>
       </w:r>
       <w:r>
+        <w:rPr>
+          <w:color w:val="000000" w:themeColor="text1"/>
+        </w:rPr>
         <w:t xml:space="preserve"> </w:t>
       </w:r>
       <w:r>
+        <w:rPr>
+          <w:color w:val="000000" w:themeColor="text1"/>
+        </w:rPr>
         <w:t>delay is inserted between each monthly API request. This is a "server-friendly" design that proactively prevents IP bans due to query-flooding, ensuring the stability of the collection process.</w:t>
       </w:r>
       <w:r>
         <w:rPr>
           <w:rStyle w:val="button-container"/>
           <w:rFonts w:eastAsiaTheme="majorEastAsia"/>
+          <w:color w:val="000000" w:themeColor="text1"/>
         </w:rPr>
         <w:t>   </w:t>
       </w:r>
@@ -2013,31 +2071,30 @@
           <w:ilvl w:val="0"/>
           <w:numId w:val="7"/>
         </w:numPr>
-      </w:pPr>
-      <w:r>
+        <w:rPr>
+          <w:color w:val="000000" w:themeColor="text1"/>
+        </w:rPr>
+      </w:pPr>
+      <w:r>
+        <w:rPr>
+          <w:color w:val="000000" w:themeColor="text1"/>
+        </w:rPr>
         <w:t>Error Handing and Data Quality (Collection Phase).</w:t>
       </w:r>
     </w:p>
     <w:p>
       <w:pPr>
         <w:rPr>
-          <w:color w:val="1B1C1D"/>
+          <w:color w:val="000000" w:themeColor="text1"/>
           <w:shd w:val="clear" w:color="auto" w:fill="FFFFFF"/>
         </w:rPr>
       </w:pPr>
       <w:r>
         <w:rPr>
-          <w:color w:val="1B1C1D"/>
+          <w:color w:val="000000" w:themeColor="text1"/>
           <w:shd w:val="clear" w:color="auto" w:fill="FFFFFF"/>
         </w:rPr>
-        <w:t>The pipeline incorporates basic error handling and data quality mechanisms directly into the collection phase</w:t>
-      </w:r>
-      <w:r>
-        <w:rPr>
-          <w:color w:val="1B1C1D"/>
-          <w:shd w:val="clear" w:color="auto" w:fill="FFFFFF"/>
-        </w:rPr>
-        <w:t>:</w:t>
+        <w:t>The pipeline incorporates basic error handling and data quality mechanisms directly into the collection phase:</w:t>
       </w:r>
     </w:p>
     <w:p>
@@ -2052,7 +2109,7 @@
         <w:rPr>
           <w:rFonts w:eastAsia="Times New Roman"/>
           <w:b w:val="0"/>
-          <w:color w:val="1B1C1D"/>
+          <w:color w:val="000000" w:themeColor="text1"/>
           <w:sz w:val="24"/>
           <w:szCs w:val="24"/>
         </w:rPr>
@@ -2061,7 +2118,7 @@
         <w:rPr>
           <w:rFonts w:eastAsia="Times New Roman"/>
           <w:bCs/>
-          <w:color w:val="1B1C1D"/>
+          <w:color w:val="000000" w:themeColor="text1"/>
           <w:sz w:val="24"/>
           <w:szCs w:val="24"/>
         </w:rPr>
@@ -2071,7 +2128,7 @@
         <w:rPr>
           <w:rFonts w:eastAsia="Times New Roman"/>
           <w:b w:val="0"/>
-          <w:color w:val="1B1C1D"/>
+          <w:color w:val="000000" w:themeColor="text1"/>
           <w:sz w:val="24"/>
           <w:szCs w:val="24"/>
         </w:rPr>
@@ -2083,7 +2140,7 @@
           <w:b w:val="0"/>
           <w:i/>
           <w:iCs/>
-          <w:color w:val="1B1C1D"/>
+          <w:color w:val="000000" w:themeColor="text1"/>
           <w:sz w:val="24"/>
           <w:szCs w:val="24"/>
         </w:rPr>
@@ -2093,7 +2150,7 @@
         <w:rPr>
           <w:rFonts w:eastAsia="Times New Roman"/>
           <w:b w:val="0"/>
-          <w:color w:val="1B1C1D"/>
+          <w:color w:val="000000" w:themeColor="text1"/>
           <w:sz w:val="24"/>
           <w:szCs w:val="24"/>
         </w:rPr>
@@ -2105,7 +2162,7 @@
           <w:b w:val="0"/>
           <w:i/>
           <w:iCs/>
-          <w:color w:val="1B1C1D"/>
+          <w:color w:val="000000" w:themeColor="text1"/>
           <w:sz w:val="24"/>
           <w:szCs w:val="24"/>
         </w:rPr>
@@ -2115,7 +2172,7 @@
         <w:rPr>
           <w:rFonts w:eastAsia="Times New Roman"/>
           <w:b w:val="0"/>
-          <w:color w:val="1B1C1D"/>
+          <w:color w:val="000000" w:themeColor="text1"/>
           <w:sz w:val="24"/>
           <w:szCs w:val="24"/>
         </w:rPr>
@@ -2134,7 +2191,7 @@
         <w:rPr>
           <w:rFonts w:eastAsia="Times New Roman"/>
           <w:b w:val="0"/>
-          <w:color w:val="1B1C1D"/>
+          <w:color w:val="000000" w:themeColor="text1"/>
           <w:sz w:val="24"/>
           <w:szCs w:val="24"/>
         </w:rPr>
@@ -2143,7 +2200,7 @@
         <w:rPr>
           <w:rFonts w:eastAsia="Times New Roman"/>
           <w:bCs/>
-          <w:color w:val="1B1C1D"/>
+          <w:color w:val="000000" w:themeColor="text1"/>
           <w:sz w:val="24"/>
           <w:szCs w:val="24"/>
         </w:rPr>
@@ -2153,7 +2210,7 @@
         <w:rPr>
           <w:rFonts w:eastAsia="Times New Roman"/>
           <w:b w:val="0"/>
-          <w:color w:val="1B1C1D"/>
+          <w:color w:val="000000" w:themeColor="text1"/>
           <w:sz w:val="24"/>
           <w:szCs w:val="24"/>
         </w:rPr>
@@ -2172,7 +2229,7 @@
         <w:rPr>
           <w:rFonts w:eastAsia="Times New Roman"/>
           <w:b w:val="0"/>
-          <w:color w:val="1B1C1D"/>
+          <w:color w:val="000000" w:themeColor="text1"/>
           <w:sz w:val="24"/>
           <w:szCs w:val="24"/>
         </w:rPr>
@@ -2181,7 +2238,7 @@
         <w:rPr>
           <w:rFonts w:eastAsia="Times New Roman"/>
           <w:bCs/>
-          <w:color w:val="1B1C1D"/>
+          <w:color w:val="000000" w:themeColor="text1"/>
           <w:sz w:val="24"/>
           <w:szCs w:val="24"/>
         </w:rPr>
@@ -2191,7 +2248,7 @@
         <w:rPr>
           <w:rFonts w:eastAsia="Times New Roman"/>
           <w:b w:val="0"/>
-          <w:color w:val="1B1C1D"/>
+          <w:color w:val="000000" w:themeColor="text1"/>
           <w:sz w:val="24"/>
           <w:szCs w:val="24"/>
         </w:rPr>
@@ -2201,7 +2258,7 @@
         <w:rPr>
           <w:rFonts w:eastAsia="Times New Roman"/>
           <w:bCs/>
-          <w:color w:val="1B1C1D"/>
+          <w:color w:val="000000" w:themeColor="text1"/>
           <w:sz w:val="24"/>
           <w:szCs w:val="24"/>
         </w:rPr>
@@ -2211,7 +2268,7 @@
         <w:rPr>
           <w:rFonts w:eastAsia="Times New Roman"/>
           <w:b w:val="0"/>
-          <w:color w:val="1B1C1D"/>
+          <w:color w:val="000000" w:themeColor="text1"/>
           <w:sz w:val="24"/>
           <w:szCs w:val="24"/>
         </w:rPr>
@@ -2221,7 +2278,7 @@
         <w:rPr>
           <w:rFonts w:eastAsia="Times New Roman"/>
           <w:b w:val="0"/>
-          <w:color w:val="1B1C1D"/>
+          <w:color w:val="000000" w:themeColor="text1"/>
           <w:sz w:val="24"/>
           <w:szCs w:val="24"/>
         </w:rPr>
@@ -2231,7 +2288,7 @@
         <w:rPr>
           <w:rFonts w:eastAsia="Times New Roman"/>
           <w:b w:val="0"/>
-          <w:color w:val="1B1C1D"/>
+          <w:color w:val="000000" w:themeColor="text1"/>
           <w:sz w:val="24"/>
           <w:szCs w:val="24"/>
         </w:rPr>
@@ -2249,7 +2306,7 @@
         <w:jc w:val="both"/>
         <w:rPr>
           <w:b w:val="0"/>
-          <w:color w:val="1B1C1D"/>
+          <w:color w:val="000000" w:themeColor="text1"/>
           <w:sz w:val="24"/>
           <w:szCs w:val="24"/>
         </w:rPr>
@@ -2258,7 +2315,7 @@
         <w:rPr>
           <w:rFonts w:eastAsia="Times New Roman"/>
           <w:bCs/>
-          <w:color w:val="1B1C1D"/>
+          <w:color w:val="000000" w:themeColor="text1"/>
           <w:sz w:val="24"/>
           <w:szCs w:val="24"/>
         </w:rPr>
@@ -2268,7 +2325,7 @@
         <w:rPr>
           <w:rFonts w:eastAsia="Times New Roman"/>
           <w:b w:val="0"/>
-          <w:color w:val="1B1C1D"/>
+          <w:color w:val="000000" w:themeColor="text1"/>
           <w:sz w:val="24"/>
           <w:szCs w:val="24"/>
         </w:rPr>
@@ -2278,7 +2335,7 @@
         <w:rPr>
           <w:rFonts w:eastAsia="Times New Roman"/>
           <w:bCs/>
-          <w:color w:val="1B1C1D"/>
+          <w:color w:val="000000" w:themeColor="text1"/>
           <w:sz w:val="24"/>
           <w:szCs w:val="24"/>
         </w:rPr>
@@ -2288,7 +2345,7 @@
         <w:rPr>
           <w:rFonts w:eastAsia="Times New Roman"/>
           <w:b w:val="0"/>
-          <w:color w:val="1B1C1D"/>
+          <w:color w:val="000000" w:themeColor="text1"/>
           <w:sz w:val="24"/>
           <w:szCs w:val="24"/>
         </w:rPr>
@@ -2298,7 +2355,7 @@
         <w:rPr>
           <w:rFonts w:eastAsia="Times New Roman"/>
           <w:bCs/>
-          <w:color w:val="1B1C1D"/>
+          <w:color w:val="000000" w:themeColor="text1"/>
           <w:sz w:val="24"/>
           <w:szCs w:val="24"/>
         </w:rPr>
@@ -2308,7 +2365,7 @@
         <w:rPr>
           <w:rFonts w:eastAsia="Times New Roman"/>
           <w:b w:val="0"/>
-          <w:color w:val="1B1C1D"/>
+          <w:color w:val="000000" w:themeColor="text1"/>
           <w:sz w:val="24"/>
           <w:szCs w:val="24"/>
         </w:rPr>
@@ -2322,7 +2379,7 @@
         <w:jc w:val="both"/>
         <w:rPr>
           <w:b w:val="0"/>
-          <w:color w:val="1B1C1D"/>
+          <w:color w:val="000000" w:themeColor="text1"/>
           <w:sz w:val="24"/>
           <w:szCs w:val="24"/>
         </w:rPr>
@@ -2330,49 +2387,32 @@
     </w:p>
     <w:tbl>
       <w:tblPr>
+        <w:tblStyle w:val="TableGrid"/>
         <w:tblW w:w="9356" w:type="dxa"/>
-        <w:jc w:val="center"/>
-        <w:tblCellMar>
-          <w:left w:w="0" w:type="dxa"/>
-          <w:right w:w="0" w:type="dxa"/>
-        </w:tblCellMar>
         <w:tblLook w:val="04A0" w:firstRow="1" w:lastRow="0" w:firstColumn="1" w:lastColumn="0" w:noHBand="0" w:noVBand="1"/>
       </w:tblPr>
       <w:tblGrid>
-        <w:gridCol w:w="1903"/>
-        <w:gridCol w:w="1353"/>
-        <w:gridCol w:w="1422"/>
+        <w:gridCol w:w="2029"/>
+        <w:gridCol w:w="1566"/>
+        <w:gridCol w:w="1083"/>
         <w:gridCol w:w="4678"/>
       </w:tblGrid>
       <w:tr>
         <w:trPr>
           <w:trHeight w:val="315"/>
-          <w:jc w:val="center"/>
         </w:trPr>
         <w:tc>
           <w:tcPr>
             <w:tcW w:w="0" w:type="auto"/>
-            <w:tcBorders>
-              <w:top w:val="single" w:sz="6" w:space="0" w:color="CCCCCC"/>
-              <w:left w:val="single" w:sz="6" w:space="0" w:color="CCCCCC"/>
-              <w:bottom w:val="single" w:sz="6" w:space="0" w:color="CCCCCC"/>
-              <w:right w:val="single" w:sz="6" w:space="0" w:color="CCCCCC"/>
-            </w:tcBorders>
-            <w:tcMar>
-              <w:top w:w="30" w:type="dxa"/>
-              <w:left w:w="45" w:type="dxa"/>
-              <w:bottom w:w="30" w:type="dxa"/>
-              <w:right w:w="45" w:type="dxa"/>
-            </w:tcMar>
-            <w:vAlign w:val="bottom"/>
+            <w:shd w:val="clear" w:color="auto" w:fill="F1A983" w:themeFill="accent2" w:themeFillTint="99"/>
             <w:hideMark/>
           </w:tcPr>
           <w:p>
             <w:pPr>
-              <w:spacing w:after="0" w:line="240" w:lineRule="auto"/>
               <w:rPr>
                 <w:rFonts w:eastAsia="Times New Roman"/>
                 <w:bCs/>
+                <w:color w:val="000000" w:themeColor="text1"/>
                 <w:sz w:val="24"/>
                 <w:szCs w:val="24"/>
               </w:rPr>
@@ -2381,6 +2421,7 @@
               <w:rPr>
                 <w:rFonts w:eastAsia="Times New Roman"/>
                 <w:bCs/>
+                <w:color w:val="000000" w:themeColor="text1"/>
                 <w:sz w:val="24"/>
                 <w:szCs w:val="24"/>
               </w:rPr>
@@ -2391,28 +2432,16 @@
         </w:tc>
         <w:tc>
           <w:tcPr>
-            <w:tcW w:w="0" w:type="auto"/>
-            <w:tcBorders>
-              <w:top w:val="single" w:sz="6" w:space="0" w:color="CCCCCC"/>
-              <w:left w:val="single" w:sz="6" w:space="0" w:color="CCCCCC"/>
-              <w:bottom w:val="single" w:sz="6" w:space="0" w:color="CCCCCC"/>
-              <w:right w:val="single" w:sz="6" w:space="0" w:color="CCCCCC"/>
-            </w:tcBorders>
-            <w:tcMar>
-              <w:top w:w="30" w:type="dxa"/>
-              <w:left w:w="45" w:type="dxa"/>
-              <w:bottom w:w="30" w:type="dxa"/>
-              <w:right w:w="45" w:type="dxa"/>
-            </w:tcMar>
-            <w:vAlign w:val="bottom"/>
+            <w:tcW w:w="1566" w:type="dxa"/>
+            <w:shd w:val="clear" w:color="auto" w:fill="F1A983" w:themeFill="accent2" w:themeFillTint="99"/>
             <w:hideMark/>
           </w:tcPr>
           <w:p>
             <w:pPr>
-              <w:spacing w:after="0" w:line="240" w:lineRule="auto"/>
               <w:rPr>
                 <w:rFonts w:eastAsia="Times New Roman"/>
                 <w:bCs/>
+                <w:color w:val="000000" w:themeColor="text1"/>
                 <w:sz w:val="24"/>
                 <w:szCs w:val="24"/>
               </w:rPr>
@@ -2421,6 +2450,7 @@
               <w:rPr>
                 <w:rFonts w:eastAsia="Times New Roman"/>
                 <w:bCs/>
+                <w:color w:val="000000" w:themeColor="text1"/>
                 <w:sz w:val="24"/>
                 <w:szCs w:val="24"/>
               </w:rPr>
@@ -2430,28 +2460,16 @@
         </w:tc>
         <w:tc>
           <w:tcPr>
-            <w:tcW w:w="1422" w:type="dxa"/>
-            <w:tcBorders>
-              <w:top w:val="single" w:sz="6" w:space="0" w:color="CCCCCC"/>
-              <w:left w:val="single" w:sz="6" w:space="0" w:color="CCCCCC"/>
-              <w:bottom w:val="single" w:sz="6" w:space="0" w:color="CCCCCC"/>
-              <w:right w:val="single" w:sz="6" w:space="0" w:color="CCCCCC"/>
-            </w:tcBorders>
-            <w:tcMar>
-              <w:top w:w="30" w:type="dxa"/>
-              <w:left w:w="45" w:type="dxa"/>
-              <w:bottom w:w="30" w:type="dxa"/>
-              <w:right w:w="45" w:type="dxa"/>
-            </w:tcMar>
-            <w:vAlign w:val="bottom"/>
+            <w:tcW w:w="1083" w:type="dxa"/>
+            <w:shd w:val="clear" w:color="auto" w:fill="F1A983" w:themeFill="accent2" w:themeFillTint="99"/>
             <w:hideMark/>
           </w:tcPr>
           <w:p>
             <w:pPr>
-              <w:spacing w:after="0" w:line="240" w:lineRule="auto"/>
               <w:rPr>
                 <w:rFonts w:eastAsia="Times New Roman"/>
                 <w:bCs/>
+                <w:color w:val="000000" w:themeColor="text1"/>
                 <w:sz w:val="24"/>
                 <w:szCs w:val="24"/>
               </w:rPr>
@@ -2460,6 +2478,7 @@
               <w:rPr>
                 <w:rFonts w:eastAsia="Times New Roman"/>
                 <w:bCs/>
+                <w:color w:val="000000" w:themeColor="text1"/>
                 <w:sz w:val="24"/>
                 <w:szCs w:val="24"/>
               </w:rPr>
@@ -2470,27 +2489,15 @@
         <w:tc>
           <w:tcPr>
             <w:tcW w:w="4678" w:type="dxa"/>
-            <w:tcBorders>
-              <w:top w:val="single" w:sz="6" w:space="0" w:color="CCCCCC"/>
-              <w:left w:val="single" w:sz="6" w:space="0" w:color="CCCCCC"/>
-              <w:bottom w:val="single" w:sz="6" w:space="0" w:color="CCCCCC"/>
-              <w:right w:val="single" w:sz="6" w:space="0" w:color="CCCCCC"/>
-            </w:tcBorders>
-            <w:tcMar>
-              <w:top w:w="30" w:type="dxa"/>
-              <w:left w:w="45" w:type="dxa"/>
-              <w:bottom w:w="30" w:type="dxa"/>
-              <w:right w:w="45" w:type="dxa"/>
-            </w:tcMar>
-            <w:vAlign w:val="bottom"/>
+            <w:shd w:val="clear" w:color="auto" w:fill="F1A983" w:themeFill="accent2" w:themeFillTint="99"/>
             <w:hideMark/>
           </w:tcPr>
           <w:p>
             <w:pPr>
-              <w:spacing w:after="0" w:line="240" w:lineRule="auto"/>
               <w:rPr>
                 <w:rFonts w:eastAsia="Times New Roman"/>
                 <w:bCs/>
+                <w:color w:val="000000" w:themeColor="text1"/>
                 <w:sz w:val="24"/>
                 <w:szCs w:val="24"/>
               </w:rPr>
@@ -2499,6 +2506,7 @@
               <w:rPr>
                 <w:rFonts w:eastAsia="Times New Roman"/>
                 <w:bCs/>
+                <w:color w:val="000000" w:themeColor="text1"/>
                 <w:sz w:val="24"/>
                 <w:szCs w:val="24"/>
               </w:rPr>
@@ -2510,32 +2518,18 @@
       <w:tr>
         <w:trPr>
           <w:trHeight w:val="315"/>
-          <w:jc w:val="center"/>
         </w:trPr>
         <w:tc>
           <w:tcPr>
             <w:tcW w:w="0" w:type="auto"/>
-            <w:tcBorders>
-              <w:top w:val="single" w:sz="6" w:space="0" w:color="CCCCCC"/>
-              <w:left w:val="single" w:sz="6" w:space="0" w:color="CCCCCC"/>
-              <w:bottom w:val="single" w:sz="6" w:space="0" w:color="CCCCCC"/>
-              <w:right w:val="single" w:sz="6" w:space="0" w:color="CCCCCC"/>
-            </w:tcBorders>
-            <w:tcMar>
-              <w:top w:w="30" w:type="dxa"/>
-              <w:left w:w="45" w:type="dxa"/>
-              <w:bottom w:w="30" w:type="dxa"/>
-              <w:right w:w="45" w:type="dxa"/>
-            </w:tcMar>
-            <w:vAlign w:val="bottom"/>
             <w:hideMark/>
           </w:tcPr>
           <w:p>
             <w:pPr>
-              <w:spacing w:after="0" w:line="240" w:lineRule="auto"/>
               <w:rPr>
                 <w:rFonts w:eastAsia="Times New Roman"/>
                 <w:b w:val="0"/>
+                <w:color w:val="000000" w:themeColor="text1"/>
                 <w:sz w:val="24"/>
                 <w:szCs w:val="24"/>
               </w:rPr>
@@ -2544,6 +2538,7 @@
               <w:rPr>
                 <w:rFonts w:eastAsia="Times New Roman"/>
                 <w:b w:val="0"/>
+                <w:color w:val="000000" w:themeColor="text1"/>
                 <w:sz w:val="24"/>
                 <w:szCs w:val="24"/>
               </w:rPr>
@@ -2553,28 +2548,15 @@
         </w:tc>
         <w:tc>
           <w:tcPr>
-            <w:tcW w:w="0" w:type="auto"/>
-            <w:tcBorders>
-              <w:top w:val="single" w:sz="6" w:space="0" w:color="CCCCCC"/>
-              <w:left w:val="single" w:sz="6" w:space="0" w:color="CCCCCC"/>
-              <w:bottom w:val="single" w:sz="6" w:space="0" w:color="CCCCCC"/>
-              <w:right w:val="single" w:sz="6" w:space="0" w:color="CCCCCC"/>
-            </w:tcBorders>
-            <w:tcMar>
-              <w:top w:w="30" w:type="dxa"/>
-              <w:left w:w="45" w:type="dxa"/>
-              <w:bottom w:w="30" w:type="dxa"/>
-              <w:right w:w="45" w:type="dxa"/>
-            </w:tcMar>
-            <w:vAlign w:val="bottom"/>
+            <w:tcW w:w="1566" w:type="dxa"/>
             <w:hideMark/>
           </w:tcPr>
           <w:p>
             <w:pPr>
-              <w:spacing w:after="0" w:line="240" w:lineRule="auto"/>
               <w:rPr>
                 <w:rFonts w:eastAsia="Times New Roman"/>
                 <w:b w:val="0"/>
+                <w:color w:val="000000" w:themeColor="text1"/>
                 <w:sz w:val="24"/>
                 <w:szCs w:val="24"/>
               </w:rPr>
@@ -2583,6 +2565,7 @@
               <w:rPr>
                 <w:rFonts w:eastAsia="Times New Roman"/>
                 <w:b w:val="0"/>
+                <w:color w:val="000000" w:themeColor="text1"/>
                 <w:sz w:val="24"/>
                 <w:szCs w:val="24"/>
               </w:rPr>
@@ -2592,28 +2575,15 @@
         </w:tc>
         <w:tc>
           <w:tcPr>
-            <w:tcW w:w="1422" w:type="dxa"/>
-            <w:tcBorders>
-              <w:top w:val="single" w:sz="6" w:space="0" w:color="CCCCCC"/>
-              <w:left w:val="single" w:sz="6" w:space="0" w:color="CCCCCC"/>
-              <w:bottom w:val="single" w:sz="6" w:space="0" w:color="CCCCCC"/>
-              <w:right w:val="single" w:sz="6" w:space="0" w:color="CCCCCC"/>
-            </w:tcBorders>
-            <w:tcMar>
-              <w:top w:w="30" w:type="dxa"/>
-              <w:left w:w="45" w:type="dxa"/>
-              <w:bottom w:w="30" w:type="dxa"/>
-              <w:right w:w="45" w:type="dxa"/>
-            </w:tcMar>
-            <w:vAlign w:val="bottom"/>
+            <w:tcW w:w="1083" w:type="dxa"/>
             <w:hideMark/>
           </w:tcPr>
           <w:p>
             <w:pPr>
-              <w:spacing w:after="0" w:line="240" w:lineRule="auto"/>
               <w:rPr>
                 <w:rFonts w:eastAsia="Times New Roman"/>
                 <w:b w:val="0"/>
+                <w:color w:val="000000" w:themeColor="text1"/>
                 <w:sz w:val="24"/>
                 <w:szCs w:val="24"/>
               </w:rPr>
@@ -2622,6 +2592,7 @@
               <w:rPr>
                 <w:rFonts w:eastAsia="Times New Roman"/>
                 <w:b w:val="0"/>
+                <w:color w:val="000000" w:themeColor="text1"/>
                 <w:sz w:val="24"/>
                 <w:szCs w:val="24"/>
               </w:rPr>
@@ -2632,27 +2603,14 @@
         <w:tc>
           <w:tcPr>
             <w:tcW w:w="4678" w:type="dxa"/>
-            <w:tcBorders>
-              <w:top w:val="single" w:sz="6" w:space="0" w:color="CCCCCC"/>
-              <w:left w:val="single" w:sz="6" w:space="0" w:color="CCCCCC"/>
-              <w:bottom w:val="single" w:sz="6" w:space="0" w:color="CCCCCC"/>
-              <w:right w:val="single" w:sz="6" w:space="0" w:color="CCCCCC"/>
-            </w:tcBorders>
-            <w:tcMar>
-              <w:top w:w="30" w:type="dxa"/>
-              <w:left w:w="0" w:type="dxa"/>
-              <w:bottom w:w="30" w:type="dxa"/>
-              <w:right w:w="0" w:type="dxa"/>
-            </w:tcMar>
-            <w:vAlign w:val="bottom"/>
             <w:hideMark/>
           </w:tcPr>
           <w:p>
             <w:pPr>
-              <w:spacing w:after="0" w:line="240" w:lineRule="auto"/>
               <w:rPr>
                 <w:rFonts w:eastAsia="Times New Roman"/>
                 <w:b w:val="0"/>
+                <w:color w:val="000000" w:themeColor="text1"/>
                 <w:sz w:val="24"/>
                 <w:szCs w:val="24"/>
               </w:rPr>
@@ -2661,6 +2619,7 @@
               <w:rPr>
                 <w:rFonts w:eastAsia="Times New Roman"/>
                 <w:b w:val="0"/>
+                <w:color w:val="000000" w:themeColor="text1"/>
                 <w:sz w:val="24"/>
                 <w:szCs w:val="24"/>
               </w:rPr>
@@ -2672,32 +2631,18 @@
       <w:tr>
         <w:trPr>
           <w:trHeight w:val="315"/>
-          <w:jc w:val="center"/>
         </w:trPr>
         <w:tc>
           <w:tcPr>
             <w:tcW w:w="0" w:type="auto"/>
-            <w:tcBorders>
-              <w:top w:val="single" w:sz="6" w:space="0" w:color="CCCCCC"/>
-              <w:left w:val="single" w:sz="6" w:space="0" w:color="CCCCCC"/>
-              <w:bottom w:val="single" w:sz="6" w:space="0" w:color="CCCCCC"/>
-              <w:right w:val="single" w:sz="6" w:space="0" w:color="CCCCCC"/>
-            </w:tcBorders>
-            <w:tcMar>
-              <w:top w:w="30" w:type="dxa"/>
-              <w:left w:w="45" w:type="dxa"/>
-              <w:bottom w:w="30" w:type="dxa"/>
-              <w:right w:w="45" w:type="dxa"/>
-            </w:tcMar>
-            <w:vAlign w:val="bottom"/>
             <w:hideMark/>
           </w:tcPr>
           <w:p>
             <w:pPr>
-              <w:spacing w:after="0" w:line="240" w:lineRule="auto"/>
               <w:rPr>
                 <w:rFonts w:eastAsia="Times New Roman"/>
                 <w:b w:val="0"/>
+                <w:color w:val="000000" w:themeColor="text1"/>
                 <w:sz w:val="24"/>
                 <w:szCs w:val="24"/>
               </w:rPr>
@@ -2706,6 +2651,7 @@
               <w:rPr>
                 <w:rFonts w:eastAsia="Times New Roman"/>
                 <w:b w:val="0"/>
+                <w:color w:val="000000" w:themeColor="text1"/>
                 <w:sz w:val="24"/>
                 <w:szCs w:val="24"/>
               </w:rPr>
@@ -2715,28 +2661,15 @@
         </w:tc>
         <w:tc>
           <w:tcPr>
-            <w:tcW w:w="0" w:type="auto"/>
-            <w:tcBorders>
-              <w:top w:val="single" w:sz="6" w:space="0" w:color="CCCCCC"/>
-              <w:left w:val="single" w:sz="6" w:space="0" w:color="CCCCCC"/>
-              <w:bottom w:val="single" w:sz="6" w:space="0" w:color="CCCCCC"/>
-              <w:right w:val="single" w:sz="6" w:space="0" w:color="CCCCCC"/>
-            </w:tcBorders>
-            <w:tcMar>
-              <w:top w:w="30" w:type="dxa"/>
-              <w:left w:w="45" w:type="dxa"/>
-              <w:bottom w:w="30" w:type="dxa"/>
-              <w:right w:w="45" w:type="dxa"/>
-            </w:tcMar>
-            <w:vAlign w:val="bottom"/>
+            <w:tcW w:w="1566" w:type="dxa"/>
             <w:hideMark/>
           </w:tcPr>
           <w:p>
             <w:pPr>
-              <w:spacing w:after="0" w:line="240" w:lineRule="auto"/>
               <w:rPr>
                 <w:rFonts w:eastAsia="Times New Roman"/>
                 <w:b w:val="0"/>
+                <w:color w:val="000000" w:themeColor="text1"/>
                 <w:sz w:val="24"/>
                 <w:szCs w:val="24"/>
               </w:rPr>
@@ -2745,6 +2678,7 @@
               <w:rPr>
                 <w:rFonts w:eastAsia="Times New Roman"/>
                 <w:b w:val="0"/>
+                <w:color w:val="000000" w:themeColor="text1"/>
                 <w:sz w:val="24"/>
                 <w:szCs w:val="24"/>
               </w:rPr>
@@ -2754,28 +2688,15 @@
         </w:tc>
         <w:tc>
           <w:tcPr>
-            <w:tcW w:w="1422" w:type="dxa"/>
-            <w:tcBorders>
-              <w:top w:val="single" w:sz="6" w:space="0" w:color="CCCCCC"/>
-              <w:left w:val="single" w:sz="6" w:space="0" w:color="CCCCCC"/>
-              <w:bottom w:val="single" w:sz="6" w:space="0" w:color="CCCCCC"/>
-              <w:right w:val="single" w:sz="6" w:space="0" w:color="CCCCCC"/>
-            </w:tcBorders>
-            <w:tcMar>
-              <w:top w:w="30" w:type="dxa"/>
-              <w:left w:w="45" w:type="dxa"/>
-              <w:bottom w:w="30" w:type="dxa"/>
-              <w:right w:w="45" w:type="dxa"/>
-            </w:tcMar>
-            <w:vAlign w:val="bottom"/>
+            <w:tcW w:w="1083" w:type="dxa"/>
             <w:hideMark/>
           </w:tcPr>
           <w:p>
             <w:pPr>
-              <w:spacing w:after="0" w:line="240" w:lineRule="auto"/>
               <w:rPr>
                 <w:rFonts w:eastAsia="Times New Roman"/>
                 <w:b w:val="0"/>
+                <w:color w:val="000000" w:themeColor="text1"/>
                 <w:sz w:val="24"/>
                 <w:szCs w:val="24"/>
               </w:rPr>
@@ -2784,6 +2705,7 @@
               <w:rPr>
                 <w:rFonts w:eastAsia="Times New Roman"/>
                 <w:b w:val="0"/>
+                <w:color w:val="000000" w:themeColor="text1"/>
                 <w:sz w:val="24"/>
                 <w:szCs w:val="24"/>
               </w:rPr>
@@ -2794,27 +2716,14 @@
         <w:tc>
           <w:tcPr>
             <w:tcW w:w="4678" w:type="dxa"/>
-            <w:tcBorders>
-              <w:top w:val="single" w:sz="6" w:space="0" w:color="CCCCCC"/>
-              <w:left w:val="single" w:sz="6" w:space="0" w:color="CCCCCC"/>
-              <w:bottom w:val="single" w:sz="6" w:space="0" w:color="CCCCCC"/>
-              <w:right w:val="single" w:sz="6" w:space="0" w:color="CCCCCC"/>
-            </w:tcBorders>
-            <w:tcMar>
-              <w:top w:w="30" w:type="dxa"/>
-              <w:left w:w="45" w:type="dxa"/>
-              <w:bottom w:w="30" w:type="dxa"/>
-              <w:right w:w="45" w:type="dxa"/>
-            </w:tcMar>
-            <w:vAlign w:val="bottom"/>
             <w:hideMark/>
           </w:tcPr>
           <w:p>
             <w:pPr>
-              <w:spacing w:after="0" w:line="240" w:lineRule="auto"/>
               <w:rPr>
                 <w:rFonts w:eastAsia="Times New Roman"/>
                 <w:b w:val="0"/>
+                <w:color w:val="000000" w:themeColor="text1"/>
                 <w:sz w:val="24"/>
                 <w:szCs w:val="24"/>
               </w:rPr>
@@ -2823,6 +2732,7 @@
               <w:rPr>
                 <w:rFonts w:eastAsia="Times New Roman"/>
                 <w:b w:val="0"/>
+                <w:color w:val="000000" w:themeColor="text1"/>
                 <w:sz w:val="24"/>
                 <w:szCs w:val="24"/>
               </w:rPr>
@@ -2834,32 +2744,18 @@
       <w:tr>
         <w:trPr>
           <w:trHeight w:val="315"/>
-          <w:jc w:val="center"/>
         </w:trPr>
         <w:tc>
           <w:tcPr>
             <w:tcW w:w="0" w:type="auto"/>
-            <w:tcBorders>
-              <w:top w:val="single" w:sz="6" w:space="0" w:color="CCCCCC"/>
-              <w:left w:val="single" w:sz="6" w:space="0" w:color="CCCCCC"/>
-              <w:bottom w:val="single" w:sz="6" w:space="0" w:color="CCCCCC"/>
-              <w:right w:val="single" w:sz="6" w:space="0" w:color="CCCCCC"/>
-            </w:tcBorders>
-            <w:tcMar>
-              <w:top w:w="30" w:type="dxa"/>
-              <w:left w:w="45" w:type="dxa"/>
-              <w:bottom w:w="30" w:type="dxa"/>
-              <w:right w:w="45" w:type="dxa"/>
-            </w:tcMar>
-            <w:vAlign w:val="bottom"/>
             <w:hideMark/>
           </w:tcPr>
           <w:p>
             <w:pPr>
-              <w:spacing w:after="0" w:line="240" w:lineRule="auto"/>
               <w:rPr>
                 <w:rFonts w:eastAsia="Times New Roman"/>
                 <w:b w:val="0"/>
+                <w:color w:val="000000" w:themeColor="text1"/>
                 <w:sz w:val="24"/>
                 <w:szCs w:val="24"/>
               </w:rPr>
@@ -2868,6 +2764,7 @@
               <w:rPr>
                 <w:rFonts w:eastAsia="Times New Roman"/>
                 <w:b w:val="0"/>
+                <w:color w:val="000000" w:themeColor="text1"/>
                 <w:sz w:val="24"/>
                 <w:szCs w:val="24"/>
               </w:rPr>
@@ -2877,28 +2774,15 @@
         </w:tc>
         <w:tc>
           <w:tcPr>
-            <w:tcW w:w="0" w:type="auto"/>
-            <w:tcBorders>
-              <w:top w:val="single" w:sz="6" w:space="0" w:color="CCCCCC"/>
-              <w:left w:val="single" w:sz="6" w:space="0" w:color="CCCCCC"/>
-              <w:bottom w:val="single" w:sz="6" w:space="0" w:color="CCCCCC"/>
-              <w:right w:val="single" w:sz="6" w:space="0" w:color="CCCCCC"/>
-            </w:tcBorders>
-            <w:tcMar>
-              <w:top w:w="30" w:type="dxa"/>
-              <w:left w:w="45" w:type="dxa"/>
-              <w:bottom w:w="30" w:type="dxa"/>
-              <w:right w:w="45" w:type="dxa"/>
-            </w:tcMar>
-            <w:vAlign w:val="bottom"/>
+            <w:tcW w:w="1566" w:type="dxa"/>
             <w:hideMark/>
           </w:tcPr>
           <w:p>
             <w:pPr>
-              <w:spacing w:after="0" w:line="240" w:lineRule="auto"/>
               <w:rPr>
                 <w:rFonts w:eastAsia="Times New Roman"/>
                 <w:b w:val="0"/>
+                <w:color w:val="000000" w:themeColor="text1"/>
                 <w:sz w:val="24"/>
                 <w:szCs w:val="24"/>
               </w:rPr>
@@ -2907,6 +2791,7 @@
               <w:rPr>
                 <w:rFonts w:eastAsia="Times New Roman"/>
                 <w:b w:val="0"/>
+                <w:color w:val="000000" w:themeColor="text1"/>
                 <w:sz w:val="24"/>
                 <w:szCs w:val="24"/>
               </w:rPr>
@@ -2916,28 +2801,15 @@
         </w:tc>
         <w:tc>
           <w:tcPr>
-            <w:tcW w:w="1422" w:type="dxa"/>
-            <w:tcBorders>
-              <w:top w:val="single" w:sz="6" w:space="0" w:color="CCCCCC"/>
-              <w:left w:val="single" w:sz="6" w:space="0" w:color="CCCCCC"/>
-              <w:bottom w:val="single" w:sz="6" w:space="0" w:color="CCCCCC"/>
-              <w:right w:val="single" w:sz="6" w:space="0" w:color="CCCCCC"/>
-            </w:tcBorders>
-            <w:tcMar>
-              <w:top w:w="30" w:type="dxa"/>
-              <w:left w:w="45" w:type="dxa"/>
-              <w:bottom w:w="30" w:type="dxa"/>
-              <w:right w:w="45" w:type="dxa"/>
-            </w:tcMar>
-            <w:vAlign w:val="bottom"/>
+            <w:tcW w:w="1083" w:type="dxa"/>
             <w:hideMark/>
           </w:tcPr>
           <w:p>
             <w:pPr>
-              <w:spacing w:after="0" w:line="240" w:lineRule="auto"/>
               <w:rPr>
                 <w:rFonts w:eastAsia="Times New Roman"/>
                 <w:b w:val="0"/>
+                <w:color w:val="000000" w:themeColor="text1"/>
                 <w:sz w:val="24"/>
                 <w:szCs w:val="24"/>
               </w:rPr>
@@ -2946,6 +2818,7 @@
               <w:rPr>
                 <w:rFonts w:eastAsia="Times New Roman"/>
                 <w:b w:val="0"/>
+                <w:color w:val="000000" w:themeColor="text1"/>
                 <w:sz w:val="24"/>
                 <w:szCs w:val="24"/>
               </w:rPr>
@@ -2956,27 +2829,14 @@
         <w:tc>
           <w:tcPr>
             <w:tcW w:w="4678" w:type="dxa"/>
-            <w:tcBorders>
-              <w:top w:val="single" w:sz="6" w:space="0" w:color="CCCCCC"/>
-              <w:left w:val="single" w:sz="6" w:space="0" w:color="CCCCCC"/>
-              <w:bottom w:val="single" w:sz="6" w:space="0" w:color="CCCCCC"/>
-              <w:right w:val="single" w:sz="6" w:space="0" w:color="CCCCCC"/>
-            </w:tcBorders>
-            <w:tcMar>
-              <w:top w:w="30" w:type="dxa"/>
-              <w:left w:w="0" w:type="dxa"/>
-              <w:bottom w:w="30" w:type="dxa"/>
-              <w:right w:w="0" w:type="dxa"/>
-            </w:tcMar>
-            <w:vAlign w:val="bottom"/>
             <w:hideMark/>
           </w:tcPr>
           <w:p>
             <w:pPr>
-              <w:spacing w:after="0" w:line="240" w:lineRule="auto"/>
               <w:rPr>
                 <w:rFonts w:eastAsia="Times New Roman"/>
                 <w:b w:val="0"/>
+                <w:color w:val="000000" w:themeColor="text1"/>
                 <w:sz w:val="24"/>
                 <w:szCs w:val="24"/>
               </w:rPr>
@@ -2985,6 +2845,7 @@
               <w:rPr>
                 <w:rFonts w:eastAsia="Times New Roman"/>
                 <w:b w:val="0"/>
+                <w:color w:val="000000" w:themeColor="text1"/>
                 <w:sz w:val="24"/>
                 <w:szCs w:val="24"/>
               </w:rPr>
@@ -2996,32 +2857,18 @@
       <w:tr>
         <w:trPr>
           <w:trHeight w:val="315"/>
-          <w:jc w:val="center"/>
         </w:trPr>
         <w:tc>
           <w:tcPr>
             <w:tcW w:w="0" w:type="auto"/>
-            <w:tcBorders>
-              <w:top w:val="single" w:sz="6" w:space="0" w:color="CCCCCC"/>
-              <w:left w:val="single" w:sz="6" w:space="0" w:color="CCCCCC"/>
-              <w:bottom w:val="single" w:sz="6" w:space="0" w:color="CCCCCC"/>
-              <w:right w:val="single" w:sz="6" w:space="0" w:color="CCCCCC"/>
-            </w:tcBorders>
-            <w:tcMar>
-              <w:top w:w="30" w:type="dxa"/>
-              <w:left w:w="45" w:type="dxa"/>
-              <w:bottom w:w="30" w:type="dxa"/>
-              <w:right w:w="45" w:type="dxa"/>
-            </w:tcMar>
-            <w:vAlign w:val="bottom"/>
             <w:hideMark/>
           </w:tcPr>
           <w:p>
             <w:pPr>
-              <w:spacing w:after="0" w:line="240" w:lineRule="auto"/>
               <w:rPr>
                 <w:rFonts w:eastAsia="Times New Roman"/>
                 <w:b w:val="0"/>
+                <w:color w:val="000000" w:themeColor="text1"/>
                 <w:sz w:val="24"/>
                 <w:szCs w:val="24"/>
               </w:rPr>
@@ -3030,6 +2877,7 @@
               <w:rPr>
                 <w:rFonts w:eastAsia="Times New Roman"/>
                 <w:b w:val="0"/>
+                <w:color w:val="000000" w:themeColor="text1"/>
                 <w:sz w:val="24"/>
                 <w:szCs w:val="24"/>
               </w:rPr>
@@ -3039,28 +2887,15 @@
         </w:tc>
         <w:tc>
           <w:tcPr>
-            <w:tcW w:w="0" w:type="auto"/>
-            <w:tcBorders>
-              <w:top w:val="single" w:sz="6" w:space="0" w:color="CCCCCC"/>
-              <w:left w:val="single" w:sz="6" w:space="0" w:color="CCCCCC"/>
-              <w:bottom w:val="single" w:sz="6" w:space="0" w:color="CCCCCC"/>
-              <w:right w:val="single" w:sz="6" w:space="0" w:color="CCCCCC"/>
-            </w:tcBorders>
-            <w:tcMar>
-              <w:top w:w="30" w:type="dxa"/>
-              <w:left w:w="45" w:type="dxa"/>
-              <w:bottom w:w="30" w:type="dxa"/>
-              <w:right w:w="45" w:type="dxa"/>
-            </w:tcMar>
-            <w:vAlign w:val="bottom"/>
+            <w:tcW w:w="1566" w:type="dxa"/>
             <w:hideMark/>
           </w:tcPr>
           <w:p>
             <w:pPr>
-              <w:spacing w:after="0" w:line="240" w:lineRule="auto"/>
               <w:rPr>
                 <w:rFonts w:eastAsia="Times New Roman"/>
                 <w:b w:val="0"/>
+                <w:color w:val="000000" w:themeColor="text1"/>
                 <w:sz w:val="24"/>
                 <w:szCs w:val="24"/>
               </w:rPr>
@@ -3069,6 +2904,7 @@
               <w:rPr>
                 <w:rFonts w:eastAsia="Times New Roman"/>
                 <w:b w:val="0"/>
+                <w:color w:val="000000" w:themeColor="text1"/>
                 <w:sz w:val="24"/>
                 <w:szCs w:val="24"/>
               </w:rPr>
@@ -3078,28 +2914,15 @@
         </w:tc>
         <w:tc>
           <w:tcPr>
-            <w:tcW w:w="1422" w:type="dxa"/>
-            <w:tcBorders>
-              <w:top w:val="single" w:sz="6" w:space="0" w:color="CCCCCC"/>
-              <w:left w:val="single" w:sz="6" w:space="0" w:color="CCCCCC"/>
-              <w:bottom w:val="single" w:sz="6" w:space="0" w:color="CCCCCC"/>
-              <w:right w:val="single" w:sz="6" w:space="0" w:color="CCCCCC"/>
-            </w:tcBorders>
-            <w:tcMar>
-              <w:top w:w="30" w:type="dxa"/>
-              <w:left w:w="45" w:type="dxa"/>
-              <w:bottom w:w="30" w:type="dxa"/>
-              <w:right w:w="45" w:type="dxa"/>
-            </w:tcMar>
-            <w:vAlign w:val="bottom"/>
+            <w:tcW w:w="1083" w:type="dxa"/>
             <w:hideMark/>
           </w:tcPr>
           <w:p>
             <w:pPr>
-              <w:spacing w:after="0" w:line="240" w:lineRule="auto"/>
               <w:rPr>
                 <w:rFonts w:eastAsia="Times New Roman"/>
                 <w:b w:val="0"/>
+                <w:color w:val="000000" w:themeColor="text1"/>
                 <w:sz w:val="24"/>
                 <w:szCs w:val="24"/>
               </w:rPr>
@@ -3108,6 +2931,7 @@
               <w:rPr>
                 <w:rFonts w:eastAsia="Times New Roman"/>
                 <w:b w:val="0"/>
+                <w:color w:val="000000" w:themeColor="text1"/>
                 <w:sz w:val="24"/>
                 <w:szCs w:val="24"/>
               </w:rPr>
@@ -3118,27 +2942,14 @@
         <w:tc>
           <w:tcPr>
             <w:tcW w:w="4678" w:type="dxa"/>
-            <w:tcBorders>
-              <w:top w:val="single" w:sz="6" w:space="0" w:color="CCCCCC"/>
-              <w:left w:val="single" w:sz="6" w:space="0" w:color="CCCCCC"/>
-              <w:bottom w:val="single" w:sz="6" w:space="0" w:color="CCCCCC"/>
-              <w:right w:val="single" w:sz="6" w:space="0" w:color="CCCCCC"/>
-            </w:tcBorders>
-            <w:tcMar>
-              <w:top w:w="30" w:type="dxa"/>
-              <w:left w:w="0" w:type="dxa"/>
-              <w:bottom w:w="30" w:type="dxa"/>
-              <w:right w:w="0" w:type="dxa"/>
-            </w:tcMar>
-            <w:vAlign w:val="bottom"/>
             <w:hideMark/>
           </w:tcPr>
           <w:p>
             <w:pPr>
-              <w:spacing w:after="0" w:line="240" w:lineRule="auto"/>
               <w:rPr>
                 <w:rFonts w:eastAsia="Times New Roman"/>
                 <w:b w:val="0"/>
+                <w:color w:val="000000" w:themeColor="text1"/>
                 <w:sz w:val="24"/>
                 <w:szCs w:val="24"/>
               </w:rPr>
@@ -3147,6 +2958,7 @@
               <w:rPr>
                 <w:rFonts w:eastAsia="Times New Roman"/>
                 <w:b w:val="0"/>
+                <w:color w:val="000000" w:themeColor="text1"/>
                 <w:sz w:val="24"/>
                 <w:szCs w:val="24"/>
               </w:rPr>
@@ -3158,32 +2970,18 @@
       <w:tr>
         <w:trPr>
           <w:trHeight w:val="315"/>
-          <w:jc w:val="center"/>
         </w:trPr>
         <w:tc>
           <w:tcPr>
             <w:tcW w:w="0" w:type="auto"/>
-            <w:tcBorders>
-              <w:top w:val="single" w:sz="6" w:space="0" w:color="CCCCCC"/>
-              <w:left w:val="single" w:sz="6" w:space="0" w:color="CCCCCC"/>
-              <w:bottom w:val="single" w:sz="6" w:space="0" w:color="CCCCCC"/>
-              <w:right w:val="single" w:sz="6" w:space="0" w:color="CCCCCC"/>
-            </w:tcBorders>
-            <w:tcMar>
-              <w:top w:w="30" w:type="dxa"/>
-              <w:left w:w="45" w:type="dxa"/>
-              <w:bottom w:w="30" w:type="dxa"/>
-              <w:right w:w="45" w:type="dxa"/>
-            </w:tcMar>
-            <w:vAlign w:val="bottom"/>
             <w:hideMark/>
           </w:tcPr>
           <w:p>
             <w:pPr>
-              <w:spacing w:after="0" w:line="240" w:lineRule="auto"/>
               <w:rPr>
                 <w:rFonts w:eastAsia="Times New Roman"/>
                 <w:b w:val="0"/>
+                <w:color w:val="000000" w:themeColor="text1"/>
                 <w:sz w:val="24"/>
                 <w:szCs w:val="24"/>
               </w:rPr>
@@ -3192,6 +2990,7 @@
               <w:rPr>
                 <w:rFonts w:eastAsia="Times New Roman"/>
                 <w:b w:val="0"/>
+                <w:color w:val="000000" w:themeColor="text1"/>
                 <w:sz w:val="24"/>
                 <w:szCs w:val="24"/>
               </w:rPr>
@@ -3201,28 +3000,15 @@
         </w:tc>
         <w:tc>
           <w:tcPr>
-            <w:tcW w:w="0" w:type="auto"/>
-            <w:tcBorders>
-              <w:top w:val="single" w:sz="6" w:space="0" w:color="CCCCCC"/>
-              <w:left w:val="single" w:sz="6" w:space="0" w:color="CCCCCC"/>
-              <w:bottom w:val="single" w:sz="6" w:space="0" w:color="CCCCCC"/>
-              <w:right w:val="single" w:sz="6" w:space="0" w:color="CCCCCC"/>
-            </w:tcBorders>
-            <w:tcMar>
-              <w:top w:w="30" w:type="dxa"/>
-              <w:left w:w="45" w:type="dxa"/>
-              <w:bottom w:w="30" w:type="dxa"/>
-              <w:right w:w="45" w:type="dxa"/>
-            </w:tcMar>
-            <w:vAlign w:val="bottom"/>
+            <w:tcW w:w="1566" w:type="dxa"/>
             <w:hideMark/>
           </w:tcPr>
           <w:p>
             <w:pPr>
-              <w:spacing w:after="0" w:line="240" w:lineRule="auto"/>
               <w:rPr>
                 <w:rFonts w:eastAsia="Times New Roman"/>
                 <w:b w:val="0"/>
+                <w:color w:val="000000" w:themeColor="text1"/>
                 <w:sz w:val="24"/>
                 <w:szCs w:val="24"/>
               </w:rPr>
@@ -3231,6 +3017,7 @@
               <w:rPr>
                 <w:rFonts w:eastAsia="Times New Roman"/>
                 <w:b w:val="0"/>
+                <w:color w:val="000000" w:themeColor="text1"/>
                 <w:sz w:val="24"/>
                 <w:szCs w:val="24"/>
               </w:rPr>
@@ -3240,28 +3027,15 @@
         </w:tc>
         <w:tc>
           <w:tcPr>
-            <w:tcW w:w="1422" w:type="dxa"/>
-            <w:tcBorders>
-              <w:top w:val="single" w:sz="6" w:space="0" w:color="CCCCCC"/>
-              <w:left w:val="single" w:sz="6" w:space="0" w:color="CCCCCC"/>
-              <w:bottom w:val="single" w:sz="6" w:space="0" w:color="CCCCCC"/>
-              <w:right w:val="single" w:sz="6" w:space="0" w:color="CCCCCC"/>
-            </w:tcBorders>
-            <w:tcMar>
-              <w:top w:w="30" w:type="dxa"/>
-              <w:left w:w="45" w:type="dxa"/>
-              <w:bottom w:w="30" w:type="dxa"/>
-              <w:right w:w="45" w:type="dxa"/>
-            </w:tcMar>
-            <w:vAlign w:val="bottom"/>
+            <w:tcW w:w="1083" w:type="dxa"/>
             <w:hideMark/>
           </w:tcPr>
           <w:p>
             <w:pPr>
-              <w:spacing w:after="0" w:line="240" w:lineRule="auto"/>
               <w:rPr>
                 <w:rFonts w:eastAsia="Times New Roman"/>
                 <w:b w:val="0"/>
+                <w:color w:val="000000" w:themeColor="text1"/>
                 <w:sz w:val="24"/>
                 <w:szCs w:val="24"/>
               </w:rPr>
@@ -3270,6 +3044,7 @@
               <w:rPr>
                 <w:rFonts w:eastAsia="Times New Roman"/>
                 <w:b w:val="0"/>
+                <w:color w:val="000000" w:themeColor="text1"/>
                 <w:sz w:val="24"/>
                 <w:szCs w:val="24"/>
               </w:rPr>
@@ -3280,27 +3055,14 @@
         <w:tc>
           <w:tcPr>
             <w:tcW w:w="4678" w:type="dxa"/>
-            <w:tcBorders>
-              <w:top w:val="single" w:sz="6" w:space="0" w:color="CCCCCC"/>
-              <w:left w:val="single" w:sz="6" w:space="0" w:color="CCCCCC"/>
-              <w:bottom w:val="single" w:sz="6" w:space="0" w:color="CCCCCC"/>
-              <w:right w:val="single" w:sz="6" w:space="0" w:color="CCCCCC"/>
-            </w:tcBorders>
-            <w:tcMar>
-              <w:top w:w="30" w:type="dxa"/>
-              <w:left w:w="0" w:type="dxa"/>
-              <w:bottom w:w="30" w:type="dxa"/>
-              <w:right w:w="0" w:type="dxa"/>
-            </w:tcMar>
-            <w:vAlign w:val="bottom"/>
             <w:hideMark/>
           </w:tcPr>
           <w:p>
             <w:pPr>
-              <w:spacing w:after="0" w:line="240" w:lineRule="auto"/>
               <w:rPr>
                 <w:rFonts w:eastAsia="Times New Roman"/>
                 <w:b w:val="0"/>
+                <w:color w:val="000000" w:themeColor="text1"/>
                 <w:sz w:val="24"/>
                 <w:szCs w:val="24"/>
               </w:rPr>
@@ -3309,6 +3071,7 @@
               <w:rPr>
                 <w:rFonts w:eastAsia="Times New Roman"/>
                 <w:b w:val="0"/>
+                <w:color w:val="000000" w:themeColor="text1"/>
                 <w:sz w:val="24"/>
                 <w:szCs w:val="24"/>
               </w:rPr>
@@ -3320,32 +3083,18 @@
       <w:tr>
         <w:trPr>
           <w:trHeight w:val="315"/>
-          <w:jc w:val="center"/>
         </w:trPr>
         <w:tc>
           <w:tcPr>
             <w:tcW w:w="0" w:type="auto"/>
-            <w:tcBorders>
-              <w:top w:val="single" w:sz="6" w:space="0" w:color="CCCCCC"/>
-              <w:left w:val="single" w:sz="6" w:space="0" w:color="CCCCCC"/>
-              <w:bottom w:val="single" w:sz="6" w:space="0" w:color="CCCCCC"/>
-              <w:right w:val="single" w:sz="6" w:space="0" w:color="CCCCCC"/>
-            </w:tcBorders>
-            <w:tcMar>
-              <w:top w:w="30" w:type="dxa"/>
-              <w:left w:w="45" w:type="dxa"/>
-              <w:bottom w:w="30" w:type="dxa"/>
-              <w:right w:w="45" w:type="dxa"/>
-            </w:tcMar>
-            <w:vAlign w:val="bottom"/>
             <w:hideMark/>
           </w:tcPr>
           <w:p>
             <w:pPr>
-              <w:spacing w:after="0" w:line="240" w:lineRule="auto"/>
               <w:rPr>
                 <w:rFonts w:eastAsia="Times New Roman"/>
                 <w:b w:val="0"/>
+                <w:color w:val="000000" w:themeColor="text1"/>
                 <w:sz w:val="24"/>
                 <w:szCs w:val="24"/>
               </w:rPr>
@@ -3354,6 +3103,7 @@
               <w:rPr>
                 <w:rFonts w:eastAsia="Times New Roman"/>
                 <w:b w:val="0"/>
+                <w:color w:val="000000" w:themeColor="text1"/>
                 <w:sz w:val="24"/>
                 <w:szCs w:val="24"/>
               </w:rPr>
@@ -3363,28 +3113,15 @@
         </w:tc>
         <w:tc>
           <w:tcPr>
-            <w:tcW w:w="0" w:type="auto"/>
-            <w:tcBorders>
-              <w:top w:val="single" w:sz="6" w:space="0" w:color="CCCCCC"/>
-              <w:left w:val="single" w:sz="6" w:space="0" w:color="CCCCCC"/>
-              <w:bottom w:val="single" w:sz="6" w:space="0" w:color="CCCCCC"/>
-              <w:right w:val="single" w:sz="6" w:space="0" w:color="CCCCCC"/>
-            </w:tcBorders>
-            <w:tcMar>
-              <w:top w:w="30" w:type="dxa"/>
-              <w:left w:w="45" w:type="dxa"/>
-              <w:bottom w:w="30" w:type="dxa"/>
-              <w:right w:w="45" w:type="dxa"/>
-            </w:tcMar>
-            <w:vAlign w:val="bottom"/>
+            <w:tcW w:w="1566" w:type="dxa"/>
             <w:hideMark/>
           </w:tcPr>
           <w:p>
             <w:pPr>
-              <w:spacing w:after="0" w:line="240" w:lineRule="auto"/>
               <w:rPr>
                 <w:rFonts w:eastAsia="Times New Roman"/>
                 <w:b w:val="0"/>
+                <w:color w:val="000000" w:themeColor="text1"/>
                 <w:sz w:val="24"/>
                 <w:szCs w:val="24"/>
               </w:rPr>
@@ -3393,6 +3130,7 @@
               <w:rPr>
                 <w:rFonts w:eastAsia="Times New Roman"/>
                 <w:b w:val="0"/>
+                <w:color w:val="000000" w:themeColor="text1"/>
                 <w:sz w:val="24"/>
                 <w:szCs w:val="24"/>
               </w:rPr>
@@ -3402,28 +3140,15 @@
         </w:tc>
         <w:tc>
           <w:tcPr>
-            <w:tcW w:w="1422" w:type="dxa"/>
-            <w:tcBorders>
-              <w:top w:val="single" w:sz="6" w:space="0" w:color="CCCCCC"/>
-              <w:left w:val="single" w:sz="6" w:space="0" w:color="CCCCCC"/>
-              <w:bottom w:val="single" w:sz="6" w:space="0" w:color="CCCCCC"/>
-              <w:right w:val="single" w:sz="6" w:space="0" w:color="CCCCCC"/>
-            </w:tcBorders>
-            <w:tcMar>
-              <w:top w:w="30" w:type="dxa"/>
-              <w:left w:w="45" w:type="dxa"/>
-              <w:bottom w:w="30" w:type="dxa"/>
-              <w:right w:w="45" w:type="dxa"/>
-            </w:tcMar>
-            <w:vAlign w:val="bottom"/>
+            <w:tcW w:w="1083" w:type="dxa"/>
             <w:hideMark/>
           </w:tcPr>
           <w:p>
             <w:pPr>
-              <w:spacing w:after="0" w:line="240" w:lineRule="auto"/>
               <w:rPr>
                 <w:rFonts w:eastAsia="Times New Roman"/>
                 <w:b w:val="0"/>
+                <w:color w:val="000000" w:themeColor="text1"/>
                 <w:sz w:val="24"/>
                 <w:szCs w:val="24"/>
               </w:rPr>
@@ -3432,6 +3157,7 @@
               <w:rPr>
                 <w:rFonts w:eastAsia="Times New Roman"/>
                 <w:b w:val="0"/>
+                <w:color w:val="000000" w:themeColor="text1"/>
                 <w:sz w:val="24"/>
                 <w:szCs w:val="24"/>
               </w:rPr>
@@ -3442,27 +3168,14 @@
         <w:tc>
           <w:tcPr>
             <w:tcW w:w="4678" w:type="dxa"/>
-            <w:tcBorders>
-              <w:top w:val="single" w:sz="6" w:space="0" w:color="CCCCCC"/>
-              <w:left w:val="single" w:sz="6" w:space="0" w:color="CCCCCC"/>
-              <w:bottom w:val="single" w:sz="6" w:space="0" w:color="CCCCCC"/>
-              <w:right w:val="single" w:sz="6" w:space="0" w:color="CCCCCC"/>
-            </w:tcBorders>
-            <w:tcMar>
-              <w:top w:w="30" w:type="dxa"/>
-              <w:left w:w="0" w:type="dxa"/>
-              <w:bottom w:w="30" w:type="dxa"/>
-              <w:right w:w="0" w:type="dxa"/>
-            </w:tcMar>
-            <w:vAlign w:val="bottom"/>
             <w:hideMark/>
           </w:tcPr>
           <w:p>
             <w:pPr>
-              <w:spacing w:after="0" w:line="240" w:lineRule="auto"/>
               <w:rPr>
                 <w:rFonts w:eastAsia="Times New Roman"/>
                 <w:b w:val="0"/>
+                <w:color w:val="000000" w:themeColor="text1"/>
                 <w:sz w:val="24"/>
                 <w:szCs w:val="24"/>
               </w:rPr>
@@ -3471,6 +3184,7 @@
               <w:rPr>
                 <w:rFonts w:eastAsia="Times New Roman"/>
                 <w:b w:val="0"/>
+                <w:color w:val="000000" w:themeColor="text1"/>
                 <w:sz w:val="24"/>
                 <w:szCs w:val="24"/>
               </w:rPr>
@@ -3482,32 +3196,18 @@
       <w:tr>
         <w:trPr>
           <w:trHeight w:val="315"/>
-          <w:jc w:val="center"/>
         </w:trPr>
         <w:tc>
           <w:tcPr>
             <w:tcW w:w="0" w:type="auto"/>
-            <w:tcBorders>
-              <w:top w:val="single" w:sz="6" w:space="0" w:color="CCCCCC"/>
-              <w:left w:val="single" w:sz="6" w:space="0" w:color="CCCCCC"/>
-              <w:bottom w:val="single" w:sz="6" w:space="0" w:color="CCCCCC"/>
-              <w:right w:val="single" w:sz="6" w:space="0" w:color="CCCCCC"/>
-            </w:tcBorders>
-            <w:tcMar>
-              <w:top w:w="30" w:type="dxa"/>
-              <w:left w:w="45" w:type="dxa"/>
-              <w:bottom w:w="30" w:type="dxa"/>
-              <w:right w:w="45" w:type="dxa"/>
-            </w:tcMar>
-            <w:vAlign w:val="bottom"/>
             <w:hideMark/>
           </w:tcPr>
           <w:p>
             <w:pPr>
-              <w:spacing w:after="0" w:line="240" w:lineRule="auto"/>
               <w:rPr>
                 <w:rFonts w:eastAsia="Times New Roman"/>
                 <w:b w:val="0"/>
+                <w:color w:val="000000" w:themeColor="text1"/>
                 <w:sz w:val="24"/>
                 <w:szCs w:val="24"/>
               </w:rPr>
@@ -3516,6 +3216,7 @@
               <w:rPr>
                 <w:rFonts w:eastAsia="Times New Roman"/>
                 <w:b w:val="0"/>
+                <w:color w:val="000000" w:themeColor="text1"/>
                 <w:sz w:val="24"/>
                 <w:szCs w:val="24"/>
               </w:rPr>
@@ -3525,28 +3226,15 @@
         </w:tc>
         <w:tc>
           <w:tcPr>
-            <w:tcW w:w="0" w:type="auto"/>
-            <w:tcBorders>
-              <w:top w:val="single" w:sz="6" w:space="0" w:color="CCCCCC"/>
-              <w:left w:val="single" w:sz="6" w:space="0" w:color="CCCCCC"/>
-              <w:bottom w:val="single" w:sz="6" w:space="0" w:color="CCCCCC"/>
-              <w:right w:val="single" w:sz="6" w:space="0" w:color="CCCCCC"/>
-            </w:tcBorders>
-            <w:tcMar>
-              <w:top w:w="30" w:type="dxa"/>
-              <w:left w:w="45" w:type="dxa"/>
-              <w:bottom w:w="30" w:type="dxa"/>
-              <w:right w:w="45" w:type="dxa"/>
-            </w:tcMar>
-            <w:vAlign w:val="bottom"/>
+            <w:tcW w:w="1566" w:type="dxa"/>
             <w:hideMark/>
           </w:tcPr>
           <w:p>
             <w:pPr>
-              <w:spacing w:after="0" w:line="240" w:lineRule="auto"/>
               <w:rPr>
                 <w:rFonts w:eastAsia="Times New Roman"/>
                 <w:b w:val="0"/>
+                <w:color w:val="000000" w:themeColor="text1"/>
                 <w:sz w:val="24"/>
                 <w:szCs w:val="24"/>
               </w:rPr>
@@ -3555,6 +3243,7 @@
               <w:rPr>
                 <w:rFonts w:eastAsia="Times New Roman"/>
                 <w:b w:val="0"/>
+                <w:color w:val="000000" w:themeColor="text1"/>
                 <w:sz w:val="24"/>
                 <w:szCs w:val="24"/>
               </w:rPr>
@@ -3564,28 +3253,15 @@
         </w:tc>
         <w:tc>
           <w:tcPr>
-            <w:tcW w:w="1422" w:type="dxa"/>
-            <w:tcBorders>
-              <w:top w:val="single" w:sz="6" w:space="0" w:color="CCCCCC"/>
-              <w:left w:val="single" w:sz="6" w:space="0" w:color="CCCCCC"/>
-              <w:bottom w:val="single" w:sz="6" w:space="0" w:color="CCCCCC"/>
-              <w:right w:val="single" w:sz="6" w:space="0" w:color="CCCCCC"/>
-            </w:tcBorders>
-            <w:tcMar>
-              <w:top w:w="30" w:type="dxa"/>
-              <w:left w:w="45" w:type="dxa"/>
-              <w:bottom w:w="30" w:type="dxa"/>
-              <w:right w:w="45" w:type="dxa"/>
-            </w:tcMar>
-            <w:vAlign w:val="bottom"/>
+            <w:tcW w:w="1083" w:type="dxa"/>
             <w:hideMark/>
           </w:tcPr>
           <w:p>
             <w:pPr>
-              <w:spacing w:after="0" w:line="240" w:lineRule="auto"/>
               <w:rPr>
                 <w:rFonts w:eastAsia="Times New Roman"/>
                 <w:b w:val="0"/>
+                <w:color w:val="000000" w:themeColor="text1"/>
                 <w:sz w:val="24"/>
                 <w:szCs w:val="24"/>
               </w:rPr>
@@ -3594,6 +3270,7 @@
               <w:rPr>
                 <w:rFonts w:eastAsia="Times New Roman"/>
                 <w:b w:val="0"/>
+                <w:color w:val="000000" w:themeColor="text1"/>
                 <w:sz w:val="24"/>
                 <w:szCs w:val="24"/>
               </w:rPr>
@@ -3604,27 +3281,14 @@
         <w:tc>
           <w:tcPr>
             <w:tcW w:w="4678" w:type="dxa"/>
-            <w:tcBorders>
-              <w:top w:val="single" w:sz="6" w:space="0" w:color="CCCCCC"/>
-              <w:left w:val="single" w:sz="6" w:space="0" w:color="CCCCCC"/>
-              <w:bottom w:val="single" w:sz="6" w:space="0" w:color="CCCCCC"/>
-              <w:right w:val="single" w:sz="6" w:space="0" w:color="CCCCCC"/>
-            </w:tcBorders>
-            <w:tcMar>
-              <w:top w:w="30" w:type="dxa"/>
-              <w:left w:w="0" w:type="dxa"/>
-              <w:bottom w:w="30" w:type="dxa"/>
-              <w:right w:w="0" w:type="dxa"/>
-            </w:tcMar>
-            <w:vAlign w:val="bottom"/>
             <w:hideMark/>
           </w:tcPr>
           <w:p>
             <w:pPr>
-              <w:spacing w:after="0" w:line="240" w:lineRule="auto"/>
               <w:rPr>
                 <w:rFonts w:eastAsia="Times New Roman"/>
                 <w:b w:val="0"/>
+                <w:color w:val="000000" w:themeColor="text1"/>
                 <w:sz w:val="24"/>
                 <w:szCs w:val="24"/>
               </w:rPr>
@@ -3633,6 +3297,7 @@
               <w:rPr>
                 <w:rFonts w:eastAsia="Times New Roman"/>
                 <w:b w:val="0"/>
+                <w:color w:val="000000" w:themeColor="text1"/>
                 <w:sz w:val="24"/>
                 <w:szCs w:val="24"/>
               </w:rPr>
@@ -3644,32 +3309,18 @@
       <w:tr>
         <w:trPr>
           <w:trHeight w:val="315"/>
-          <w:jc w:val="center"/>
         </w:trPr>
         <w:tc>
           <w:tcPr>
             <w:tcW w:w="0" w:type="auto"/>
-            <w:tcBorders>
-              <w:top w:val="single" w:sz="6" w:space="0" w:color="CCCCCC"/>
-              <w:left w:val="single" w:sz="6" w:space="0" w:color="CCCCCC"/>
-              <w:bottom w:val="single" w:sz="6" w:space="0" w:color="CCCCCC"/>
-              <w:right w:val="single" w:sz="6" w:space="0" w:color="CCCCCC"/>
-            </w:tcBorders>
-            <w:tcMar>
-              <w:top w:w="30" w:type="dxa"/>
-              <w:left w:w="45" w:type="dxa"/>
-              <w:bottom w:w="30" w:type="dxa"/>
-              <w:right w:w="45" w:type="dxa"/>
-            </w:tcMar>
-            <w:vAlign w:val="bottom"/>
             <w:hideMark/>
           </w:tcPr>
           <w:p>
             <w:pPr>
-              <w:spacing w:after="0" w:line="240" w:lineRule="auto"/>
               <w:rPr>
                 <w:rFonts w:eastAsia="Times New Roman"/>
                 <w:b w:val="0"/>
+                <w:color w:val="000000" w:themeColor="text1"/>
                 <w:sz w:val="24"/>
                 <w:szCs w:val="24"/>
               </w:rPr>
@@ -3678,6 +3329,7 @@
               <w:rPr>
                 <w:rFonts w:eastAsia="Times New Roman"/>
                 <w:b w:val="0"/>
+                <w:color w:val="000000" w:themeColor="text1"/>
                 <w:sz w:val="24"/>
                 <w:szCs w:val="24"/>
               </w:rPr>
@@ -3687,28 +3339,15 @@
         </w:tc>
         <w:tc>
           <w:tcPr>
-            <w:tcW w:w="0" w:type="auto"/>
-            <w:tcBorders>
-              <w:top w:val="single" w:sz="6" w:space="0" w:color="CCCCCC"/>
-              <w:left w:val="single" w:sz="6" w:space="0" w:color="CCCCCC"/>
-              <w:bottom w:val="single" w:sz="6" w:space="0" w:color="CCCCCC"/>
-              <w:right w:val="single" w:sz="6" w:space="0" w:color="CCCCCC"/>
-            </w:tcBorders>
-            <w:tcMar>
-              <w:top w:w="30" w:type="dxa"/>
-              <w:left w:w="45" w:type="dxa"/>
-              <w:bottom w:w="30" w:type="dxa"/>
-              <w:right w:w="45" w:type="dxa"/>
-            </w:tcMar>
-            <w:vAlign w:val="bottom"/>
+            <w:tcW w:w="1566" w:type="dxa"/>
             <w:hideMark/>
           </w:tcPr>
           <w:p>
             <w:pPr>
-              <w:spacing w:after="0" w:line="240" w:lineRule="auto"/>
               <w:rPr>
                 <w:rFonts w:eastAsia="Times New Roman"/>
                 <w:b w:val="0"/>
+                <w:color w:val="000000" w:themeColor="text1"/>
                 <w:sz w:val="24"/>
                 <w:szCs w:val="24"/>
               </w:rPr>
@@ -3717,6 +3356,7 @@
               <w:rPr>
                 <w:rFonts w:eastAsia="Times New Roman"/>
                 <w:b w:val="0"/>
+                <w:color w:val="000000" w:themeColor="text1"/>
                 <w:sz w:val="24"/>
                 <w:szCs w:val="24"/>
               </w:rPr>
@@ -3726,28 +3366,15 @@
         </w:tc>
         <w:tc>
           <w:tcPr>
-            <w:tcW w:w="1422" w:type="dxa"/>
-            <w:tcBorders>
-              <w:top w:val="single" w:sz="6" w:space="0" w:color="CCCCCC"/>
-              <w:left w:val="single" w:sz="6" w:space="0" w:color="CCCCCC"/>
-              <w:bottom w:val="single" w:sz="6" w:space="0" w:color="CCCCCC"/>
-              <w:right w:val="single" w:sz="6" w:space="0" w:color="CCCCCC"/>
-            </w:tcBorders>
-            <w:tcMar>
-              <w:top w:w="30" w:type="dxa"/>
-              <w:left w:w="45" w:type="dxa"/>
-              <w:bottom w:w="30" w:type="dxa"/>
-              <w:right w:w="45" w:type="dxa"/>
-            </w:tcMar>
-            <w:vAlign w:val="bottom"/>
+            <w:tcW w:w="1083" w:type="dxa"/>
             <w:hideMark/>
           </w:tcPr>
           <w:p>
             <w:pPr>
-              <w:spacing w:after="0" w:line="240" w:lineRule="auto"/>
               <w:rPr>
                 <w:rFonts w:eastAsia="Times New Roman"/>
                 <w:b w:val="0"/>
+                <w:color w:val="000000" w:themeColor="text1"/>
                 <w:sz w:val="24"/>
                 <w:szCs w:val="24"/>
               </w:rPr>
@@ -3756,6 +3383,7 @@
               <w:rPr>
                 <w:rFonts w:eastAsia="Times New Roman"/>
                 <w:b w:val="0"/>
+                <w:color w:val="000000" w:themeColor="text1"/>
                 <w:sz w:val="24"/>
                 <w:szCs w:val="24"/>
               </w:rPr>
@@ -3766,27 +3394,14 @@
         <w:tc>
           <w:tcPr>
             <w:tcW w:w="4678" w:type="dxa"/>
-            <w:tcBorders>
-              <w:top w:val="single" w:sz="6" w:space="0" w:color="CCCCCC"/>
-              <w:left w:val="single" w:sz="6" w:space="0" w:color="CCCCCC"/>
-              <w:bottom w:val="single" w:sz="6" w:space="0" w:color="CCCCCC"/>
-              <w:right w:val="single" w:sz="6" w:space="0" w:color="CCCCCC"/>
-            </w:tcBorders>
-            <w:tcMar>
-              <w:top w:w="30" w:type="dxa"/>
-              <w:left w:w="0" w:type="dxa"/>
-              <w:bottom w:w="30" w:type="dxa"/>
-              <w:right w:w="0" w:type="dxa"/>
-            </w:tcMar>
-            <w:vAlign w:val="bottom"/>
             <w:hideMark/>
           </w:tcPr>
           <w:p>
             <w:pPr>
-              <w:spacing w:after="0" w:line="240" w:lineRule="auto"/>
               <w:rPr>
                 <w:rFonts w:eastAsia="Times New Roman"/>
                 <w:b w:val="0"/>
+                <w:color w:val="000000" w:themeColor="text1"/>
                 <w:sz w:val="24"/>
                 <w:szCs w:val="24"/>
               </w:rPr>
@@ -3795,6 +3410,7 @@
               <w:rPr>
                 <w:rFonts w:eastAsia="Times New Roman"/>
                 <w:b w:val="0"/>
+                <w:color w:val="000000" w:themeColor="text1"/>
                 <w:sz w:val="24"/>
                 <w:szCs w:val="24"/>
               </w:rPr>
@@ -3806,32 +3422,18 @@
       <w:tr>
         <w:trPr>
           <w:trHeight w:val="315"/>
-          <w:jc w:val="center"/>
         </w:trPr>
         <w:tc>
           <w:tcPr>
             <w:tcW w:w="0" w:type="auto"/>
-            <w:tcBorders>
-              <w:top w:val="single" w:sz="6" w:space="0" w:color="CCCCCC"/>
-              <w:left w:val="single" w:sz="6" w:space="0" w:color="CCCCCC"/>
-              <w:bottom w:val="single" w:sz="6" w:space="0" w:color="CCCCCC"/>
-              <w:right w:val="single" w:sz="6" w:space="0" w:color="CCCCCC"/>
-            </w:tcBorders>
-            <w:tcMar>
-              <w:top w:w="30" w:type="dxa"/>
-              <w:left w:w="45" w:type="dxa"/>
-              <w:bottom w:w="30" w:type="dxa"/>
-              <w:right w:w="45" w:type="dxa"/>
-            </w:tcMar>
-            <w:vAlign w:val="bottom"/>
             <w:hideMark/>
           </w:tcPr>
           <w:p>
             <w:pPr>
-              <w:spacing w:after="0" w:line="240" w:lineRule="auto"/>
               <w:rPr>
                 <w:rFonts w:eastAsia="Times New Roman"/>
                 <w:b w:val="0"/>
+                <w:color w:val="000000" w:themeColor="text1"/>
                 <w:sz w:val="24"/>
                 <w:szCs w:val="24"/>
               </w:rPr>
@@ -3840,6 +3442,7 @@
               <w:rPr>
                 <w:rFonts w:eastAsia="Times New Roman"/>
                 <w:b w:val="0"/>
+                <w:color w:val="000000" w:themeColor="text1"/>
                 <w:sz w:val="24"/>
                 <w:szCs w:val="24"/>
               </w:rPr>
@@ -3849,28 +3452,15 @@
         </w:tc>
         <w:tc>
           <w:tcPr>
-            <w:tcW w:w="0" w:type="auto"/>
-            <w:tcBorders>
-              <w:top w:val="single" w:sz="6" w:space="0" w:color="CCCCCC"/>
-              <w:left w:val="single" w:sz="6" w:space="0" w:color="CCCCCC"/>
-              <w:bottom w:val="single" w:sz="6" w:space="0" w:color="CCCCCC"/>
-              <w:right w:val="single" w:sz="6" w:space="0" w:color="CCCCCC"/>
-            </w:tcBorders>
-            <w:tcMar>
-              <w:top w:w="30" w:type="dxa"/>
-              <w:left w:w="45" w:type="dxa"/>
-              <w:bottom w:w="30" w:type="dxa"/>
-              <w:right w:w="45" w:type="dxa"/>
-            </w:tcMar>
-            <w:vAlign w:val="bottom"/>
+            <w:tcW w:w="1566" w:type="dxa"/>
             <w:hideMark/>
           </w:tcPr>
           <w:p>
             <w:pPr>
-              <w:spacing w:after="0" w:line="240" w:lineRule="auto"/>
               <w:rPr>
                 <w:rFonts w:eastAsia="Times New Roman"/>
                 <w:b w:val="0"/>
+                <w:color w:val="000000" w:themeColor="text1"/>
                 <w:sz w:val="24"/>
                 <w:szCs w:val="24"/>
               </w:rPr>
@@ -3879,6 +3469,7 @@
               <w:rPr>
                 <w:rFonts w:eastAsia="Times New Roman"/>
                 <w:b w:val="0"/>
+                <w:color w:val="000000" w:themeColor="text1"/>
                 <w:sz w:val="24"/>
                 <w:szCs w:val="24"/>
               </w:rPr>
@@ -3888,28 +3479,15 @@
         </w:tc>
         <w:tc>
           <w:tcPr>
-            <w:tcW w:w="1422" w:type="dxa"/>
-            <w:tcBorders>
-              <w:top w:val="single" w:sz="6" w:space="0" w:color="CCCCCC"/>
-              <w:left w:val="single" w:sz="6" w:space="0" w:color="CCCCCC"/>
-              <w:bottom w:val="single" w:sz="6" w:space="0" w:color="CCCCCC"/>
-              <w:right w:val="single" w:sz="6" w:space="0" w:color="CCCCCC"/>
-            </w:tcBorders>
-            <w:tcMar>
-              <w:top w:w="30" w:type="dxa"/>
-              <w:left w:w="45" w:type="dxa"/>
-              <w:bottom w:w="30" w:type="dxa"/>
-              <w:right w:w="45" w:type="dxa"/>
-            </w:tcMar>
-            <w:vAlign w:val="bottom"/>
+            <w:tcW w:w="1083" w:type="dxa"/>
             <w:hideMark/>
           </w:tcPr>
           <w:p>
             <w:pPr>
-              <w:spacing w:after="0" w:line="240" w:lineRule="auto"/>
               <w:rPr>
                 <w:rFonts w:eastAsia="Times New Roman"/>
                 <w:b w:val="0"/>
+                <w:color w:val="000000" w:themeColor="text1"/>
                 <w:sz w:val="24"/>
                 <w:szCs w:val="24"/>
               </w:rPr>
@@ -3918,6 +3496,7 @@
               <w:rPr>
                 <w:rFonts w:eastAsia="Times New Roman"/>
                 <w:b w:val="0"/>
+                <w:color w:val="000000" w:themeColor="text1"/>
                 <w:sz w:val="24"/>
                 <w:szCs w:val="24"/>
               </w:rPr>
@@ -3928,27 +3507,14 @@
         <w:tc>
           <w:tcPr>
             <w:tcW w:w="4678" w:type="dxa"/>
-            <w:tcBorders>
-              <w:top w:val="single" w:sz="6" w:space="0" w:color="CCCCCC"/>
-              <w:left w:val="single" w:sz="6" w:space="0" w:color="CCCCCC"/>
-              <w:bottom w:val="single" w:sz="6" w:space="0" w:color="CCCCCC"/>
-              <w:right w:val="single" w:sz="6" w:space="0" w:color="CCCCCC"/>
-            </w:tcBorders>
-            <w:tcMar>
-              <w:top w:w="30" w:type="dxa"/>
-              <w:left w:w="0" w:type="dxa"/>
-              <w:bottom w:w="30" w:type="dxa"/>
-              <w:right w:w="0" w:type="dxa"/>
-            </w:tcMar>
-            <w:vAlign w:val="bottom"/>
             <w:hideMark/>
           </w:tcPr>
           <w:p>
             <w:pPr>
-              <w:spacing w:after="0" w:line="240" w:lineRule="auto"/>
               <w:rPr>
                 <w:rFonts w:eastAsia="Times New Roman"/>
                 <w:b w:val="0"/>
+                <w:color w:val="000000" w:themeColor="text1"/>
                 <w:sz w:val="24"/>
                 <w:szCs w:val="24"/>
               </w:rPr>
@@ -3957,6 +3523,7 @@
               <w:rPr>
                 <w:rFonts w:eastAsia="Times New Roman"/>
                 <w:b w:val="0"/>
+                <w:color w:val="000000" w:themeColor="text1"/>
                 <w:sz w:val="24"/>
                 <w:szCs w:val="24"/>
               </w:rPr>
@@ -3968,32 +3535,18 @@
       <w:tr>
         <w:trPr>
           <w:trHeight w:val="315"/>
-          <w:jc w:val="center"/>
         </w:trPr>
         <w:tc>
           <w:tcPr>
             <w:tcW w:w="0" w:type="auto"/>
-            <w:tcBorders>
-              <w:top w:val="single" w:sz="6" w:space="0" w:color="CCCCCC"/>
-              <w:left w:val="single" w:sz="6" w:space="0" w:color="CCCCCC"/>
-              <w:bottom w:val="single" w:sz="6" w:space="0" w:color="CCCCCC"/>
-              <w:right w:val="single" w:sz="6" w:space="0" w:color="CCCCCC"/>
-            </w:tcBorders>
-            <w:tcMar>
-              <w:top w:w="30" w:type="dxa"/>
-              <w:left w:w="45" w:type="dxa"/>
-              <w:bottom w:w="30" w:type="dxa"/>
-              <w:right w:w="45" w:type="dxa"/>
-            </w:tcMar>
-            <w:vAlign w:val="bottom"/>
             <w:hideMark/>
           </w:tcPr>
           <w:p>
             <w:pPr>
-              <w:spacing w:after="0" w:line="240" w:lineRule="auto"/>
               <w:rPr>
                 <w:rFonts w:eastAsia="Times New Roman"/>
                 <w:b w:val="0"/>
+                <w:color w:val="000000" w:themeColor="text1"/>
                 <w:sz w:val="24"/>
                 <w:szCs w:val="24"/>
               </w:rPr>
@@ -4002,6 +3555,7 @@
               <w:rPr>
                 <w:rFonts w:eastAsia="Times New Roman"/>
                 <w:b w:val="0"/>
+                <w:color w:val="000000" w:themeColor="text1"/>
                 <w:sz w:val="24"/>
                 <w:szCs w:val="24"/>
               </w:rPr>
@@ -4011,28 +3565,15 @@
         </w:tc>
         <w:tc>
           <w:tcPr>
-            <w:tcW w:w="0" w:type="auto"/>
-            <w:tcBorders>
-              <w:top w:val="single" w:sz="6" w:space="0" w:color="CCCCCC"/>
-              <w:left w:val="single" w:sz="6" w:space="0" w:color="CCCCCC"/>
-              <w:bottom w:val="single" w:sz="6" w:space="0" w:color="CCCCCC"/>
-              <w:right w:val="single" w:sz="6" w:space="0" w:color="CCCCCC"/>
-            </w:tcBorders>
-            <w:tcMar>
-              <w:top w:w="30" w:type="dxa"/>
-              <w:left w:w="45" w:type="dxa"/>
-              <w:bottom w:w="30" w:type="dxa"/>
-              <w:right w:w="45" w:type="dxa"/>
-            </w:tcMar>
-            <w:vAlign w:val="bottom"/>
+            <w:tcW w:w="1566" w:type="dxa"/>
             <w:hideMark/>
           </w:tcPr>
           <w:p>
             <w:pPr>
-              <w:spacing w:after="0" w:line="240" w:lineRule="auto"/>
               <w:rPr>
                 <w:rFonts w:eastAsia="Times New Roman"/>
                 <w:b w:val="0"/>
+                <w:color w:val="000000" w:themeColor="text1"/>
                 <w:sz w:val="24"/>
                 <w:szCs w:val="24"/>
               </w:rPr>
@@ -4041,6 +3582,7 @@
               <w:rPr>
                 <w:rFonts w:eastAsia="Times New Roman"/>
                 <w:b w:val="0"/>
+                <w:color w:val="000000" w:themeColor="text1"/>
                 <w:sz w:val="24"/>
                 <w:szCs w:val="24"/>
               </w:rPr>
@@ -4050,28 +3592,15 @@
         </w:tc>
         <w:tc>
           <w:tcPr>
-            <w:tcW w:w="1422" w:type="dxa"/>
-            <w:tcBorders>
-              <w:top w:val="single" w:sz="6" w:space="0" w:color="CCCCCC"/>
-              <w:left w:val="single" w:sz="6" w:space="0" w:color="CCCCCC"/>
-              <w:bottom w:val="single" w:sz="6" w:space="0" w:color="CCCCCC"/>
-              <w:right w:val="single" w:sz="6" w:space="0" w:color="CCCCCC"/>
-            </w:tcBorders>
-            <w:tcMar>
-              <w:top w:w="30" w:type="dxa"/>
-              <w:left w:w="45" w:type="dxa"/>
-              <w:bottom w:w="30" w:type="dxa"/>
-              <w:right w:w="45" w:type="dxa"/>
-            </w:tcMar>
-            <w:vAlign w:val="bottom"/>
+            <w:tcW w:w="1083" w:type="dxa"/>
             <w:hideMark/>
           </w:tcPr>
           <w:p>
             <w:pPr>
-              <w:spacing w:after="0" w:line="240" w:lineRule="auto"/>
               <w:rPr>
                 <w:rFonts w:eastAsia="Times New Roman"/>
                 <w:b w:val="0"/>
+                <w:color w:val="000000" w:themeColor="text1"/>
                 <w:sz w:val="24"/>
                 <w:szCs w:val="24"/>
               </w:rPr>
@@ -4080,6 +3609,7 @@
               <w:rPr>
                 <w:rFonts w:eastAsia="Times New Roman"/>
                 <w:b w:val="0"/>
+                <w:color w:val="000000" w:themeColor="text1"/>
                 <w:sz w:val="24"/>
                 <w:szCs w:val="24"/>
               </w:rPr>
@@ -4090,27 +3620,14 @@
         <w:tc>
           <w:tcPr>
             <w:tcW w:w="4678" w:type="dxa"/>
-            <w:tcBorders>
-              <w:top w:val="single" w:sz="6" w:space="0" w:color="CCCCCC"/>
-              <w:left w:val="single" w:sz="6" w:space="0" w:color="CCCCCC"/>
-              <w:bottom w:val="single" w:sz="6" w:space="0" w:color="CCCCCC"/>
-              <w:right w:val="single" w:sz="6" w:space="0" w:color="CCCCCC"/>
-            </w:tcBorders>
-            <w:tcMar>
-              <w:top w:w="30" w:type="dxa"/>
-              <w:left w:w="0" w:type="dxa"/>
-              <w:bottom w:w="30" w:type="dxa"/>
-              <w:right w:w="0" w:type="dxa"/>
-            </w:tcMar>
-            <w:vAlign w:val="bottom"/>
             <w:hideMark/>
           </w:tcPr>
           <w:p>
             <w:pPr>
-              <w:spacing w:after="0" w:line="240" w:lineRule="auto"/>
               <w:rPr>
                 <w:rFonts w:eastAsia="Times New Roman"/>
                 <w:b w:val="0"/>
+                <w:color w:val="000000" w:themeColor="text1"/>
                 <w:sz w:val="24"/>
                 <w:szCs w:val="24"/>
               </w:rPr>
@@ -4119,6 +3636,7 @@
               <w:rPr>
                 <w:rFonts w:eastAsia="Times New Roman"/>
                 <w:b w:val="0"/>
+                <w:color w:val="000000" w:themeColor="text1"/>
                 <w:sz w:val="24"/>
                 <w:szCs w:val="24"/>
               </w:rPr>
@@ -4130,32 +3648,18 @@
       <w:tr>
         <w:trPr>
           <w:trHeight w:val="315"/>
-          <w:jc w:val="center"/>
         </w:trPr>
         <w:tc>
           <w:tcPr>
             <w:tcW w:w="0" w:type="auto"/>
-            <w:tcBorders>
-              <w:top w:val="single" w:sz="6" w:space="0" w:color="CCCCCC"/>
-              <w:left w:val="single" w:sz="6" w:space="0" w:color="CCCCCC"/>
-              <w:bottom w:val="single" w:sz="6" w:space="0" w:color="CCCCCC"/>
-              <w:right w:val="single" w:sz="6" w:space="0" w:color="CCCCCC"/>
-            </w:tcBorders>
-            <w:tcMar>
-              <w:top w:w="30" w:type="dxa"/>
-              <w:left w:w="45" w:type="dxa"/>
-              <w:bottom w:w="30" w:type="dxa"/>
-              <w:right w:w="45" w:type="dxa"/>
-            </w:tcMar>
-            <w:vAlign w:val="bottom"/>
             <w:hideMark/>
           </w:tcPr>
           <w:p>
             <w:pPr>
-              <w:spacing w:after="0" w:line="240" w:lineRule="auto"/>
               <w:rPr>
                 <w:rFonts w:eastAsia="Times New Roman"/>
                 <w:b w:val="0"/>
+                <w:color w:val="000000" w:themeColor="text1"/>
                 <w:sz w:val="24"/>
                 <w:szCs w:val="24"/>
               </w:rPr>
@@ -4164,6 +3668,7 @@
               <w:rPr>
                 <w:rFonts w:eastAsia="Times New Roman"/>
                 <w:b w:val="0"/>
+                <w:color w:val="000000" w:themeColor="text1"/>
                 <w:sz w:val="24"/>
                 <w:szCs w:val="24"/>
               </w:rPr>
@@ -4173,28 +3678,15 @@
         </w:tc>
         <w:tc>
           <w:tcPr>
-            <w:tcW w:w="0" w:type="auto"/>
-            <w:tcBorders>
-              <w:top w:val="single" w:sz="6" w:space="0" w:color="CCCCCC"/>
-              <w:left w:val="single" w:sz="6" w:space="0" w:color="CCCCCC"/>
-              <w:bottom w:val="single" w:sz="6" w:space="0" w:color="CCCCCC"/>
-              <w:right w:val="single" w:sz="6" w:space="0" w:color="CCCCCC"/>
-            </w:tcBorders>
-            <w:tcMar>
-              <w:top w:w="30" w:type="dxa"/>
-              <w:left w:w="45" w:type="dxa"/>
-              <w:bottom w:w="30" w:type="dxa"/>
-              <w:right w:w="45" w:type="dxa"/>
-            </w:tcMar>
-            <w:vAlign w:val="bottom"/>
+            <w:tcW w:w="1566" w:type="dxa"/>
             <w:hideMark/>
           </w:tcPr>
           <w:p>
             <w:pPr>
-              <w:spacing w:after="0" w:line="240" w:lineRule="auto"/>
               <w:rPr>
                 <w:rFonts w:eastAsia="Times New Roman"/>
                 <w:b w:val="0"/>
+                <w:color w:val="000000" w:themeColor="text1"/>
                 <w:sz w:val="24"/>
                 <w:szCs w:val="24"/>
               </w:rPr>
@@ -4203,6 +3695,7 @@
               <w:rPr>
                 <w:rFonts w:eastAsia="Times New Roman"/>
                 <w:b w:val="0"/>
+                <w:color w:val="000000" w:themeColor="text1"/>
                 <w:sz w:val="24"/>
                 <w:szCs w:val="24"/>
               </w:rPr>
@@ -4212,28 +3705,15 @@
         </w:tc>
         <w:tc>
           <w:tcPr>
-            <w:tcW w:w="1422" w:type="dxa"/>
-            <w:tcBorders>
-              <w:top w:val="single" w:sz="6" w:space="0" w:color="CCCCCC"/>
-              <w:left w:val="single" w:sz="6" w:space="0" w:color="CCCCCC"/>
-              <w:bottom w:val="single" w:sz="6" w:space="0" w:color="CCCCCC"/>
-              <w:right w:val="single" w:sz="6" w:space="0" w:color="CCCCCC"/>
-            </w:tcBorders>
-            <w:tcMar>
-              <w:top w:w="30" w:type="dxa"/>
-              <w:left w:w="45" w:type="dxa"/>
-              <w:bottom w:w="30" w:type="dxa"/>
-              <w:right w:w="45" w:type="dxa"/>
-            </w:tcMar>
-            <w:vAlign w:val="bottom"/>
+            <w:tcW w:w="1083" w:type="dxa"/>
             <w:hideMark/>
           </w:tcPr>
           <w:p>
             <w:pPr>
-              <w:spacing w:after="0" w:line="240" w:lineRule="auto"/>
               <w:rPr>
                 <w:rFonts w:eastAsia="Times New Roman"/>
                 <w:b w:val="0"/>
+                <w:color w:val="000000" w:themeColor="text1"/>
                 <w:sz w:val="24"/>
                 <w:szCs w:val="24"/>
               </w:rPr>
@@ -4242,6 +3722,7 @@
               <w:rPr>
                 <w:rFonts w:eastAsia="Times New Roman"/>
                 <w:b w:val="0"/>
+                <w:color w:val="000000" w:themeColor="text1"/>
                 <w:sz w:val="24"/>
                 <w:szCs w:val="24"/>
               </w:rPr>
@@ -4252,27 +3733,14 @@
         <w:tc>
           <w:tcPr>
             <w:tcW w:w="4678" w:type="dxa"/>
-            <w:tcBorders>
-              <w:top w:val="single" w:sz="6" w:space="0" w:color="CCCCCC"/>
-              <w:left w:val="single" w:sz="6" w:space="0" w:color="CCCCCC"/>
-              <w:bottom w:val="single" w:sz="6" w:space="0" w:color="CCCCCC"/>
-              <w:right w:val="single" w:sz="6" w:space="0" w:color="CCCCCC"/>
-            </w:tcBorders>
-            <w:tcMar>
-              <w:top w:w="30" w:type="dxa"/>
-              <w:left w:w="0" w:type="dxa"/>
-              <w:bottom w:w="30" w:type="dxa"/>
-              <w:right w:w="0" w:type="dxa"/>
-            </w:tcMar>
-            <w:vAlign w:val="bottom"/>
             <w:hideMark/>
           </w:tcPr>
           <w:p>
             <w:pPr>
-              <w:spacing w:after="0" w:line="240" w:lineRule="auto"/>
               <w:rPr>
                 <w:rFonts w:eastAsia="Times New Roman"/>
                 <w:b w:val="0"/>
+                <w:color w:val="000000" w:themeColor="text1"/>
                 <w:sz w:val="24"/>
                 <w:szCs w:val="24"/>
               </w:rPr>
@@ -4281,6 +3749,7 @@
               <w:rPr>
                 <w:rFonts w:eastAsia="Times New Roman"/>
                 <w:b w:val="0"/>
+                <w:color w:val="000000" w:themeColor="text1"/>
                 <w:sz w:val="24"/>
                 <w:szCs w:val="24"/>
               </w:rPr>
@@ -4292,32 +3761,18 @@
       <w:tr>
         <w:trPr>
           <w:trHeight w:val="315"/>
-          <w:jc w:val="center"/>
         </w:trPr>
         <w:tc>
           <w:tcPr>
             <w:tcW w:w="0" w:type="auto"/>
-            <w:tcBorders>
-              <w:top w:val="single" w:sz="6" w:space="0" w:color="CCCCCC"/>
-              <w:left w:val="single" w:sz="6" w:space="0" w:color="CCCCCC"/>
-              <w:bottom w:val="single" w:sz="6" w:space="0" w:color="CCCCCC"/>
-              <w:right w:val="single" w:sz="6" w:space="0" w:color="CCCCCC"/>
-            </w:tcBorders>
-            <w:tcMar>
-              <w:top w:w="30" w:type="dxa"/>
-              <w:left w:w="45" w:type="dxa"/>
-              <w:bottom w:w="30" w:type="dxa"/>
-              <w:right w:w="45" w:type="dxa"/>
-            </w:tcMar>
-            <w:vAlign w:val="bottom"/>
             <w:hideMark/>
           </w:tcPr>
           <w:p>
             <w:pPr>
-              <w:spacing w:after="0" w:line="240" w:lineRule="auto"/>
               <w:rPr>
                 <w:rFonts w:eastAsia="Times New Roman"/>
                 <w:b w:val="0"/>
+                <w:color w:val="000000" w:themeColor="text1"/>
                 <w:sz w:val="24"/>
                 <w:szCs w:val="24"/>
               </w:rPr>
@@ -4326,6 +3781,7 @@
               <w:rPr>
                 <w:rFonts w:eastAsia="Times New Roman"/>
                 <w:b w:val="0"/>
+                <w:color w:val="000000" w:themeColor="text1"/>
                 <w:sz w:val="24"/>
                 <w:szCs w:val="24"/>
               </w:rPr>
@@ -4335,28 +3791,15 @@
         </w:tc>
         <w:tc>
           <w:tcPr>
-            <w:tcW w:w="0" w:type="auto"/>
-            <w:tcBorders>
-              <w:top w:val="single" w:sz="6" w:space="0" w:color="CCCCCC"/>
-              <w:left w:val="single" w:sz="6" w:space="0" w:color="CCCCCC"/>
-              <w:bottom w:val="single" w:sz="6" w:space="0" w:color="CCCCCC"/>
-              <w:right w:val="single" w:sz="6" w:space="0" w:color="CCCCCC"/>
-            </w:tcBorders>
-            <w:tcMar>
-              <w:top w:w="30" w:type="dxa"/>
-              <w:left w:w="45" w:type="dxa"/>
-              <w:bottom w:w="30" w:type="dxa"/>
-              <w:right w:w="45" w:type="dxa"/>
-            </w:tcMar>
-            <w:vAlign w:val="bottom"/>
+            <w:tcW w:w="1566" w:type="dxa"/>
             <w:hideMark/>
           </w:tcPr>
           <w:p>
             <w:pPr>
-              <w:spacing w:after="0" w:line="240" w:lineRule="auto"/>
               <w:rPr>
                 <w:rFonts w:eastAsia="Times New Roman"/>
                 <w:b w:val="0"/>
+                <w:color w:val="000000" w:themeColor="text1"/>
                 <w:sz w:val="24"/>
                 <w:szCs w:val="24"/>
               </w:rPr>
@@ -4365,6 +3808,7 @@
               <w:rPr>
                 <w:rFonts w:eastAsia="Times New Roman"/>
                 <w:b w:val="0"/>
+                <w:color w:val="000000" w:themeColor="text1"/>
                 <w:sz w:val="24"/>
                 <w:szCs w:val="24"/>
               </w:rPr>
@@ -4374,28 +3818,15 @@
         </w:tc>
         <w:tc>
           <w:tcPr>
-            <w:tcW w:w="1422" w:type="dxa"/>
-            <w:tcBorders>
-              <w:top w:val="single" w:sz="6" w:space="0" w:color="CCCCCC"/>
-              <w:left w:val="single" w:sz="6" w:space="0" w:color="CCCCCC"/>
-              <w:bottom w:val="single" w:sz="6" w:space="0" w:color="CCCCCC"/>
-              <w:right w:val="single" w:sz="6" w:space="0" w:color="CCCCCC"/>
-            </w:tcBorders>
-            <w:tcMar>
-              <w:top w:w="30" w:type="dxa"/>
-              <w:left w:w="45" w:type="dxa"/>
-              <w:bottom w:w="30" w:type="dxa"/>
-              <w:right w:w="45" w:type="dxa"/>
-            </w:tcMar>
-            <w:vAlign w:val="bottom"/>
+            <w:tcW w:w="1083" w:type="dxa"/>
             <w:hideMark/>
           </w:tcPr>
           <w:p>
             <w:pPr>
-              <w:spacing w:after="0" w:line="240" w:lineRule="auto"/>
               <w:rPr>
                 <w:rFonts w:eastAsia="Times New Roman"/>
                 <w:b w:val="0"/>
+                <w:color w:val="000000" w:themeColor="text1"/>
                 <w:sz w:val="24"/>
                 <w:szCs w:val="24"/>
               </w:rPr>
@@ -4404,6 +3835,7 @@
               <w:rPr>
                 <w:rFonts w:eastAsia="Times New Roman"/>
                 <w:b w:val="0"/>
+                <w:color w:val="000000" w:themeColor="text1"/>
                 <w:sz w:val="24"/>
                 <w:szCs w:val="24"/>
               </w:rPr>
@@ -4414,27 +3846,14 @@
         <w:tc>
           <w:tcPr>
             <w:tcW w:w="4678" w:type="dxa"/>
-            <w:tcBorders>
-              <w:top w:val="single" w:sz="6" w:space="0" w:color="CCCCCC"/>
-              <w:left w:val="single" w:sz="6" w:space="0" w:color="CCCCCC"/>
-              <w:bottom w:val="single" w:sz="6" w:space="0" w:color="CCCCCC"/>
-              <w:right w:val="single" w:sz="6" w:space="0" w:color="CCCCCC"/>
-            </w:tcBorders>
-            <w:tcMar>
-              <w:top w:w="30" w:type="dxa"/>
-              <w:left w:w="0" w:type="dxa"/>
-              <w:bottom w:w="30" w:type="dxa"/>
-              <w:right w:w="0" w:type="dxa"/>
-            </w:tcMar>
-            <w:vAlign w:val="bottom"/>
             <w:hideMark/>
           </w:tcPr>
           <w:p>
             <w:pPr>
-              <w:spacing w:after="0" w:line="240" w:lineRule="auto"/>
               <w:rPr>
                 <w:rFonts w:eastAsia="Times New Roman"/>
                 <w:b w:val="0"/>
+                <w:color w:val="000000" w:themeColor="text1"/>
                 <w:sz w:val="24"/>
                 <w:szCs w:val="24"/>
               </w:rPr>
@@ -4443,6 +3862,7 @@
               <w:rPr>
                 <w:rFonts w:eastAsia="Times New Roman"/>
                 <w:b w:val="0"/>
+                <w:color w:val="000000" w:themeColor="text1"/>
                 <w:sz w:val="24"/>
                 <w:szCs w:val="24"/>
               </w:rPr>
@@ -4454,32 +3874,18 @@
       <w:tr>
         <w:trPr>
           <w:trHeight w:val="315"/>
-          <w:jc w:val="center"/>
         </w:trPr>
         <w:tc>
           <w:tcPr>
             <w:tcW w:w="0" w:type="auto"/>
-            <w:tcBorders>
-              <w:top w:val="single" w:sz="6" w:space="0" w:color="CCCCCC"/>
-              <w:left w:val="single" w:sz="6" w:space="0" w:color="CCCCCC"/>
-              <w:bottom w:val="single" w:sz="6" w:space="0" w:color="CCCCCC"/>
-              <w:right w:val="single" w:sz="6" w:space="0" w:color="CCCCCC"/>
-            </w:tcBorders>
-            <w:tcMar>
-              <w:top w:w="30" w:type="dxa"/>
-              <w:left w:w="45" w:type="dxa"/>
-              <w:bottom w:w="30" w:type="dxa"/>
-              <w:right w:w="45" w:type="dxa"/>
-            </w:tcMar>
-            <w:vAlign w:val="bottom"/>
             <w:hideMark/>
           </w:tcPr>
           <w:p>
             <w:pPr>
-              <w:spacing w:after="0" w:line="240" w:lineRule="auto"/>
               <w:rPr>
                 <w:rFonts w:eastAsia="Times New Roman"/>
                 <w:b w:val="0"/>
+                <w:color w:val="000000" w:themeColor="text1"/>
                 <w:sz w:val="24"/>
                 <w:szCs w:val="24"/>
               </w:rPr>
@@ -4488,6 +3894,7 @@
               <w:rPr>
                 <w:rFonts w:eastAsia="Times New Roman"/>
                 <w:b w:val="0"/>
+                <w:color w:val="000000" w:themeColor="text1"/>
                 <w:sz w:val="24"/>
                 <w:szCs w:val="24"/>
               </w:rPr>
@@ -4497,28 +3904,15 @@
         </w:tc>
         <w:tc>
           <w:tcPr>
-            <w:tcW w:w="0" w:type="auto"/>
-            <w:tcBorders>
-              <w:top w:val="single" w:sz="6" w:space="0" w:color="CCCCCC"/>
-              <w:left w:val="single" w:sz="6" w:space="0" w:color="CCCCCC"/>
-              <w:bottom w:val="single" w:sz="6" w:space="0" w:color="CCCCCC"/>
-              <w:right w:val="single" w:sz="6" w:space="0" w:color="CCCCCC"/>
-            </w:tcBorders>
-            <w:tcMar>
-              <w:top w:w="30" w:type="dxa"/>
-              <w:left w:w="45" w:type="dxa"/>
-              <w:bottom w:w="30" w:type="dxa"/>
-              <w:right w:w="45" w:type="dxa"/>
-            </w:tcMar>
-            <w:vAlign w:val="bottom"/>
+            <w:tcW w:w="1566" w:type="dxa"/>
             <w:hideMark/>
           </w:tcPr>
           <w:p>
             <w:pPr>
-              <w:spacing w:after="0" w:line="240" w:lineRule="auto"/>
               <w:rPr>
                 <w:rFonts w:eastAsia="Times New Roman"/>
                 <w:b w:val="0"/>
+                <w:color w:val="000000" w:themeColor="text1"/>
                 <w:sz w:val="24"/>
                 <w:szCs w:val="24"/>
               </w:rPr>
@@ -4527,6 +3921,7 @@
               <w:rPr>
                 <w:rFonts w:eastAsia="Times New Roman"/>
                 <w:b w:val="0"/>
+                <w:color w:val="000000" w:themeColor="text1"/>
                 <w:sz w:val="24"/>
                 <w:szCs w:val="24"/>
               </w:rPr>
@@ -4536,28 +3931,15 @@
         </w:tc>
         <w:tc>
           <w:tcPr>
-            <w:tcW w:w="1422" w:type="dxa"/>
-            <w:tcBorders>
-              <w:top w:val="single" w:sz="6" w:space="0" w:color="CCCCCC"/>
-              <w:left w:val="single" w:sz="6" w:space="0" w:color="CCCCCC"/>
-              <w:bottom w:val="single" w:sz="6" w:space="0" w:color="CCCCCC"/>
-              <w:right w:val="single" w:sz="6" w:space="0" w:color="CCCCCC"/>
-            </w:tcBorders>
-            <w:tcMar>
-              <w:top w:w="30" w:type="dxa"/>
-              <w:left w:w="45" w:type="dxa"/>
-              <w:bottom w:w="30" w:type="dxa"/>
-              <w:right w:w="45" w:type="dxa"/>
-            </w:tcMar>
-            <w:vAlign w:val="bottom"/>
+            <w:tcW w:w="1083" w:type="dxa"/>
             <w:hideMark/>
           </w:tcPr>
           <w:p>
             <w:pPr>
-              <w:spacing w:after="0" w:line="240" w:lineRule="auto"/>
               <w:rPr>
                 <w:rFonts w:eastAsia="Times New Roman"/>
                 <w:b w:val="0"/>
+                <w:color w:val="000000" w:themeColor="text1"/>
                 <w:sz w:val="24"/>
                 <w:szCs w:val="24"/>
               </w:rPr>
@@ -4566,6 +3948,7 @@
               <w:rPr>
                 <w:rFonts w:eastAsia="Times New Roman"/>
                 <w:b w:val="0"/>
+                <w:color w:val="000000" w:themeColor="text1"/>
                 <w:sz w:val="24"/>
                 <w:szCs w:val="24"/>
               </w:rPr>
@@ -4576,27 +3959,14 @@
         <w:tc>
           <w:tcPr>
             <w:tcW w:w="4678" w:type="dxa"/>
-            <w:tcBorders>
-              <w:top w:val="single" w:sz="6" w:space="0" w:color="CCCCCC"/>
-              <w:left w:val="single" w:sz="6" w:space="0" w:color="CCCCCC"/>
-              <w:bottom w:val="single" w:sz="6" w:space="0" w:color="CCCCCC"/>
-              <w:right w:val="single" w:sz="6" w:space="0" w:color="CCCCCC"/>
-            </w:tcBorders>
-            <w:tcMar>
-              <w:top w:w="30" w:type="dxa"/>
-              <w:left w:w="45" w:type="dxa"/>
-              <w:bottom w:w="30" w:type="dxa"/>
-              <w:right w:w="45" w:type="dxa"/>
-            </w:tcMar>
-            <w:vAlign w:val="bottom"/>
             <w:hideMark/>
           </w:tcPr>
           <w:p>
             <w:pPr>
-              <w:spacing w:after="0" w:line="240" w:lineRule="auto"/>
               <w:rPr>
                 <w:rFonts w:eastAsia="Times New Roman"/>
                 <w:b w:val="0"/>
+                <w:color w:val="000000" w:themeColor="text1"/>
                 <w:sz w:val="24"/>
                 <w:szCs w:val="24"/>
               </w:rPr>
@@ -4605,6 +3975,7 @@
               <w:rPr>
                 <w:rFonts w:eastAsia="Times New Roman"/>
                 <w:b w:val="0"/>
+                <w:color w:val="000000" w:themeColor="text1"/>
                 <w:sz w:val="24"/>
                 <w:szCs w:val="24"/>
               </w:rPr>
@@ -4621,6 +3992,7 @@
           <w:bCs/>
           <w:i/>
           <w:iCs/>
+          <w:color w:val="000000" w:themeColor="text1"/>
           <w:sz w:val="20"/>
           <w:szCs w:val="20"/>
           <w:u w:val="single"/>
@@ -4635,6 +4007,7 @@
           <w:bCs/>
           <w:i/>
           <w:iCs/>
+          <w:color w:val="000000" w:themeColor="text1"/>
           <w:sz w:val="22"/>
           <w:szCs w:val="22"/>
           <w:u w:val="single"/>
@@ -4646,6 +4019,7 @@
           <w:bCs/>
           <w:i/>
           <w:iCs/>
+          <w:color w:val="000000" w:themeColor="text1"/>
           <w:sz w:val="22"/>
           <w:szCs w:val="22"/>
           <w:u w:val="single"/>
@@ -4660,7 +4034,7 @@
         <w:jc w:val="both"/>
         <w:rPr>
           <w:bCs/>
-          <w:color w:val="1B1C1D"/>
+          <w:color w:val="000000" w:themeColor="text1"/>
           <w:sz w:val="24"/>
           <w:szCs w:val="24"/>
         </w:rPr>
@@ -4676,13 +4050,13 @@
         <w:jc w:val="center"/>
         <w:rPr>
           <w:rFonts w:ascii="Times New Roman" w:hAnsi="Times New Roman" w:cs="Times New Roman"/>
-          <w:color w:val="auto"/>
+          <w:color w:val="000000" w:themeColor="text1"/>
         </w:rPr>
       </w:pPr>
       <w:r>
         <w:rPr>
           <w:rFonts w:ascii="Times New Roman" w:hAnsi="Times New Roman" w:cs="Times New Roman"/>
-          <w:color w:val="auto"/>
+          <w:color w:val="000000" w:themeColor="text1"/>
         </w:rPr>
         <w:t>Feature Engineer and Experiment Design</w:t>
       </w:r>
@@ -4693,14 +4067,16 @@
         <w:rPr>
           <w:b w:val="0"/>
           <w:bCs/>
-          <w:sz w:val="24"/>
-          <w:szCs w:val="24"/>
-        </w:rPr>
-      </w:pPr>
-      <w:r>
-        <w:rPr>
-          <w:b w:val="0"/>
-          <w:bCs/>
+          <w:color w:val="000000" w:themeColor="text1"/>
+          <w:sz w:val="24"/>
+          <w:szCs w:val="24"/>
+        </w:rPr>
+      </w:pPr>
+      <w:r>
+        <w:rPr>
+          <w:b w:val="0"/>
+          <w:bCs/>
+          <w:color w:val="000000" w:themeColor="text1"/>
           <w:sz w:val="24"/>
           <w:szCs w:val="24"/>
         </w:rPr>
@@ -4718,7 +4094,7 @@
         <w:rPr>
           <w:rFonts w:ascii="Times New Roman" w:hAnsi="Times New Roman" w:cs="Times New Roman"/>
           <w:bCs/>
-          <w:color w:val="auto"/>
+          <w:color w:val="000000" w:themeColor="text1"/>
           <w:sz w:val="24"/>
           <w:szCs w:val="24"/>
         </w:rPr>
@@ -4727,7 +4103,7 @@
         <w:rPr>
           <w:rFonts w:ascii="Times New Roman" w:hAnsi="Times New Roman" w:cs="Times New Roman"/>
           <w:bCs/>
-          <w:color w:val="auto"/>
+          <w:color w:val="000000" w:themeColor="text1"/>
         </w:rPr>
         <w:t>Feature Engineering</w:t>
       </w:r>
@@ -4735,7 +4111,7 @@
         <w:rPr>
           <w:rFonts w:ascii="Times New Roman" w:hAnsi="Times New Roman" w:cs="Times New Roman"/>
           <w:bCs/>
-          <w:color w:val="auto"/>
+          <w:color w:val="000000" w:themeColor="text1"/>
           <w:sz w:val="24"/>
           <w:szCs w:val="24"/>
         </w:rPr>
@@ -4750,12 +4126,12 @@
         <w:ind w:left="360"/>
         <w:jc w:val="both"/>
         <w:rPr>
-          <w:color w:val="1B1C1D"/>
-        </w:rPr>
-      </w:pPr>
-      <w:r>
-        <w:rPr>
-          <w:color w:val="1B1C1D"/>
+          <w:color w:val="000000" w:themeColor="text1"/>
+        </w:rPr>
+      </w:pPr>
+      <w:r>
+        <w:rPr>
+          <w:color w:val="000000" w:themeColor="text1"/>
         </w:rPr>
         <w:t>The most significant feature engineering step was the processing of temporal information. Machine learning models cannot directly understand strings or timestamps. Therefore, useful time-based features needed to be extracted:</w:t>
       </w:r>
@@ -4763,7 +4139,7 @@
         <w:rPr>
           <w:rStyle w:val="button-container"/>
           <w:rFonts w:eastAsiaTheme="majorEastAsia"/>
-          <w:color w:val="1B1C1D"/>
+          <w:color w:val="000000" w:themeColor="text1"/>
         </w:rPr>
         <w:t>   </w:t>
       </w:r>
@@ -4777,12 +4153,14 @@
         </w:numPr>
         <w:jc w:val="both"/>
         <w:rPr>
-          <w:sz w:val="24"/>
-          <w:szCs w:val="24"/>
-        </w:rPr>
-      </w:pPr>
-      <w:r>
-        <w:rPr>
+          <w:color w:val="000000" w:themeColor="text1"/>
+          <w:sz w:val="24"/>
+          <w:szCs w:val="24"/>
+        </w:rPr>
+      </w:pPr>
+      <w:r>
+        <w:rPr>
+          <w:color w:val="000000" w:themeColor="text1"/>
           <w:sz w:val="24"/>
           <w:szCs w:val="24"/>
         </w:rPr>
@@ -4792,6 +4170,7 @@
         <w:rPr>
           <w:b w:val="0"/>
           <w:bCs/>
+          <w:color w:val="000000" w:themeColor="text1"/>
           <w:sz w:val="24"/>
           <w:szCs w:val="24"/>
         </w:rPr>
@@ -4807,12 +4186,14 @@
         </w:numPr>
         <w:jc w:val="both"/>
         <w:rPr>
-          <w:sz w:val="24"/>
-          <w:szCs w:val="24"/>
-        </w:rPr>
-      </w:pPr>
-      <w:r>
-        <w:rPr>
+          <w:color w:val="000000" w:themeColor="text1"/>
+          <w:sz w:val="24"/>
+          <w:szCs w:val="24"/>
+        </w:rPr>
+      </w:pPr>
+      <w:r>
+        <w:rPr>
+          <w:color w:val="000000" w:themeColor="text1"/>
           <w:sz w:val="24"/>
           <w:szCs w:val="24"/>
         </w:rPr>
@@ -4822,6 +4203,7 @@
         <w:rPr>
           <w:b w:val="0"/>
           <w:bCs/>
+          <w:color w:val="000000" w:themeColor="text1"/>
           <w:sz w:val="24"/>
           <w:szCs w:val="24"/>
         </w:rPr>
@@ -4830,526 +4212,41 @@
     </w:p>
     <w:p>
       <w:pPr>
-        <w:pStyle w:val="NormalWeb"/>
-        <w:ind w:left="420"/>
         <w:jc w:val="both"/>
         <w:rPr>
-          <w:sz w:val="20"/>
-          <w:szCs w:val="20"/>
-        </w:rPr>
-      </w:pPr>
-      <w:r>
-        <w:rPr>
-          <w:rStyle w:val="cf01"/>
-          <w:rFonts w:ascii="Times New Roman" w:eastAsiaTheme="majorEastAsia" w:hAnsi="Times New Roman"/>
-          <w:color w:val="auto"/>
-          <w:sz w:val="24"/>
-          <w:szCs w:val="24"/>
-        </w:rPr>
-        <w:t>This extraction is critically important because PM2.5 concentration has strong time-dependent patterns, such as seasonality (captured by month), daily cycles (captured by hour), and differences between workdays and weekends (captured by</w:t>
-      </w:r>
-      <w:r>
-        <w:rPr>
-          <w:rStyle w:val="cf01"/>
-          <w:rFonts w:ascii="Times New Roman" w:eastAsiaTheme="majorEastAsia" w:hAnsi="Times New Roman"/>
-          <w:color w:val="auto"/>
-          <w:sz w:val="24"/>
-          <w:szCs w:val="24"/>
-        </w:rPr>
-        <w:t xml:space="preserve"> weekday).</w:t>
-      </w:r>
-    </w:p>
-    <w:p>
-      <w:pPr>
-        <w:pStyle w:val="Heading3"/>
-        <w:numPr>
-          <w:ilvl w:val="0"/>
-          <w:numId w:val="17"/>
-        </w:numPr>
+          <w:color w:val="000000" w:themeColor="text1"/>
+          <w:sz w:val="24"/>
+          <w:szCs w:val="24"/>
+        </w:rPr>
+      </w:pPr>
+    </w:p>
+    <w:p>
+      <w:pPr>
         <w:jc w:val="both"/>
         <w:rPr>
-          <w:rFonts w:ascii="Times New Roman" w:hAnsi="Times New Roman" w:cs="Times New Roman"/>
-          <w:bCs/>
-          <w:color w:val="auto"/>
-          <w:sz w:val="24"/>
-          <w:szCs w:val="24"/>
-        </w:rPr>
-      </w:pPr>
-      <w:r>
-        <w:rPr>
-          <w:rFonts w:ascii="Times New Roman" w:hAnsi="Times New Roman" w:cs="Times New Roman"/>
-          <w:bCs/>
-          <w:color w:val="auto"/>
-        </w:rPr>
-        <w:lastRenderedPageBreak/>
-        <w:t>Feature Selection</w:t>
-      </w:r>
-      <w:r>
-        <w:rPr>
-          <w:rFonts w:ascii="Times New Roman" w:hAnsi="Times New Roman" w:cs="Times New Roman"/>
-          <w:bCs/>
-          <w:color w:val="auto"/>
-          <w:sz w:val="24"/>
-          <w:szCs w:val="24"/>
-        </w:rPr>
-        <w:t>.</w:t>
-      </w:r>
+          <w:color w:val="000000" w:themeColor="text1"/>
+          <w:sz w:val="24"/>
+          <w:szCs w:val="24"/>
+        </w:rPr>
+      </w:pPr>
     </w:p>
     <w:p>
       <w:pPr>
         <w:jc w:val="both"/>
         <w:rPr>
-          <w:b w:val="0"/>
-          <w:bCs/>
-          <w:sz w:val="24"/>
-          <w:szCs w:val="24"/>
-        </w:rPr>
-      </w:pPr>
-      <w:r>
-        <w:rPr>
-          <w:b w:val="0"/>
-          <w:bCs/>
-          <w:sz w:val="24"/>
-          <w:szCs w:val="24"/>
-        </w:rPr>
-        <w:t>After the new features were created, a cleaning step was performed to remove information that was unnecessary or harmful to the model</w:t>
-      </w:r>
-      <w:r>
-        <w:rPr>
-          <w:b w:val="0"/>
-          <w:bCs/>
-          <w:sz w:val="24"/>
-          <w:szCs w:val="24"/>
-        </w:rPr>
-        <w:t>:</w:t>
-      </w:r>
-    </w:p>
-    <w:p>
-      <w:pPr>
-        <w:pStyle w:val="ListParagraph"/>
-        <w:numPr>
-          <w:ilvl w:val="0"/>
-          <w:numId w:val="4"/>
-        </w:numPr>
+          <w:color w:val="000000" w:themeColor="text1"/>
+          <w:sz w:val="24"/>
+          <w:szCs w:val="24"/>
+        </w:rPr>
+      </w:pPr>
+    </w:p>
+    <w:p>
+      <w:pPr>
         <w:jc w:val="both"/>
         <w:rPr>
-          <w:b w:val="0"/>
-          <w:bCs/>
-          <w:sz w:val="24"/>
-          <w:szCs w:val="24"/>
-        </w:rPr>
-      </w:pPr>
-      <w:r>
-        <w:rPr>
-          <w:sz w:val="24"/>
-          <w:szCs w:val="24"/>
-        </w:rPr>
-        <w:t>Removal of Original Colums</w:t>
-      </w:r>
-      <w:r>
-        <w:rPr>
-          <w:b w:val="0"/>
-          <w:bCs/>
-          <w:sz w:val="24"/>
-          <w:szCs w:val="24"/>
-        </w:rPr>
-        <w:t>:</w:t>
-      </w:r>
-      <w:r>
-        <w:rPr>
-          <w:b w:val="0"/>
-          <w:bCs/>
-          <w:sz w:val="24"/>
-          <w:szCs w:val="24"/>
-        </w:rPr>
-        <w:t xml:space="preserve"> </w:t>
-      </w:r>
-      <w:r>
-        <w:rPr>
-          <w:b w:val="0"/>
-          <w:bCs/>
-          <w:sz w:val="24"/>
-          <w:szCs w:val="24"/>
-        </w:rPr>
-        <w:t>The original time columns (datetime, timestamp_utc, ts, timestamp_local) were dropped from the training dataset, as their information was now effectively encoded in the month, day, hour, etc., features</w:t>
-      </w:r>
-    </w:p>
-    <w:p>
-      <w:pPr>
-        <w:pStyle w:val="ListParagraph"/>
-        <w:numPr>
-          <w:ilvl w:val="0"/>
-          <w:numId w:val="4"/>
-        </w:numPr>
-        <w:jc w:val="both"/>
-        <w:rPr>
-          <w:b w:val="0"/>
-          <w:bCs/>
-          <w:sz w:val="24"/>
-          <w:szCs w:val="24"/>
-        </w:rPr>
-      </w:pPr>
-      <w:r>
-        <w:rPr>
-          <w:sz w:val="24"/>
-          <w:szCs w:val="24"/>
-        </w:rPr>
-        <w:t>Removal of Multicollinearity</w:t>
-      </w:r>
-      <w:r>
-        <w:rPr>
-          <w:b w:val="0"/>
-          <w:bCs/>
-          <w:sz w:val="24"/>
-          <w:szCs w:val="24"/>
-        </w:rPr>
-        <w:t>:</w:t>
-      </w:r>
-      <w:r>
-        <w:rPr>
-          <w:b w:val="0"/>
-          <w:bCs/>
-          <w:sz w:val="24"/>
-          <w:szCs w:val="24"/>
-        </w:rPr>
-        <w:t xml:space="preserve"> </w:t>
-      </w:r>
-      <w:r>
-        <w:rPr>
-          <w:b w:val="0"/>
-          <w:bCs/>
-          <w:sz w:val="24"/>
-          <w:szCs w:val="24"/>
-        </w:rPr>
-        <w:t>This step demonstrates a deep understanding of the data. A correlation analysis was performed and found that the aqi (Air Quality Index) column had an extremely high correlation (r &gt; 0.99) with the pm25 target variable.</w:t>
-      </w:r>
-    </w:p>
-    <w:p>
-      <w:pPr>
-        <w:jc w:val="both"/>
-        <w:rPr>
-          <w:b w:val="0"/>
-          <w:bCs/>
-          <w:sz w:val="24"/>
-          <w:szCs w:val="24"/>
-        </w:rPr>
-      </w:pPr>
-      <w:r>
-        <w:rPr>
-          <w:b w:val="0"/>
-          <w:bCs/>
-          <w:sz w:val="24"/>
-          <w:szCs w:val="24"/>
-        </w:rPr>
-        <w:t xml:space="preserve">A novice might see aqi as the best predictor. In reality, however, aqi is often calculated (in part) from the pm25 concentration itself. Using aqi to predict pm25 is essentially using </w:t>
-      </w:r>
-      <w:r>
-        <w:rPr>
-          <w:b w:val="0"/>
-          <w:bCs/>
-          <w:sz w:val="24"/>
-          <w:szCs w:val="24"/>
-        </w:rPr>
-        <w:t xml:space="preserve">ƒ(X) </w:t>
-      </w:r>
-      <w:r>
-        <w:rPr>
-          <w:b w:val="0"/>
-          <w:bCs/>
-          <w:sz w:val="24"/>
-          <w:szCs w:val="24"/>
-        </w:rPr>
-        <w:t>to predict X, leading to data leakage or severe multicollinearity. The model would learn this trivial mathematical relationship and achieve a near-1.0 R</w:t>
-      </w:r>
-      <w:r>
-        <w:rPr>
-          <w:b w:val="0"/>
-          <w:bCs/>
-          <w:sz w:val="24"/>
-          <w:szCs w:val="24"/>
-        </w:rPr>
-        <w:t>²</w:t>
-      </w:r>
-      <w:r>
-        <w:rPr>
-          <w:b w:val="0"/>
-          <w:bCs/>
-          <w:sz w:val="24"/>
-          <w:szCs w:val="24"/>
-        </w:rPr>
-        <w:t>, but it would be completely useless at predicting pm25 from its actual causal factors (like weather, time, or other pollutants).</w:t>
-      </w:r>
-    </w:p>
-    <w:p>
-      <w:pPr>
-        <w:jc w:val="both"/>
-        <w:rPr>
-          <w:b w:val="0"/>
-          <w:bCs/>
-          <w:sz w:val="24"/>
-          <w:szCs w:val="24"/>
-        </w:rPr>
-      </w:pPr>
-      <w:r>
-        <w:rPr>
-          <w:b w:val="0"/>
-          <w:bCs/>
-          <w:sz w:val="24"/>
-          <w:szCs w:val="24"/>
-        </w:rPr>
-        <w:t>Therefore, the decision to deliberately drop the aqi column 1 was a scientifically sound one, moving the problem from "trivial" (predicting a value from its own index) to "non-trivial" (predicting PM2.5 from truly independent variables).</w:t>
-      </w:r>
-    </w:p>
-    <w:p>
-      <w:pPr>
-        <w:pStyle w:val="Heading3"/>
-        <w:numPr>
-          <w:ilvl w:val="0"/>
-          <w:numId w:val="17"/>
-        </w:numPr>
-        <w:jc w:val="both"/>
-        <w:rPr>
-          <w:rFonts w:ascii="Times New Roman" w:hAnsi="Times New Roman" w:cs="Times New Roman"/>
-          <w:b w:val="0"/>
-          <w:color w:val="auto"/>
-        </w:rPr>
-      </w:pPr>
-      <w:r>
-        <w:rPr>
-          <w:rFonts w:ascii="Times New Roman" w:hAnsi="Times New Roman" w:cs="Times New Roman"/>
-          <w:bCs/>
-          <w:color w:val="auto"/>
-        </w:rPr>
-        <w:t>Experimental Design: Original vs. Scaled Data</w:t>
-      </w:r>
-      <w:r>
-        <w:rPr>
-          <w:rFonts w:ascii="Times New Roman" w:hAnsi="Times New Roman" w:cs="Times New Roman"/>
-          <w:b w:val="0"/>
-          <w:color w:val="auto"/>
-        </w:rPr>
-        <w:t>.</w:t>
-      </w:r>
-    </w:p>
-    <w:p>
-      <w:pPr>
-        <w:rPr>
-          <w:b w:val="0"/>
-          <w:sz w:val="24"/>
-          <w:szCs w:val="24"/>
-        </w:rPr>
-      </w:pPr>
-      <w:r>
-        <w:rPr>
-          <w:b w:val="0"/>
-          <w:sz w:val="24"/>
-          <w:szCs w:val="24"/>
-        </w:rPr>
-        <w:t>After feature engineering and selection were complete, the final dataset was prepared for model training. A parallel experimental design was implemented to meet the project's objectives</w:t>
-      </w:r>
-      <w:r>
-        <w:rPr>
-          <w:b w:val="0"/>
-          <w:sz w:val="24"/>
-          <w:szCs w:val="24"/>
-        </w:rPr>
-        <w:t>:</w:t>
-      </w:r>
-    </w:p>
-    <w:p>
-      <w:pPr>
-        <w:pStyle w:val="ListParagraph"/>
-        <w:numPr>
-          <w:ilvl w:val="0"/>
-          <w:numId w:val="4"/>
-        </w:numPr>
-        <w:rPr>
-          <w:b w:val="0"/>
-          <w:sz w:val="24"/>
-          <w:szCs w:val="24"/>
-        </w:rPr>
-      </w:pPr>
-      <w:r>
-        <w:rPr>
-          <w:bCs/>
-          <w:sz w:val="24"/>
-          <w:szCs w:val="24"/>
-        </w:rPr>
-        <w:t>Data Splitting</w:t>
-      </w:r>
-      <w:r>
-        <w:rPr>
-          <w:b w:val="0"/>
-          <w:sz w:val="24"/>
-          <w:szCs w:val="24"/>
-        </w:rPr>
-        <w:t xml:space="preserve">: </w:t>
-      </w:r>
-      <w:r>
-        <w:rPr>
-          <w:b w:val="0"/>
-          <w:sz w:val="24"/>
-          <w:szCs w:val="24"/>
-        </w:rPr>
-        <w:t>The entire dataset was split into 80% for training and 20% for testing</w:t>
-      </w:r>
-    </w:p>
-    <w:p>
-      <w:pPr>
-        <w:pStyle w:val="ListParagraph"/>
-        <w:numPr>
-          <w:ilvl w:val="0"/>
-          <w:numId w:val="4"/>
-        </w:numPr>
-        <w:rPr>
-          <w:b w:val="0"/>
-          <w:sz w:val="24"/>
-          <w:szCs w:val="24"/>
-        </w:rPr>
-      </w:pPr>
-      <w:r>
-        <w:rPr>
-          <w:bCs/>
-          <w:sz w:val="24"/>
-          <w:szCs w:val="24"/>
-        </w:rPr>
-        <w:t>Parallel Dataset Creation</w:t>
-      </w:r>
-      <w:r>
-        <w:rPr>
-          <w:b w:val="0"/>
-          <w:sz w:val="24"/>
-          <w:szCs w:val="24"/>
-        </w:rPr>
-        <w:t xml:space="preserve">: </w:t>
-      </w:r>
-      <w:r>
-        <w:rPr>
-          <w:b w:val="0"/>
-          <w:sz w:val="24"/>
-          <w:szCs w:val="24"/>
-        </w:rPr>
-        <w:t>Two versions of the training and test sets were generated</w:t>
-      </w:r>
-    </w:p>
-    <w:p>
-      <w:pPr>
-        <w:pStyle w:val="ListParagraph"/>
-        <w:numPr>
-          <w:ilvl w:val="1"/>
-          <w:numId w:val="4"/>
-        </w:numPr>
-        <w:rPr>
-          <w:b w:val="0"/>
-          <w:sz w:val="24"/>
-          <w:szCs w:val="24"/>
-        </w:rPr>
-      </w:pPr>
-      <w:r>
-        <w:rPr>
-          <w:bCs/>
-          <w:sz w:val="24"/>
-          <w:szCs w:val="24"/>
-        </w:rPr>
-        <w:t>Version 1 (Original Data):</w:t>
-      </w:r>
-      <w:r>
-        <w:rPr>
-          <w:b w:val="0"/>
-          <w:sz w:val="24"/>
-          <w:szCs w:val="24"/>
-        </w:rPr>
-        <w:t xml:space="preserve"> </w:t>
-      </w:r>
-      <w:r>
-        <w:rPr>
-          <w:b w:val="0"/>
-          <w:sz w:val="24"/>
-          <w:szCs w:val="24"/>
-        </w:rPr>
-        <w:t>Feature values were left as is.</w:t>
-      </w:r>
-    </w:p>
-    <w:p>
-      <w:pPr>
-        <w:pStyle w:val="ListParagraph"/>
-        <w:numPr>
-          <w:ilvl w:val="1"/>
-          <w:numId w:val="4"/>
-        </w:numPr>
-        <w:rPr>
-          <w:b w:val="0"/>
-          <w:sz w:val="24"/>
-          <w:szCs w:val="24"/>
-        </w:rPr>
-      </w:pPr>
-      <w:r>
-        <w:rPr>
-          <w:bCs/>
-          <w:sz w:val="24"/>
-          <w:szCs w:val="24"/>
-        </w:rPr>
-        <w:t>Version 2 (Scaled Data):</w:t>
-      </w:r>
-      <w:r>
-        <w:rPr>
-          <w:b w:val="0"/>
-          <w:sz w:val="24"/>
-          <w:szCs w:val="24"/>
-        </w:rPr>
-        <w:t xml:space="preserve"> </w:t>
-      </w:r>
-      <w:r>
-        <w:rPr>
-          <w:b w:val="0"/>
-          <w:sz w:val="24"/>
-          <w:szCs w:val="24"/>
-        </w:rPr>
-        <w:t>A StandardScaler was applied to the features. The StandardScaler transforms the data so that each feature has a mean of 0 and a standard deviation of 1. This is crucial for scale-sensitive models like Linear Regression</w:t>
-      </w:r>
-    </w:p>
-    <w:p>
-      <w:pPr>
-        <w:rPr>
-          <w:b w:val="0"/>
-          <w:sz w:val="24"/>
-          <w:szCs w:val="24"/>
-        </w:rPr>
-      </w:pPr>
-      <w:r>
-        <w:rPr>
-          <w:b w:val="0"/>
-          <w:sz w:val="24"/>
-          <w:szCs w:val="24"/>
-        </w:rPr>
-        <w:t>This design allows for a direct, controlled comparison of the impact of feature scaling on the performance of different algorithms.</w:t>
-      </w:r>
-    </w:p>
-    <w:p>
-      <w:pPr>
-        <w:rPr>
-          <w:b w:val="0"/>
-        </w:rPr>
-      </w:pPr>
-    </w:p>
-    <w:p>
-      <w:pPr>
-        <w:rPr>
-          <w:b w:val="0"/>
-        </w:rPr>
-      </w:pPr>
-    </w:p>
-    <w:p>
-      <w:pPr>
-        <w:rPr>
-          <w:b w:val="0"/>
-        </w:rPr>
-      </w:pPr>
-    </w:p>
-    <w:p>
-      <w:pPr>
-        <w:rPr>
-          <w:b w:val="0"/>
+          <w:color w:val="000000" w:themeColor="text1"/>
+          <w:sz w:val="24"/>
+          <w:szCs w:val="24"/>
         </w:rPr>
       </w:pPr>
     </w:p>
@@ -5360,45 +4257,968 @@
         <w:tblLook w:val="04A0" w:firstRow="1" w:lastRow="0" w:firstColumn="1" w:lastColumn="0" w:noHBand="0" w:noVBand="1"/>
       </w:tblPr>
       <w:tblGrid>
-        <w:gridCol w:w="2337"/>
-        <w:gridCol w:w="1637"/>
-        <w:gridCol w:w="3038"/>
-        <w:gridCol w:w="2338"/>
+        <w:gridCol w:w="1853"/>
+        <w:gridCol w:w="7497"/>
       </w:tblGrid>
       <w:tr>
         <w:tc>
           <w:tcPr>
-            <w:tcW w:w="2337" w:type="dxa"/>
+            <w:tcW w:w="0" w:type="auto"/>
+            <w:shd w:val="clear" w:color="auto" w:fill="F1A983" w:themeFill="accent2" w:themeFillTint="99"/>
+            <w:hideMark/>
           </w:tcPr>
           <w:p>
             <w:pPr>
+              <w:pStyle w:val="ListParagraph"/>
+              <w:spacing w:after="160" w:line="278" w:lineRule="auto"/>
+              <w:ind w:left="780"/>
+              <w:jc w:val="both"/>
               <w:rPr>
                 <w:bCs/>
-                <w:sz w:val="24"/>
-                <w:szCs w:val="24"/>
-                <w:lang w:val="vi-VN"/>
+                <w:color w:val="000000" w:themeColor="text1"/>
+                <w:sz w:val="24"/>
+                <w:szCs w:val="24"/>
               </w:rPr>
             </w:pPr>
             <w:r>
               <w:rPr>
                 <w:bCs/>
+                <w:color w:val="000000" w:themeColor="text1"/>
                 <w:sz w:val="24"/>
                 <w:szCs w:val="24"/>
               </w:rPr>
               <w:lastRenderedPageBreak/>
+              <w:t>Time Period</w:t>
+            </w:r>
+          </w:p>
+        </w:tc>
+        <w:tc>
+          <w:tcPr>
+            <w:tcW w:w="0" w:type="auto"/>
+            <w:shd w:val="clear" w:color="auto" w:fill="F1A983" w:themeFill="accent2" w:themeFillTint="99"/>
+            <w:hideMark/>
+          </w:tcPr>
+          <w:p>
+            <w:pPr>
+              <w:pStyle w:val="ListParagraph"/>
+              <w:spacing w:after="160" w:line="278" w:lineRule="auto"/>
+              <w:ind w:left="780"/>
+              <w:jc w:val="both"/>
+              <w:rPr>
+                <w:bCs/>
+                <w:color w:val="000000" w:themeColor="text1"/>
+                <w:sz w:val="24"/>
+                <w:szCs w:val="24"/>
+              </w:rPr>
+            </w:pPr>
+            <w:r>
+              <w:rPr>
+                <w:bCs/>
+                <w:color w:val="000000" w:themeColor="text1"/>
+                <w:sz w:val="24"/>
+                <w:szCs w:val="24"/>
+              </w:rPr>
+              <w:t>Description</w:t>
+            </w:r>
+          </w:p>
+        </w:tc>
+      </w:tr>
+      <w:tr>
+        <w:tc>
+          <w:tcPr>
+            <w:tcW w:w="0" w:type="auto"/>
+            <w:hideMark/>
+          </w:tcPr>
+          <w:p>
+            <w:pPr>
+              <w:rPr>
+                <w:b w:val="0"/>
+                <w:color w:val="000000" w:themeColor="text1"/>
+                <w:sz w:val="24"/>
+                <w:szCs w:val="24"/>
+              </w:rPr>
+            </w:pPr>
+            <w:r>
+              <w:rPr>
+                <w:b w:val="0"/>
+                <w:color w:val="000000" w:themeColor="text1"/>
+                <w:sz w:val="24"/>
+                <w:szCs w:val="24"/>
+              </w:rPr>
+              <w:t>Year</w:t>
+            </w:r>
+          </w:p>
+        </w:tc>
+        <w:tc>
+          <w:tcPr>
+            <w:tcW w:w="0" w:type="auto"/>
+            <w:hideMark/>
+          </w:tcPr>
+          <w:p>
+            <w:pPr>
+              <w:jc w:val="both"/>
+              <w:rPr>
+                <w:b w:val="0"/>
+                <w:color w:val="000000" w:themeColor="text1"/>
+                <w:sz w:val="24"/>
+                <w:szCs w:val="24"/>
+              </w:rPr>
+            </w:pPr>
+            <w:r>
+              <w:rPr>
+                <w:b w:val="0"/>
+                <w:color w:val="000000" w:themeColor="text1"/>
+                <w:sz w:val="24"/>
+                <w:szCs w:val="24"/>
+              </w:rPr>
+              <w:t>Captures long-term trends or annual shifts in pollution baselines.</w:t>
+            </w:r>
+          </w:p>
+        </w:tc>
+      </w:tr>
+      <w:tr>
+        <w:tc>
+          <w:tcPr>
+            <w:tcW w:w="0" w:type="auto"/>
+            <w:hideMark/>
+          </w:tcPr>
+          <w:p>
+            <w:pPr>
+              <w:rPr>
+                <w:b w:val="0"/>
+                <w:color w:val="000000" w:themeColor="text1"/>
+                <w:sz w:val="24"/>
+                <w:szCs w:val="24"/>
+              </w:rPr>
+            </w:pPr>
+            <w:r>
+              <w:rPr>
+                <w:b w:val="0"/>
+                <w:color w:val="000000" w:themeColor="text1"/>
+                <w:sz w:val="24"/>
+                <w:szCs w:val="24"/>
+              </w:rPr>
+              <w:t>Month</w:t>
+            </w:r>
+          </w:p>
+        </w:tc>
+        <w:tc>
+          <w:tcPr>
+            <w:tcW w:w="0" w:type="auto"/>
+            <w:hideMark/>
+          </w:tcPr>
+          <w:p>
+            <w:pPr>
+              <w:jc w:val="both"/>
+              <w:rPr>
+                <w:b w:val="0"/>
+                <w:color w:val="000000" w:themeColor="text1"/>
+                <w:sz w:val="24"/>
+                <w:szCs w:val="24"/>
+              </w:rPr>
+            </w:pPr>
+            <w:r>
+              <w:rPr>
+                <w:b w:val="0"/>
+                <w:color w:val="000000" w:themeColor="text1"/>
+                <w:sz w:val="24"/>
+                <w:szCs w:val="24"/>
+              </w:rPr>
+              <w:t>Captures seasonal variances. For instance, Hanoi's climate varies between hot, humid summers and cooler, drier winters. These meteorological changes dramatically affect particle suspension and dispersion.</w:t>
+            </w:r>
+          </w:p>
+        </w:tc>
+      </w:tr>
+      <w:tr>
+        <w:tc>
+          <w:tcPr>
+            <w:tcW w:w="0" w:type="auto"/>
+            <w:hideMark/>
+          </w:tcPr>
+          <w:p>
+            <w:pPr>
+              <w:rPr>
+                <w:b w:val="0"/>
+                <w:color w:val="000000" w:themeColor="text1"/>
+                <w:sz w:val="24"/>
+                <w:szCs w:val="24"/>
+              </w:rPr>
+            </w:pPr>
+            <w:r>
+              <w:rPr>
+                <w:b w:val="0"/>
+                <w:color w:val="000000" w:themeColor="text1"/>
+                <w:sz w:val="24"/>
+                <w:szCs w:val="24"/>
+              </w:rPr>
+              <w:t>Day</w:t>
+            </w:r>
+          </w:p>
+        </w:tc>
+        <w:tc>
+          <w:tcPr>
+            <w:tcW w:w="0" w:type="auto"/>
+            <w:hideMark/>
+          </w:tcPr>
+          <w:p>
+            <w:pPr>
+              <w:jc w:val="both"/>
+              <w:rPr>
+                <w:b w:val="0"/>
+                <w:color w:val="000000" w:themeColor="text1"/>
+                <w:sz w:val="24"/>
+                <w:szCs w:val="24"/>
+              </w:rPr>
+            </w:pPr>
+            <w:r>
+              <w:rPr>
+                <w:b w:val="0"/>
+                <w:color w:val="000000" w:themeColor="text1"/>
+                <w:sz w:val="24"/>
+                <w:szCs w:val="24"/>
+              </w:rPr>
+              <w:t>Captures intra-month progression.</w:t>
+            </w:r>
+          </w:p>
+        </w:tc>
+      </w:tr>
+      <w:tr>
+        <w:tc>
+          <w:tcPr>
+            <w:tcW w:w="0" w:type="auto"/>
+            <w:hideMark/>
+          </w:tcPr>
+          <w:p>
+            <w:pPr>
+              <w:rPr>
+                <w:b w:val="0"/>
+                <w:color w:val="000000" w:themeColor="text1"/>
+                <w:sz w:val="24"/>
+                <w:szCs w:val="24"/>
+              </w:rPr>
+            </w:pPr>
+            <w:r>
+              <w:rPr>
+                <w:b w:val="0"/>
+                <w:color w:val="000000" w:themeColor="text1"/>
+                <w:sz w:val="24"/>
+                <w:szCs w:val="24"/>
+              </w:rPr>
+              <w:t>Hour</w:t>
+            </w:r>
+          </w:p>
+        </w:tc>
+        <w:tc>
+          <w:tcPr>
+            <w:tcW w:w="0" w:type="auto"/>
+            <w:hideMark/>
+          </w:tcPr>
+          <w:p>
+            <w:pPr>
+              <w:jc w:val="both"/>
+              <w:rPr>
+                <w:b w:val="0"/>
+                <w:color w:val="000000" w:themeColor="text1"/>
+                <w:sz w:val="24"/>
+                <w:szCs w:val="24"/>
+              </w:rPr>
+            </w:pPr>
+            <w:r>
+              <w:rPr>
+                <w:b w:val="0"/>
+                <w:color w:val="000000" w:themeColor="text1"/>
+                <w:sz w:val="24"/>
+                <w:szCs w:val="24"/>
+              </w:rPr>
+              <w:t>Perhaps the most critical feature. Air quality follows a strong diurnal cycle, typically peaking during morning (07:00–09:00) and evening (17:00–19:00) rush hours due to vehicular emissions.</w:t>
+            </w:r>
+          </w:p>
+        </w:tc>
+      </w:tr>
+      <w:tr>
+        <w:tc>
+          <w:tcPr>
+            <w:tcW w:w="0" w:type="auto"/>
+            <w:hideMark/>
+          </w:tcPr>
+          <w:p>
+            <w:pPr>
+              <w:rPr>
+                <w:b w:val="0"/>
+                <w:color w:val="000000" w:themeColor="text1"/>
+                <w:sz w:val="24"/>
+                <w:szCs w:val="24"/>
+              </w:rPr>
+            </w:pPr>
+            <w:r>
+              <w:rPr>
+                <w:b w:val="0"/>
+                <w:color w:val="000000" w:themeColor="text1"/>
+                <w:sz w:val="24"/>
+                <w:szCs w:val="24"/>
+              </w:rPr>
+              <w:t>Weekday</w:t>
+            </w:r>
+          </w:p>
+        </w:tc>
+        <w:tc>
+          <w:tcPr>
+            <w:tcW w:w="0" w:type="auto"/>
+            <w:hideMark/>
+          </w:tcPr>
+          <w:p>
+            <w:pPr>
+              <w:jc w:val="both"/>
+              <w:rPr>
+                <w:b w:val="0"/>
+                <w:color w:val="000000" w:themeColor="text1"/>
+                <w:sz w:val="24"/>
+                <w:szCs w:val="24"/>
+              </w:rPr>
+            </w:pPr>
+            <w:r>
+              <w:rPr>
+                <w:b w:val="0"/>
+                <w:color w:val="000000" w:themeColor="text1"/>
+                <w:sz w:val="24"/>
+                <w:szCs w:val="24"/>
+              </w:rPr>
+              <w:t>Captures the variance between working days (high industrial/traffic activity) and weekends (typically lower activity).</w:t>
+            </w:r>
+          </w:p>
+        </w:tc>
+      </w:tr>
+    </w:tbl>
+    <w:p>
+      <w:pPr>
+        <w:jc w:val="center"/>
+        <w:rPr>
+          <w:b w:val="0"/>
+          <w:i/>
+          <w:iCs/>
+          <w:color w:val="000000" w:themeColor="text1"/>
+          <w:sz w:val="22"/>
+          <w:szCs w:val="22"/>
+          <w:u w:val="single"/>
+        </w:rPr>
+      </w:pPr>
+      <w:r>
+        <w:rPr>
+          <w:b w:val="0"/>
+          <w:i/>
+          <w:iCs/>
+          <w:color w:val="000000" w:themeColor="text1"/>
+          <w:sz w:val="22"/>
+          <w:szCs w:val="22"/>
+          <w:u w:val="single"/>
+        </w:rPr>
+        <w:t xml:space="preserve">Table </w:t>
+      </w:r>
+      <w:r>
+        <w:rPr>
+          <w:b w:val="0"/>
+          <w:i/>
+          <w:iCs/>
+          <w:color w:val="000000" w:themeColor="text1"/>
+          <w:sz w:val="22"/>
+          <w:szCs w:val="22"/>
+          <w:u w:val="single"/>
+        </w:rPr>
+        <w:t>2</w:t>
+      </w:r>
+      <w:r>
+        <w:rPr>
+          <w:b w:val="0"/>
+          <w:i/>
+          <w:iCs/>
+          <w:color w:val="000000" w:themeColor="text1"/>
+          <w:sz w:val="22"/>
+          <w:szCs w:val="22"/>
+          <w:u w:val="single"/>
+        </w:rPr>
+        <w:t xml:space="preserve">: </w:t>
+      </w:r>
+      <w:r>
+        <w:rPr>
+          <w:b w:val="0"/>
+          <w:i/>
+          <w:iCs/>
+          <w:color w:val="000000" w:themeColor="text1"/>
+          <w:sz w:val="22"/>
+          <w:szCs w:val="22"/>
+          <w:u w:val="single"/>
+        </w:rPr>
+        <w:t>Air Quality Data Time Periods</w:t>
+      </w:r>
+    </w:p>
+    <w:p>
+      <w:pPr>
+        <w:pStyle w:val="NormalWeb"/>
+        <w:ind w:left="420"/>
+        <w:jc w:val="both"/>
+        <w:rPr>
+          <w:color w:val="000000" w:themeColor="text1"/>
+          <w:sz w:val="20"/>
+          <w:szCs w:val="20"/>
+        </w:rPr>
+      </w:pPr>
+      <w:r>
+        <w:rPr>
+          <w:rStyle w:val="cf01"/>
+          <w:rFonts w:ascii="Times New Roman" w:eastAsiaTheme="majorEastAsia" w:hAnsi="Times New Roman"/>
+          <w:color w:val="000000" w:themeColor="text1"/>
+          <w:sz w:val="24"/>
+          <w:szCs w:val="24"/>
+        </w:rPr>
+        <w:t>This extraction is critically important because PM2.5 concentration has strong time-dependent patterns, such as seasonality (captured by month), daily cycles (captured by hour), and differences between workdays and weekends (captured by weekday).</w:t>
+      </w:r>
+    </w:p>
+    <w:p>
+      <w:pPr>
+        <w:pStyle w:val="Heading3"/>
+        <w:numPr>
+          <w:ilvl w:val="0"/>
+          <w:numId w:val="17"/>
+        </w:numPr>
+        <w:jc w:val="both"/>
+        <w:rPr>
+          <w:rFonts w:ascii="Times New Roman" w:hAnsi="Times New Roman" w:cs="Times New Roman"/>
+          <w:bCs/>
+          <w:color w:val="000000" w:themeColor="text1"/>
+          <w:sz w:val="24"/>
+          <w:szCs w:val="24"/>
+        </w:rPr>
+      </w:pPr>
+      <w:r>
+        <w:rPr>
+          <w:rFonts w:ascii="Times New Roman" w:hAnsi="Times New Roman" w:cs="Times New Roman"/>
+          <w:bCs/>
+          <w:color w:val="000000" w:themeColor="text1"/>
+        </w:rPr>
+        <w:t>Feature Selection</w:t>
+      </w:r>
+      <w:r>
+        <w:rPr>
+          <w:rFonts w:ascii="Times New Roman" w:hAnsi="Times New Roman" w:cs="Times New Roman"/>
+          <w:bCs/>
+          <w:color w:val="000000" w:themeColor="text1"/>
+          <w:sz w:val="24"/>
+          <w:szCs w:val="24"/>
+        </w:rPr>
+        <w:t>.</w:t>
+      </w:r>
+    </w:p>
+    <w:p>
+      <w:pPr>
+        <w:jc w:val="both"/>
+        <w:rPr>
+          <w:b w:val="0"/>
+          <w:bCs/>
+          <w:color w:val="000000" w:themeColor="text1"/>
+          <w:sz w:val="24"/>
+          <w:szCs w:val="24"/>
+        </w:rPr>
+      </w:pPr>
+      <w:r>
+        <w:rPr>
+          <w:b w:val="0"/>
+          <w:bCs/>
+          <w:color w:val="000000" w:themeColor="text1"/>
+          <w:sz w:val="24"/>
+          <w:szCs w:val="24"/>
+        </w:rPr>
+        <w:t>After the new features were created, a cleaning step was performed to remove information that was unnecessary or harmful to the model</w:t>
+      </w:r>
+      <w:r>
+        <w:rPr>
+          <w:b w:val="0"/>
+          <w:bCs/>
+          <w:color w:val="000000" w:themeColor="text1"/>
+          <w:sz w:val="24"/>
+          <w:szCs w:val="24"/>
+        </w:rPr>
+        <w:t>:</w:t>
+      </w:r>
+    </w:p>
+    <w:p>
+      <w:pPr>
+        <w:pStyle w:val="ListParagraph"/>
+        <w:numPr>
+          <w:ilvl w:val="0"/>
+          <w:numId w:val="4"/>
+        </w:numPr>
+        <w:jc w:val="both"/>
+        <w:rPr>
+          <w:b w:val="0"/>
+          <w:bCs/>
+          <w:color w:val="000000" w:themeColor="text1"/>
+          <w:sz w:val="24"/>
+          <w:szCs w:val="24"/>
+        </w:rPr>
+      </w:pPr>
+      <w:r>
+        <w:rPr>
+          <w:color w:val="000000" w:themeColor="text1"/>
+          <w:sz w:val="24"/>
+          <w:szCs w:val="24"/>
+        </w:rPr>
+        <w:t>Removal of Original Colums</w:t>
+      </w:r>
+      <w:r>
+        <w:rPr>
+          <w:b w:val="0"/>
+          <w:bCs/>
+          <w:color w:val="000000" w:themeColor="text1"/>
+          <w:sz w:val="24"/>
+          <w:szCs w:val="24"/>
+        </w:rPr>
+        <w:t>: The original time columns (datetime, timestamp_utc, ts, timestamp_local) were dropped from the training dataset, as their information was now effectively encoded in the month, day, hour, etc., features</w:t>
+      </w:r>
+    </w:p>
+    <w:p>
+      <w:pPr>
+        <w:jc w:val="both"/>
+        <w:rPr>
+          <w:b w:val="0"/>
+          <w:bCs/>
+          <w:color w:val="000000" w:themeColor="text1"/>
+          <w:sz w:val="24"/>
+          <w:szCs w:val="24"/>
+        </w:rPr>
+      </w:pPr>
+      <w:r>
+        <w:rPr>
+          <w:b w:val="0"/>
+        </w:rPr>
+        <w:lastRenderedPageBreak/>
+        <w:drawing>
+          <wp:anchor distT="0" distB="0" distL="114300" distR="114300" simplePos="0" relativeHeight="251658240" behindDoc="0" locked="0" layoutInCell="1" allowOverlap="1" wp14:anchorId="08375463" wp14:editId="235205C7">
+            <wp:simplePos x="0" y="0"/>
+            <wp:positionH relativeFrom="margin">
+              <wp:align>right</wp:align>
+            </wp:positionH>
+            <wp:positionV relativeFrom="paragraph">
+              <wp:posOffset>627055</wp:posOffset>
+            </wp:positionV>
+            <wp:extent cx="5943600" cy="4464050"/>
+            <wp:effectExtent l="0" t="0" r="0" b="0"/>
+            <wp:wrapTopAndBottom/>
+            <wp:docPr id="1052137718" name="Picture 1" descr="A screenshot of a graph"/>
+            <wp:cNvGraphicFramePr>
+              <a:graphicFrameLocks xmlns:a="http://schemas.openxmlformats.org/drawingml/2006/main" noChangeAspect="1"/>
+            </wp:cNvGraphicFramePr>
+            <a:graphic xmlns:a="http://schemas.openxmlformats.org/drawingml/2006/main">
+              <a:graphicData uri="http://schemas.openxmlformats.org/drawingml/2006/picture">
+                <pic:pic xmlns:pic="http://schemas.openxmlformats.org/drawingml/2006/picture">
+                  <pic:nvPicPr>
+                    <pic:cNvPr id="1052137718" name="Picture 1" descr="A screenshot of a graph"/>
+                    <pic:cNvPicPr/>
+                  </pic:nvPicPr>
+                  <pic:blipFill>
+                    <a:blip r:embed="rId6">
+                      <a:extLst>
+                        <a:ext uri="{28A0092B-C50C-407E-A947-70E740481C1C}">
+                          <a14:useLocalDpi xmlns:a14="http://schemas.microsoft.com/office/drawing/2010/main" val="0"/>
+                        </a:ext>
+                      </a:extLst>
+                    </a:blip>
+                    <a:stretch>
+                      <a:fillRect/>
+                    </a:stretch>
+                  </pic:blipFill>
+                  <pic:spPr>
+                    <a:xfrm>
+                      <a:off x="0" y="0"/>
+                      <a:ext cx="5943600" cy="4464050"/>
+                    </a:xfrm>
+                    <a:prstGeom prst="rect">
+                      <a:avLst/>
+                    </a:prstGeom>
+                  </pic:spPr>
+                </pic:pic>
+              </a:graphicData>
+            </a:graphic>
+          </wp:anchor>
+        </w:drawing>
+      </w:r>
+      <w:r>
+        <w:rPr>
+          <w:color w:val="000000" w:themeColor="text1"/>
+          <w:sz w:val="24"/>
+          <w:szCs w:val="24"/>
+        </w:rPr>
+        <w:t>Removal of Multicollinearity</w:t>
+      </w:r>
+      <w:r>
+        <w:rPr>
+          <w:b w:val="0"/>
+          <w:bCs/>
+          <w:color w:val="000000" w:themeColor="text1"/>
+          <w:sz w:val="24"/>
+          <w:szCs w:val="24"/>
+        </w:rPr>
+        <w:t>: This step demonstrates a deep understanding of the data. A correlation analysis was performed and found that the aqi (Air Quality Index) column had an extremely high correlation (r &gt; 0.99) with the pm25 target variable.</w:t>
+      </w:r>
+    </w:p>
+    <w:p>
+      <w:pPr>
+        <w:ind w:left="420"/>
+        <w:jc w:val="center"/>
+        <w:rPr>
+          <w:b w:val="0"/>
+          <w:bCs/>
+          <w:i/>
+          <w:iCs/>
+          <w:color w:val="000000" w:themeColor="text1"/>
+          <w:sz w:val="22"/>
+          <w:szCs w:val="22"/>
+          <w:u w:val="single"/>
+        </w:rPr>
+      </w:pPr>
+      <w:r>
+        <w:rPr>
+          <w:b w:val="0"/>
+          <w:bCs/>
+          <w:i/>
+          <w:iCs/>
+          <w:color w:val="000000" w:themeColor="text1"/>
+          <w:sz w:val="22"/>
+          <w:szCs w:val="22"/>
+          <w:u w:val="single"/>
+        </w:rPr>
+        <w:t xml:space="preserve">Figure 2: </w:t>
+      </w:r>
+      <w:r>
+        <w:rPr>
+          <w:b w:val="0"/>
+          <w:bCs/>
+          <w:i/>
+          <w:iCs/>
+          <w:color w:val="000000" w:themeColor="text1"/>
+          <w:sz w:val="22"/>
+          <w:szCs w:val="22"/>
+          <w:u w:val="single"/>
+        </w:rPr>
+        <w:t xml:space="preserve">Correlation matrix between </w:t>
+      </w:r>
+      <w:r>
+        <w:rPr>
+          <w:b w:val="0"/>
+          <w:bCs/>
+          <w:i/>
+          <w:iCs/>
+          <w:color w:val="000000" w:themeColor="text1"/>
+          <w:sz w:val="22"/>
+          <w:szCs w:val="22"/>
+          <w:u w:val="single"/>
+        </w:rPr>
+        <w:t>features</w:t>
+      </w:r>
+    </w:p>
+    <w:p>
+      <w:pPr>
+        <w:jc w:val="both"/>
+        <w:rPr>
+          <w:b w:val="0"/>
+          <w:bCs/>
+          <w:color w:val="000000" w:themeColor="text1"/>
+          <w:sz w:val="24"/>
+          <w:szCs w:val="24"/>
+        </w:rPr>
+      </w:pPr>
+      <w:r>
+        <w:rPr>
+          <w:b w:val="0"/>
+          <w:bCs/>
+          <w:color w:val="000000" w:themeColor="text1"/>
+          <w:sz w:val="24"/>
+          <w:szCs w:val="24"/>
+        </w:rPr>
+        <w:t>A novice might see aqi as the best predictor. In reality, however, aqi is often calculated (in part) from the pm25 concentration itself. Using aqi to predict pm25 is essentially using ƒ(X) to predict X, leading to data leakage or severe multicollinearity. The model would learn this trivial mathematical relationship and achieve a near-1.0 R², but it would be completely useless at predicting pm25 from its actual causal factors (like weather, time, or other pollutants).</w:t>
+      </w:r>
+    </w:p>
+    <w:p>
+      <w:pPr>
+        <w:jc w:val="both"/>
+        <w:rPr>
+          <w:b w:val="0"/>
+          <w:bCs/>
+          <w:color w:val="000000" w:themeColor="text1"/>
+          <w:sz w:val="24"/>
+          <w:szCs w:val="24"/>
+        </w:rPr>
+      </w:pPr>
+      <w:r>
+        <w:rPr>
+          <w:b w:val="0"/>
+          <w:bCs/>
+          <w:color w:val="000000" w:themeColor="text1"/>
+          <w:sz w:val="24"/>
+          <w:szCs w:val="24"/>
+        </w:rPr>
+        <w:t>Therefore, the decision to deliberately drop the aqi column 1 was a scientifically sound one, moving the problem from "trivial" (predicting a value from its own index) to "non-trivial" (predicting PM2.5 from truly independent variables).</w:t>
+      </w:r>
+    </w:p>
+    <w:p>
+      <w:pPr>
+        <w:pStyle w:val="Heading3"/>
+        <w:numPr>
+          <w:ilvl w:val="0"/>
+          <w:numId w:val="17"/>
+        </w:numPr>
+        <w:jc w:val="both"/>
+        <w:rPr>
+          <w:rFonts w:ascii="Times New Roman" w:hAnsi="Times New Roman" w:cs="Times New Roman"/>
+          <w:b w:val="0"/>
+          <w:color w:val="000000" w:themeColor="text1"/>
+        </w:rPr>
+      </w:pPr>
+      <w:r>
+        <w:rPr>
+          <w:rFonts w:ascii="Times New Roman" w:hAnsi="Times New Roman" w:cs="Times New Roman"/>
+          <w:bCs/>
+          <w:color w:val="000000" w:themeColor="text1"/>
+        </w:rPr>
+        <w:t>Experimental Design: Original vs. Scaled Data</w:t>
+      </w:r>
+      <w:r>
+        <w:rPr>
+          <w:rFonts w:ascii="Times New Roman" w:hAnsi="Times New Roman" w:cs="Times New Roman"/>
+          <w:b w:val="0"/>
+          <w:color w:val="000000" w:themeColor="text1"/>
+        </w:rPr>
+        <w:t>.</w:t>
+      </w:r>
+    </w:p>
+    <w:p>
+      <w:pPr>
+        <w:rPr>
+          <w:b w:val="0"/>
+          <w:color w:val="000000" w:themeColor="text1"/>
+          <w:sz w:val="24"/>
+          <w:szCs w:val="24"/>
+        </w:rPr>
+      </w:pPr>
+      <w:r>
+        <w:rPr>
+          <w:b w:val="0"/>
+          <w:color w:val="000000" w:themeColor="text1"/>
+          <w:sz w:val="24"/>
+          <w:szCs w:val="24"/>
+        </w:rPr>
+        <w:t>After feature engineering and selection were complete, the final dataset was prepared for model training. A parallel experimental design was implemented to meet the project's objectives:</w:t>
+      </w:r>
+    </w:p>
+    <w:p>
+      <w:pPr>
+        <w:pStyle w:val="ListParagraph"/>
+        <w:numPr>
+          <w:ilvl w:val="0"/>
+          <w:numId w:val="4"/>
+        </w:numPr>
+        <w:rPr>
+          <w:b w:val="0"/>
+          <w:color w:val="000000" w:themeColor="text1"/>
+          <w:sz w:val="24"/>
+          <w:szCs w:val="24"/>
+        </w:rPr>
+      </w:pPr>
+      <w:r>
+        <w:rPr>
+          <w:bCs/>
+          <w:color w:val="000000" w:themeColor="text1"/>
+          <w:sz w:val="24"/>
+          <w:szCs w:val="24"/>
+        </w:rPr>
+        <w:t>Data Splitting</w:t>
+      </w:r>
+      <w:r>
+        <w:rPr>
+          <w:b w:val="0"/>
+          <w:color w:val="000000" w:themeColor="text1"/>
+          <w:sz w:val="24"/>
+          <w:szCs w:val="24"/>
+        </w:rPr>
+        <w:t>: The entire dataset was split into 80% for training and 20% for testing</w:t>
+      </w:r>
+    </w:p>
+    <w:p>
+      <w:pPr>
+        <w:pStyle w:val="ListParagraph"/>
+        <w:numPr>
+          <w:ilvl w:val="0"/>
+          <w:numId w:val="4"/>
+        </w:numPr>
+        <w:rPr>
+          <w:b w:val="0"/>
+          <w:color w:val="000000" w:themeColor="text1"/>
+          <w:sz w:val="24"/>
+          <w:szCs w:val="24"/>
+        </w:rPr>
+      </w:pPr>
+      <w:r>
+        <w:rPr>
+          <w:bCs/>
+          <w:color w:val="000000" w:themeColor="text1"/>
+          <w:sz w:val="24"/>
+          <w:szCs w:val="24"/>
+        </w:rPr>
+        <w:lastRenderedPageBreak/>
+        <w:t>Parallel Dataset Creation</w:t>
+      </w:r>
+      <w:r>
+        <w:rPr>
+          <w:b w:val="0"/>
+          <w:color w:val="000000" w:themeColor="text1"/>
+          <w:sz w:val="24"/>
+          <w:szCs w:val="24"/>
+        </w:rPr>
+        <w:t>: Two versions of the training and test sets were generated</w:t>
+      </w:r>
+    </w:p>
+    <w:p>
+      <w:pPr>
+        <w:pStyle w:val="ListParagraph"/>
+        <w:numPr>
+          <w:ilvl w:val="1"/>
+          <w:numId w:val="4"/>
+        </w:numPr>
+        <w:rPr>
+          <w:b w:val="0"/>
+          <w:color w:val="000000" w:themeColor="text1"/>
+          <w:sz w:val="24"/>
+          <w:szCs w:val="24"/>
+        </w:rPr>
+      </w:pPr>
+      <w:r>
+        <w:rPr>
+          <w:bCs/>
+          <w:color w:val="000000" w:themeColor="text1"/>
+          <w:sz w:val="24"/>
+          <w:szCs w:val="24"/>
+        </w:rPr>
+        <w:t>Version 1 (Original Data):</w:t>
+      </w:r>
+      <w:r>
+        <w:rPr>
+          <w:b w:val="0"/>
+          <w:color w:val="000000" w:themeColor="text1"/>
+          <w:sz w:val="24"/>
+          <w:szCs w:val="24"/>
+        </w:rPr>
+        <w:t xml:space="preserve"> Feature values were left as is.</w:t>
+      </w:r>
+    </w:p>
+    <w:p>
+      <w:pPr>
+        <w:pStyle w:val="ListParagraph"/>
+        <w:numPr>
+          <w:ilvl w:val="1"/>
+          <w:numId w:val="4"/>
+        </w:numPr>
+        <w:rPr>
+          <w:b w:val="0"/>
+          <w:color w:val="000000" w:themeColor="text1"/>
+          <w:sz w:val="24"/>
+          <w:szCs w:val="24"/>
+        </w:rPr>
+      </w:pPr>
+      <w:r>
+        <w:rPr>
+          <w:bCs/>
+          <w:color w:val="000000" w:themeColor="text1"/>
+          <w:sz w:val="24"/>
+          <w:szCs w:val="24"/>
+        </w:rPr>
+        <w:t>Version 2 (Scaled Data):</w:t>
+      </w:r>
+      <w:r>
+        <w:rPr>
+          <w:b w:val="0"/>
+          <w:color w:val="000000" w:themeColor="text1"/>
+          <w:sz w:val="24"/>
+          <w:szCs w:val="24"/>
+        </w:rPr>
+        <w:t xml:space="preserve"> A StandardScaler was applied to the features. The StandardScaler transforms the data so that each feature has a mean of 0 and a standard deviation of 1. This is crucial for scale-sensitive models like Linear Regression</w:t>
+      </w:r>
+    </w:p>
+    <w:p>
+      <w:pPr>
+        <w:rPr>
+          <w:b w:val="0"/>
+          <w:color w:val="000000" w:themeColor="text1"/>
+          <w:sz w:val="24"/>
+          <w:szCs w:val="24"/>
+        </w:rPr>
+      </w:pPr>
+      <w:r>
+        <w:rPr>
+          <w:b w:val="0"/>
+          <w:color w:val="000000" w:themeColor="text1"/>
+          <w:sz w:val="24"/>
+          <w:szCs w:val="24"/>
+        </w:rPr>
+        <w:t>This design allows for a direct, controlled comparison of the impact of feature scaling on the performance of different algorithms.</w:t>
+      </w:r>
+    </w:p>
+    <w:p>
+      <w:pPr>
+        <w:rPr>
+          <w:b w:val="0"/>
+          <w:color w:val="000000" w:themeColor="text1"/>
+        </w:rPr>
+      </w:pPr>
+    </w:p>
+    <w:tbl>
+      <w:tblPr>
+        <w:tblStyle w:val="TableGrid"/>
+        <w:tblW w:w="0" w:type="auto"/>
+        <w:tblLook w:val="04A0" w:firstRow="1" w:lastRow="0" w:firstColumn="1" w:lastColumn="0" w:noHBand="0" w:noVBand="1"/>
+      </w:tblPr>
+      <w:tblGrid>
+        <w:gridCol w:w="2065"/>
+        <w:gridCol w:w="1350"/>
+        <w:gridCol w:w="2070"/>
+        <w:gridCol w:w="3865"/>
+      </w:tblGrid>
+      <w:tr>
+        <w:tc>
+          <w:tcPr>
+            <w:tcW w:w="2065" w:type="dxa"/>
+            <w:shd w:val="clear" w:color="auto" w:fill="F1A983" w:themeFill="accent2" w:themeFillTint="99"/>
+          </w:tcPr>
+          <w:p>
+            <w:pPr>
+              <w:rPr>
+                <w:bCs/>
+                <w:color w:val="000000" w:themeColor="text1"/>
+                <w:sz w:val="24"/>
+                <w:szCs w:val="24"/>
+                <w:lang w:val="vi-VN"/>
+              </w:rPr>
+            </w:pPr>
+            <w:r>
+              <w:rPr>
+                <w:bCs/>
+                <w:color w:val="000000" w:themeColor="text1"/>
+                <w:sz w:val="24"/>
+                <w:szCs w:val="24"/>
+              </w:rPr>
               <w:t>Original Feature</w:t>
             </w:r>
           </w:p>
         </w:tc>
         <w:tc>
           <w:tcPr>
-            <w:tcW w:w="1637" w:type="dxa"/>
+            <w:tcW w:w="1350" w:type="dxa"/>
+            <w:shd w:val="clear" w:color="auto" w:fill="F1A983" w:themeFill="accent2" w:themeFillTint="99"/>
           </w:tcPr>
           <w:p>
             <w:pPr>
               <w:jc w:val="center"/>
               <w:rPr>
                 <w:bCs/>
+                <w:color w:val="000000" w:themeColor="text1"/>
                 <w:sz w:val="24"/>
                 <w:szCs w:val="24"/>
               </w:rPr>
@@ -5406,6 +5226,7 @@
             <w:r>
               <w:rPr>
                 <w:bCs/>
+                <w:color w:val="000000" w:themeColor="text1"/>
                 <w:sz w:val="24"/>
                 <w:szCs w:val="24"/>
               </w:rPr>
@@ -5415,13 +5236,15 @@
         </w:tc>
         <w:tc>
           <w:tcPr>
-            <w:tcW w:w="3038" w:type="dxa"/>
+            <w:tcW w:w="2070" w:type="dxa"/>
+            <w:shd w:val="clear" w:color="auto" w:fill="F1A983" w:themeFill="accent2" w:themeFillTint="99"/>
           </w:tcPr>
           <w:p>
             <w:pPr>
               <w:jc w:val="center"/>
               <w:rPr>
                 <w:bCs/>
+                <w:color w:val="000000" w:themeColor="text1"/>
                 <w:sz w:val="24"/>
                 <w:szCs w:val="24"/>
                 <w:lang w:val="vi-VN"/>
@@ -5430,6 +5253,7 @@
             <w:r>
               <w:rPr>
                 <w:bCs/>
+                <w:color w:val="000000" w:themeColor="text1"/>
                 <w:sz w:val="24"/>
                 <w:szCs w:val="24"/>
               </w:rPr>
@@ -5438,6 +5262,7 @@
             <w:r>
               <w:rPr>
                 <w:bCs/>
+                <w:color w:val="000000" w:themeColor="text1"/>
                 <w:sz w:val="24"/>
                 <w:szCs w:val="24"/>
                 <w:lang w:val="vi-VN"/>
@@ -5448,12 +5273,14 @@
         </w:tc>
         <w:tc>
           <w:tcPr>
-            <w:tcW w:w="2338" w:type="dxa"/>
+            <w:tcW w:w="3865" w:type="dxa"/>
+            <w:shd w:val="clear" w:color="auto" w:fill="F1A983" w:themeFill="accent2" w:themeFillTint="99"/>
           </w:tcPr>
           <w:p>
             <w:pPr>
               <w:rPr>
                 <w:bCs/>
+                <w:color w:val="000000" w:themeColor="text1"/>
                 <w:sz w:val="24"/>
                 <w:szCs w:val="24"/>
                 <w:lang w:val="vi-VN"/>
@@ -5462,6 +5289,7 @@
             <w:r>
               <w:rPr>
                 <w:bCs/>
+                <w:color w:val="000000" w:themeColor="text1"/>
                 <w:sz w:val="24"/>
                 <w:szCs w:val="24"/>
               </w:rPr>
@@ -5470,6 +5298,7 @@
             <w:r>
               <w:rPr>
                 <w:bCs/>
+                <w:color w:val="000000" w:themeColor="text1"/>
                 <w:sz w:val="24"/>
                 <w:szCs w:val="24"/>
                 <w:lang w:val="vi-VN"/>
@@ -5482,12 +5311,13 @@
       <w:tr>
         <w:tc>
           <w:tcPr>
-            <w:tcW w:w="2337" w:type="dxa"/>
+            <w:tcW w:w="2065" w:type="dxa"/>
           </w:tcPr>
           <w:p>
             <w:pPr>
               <w:rPr>
                 <w:b w:val="0"/>
+                <w:color w:val="000000" w:themeColor="text1"/>
                 <w:sz w:val="24"/>
                 <w:szCs w:val="24"/>
               </w:rPr>
@@ -5495,6 +5325,7 @@
             <w:r>
               <w:rPr>
                 <w:b w:val="0"/>
+                <w:color w:val="000000" w:themeColor="text1"/>
                 <w:sz w:val="24"/>
                 <w:szCs w:val="24"/>
               </w:rPr>
@@ -5504,12 +5335,13 @@
         </w:tc>
         <w:tc>
           <w:tcPr>
-            <w:tcW w:w="1637" w:type="dxa"/>
+            <w:tcW w:w="1350" w:type="dxa"/>
           </w:tcPr>
           <w:p>
             <w:pPr>
               <w:rPr>
                 <w:b w:val="0"/>
+                <w:color w:val="000000" w:themeColor="text1"/>
                 <w:sz w:val="24"/>
                 <w:szCs w:val="24"/>
               </w:rPr>
@@ -5517,6 +5349,7 @@
             <w:r>
               <w:rPr>
                 <w:b w:val="0"/>
+                <w:color w:val="000000" w:themeColor="text1"/>
                 <w:sz w:val="24"/>
                 <w:szCs w:val="24"/>
               </w:rPr>
@@ -5526,12 +5359,13 @@
         </w:tc>
         <w:tc>
           <w:tcPr>
-            <w:tcW w:w="3038" w:type="dxa"/>
+            <w:tcW w:w="2070" w:type="dxa"/>
           </w:tcPr>
           <w:p>
             <w:pPr>
               <w:rPr>
                 <w:b w:val="0"/>
+                <w:color w:val="000000" w:themeColor="text1"/>
                 <w:sz w:val="24"/>
                 <w:szCs w:val="24"/>
                 <w:lang w:val="vi-VN"/>
@@ -5540,6 +5374,7 @@
             <w:r>
               <w:rPr>
                 <w:b w:val="0"/>
+                <w:color w:val="000000" w:themeColor="text1"/>
                 <w:sz w:val="24"/>
                 <w:szCs w:val="24"/>
               </w:rPr>
@@ -5548,6 +5383,7 @@
             <w:r>
               <w:rPr>
                 <w:b w:val="0"/>
+                <w:color w:val="000000" w:themeColor="text1"/>
                 <w:sz w:val="24"/>
                 <w:szCs w:val="24"/>
                 <w:lang w:val="vi-VN"/>
@@ -5558,12 +5394,13 @@
         </w:tc>
         <w:tc>
           <w:tcPr>
-            <w:tcW w:w="2338" w:type="dxa"/>
+            <w:tcW w:w="3865" w:type="dxa"/>
           </w:tcPr>
           <w:p>
             <w:pPr>
               <w:rPr>
                 <w:b w:val="0"/>
+                <w:color w:val="000000" w:themeColor="text1"/>
                 <w:sz w:val="24"/>
                 <w:szCs w:val="24"/>
               </w:rPr>
@@ -5571,6 +5408,7 @@
             <w:r>
               <w:rPr>
                 <w:b w:val="0"/>
+                <w:color w:val="000000" w:themeColor="text1"/>
                 <w:sz w:val="24"/>
                 <w:szCs w:val="24"/>
               </w:rPr>
@@ -5581,6 +5419,7 @@
                 <w:b w:val="0"/>
                 <w:i/>
                 <w:iCs/>
+                <w:color w:val="000000" w:themeColor="text1"/>
                 <w:sz w:val="24"/>
                 <w:szCs w:val="24"/>
               </w:rPr>
@@ -5589,6 +5428,7 @@
             <w:r>
               <w:rPr>
                 <w:b w:val="0"/>
+                <w:color w:val="000000" w:themeColor="text1"/>
                 <w:sz w:val="24"/>
                 <w:szCs w:val="24"/>
               </w:rPr>
@@ -5600,12 +5440,13 @@
       <w:tr>
         <w:tc>
           <w:tcPr>
-            <w:tcW w:w="2337" w:type="dxa"/>
+            <w:tcW w:w="2065" w:type="dxa"/>
           </w:tcPr>
           <w:p>
             <w:pPr>
               <w:rPr>
                 <w:b w:val="0"/>
+                <w:color w:val="000000" w:themeColor="text1"/>
                 <w:sz w:val="24"/>
                 <w:szCs w:val="24"/>
               </w:rPr>
@@ -5613,6 +5454,7 @@
             <w:r>
               <w:rPr>
                 <w:b w:val="0"/>
+                <w:color w:val="000000" w:themeColor="text1"/>
                 <w:sz w:val="24"/>
                 <w:szCs w:val="24"/>
               </w:rPr>
@@ -5622,12 +5464,13 @@
         </w:tc>
         <w:tc>
           <w:tcPr>
-            <w:tcW w:w="1637" w:type="dxa"/>
+            <w:tcW w:w="1350" w:type="dxa"/>
           </w:tcPr>
           <w:p>
             <w:pPr>
               <w:rPr>
                 <w:b w:val="0"/>
+                <w:color w:val="000000" w:themeColor="text1"/>
                 <w:sz w:val="24"/>
                 <w:szCs w:val="24"/>
               </w:rPr>
@@ -5635,6 +5478,7 @@
             <w:r>
               <w:rPr>
                 <w:b w:val="0"/>
+                <w:color w:val="000000" w:themeColor="text1"/>
                 <w:sz w:val="24"/>
                 <w:szCs w:val="24"/>
               </w:rPr>
@@ -5644,12 +5488,13 @@
         </w:tc>
         <w:tc>
           <w:tcPr>
-            <w:tcW w:w="3038" w:type="dxa"/>
+            <w:tcW w:w="2070" w:type="dxa"/>
           </w:tcPr>
           <w:p>
             <w:pPr>
               <w:rPr>
                 <w:b w:val="0"/>
+                <w:color w:val="000000" w:themeColor="text1"/>
                 <w:sz w:val="24"/>
                 <w:szCs w:val="24"/>
                 <w:lang w:val="vi-VN"/>
@@ -5658,6 +5503,7 @@
             <w:r>
               <w:rPr>
                 <w:b w:val="0"/>
+                <w:color w:val="000000" w:themeColor="text1"/>
                 <w:sz w:val="24"/>
                 <w:szCs w:val="24"/>
                 <w:lang w:val="vi-VN"/>
@@ -5668,12 +5514,13 @@
         </w:tc>
         <w:tc>
           <w:tcPr>
-            <w:tcW w:w="2338" w:type="dxa"/>
+            <w:tcW w:w="3865" w:type="dxa"/>
           </w:tcPr>
           <w:p>
             <w:pPr>
               <w:rPr>
                 <w:b w:val="0"/>
+                <w:color w:val="000000" w:themeColor="text1"/>
                 <w:sz w:val="24"/>
                 <w:szCs w:val="24"/>
               </w:rPr>
@@ -5681,6 +5528,7 @@
             <w:r>
               <w:rPr>
                 <w:b w:val="0"/>
+                <w:color w:val="000000" w:themeColor="text1"/>
                 <w:sz w:val="24"/>
                 <w:szCs w:val="24"/>
               </w:rPr>
@@ -5692,12 +5540,13 @@
       <w:tr>
         <w:tc>
           <w:tcPr>
-            <w:tcW w:w="2337" w:type="dxa"/>
+            <w:tcW w:w="2065" w:type="dxa"/>
           </w:tcPr>
           <w:p>
             <w:pPr>
               <w:rPr>
                 <w:b w:val="0"/>
+                <w:color w:val="000000" w:themeColor="text1"/>
                 <w:sz w:val="24"/>
                 <w:szCs w:val="24"/>
               </w:rPr>
@@ -5705,6 +5554,7 @@
             <w:r>
               <w:rPr>
                 <w:b w:val="0"/>
+                <w:color w:val="000000" w:themeColor="text1"/>
                 <w:sz w:val="24"/>
                 <w:szCs w:val="24"/>
               </w:rPr>
@@ -5714,12 +5564,13 @@
         </w:tc>
         <w:tc>
           <w:tcPr>
-            <w:tcW w:w="1637" w:type="dxa"/>
+            <w:tcW w:w="1350" w:type="dxa"/>
           </w:tcPr>
           <w:p>
             <w:pPr>
               <w:rPr>
                 <w:b w:val="0"/>
+                <w:color w:val="000000" w:themeColor="text1"/>
                 <w:sz w:val="24"/>
                 <w:szCs w:val="24"/>
               </w:rPr>
@@ -5727,6 +5578,7 @@
             <w:r>
               <w:rPr>
                 <w:b w:val="0"/>
+                <w:color w:val="000000" w:themeColor="text1"/>
                 <w:sz w:val="24"/>
                 <w:szCs w:val="24"/>
               </w:rPr>
@@ -5735,6 +5587,7 @@
             <w:r>
               <w:rPr>
                 <w:b w:val="0"/>
+                <w:color w:val="000000" w:themeColor="text1"/>
                 <w:sz w:val="24"/>
                 <w:szCs w:val="24"/>
                 <w:lang w:val="vi-VN"/>
@@ -5744,6 +5597,7 @@
             <w:r>
               <w:rPr>
                 <w:b w:val="0"/>
+                <w:color w:val="000000" w:themeColor="text1"/>
                 <w:sz w:val="24"/>
                 <w:szCs w:val="24"/>
               </w:rPr>
@@ -5753,12 +5607,13 @@
         </w:tc>
         <w:tc>
           <w:tcPr>
-            <w:tcW w:w="3038" w:type="dxa"/>
+            <w:tcW w:w="2070" w:type="dxa"/>
           </w:tcPr>
           <w:p>
             <w:pPr>
               <w:rPr>
                 <w:b w:val="0"/>
+                <w:color w:val="000000" w:themeColor="text1"/>
                 <w:sz w:val="24"/>
                 <w:szCs w:val="24"/>
                 <w:lang w:val="vi-VN"/>
@@ -5767,6 +5622,7 @@
             <w:r>
               <w:rPr>
                 <w:b w:val="0"/>
+                <w:color w:val="000000" w:themeColor="text1"/>
                 <w:sz w:val="24"/>
                 <w:szCs w:val="24"/>
               </w:rPr>
@@ -5775,6 +5631,7 @@
             <w:r>
               <w:rPr>
                 <w:b w:val="0"/>
+                <w:color w:val="000000" w:themeColor="text1"/>
                 <w:sz w:val="24"/>
                 <w:szCs w:val="24"/>
                 <w:lang w:val="vi-VN"/>
@@ -5785,12 +5642,13 @@
         </w:tc>
         <w:tc>
           <w:tcPr>
-            <w:tcW w:w="2338" w:type="dxa"/>
+            <w:tcW w:w="3865" w:type="dxa"/>
           </w:tcPr>
           <w:p>
             <w:pPr>
               <w:rPr>
                 <w:b w:val="0"/>
+                <w:color w:val="000000" w:themeColor="text1"/>
                 <w:sz w:val="24"/>
                 <w:szCs w:val="24"/>
               </w:rPr>
@@ -5798,6 +5656,7 @@
             <w:r>
               <w:rPr>
                 <w:b w:val="0"/>
+                <w:color w:val="000000" w:themeColor="text1"/>
                 <w:sz w:val="24"/>
                 <w:szCs w:val="24"/>
               </w:rPr>
@@ -5809,12 +5668,13 @@
       <w:tr>
         <w:tc>
           <w:tcPr>
-            <w:tcW w:w="2337" w:type="dxa"/>
+            <w:tcW w:w="2065" w:type="dxa"/>
           </w:tcPr>
           <w:p>
             <w:pPr>
               <w:rPr>
                 <w:b w:val="0"/>
+                <w:color w:val="000000" w:themeColor="text1"/>
                 <w:sz w:val="24"/>
                 <w:szCs w:val="24"/>
                 <w:lang w:val="vi-VN"/>
@@ -5823,6 +5683,7 @@
             <w:r>
               <w:rPr>
                 <w:b w:val="0"/>
+                <w:color w:val="000000" w:themeColor="text1"/>
                 <w:sz w:val="24"/>
                 <w:szCs w:val="24"/>
               </w:rPr>
@@ -5831,6 +5692,7 @@
             <w:r>
               <w:rPr>
                 <w:b w:val="0"/>
+                <w:color w:val="000000" w:themeColor="text1"/>
                 <w:sz w:val="24"/>
                 <w:szCs w:val="24"/>
                 <w:lang w:val="vi-VN"/>
@@ -5841,12 +5703,13 @@
         </w:tc>
         <w:tc>
           <w:tcPr>
-            <w:tcW w:w="1637" w:type="dxa"/>
+            <w:tcW w:w="1350" w:type="dxa"/>
           </w:tcPr>
           <w:p>
             <w:pPr>
               <w:rPr>
                 <w:b w:val="0"/>
+                <w:color w:val="000000" w:themeColor="text1"/>
                 <w:sz w:val="24"/>
                 <w:szCs w:val="24"/>
               </w:rPr>
@@ -5854,6 +5717,7 @@
             <w:r>
               <w:rPr>
                 <w:b w:val="0"/>
+                <w:color w:val="000000" w:themeColor="text1"/>
                 <w:sz w:val="24"/>
                 <w:szCs w:val="24"/>
               </w:rPr>
@@ -5863,12 +5727,13 @@
         </w:tc>
         <w:tc>
           <w:tcPr>
-            <w:tcW w:w="3038" w:type="dxa"/>
+            <w:tcW w:w="2070" w:type="dxa"/>
           </w:tcPr>
           <w:p>
             <w:pPr>
               <w:rPr>
                 <w:b w:val="0"/>
+                <w:color w:val="000000" w:themeColor="text1"/>
                 <w:sz w:val="24"/>
                 <w:szCs w:val="24"/>
                 <w:lang w:val="vi-VN"/>
@@ -5877,6 +5742,7 @@
             <w:r>
               <w:rPr>
                 <w:b w:val="0"/>
+                <w:color w:val="000000" w:themeColor="text1"/>
                 <w:sz w:val="24"/>
                 <w:szCs w:val="24"/>
                 <w:lang w:val="vi-VN"/>
@@ -5887,12 +5753,13 @@
         </w:tc>
         <w:tc>
           <w:tcPr>
-            <w:tcW w:w="2338" w:type="dxa"/>
+            <w:tcW w:w="3865" w:type="dxa"/>
           </w:tcPr>
           <w:p>
             <w:pPr>
               <w:rPr>
                 <w:b w:val="0"/>
+                <w:color w:val="000000" w:themeColor="text1"/>
                 <w:sz w:val="24"/>
                 <w:szCs w:val="24"/>
               </w:rPr>
@@ -5900,6 +5767,7 @@
             <w:r>
               <w:rPr>
                 <w:b w:val="0"/>
+                <w:color w:val="000000" w:themeColor="text1"/>
                 <w:sz w:val="24"/>
                 <w:szCs w:val="24"/>
               </w:rPr>
@@ -5911,12 +5779,13 @@
       <w:tr>
         <w:tc>
           <w:tcPr>
-            <w:tcW w:w="2337" w:type="dxa"/>
+            <w:tcW w:w="2065" w:type="dxa"/>
           </w:tcPr>
           <w:p>
             <w:pPr>
               <w:rPr>
                 <w:b w:val="0"/>
+                <w:color w:val="000000" w:themeColor="text1"/>
                 <w:sz w:val="24"/>
                 <w:szCs w:val="24"/>
               </w:rPr>
@@ -5924,6 +5793,7 @@
             <w:r>
               <w:rPr>
                 <w:b w:val="0"/>
+                <w:color w:val="000000" w:themeColor="text1"/>
                 <w:sz w:val="24"/>
                 <w:szCs w:val="24"/>
               </w:rPr>
@@ -5932,31 +5802,24 @@
             <w:r>
               <w:rPr>
                 <w:b w:val="0"/>
+                <w:color w:val="000000" w:themeColor="text1"/>
                 <w:sz w:val="24"/>
                 <w:szCs w:val="24"/>
                 <w:lang w:val="vi-VN"/>
               </w:rPr>
-              <w:t>_</w:t>
-            </w:r>
-            <w:r>
-              <w:rPr>
-                <w:b w:val="0"/>
-                <w:sz w:val="24"/>
-                <w:szCs w:val="24"/>
-                <w:lang w:val="vi-VN"/>
-              </w:rPr>
-              <w:t>utc</w:t>
+              <w:t>_utc</w:t>
             </w:r>
           </w:p>
         </w:tc>
         <w:tc>
           <w:tcPr>
-            <w:tcW w:w="1637" w:type="dxa"/>
+            <w:tcW w:w="1350" w:type="dxa"/>
           </w:tcPr>
           <w:p>
             <w:pPr>
               <w:rPr>
                 <w:b w:val="0"/>
+                <w:color w:val="000000" w:themeColor="text1"/>
                 <w:sz w:val="24"/>
                 <w:szCs w:val="24"/>
               </w:rPr>
@@ -5964,6 +5827,7 @@
             <w:r>
               <w:rPr>
                 <w:b w:val="0"/>
+                <w:color w:val="000000" w:themeColor="text1"/>
                 <w:sz w:val="24"/>
                 <w:szCs w:val="24"/>
               </w:rPr>
@@ -5973,12 +5837,13 @@
         </w:tc>
         <w:tc>
           <w:tcPr>
-            <w:tcW w:w="3038" w:type="dxa"/>
+            <w:tcW w:w="2070" w:type="dxa"/>
           </w:tcPr>
           <w:p>
             <w:pPr>
               <w:rPr>
                 <w:b w:val="0"/>
+                <w:color w:val="000000" w:themeColor="text1"/>
                 <w:sz w:val="24"/>
                 <w:szCs w:val="24"/>
                 <w:lang w:val="vi-VN"/>
@@ -5987,6 +5852,7 @@
             <w:r>
               <w:rPr>
                 <w:b w:val="0"/>
+                <w:color w:val="000000" w:themeColor="text1"/>
                 <w:sz w:val="24"/>
                 <w:szCs w:val="24"/>
                 <w:lang w:val="vi-VN"/>
@@ -5997,12 +5863,13 @@
         </w:tc>
         <w:tc>
           <w:tcPr>
-            <w:tcW w:w="2338" w:type="dxa"/>
+            <w:tcW w:w="3865" w:type="dxa"/>
           </w:tcPr>
           <w:p>
             <w:pPr>
               <w:rPr>
                 <w:b w:val="0"/>
+                <w:color w:val="000000" w:themeColor="text1"/>
                 <w:sz w:val="24"/>
                 <w:szCs w:val="24"/>
               </w:rPr>
@@ -6010,6 +5877,7 @@
             <w:r>
               <w:rPr>
                 <w:b w:val="0"/>
+                <w:color w:val="000000" w:themeColor="text1"/>
                 <w:sz w:val="24"/>
                 <w:szCs w:val="24"/>
               </w:rPr>
@@ -6021,12 +5889,13 @@
       <w:tr>
         <w:tc>
           <w:tcPr>
-            <w:tcW w:w="2337" w:type="dxa"/>
+            <w:tcW w:w="2065" w:type="dxa"/>
           </w:tcPr>
           <w:p>
             <w:pPr>
               <w:rPr>
                 <w:b w:val="0"/>
+                <w:color w:val="000000" w:themeColor="text1"/>
                 <w:sz w:val="24"/>
                 <w:szCs w:val="24"/>
               </w:rPr>
@@ -6034,6 +5903,7 @@
             <w:r>
               <w:rPr>
                 <w:b w:val="0"/>
+                <w:color w:val="000000" w:themeColor="text1"/>
                 <w:sz w:val="24"/>
                 <w:szCs w:val="24"/>
               </w:rPr>
@@ -6043,12 +5913,13 @@
         </w:tc>
         <w:tc>
           <w:tcPr>
-            <w:tcW w:w="1637" w:type="dxa"/>
+            <w:tcW w:w="1350" w:type="dxa"/>
           </w:tcPr>
           <w:p>
             <w:pPr>
               <w:rPr>
                 <w:b w:val="0"/>
+                <w:color w:val="000000" w:themeColor="text1"/>
                 <w:sz w:val="24"/>
                 <w:szCs w:val="24"/>
               </w:rPr>
@@ -6056,6 +5927,7 @@
             <w:r>
               <w:rPr>
                 <w:b w:val="0"/>
+                <w:color w:val="000000" w:themeColor="text1"/>
                 <w:sz w:val="24"/>
                 <w:szCs w:val="24"/>
               </w:rPr>
@@ -6065,12 +5937,13 @@
         </w:tc>
         <w:tc>
           <w:tcPr>
-            <w:tcW w:w="3038" w:type="dxa"/>
+            <w:tcW w:w="2070" w:type="dxa"/>
           </w:tcPr>
           <w:p>
             <w:pPr>
               <w:rPr>
                 <w:b w:val="0"/>
+                <w:color w:val="000000" w:themeColor="text1"/>
                 <w:sz w:val="24"/>
                 <w:szCs w:val="24"/>
                 <w:lang w:val="vi-VN"/>
@@ -6079,6 +5952,7 @@
             <w:r>
               <w:rPr>
                 <w:b w:val="0"/>
+                <w:color w:val="000000" w:themeColor="text1"/>
                 <w:sz w:val="24"/>
                 <w:szCs w:val="24"/>
                 <w:lang w:val="vi-VN"/>
@@ -6089,12 +5963,13 @@
         </w:tc>
         <w:tc>
           <w:tcPr>
-            <w:tcW w:w="2338" w:type="dxa"/>
+            <w:tcW w:w="3865" w:type="dxa"/>
           </w:tcPr>
           <w:p>
             <w:pPr>
               <w:rPr>
                 <w:b w:val="0"/>
+                <w:color w:val="000000" w:themeColor="text1"/>
                 <w:sz w:val="24"/>
                 <w:szCs w:val="24"/>
               </w:rPr>
@@ -6102,6 +5977,7 @@
             <w:r>
               <w:rPr>
                 <w:b w:val="0"/>
+                <w:color w:val="000000" w:themeColor="text1"/>
                 <w:sz w:val="24"/>
                 <w:szCs w:val="24"/>
               </w:rPr>
@@ -6113,12 +5989,13 @@
       <w:tr>
         <w:tc>
           <w:tcPr>
-            <w:tcW w:w="2337" w:type="dxa"/>
+            <w:tcW w:w="2065" w:type="dxa"/>
           </w:tcPr>
           <w:p>
             <w:pPr>
               <w:rPr>
                 <w:b w:val="0"/>
+                <w:color w:val="000000" w:themeColor="text1"/>
                 <w:sz w:val="24"/>
                 <w:szCs w:val="24"/>
                 <w:lang w:val="vi-VN"/>
@@ -6127,6 +6004,7 @@
             <w:r>
               <w:rPr>
                 <w:b w:val="0"/>
+                <w:color w:val="000000" w:themeColor="text1"/>
                 <w:sz w:val="24"/>
                 <w:szCs w:val="24"/>
               </w:rPr>
@@ -6135,6 +6013,7 @@
             <w:r>
               <w:rPr>
                 <w:b w:val="0"/>
+                <w:color w:val="000000" w:themeColor="text1"/>
                 <w:sz w:val="24"/>
                 <w:szCs w:val="24"/>
                 <w:lang w:val="vi-VN"/>
@@ -6145,12 +6024,13 @@
         </w:tc>
         <w:tc>
           <w:tcPr>
-            <w:tcW w:w="1637" w:type="dxa"/>
+            <w:tcW w:w="1350" w:type="dxa"/>
           </w:tcPr>
           <w:p>
             <w:pPr>
               <w:rPr>
                 <w:b w:val="0"/>
+                <w:color w:val="000000" w:themeColor="text1"/>
                 <w:sz w:val="24"/>
                 <w:szCs w:val="24"/>
                 <w:lang w:val="vi-VN"/>
@@ -6159,6 +6039,7 @@
             <w:r>
               <w:rPr>
                 <w:b w:val="0"/>
+                <w:color w:val="000000" w:themeColor="text1"/>
                 <w:sz w:val="24"/>
                 <w:szCs w:val="24"/>
               </w:rPr>
@@ -6167,6 +6048,7 @@
             <w:r>
               <w:rPr>
                 <w:b w:val="0"/>
+                <w:color w:val="000000" w:themeColor="text1"/>
                 <w:sz w:val="24"/>
                 <w:szCs w:val="24"/>
                 <w:lang w:val="vi-VN"/>
@@ -6177,12 +6059,13 @@
         </w:tc>
         <w:tc>
           <w:tcPr>
-            <w:tcW w:w="3038" w:type="dxa"/>
+            <w:tcW w:w="2070" w:type="dxa"/>
           </w:tcPr>
           <w:p>
             <w:pPr>
               <w:rPr>
                 <w:b w:val="0"/>
+                <w:color w:val="000000" w:themeColor="text1"/>
                 <w:sz w:val="24"/>
                 <w:szCs w:val="24"/>
                 <w:lang w:val="vi-VN"/>
@@ -6191,6 +6074,7 @@
             <w:r>
               <w:rPr>
                 <w:b w:val="0"/>
+                <w:color w:val="000000" w:themeColor="text1"/>
                 <w:sz w:val="24"/>
                 <w:szCs w:val="24"/>
               </w:rPr>
@@ -6199,6 +6083,7 @@
             <w:r>
               <w:rPr>
                 <w:b w:val="0"/>
+                <w:color w:val="000000" w:themeColor="text1"/>
                 <w:sz w:val="24"/>
                 <w:szCs w:val="24"/>
                 <w:lang w:val="vi-VN"/>
@@ -6210,6 +6095,7 @@
             <w:pPr>
               <w:rPr>
                 <w:b w:val="0"/>
+                <w:color w:val="000000" w:themeColor="text1"/>
                 <w:sz w:val="24"/>
                 <w:szCs w:val="24"/>
                 <w:lang w:val="vi-VN"/>
@@ -6220,6 +6106,7 @@
             <w:pPr>
               <w:rPr>
                 <w:b w:val="0"/>
+                <w:color w:val="000000" w:themeColor="text1"/>
                 <w:sz w:val="24"/>
                 <w:szCs w:val="24"/>
                 <w:lang w:val="vi-VN"/>
@@ -6228,6 +6115,7 @@
             <w:r>
               <w:rPr>
                 <w:b w:val="0"/>
+                <w:color w:val="000000" w:themeColor="text1"/>
                 <w:sz w:val="24"/>
                 <w:szCs w:val="24"/>
                 <w:lang w:val="vi-VN"/>
@@ -6238,12 +6126,13 @@
         </w:tc>
         <w:tc>
           <w:tcPr>
-            <w:tcW w:w="2338" w:type="dxa"/>
+            <w:tcW w:w="3865" w:type="dxa"/>
           </w:tcPr>
           <w:p>
             <w:pPr>
               <w:rPr>
                 <w:b w:val="0"/>
+                <w:color w:val="000000" w:themeColor="text1"/>
                 <w:sz w:val="24"/>
                 <w:szCs w:val="24"/>
               </w:rPr>
@@ -6251,6 +6140,7 @@
             <w:r>
               <w:rPr>
                 <w:b w:val="0"/>
+                <w:color w:val="000000" w:themeColor="text1"/>
                 <w:sz w:val="24"/>
                 <w:szCs w:val="24"/>
               </w:rPr>
@@ -6267,6 +6157,7 @@
           <w:b w:val="0"/>
           <w:i/>
           <w:iCs/>
+          <w:color w:val="000000" w:themeColor="text1"/>
           <w:sz w:val="22"/>
           <w:szCs w:val="22"/>
           <w:u w:val="single"/>
@@ -6280,6 +6171,7 @@
           <w:b w:val="0"/>
           <w:i/>
           <w:iCs/>
+          <w:color w:val="000000" w:themeColor="text1"/>
           <w:sz w:val="22"/>
           <w:szCs w:val="22"/>
           <w:u w:val="single"/>
@@ -6290,20 +6182,46 @@
           <w:b w:val="0"/>
           <w:i/>
           <w:iCs/>
+          <w:color w:val="000000" w:themeColor="text1"/>
           <w:sz w:val="22"/>
           <w:szCs w:val="22"/>
           <w:u w:val="single"/>
         </w:rPr>
-        <w:t>Table 2: Feature Processing and Selection Pipeline</w:t>
-      </w:r>
-    </w:p>
-    <w:p>
-      <w:pPr>
-        <w:jc w:val="center"/>
+        <w:t xml:space="preserve">Table </w:t>
+      </w:r>
+      <w:r>
         <w:rPr>
           <w:b w:val="0"/>
           <w:i/>
           <w:iCs/>
+          <w:color w:val="000000" w:themeColor="text1"/>
+          <w:sz w:val="22"/>
+          <w:szCs w:val="22"/>
+          <w:u w:val="single"/>
+        </w:rPr>
+        <w:t>3</w:t>
+      </w:r>
+      <w:r>
+        <w:rPr>
+          <w:b w:val="0"/>
+          <w:i/>
+          <w:iCs/>
+          <w:color w:val="000000" w:themeColor="text1"/>
+          <w:sz w:val="22"/>
+          <w:szCs w:val="22"/>
+          <w:u w:val="single"/>
+        </w:rPr>
+        <w:t>: Feature Processing and Selection Pipeline</w:t>
+      </w:r>
+    </w:p>
+    <w:p>
+      <w:pPr>
+        <w:jc w:val="center"/>
+        <w:rPr>
+          <w:b w:val="0"/>
+          <w:i/>
+          <w:iCs/>
+          <w:color w:val="000000" w:themeColor="text1"/>
           <w:sz w:val="22"/>
           <w:szCs w:val="22"/>
           <w:u w:val="single"/>
@@ -6320,14 +6238,14 @@
         <w:rPr>
           <w:rFonts w:ascii="Times New Roman" w:hAnsi="Times New Roman" w:cs="Times New Roman"/>
           <w:bCs/>
-          <w:color w:val="auto"/>
+          <w:color w:val="000000" w:themeColor="text1"/>
         </w:rPr>
       </w:pPr>
       <w:r>
         <w:rPr>
           <w:rFonts w:ascii="Times New Roman" w:hAnsi="Times New Roman" w:cs="Times New Roman"/>
           <w:bCs/>
-          <w:color w:val="auto"/>
+          <w:color w:val="000000" w:themeColor="text1"/>
         </w:rPr>
         <w:t>Comparative Model Analysis and Evaluation Framework</w:t>
       </w:r>
@@ -6337,14 +6255,16 @@
         <w:rPr>
           <w:b w:val="0"/>
           <w:bCs/>
-          <w:sz w:val="24"/>
-          <w:szCs w:val="24"/>
-        </w:rPr>
-      </w:pPr>
-      <w:r>
-        <w:rPr>
-          <w:b w:val="0"/>
-          <w:bCs/>
+          <w:color w:val="000000" w:themeColor="text1"/>
+          <w:sz w:val="24"/>
+          <w:szCs w:val="24"/>
+        </w:rPr>
+      </w:pPr>
+      <w:r>
+        <w:rPr>
+          <w:b w:val="0"/>
+          <w:bCs/>
+          <w:color w:val="000000" w:themeColor="text1"/>
           <w:sz w:val="24"/>
           <w:szCs w:val="24"/>
         </w:rPr>
@@ -6353,20 +6273,20 @@
     </w:p>
     <w:p>
       <w:pPr>
-        <w:pStyle w:val="ListParagraph"/>
+        <w:pStyle w:val="Heading3"/>
         <w:numPr>
           <w:ilvl w:val="0"/>
-          <w:numId w:val="18"/>
+          <w:numId w:val="20"/>
         </w:numPr>
         <w:rPr>
-          <w:sz w:val="24"/>
-          <w:szCs w:val="24"/>
-        </w:rPr>
-      </w:pPr>
-      <w:r>
-        <w:rPr>
-          <w:sz w:val="24"/>
-          <w:szCs w:val="24"/>
+          <w:rFonts w:ascii="Times New Roman" w:hAnsi="Times New Roman" w:cs="Times New Roman"/>
+          <w:color w:val="000000" w:themeColor="text1"/>
+        </w:rPr>
+      </w:pPr>
+      <w:r>
+        <w:rPr>
+          <w:rFonts w:ascii="Times New Roman" w:hAnsi="Times New Roman" w:cs="Times New Roman"/>
+          <w:color w:val="000000" w:themeColor="text1"/>
         </w:rPr>
         <w:t>Overview of Selected Models</w:t>
       </w:r>
@@ -6376,14 +6296,16 @@
         <w:rPr>
           <w:b w:val="0"/>
           <w:bCs/>
-          <w:sz w:val="24"/>
-          <w:szCs w:val="24"/>
-        </w:rPr>
-      </w:pPr>
-      <w:r>
-        <w:rPr>
-          <w:b w:val="0"/>
-          <w:bCs/>
+          <w:color w:val="000000" w:themeColor="text1"/>
+          <w:sz w:val="24"/>
+          <w:szCs w:val="24"/>
+        </w:rPr>
+      </w:pPr>
+      <w:r>
+        <w:rPr>
+          <w:b w:val="0"/>
+          <w:bCs/>
+          <w:color w:val="000000" w:themeColor="text1"/>
           <w:sz w:val="24"/>
           <w:szCs w:val="24"/>
         </w:rPr>
@@ -6400,21 +6322,25 @@
         <w:rPr>
           <w:b w:val="0"/>
           <w:bCs/>
-          <w:sz w:val="24"/>
-          <w:szCs w:val="24"/>
-        </w:rPr>
-      </w:pPr>
-      <w:r>
-        <w:rPr>
-          <w:sz w:val="24"/>
-          <w:szCs w:val="24"/>
-        </w:rPr>
+          <w:color w:val="000000" w:themeColor="text1"/>
+          <w:sz w:val="24"/>
+          <w:szCs w:val="24"/>
+        </w:rPr>
+      </w:pPr>
+      <w:r>
+        <w:rPr>
+          <w:color w:val="000000" w:themeColor="text1"/>
+          <w:sz w:val="24"/>
+          <w:szCs w:val="24"/>
+        </w:rPr>
+        <w:lastRenderedPageBreak/>
         <w:t>Linear</w:t>
       </w:r>
       <w:r>
         <w:rPr>
           <w:b w:val="0"/>
           <w:bCs/>
+          <w:color w:val="000000" w:themeColor="text1"/>
           <w:sz w:val="24"/>
           <w:szCs w:val="24"/>
         </w:rPr>
@@ -6422,6 +6348,7 @@
       </w:r>
       <w:r>
         <w:rPr>
+          <w:color w:val="000000" w:themeColor="text1"/>
           <w:sz w:val="24"/>
           <w:szCs w:val="24"/>
         </w:rPr>
@@ -6431,19 +6358,11 @@
         <w:rPr>
           <w:b w:val="0"/>
           <w:bCs/>
-          <w:sz w:val="24"/>
-          <w:szCs w:val="24"/>
-        </w:rPr>
-        <w:t xml:space="preserve">: </w:t>
-      </w:r>
-      <w:r>
-        <w:rPr>
-          <w:b w:val="0"/>
-          <w:bCs/>
-          <w:sz w:val="24"/>
-          <w:szCs w:val="24"/>
-        </w:rPr>
-        <w:t>A classic baseline linear model. It assumes a linear relationship between the input features and the target variable. It is fast, interpretable, but highly sensitive to feature scaling and non-linear relationships.</w:t>
+          <w:color w:val="000000" w:themeColor="text1"/>
+          <w:sz w:val="24"/>
+          <w:szCs w:val="24"/>
+        </w:rPr>
+        <w:t>: A classic baseline linear model. It assumes a linear relationship between the input features and the target variable. It is fast, interpretable, but highly sensitive to feature scaling and non-linear relationships.</w:t>
       </w:r>
     </w:p>
     <w:p>
@@ -6456,35 +6375,28 @@
         <w:rPr>
           <w:b w:val="0"/>
           <w:bCs/>
-          <w:sz w:val="24"/>
-          <w:szCs w:val="24"/>
-        </w:rPr>
-      </w:pPr>
-      <w:r>
-        <w:rPr>
-          <w:sz w:val="24"/>
-          <w:szCs w:val="24"/>
-        </w:rPr>
-        <w:lastRenderedPageBreak/>
+          <w:color w:val="000000" w:themeColor="text1"/>
+          <w:sz w:val="24"/>
+          <w:szCs w:val="24"/>
+        </w:rPr>
+      </w:pPr>
+      <w:r>
+        <w:rPr>
+          <w:color w:val="000000" w:themeColor="text1"/>
+          <w:sz w:val="24"/>
+          <w:szCs w:val="24"/>
+        </w:rPr>
         <w:t>Random Forest</w:t>
       </w:r>
       <w:r>
         <w:rPr>
           <w:b w:val="0"/>
           <w:bCs/>
-          <w:sz w:val="24"/>
-          <w:szCs w:val="24"/>
-        </w:rPr>
-        <w:t xml:space="preserve">: </w:t>
-      </w:r>
-      <w:r>
-        <w:rPr>
-          <w:b w:val="0"/>
-          <w:bCs/>
-          <w:sz w:val="24"/>
-          <w:szCs w:val="24"/>
-        </w:rPr>
-        <w:t>A tree-based ensemble method. It builds multiple decision trees during training and outputs the average of their predictions. Random Forest is robust, can handle complex non-linear relationships, and is not sensitive to the scale of features.</w:t>
+          <w:color w:val="000000" w:themeColor="text1"/>
+          <w:sz w:val="24"/>
+          <w:szCs w:val="24"/>
+        </w:rPr>
+        <w:t>: A tree-based ensemble method. It builds multiple decision trees during training and outputs the average of their predictions. Random Forest is robust, can handle complex non-linear relationships, and is not sensitive to the scale of features.</w:t>
       </w:r>
     </w:p>
     <w:p>
@@ -6497,12 +6409,14 @@
         <w:rPr>
           <w:b w:val="0"/>
           <w:bCs/>
-          <w:sz w:val="24"/>
-          <w:szCs w:val="24"/>
-        </w:rPr>
-      </w:pPr>
-      <w:r>
-        <w:rPr>
+          <w:color w:val="000000" w:themeColor="text1"/>
+          <w:sz w:val="24"/>
+          <w:szCs w:val="24"/>
+        </w:rPr>
+      </w:pPr>
+      <w:r>
+        <w:rPr>
+          <w:color w:val="000000" w:themeColor="text1"/>
           <w:sz w:val="24"/>
           <w:szCs w:val="24"/>
         </w:rPr>
@@ -6512,37 +6426,29 @@
         <w:rPr>
           <w:b w:val="0"/>
           <w:bCs/>
-          <w:sz w:val="24"/>
-          <w:szCs w:val="24"/>
-        </w:rPr>
-        <w:t xml:space="preserve"> </w:t>
-      </w:r>
-      <w:r>
-        <w:rPr>
-          <w:b w:val="0"/>
-          <w:bCs/>
-          <w:sz w:val="24"/>
-          <w:szCs w:val="24"/>
-        </w:rPr>
-        <w:t>An optimized, high-performance gradient boosting library. Like Random Forest, it is a tree-based model, but it builds trees sequentially, with each new tree attempting to correct the errors of the previous ones.</w:t>
-      </w:r>
-    </w:p>
-    <w:p>
-      <w:pPr>
-        <w:pStyle w:val="ListParagraph"/>
+          <w:color w:val="000000" w:themeColor="text1"/>
+          <w:sz w:val="24"/>
+          <w:szCs w:val="24"/>
+        </w:rPr>
+        <w:t xml:space="preserve"> An optimized, high-performance gradient boosting library. Like Random Forest, it is a tree-based model, but it builds trees sequentially, with each new tree attempting to correct the errors of the previous ones.</w:t>
+      </w:r>
+    </w:p>
+    <w:p>
+      <w:pPr>
+        <w:pStyle w:val="Heading3"/>
         <w:numPr>
           <w:ilvl w:val="0"/>
-          <w:numId w:val="18"/>
+          <w:numId w:val="20"/>
         </w:numPr>
         <w:rPr>
-          <w:sz w:val="24"/>
-          <w:szCs w:val="24"/>
-        </w:rPr>
-      </w:pPr>
-      <w:r>
-        <w:rPr>
-          <w:sz w:val="24"/>
-          <w:szCs w:val="24"/>
+          <w:rFonts w:ascii="Times New Roman" w:hAnsi="Times New Roman" w:cs="Times New Roman"/>
+          <w:color w:val="000000" w:themeColor="text1"/>
+        </w:rPr>
+      </w:pPr>
+      <w:r>
+        <w:rPr>
+          <w:rFonts w:ascii="Times New Roman" w:hAnsi="Times New Roman" w:cs="Times New Roman"/>
+          <w:color w:val="000000" w:themeColor="text1"/>
         </w:rPr>
         <w:t>Methodology and Evaluation Metrics</w:t>
       </w:r>
@@ -6553,14 +6459,16 @@
         <w:rPr>
           <w:b w:val="0"/>
           <w:bCs/>
-          <w:sz w:val="24"/>
-          <w:szCs w:val="24"/>
-        </w:rPr>
-      </w:pPr>
-      <w:r>
-        <w:rPr>
-          <w:b w:val="0"/>
-          <w:bCs/>
+          <w:color w:val="000000" w:themeColor="text1"/>
+          <w:sz w:val="24"/>
+          <w:szCs w:val="24"/>
+        </w:rPr>
+      </w:pPr>
+      <w:r>
+        <w:rPr>
+          <w:b w:val="0"/>
+          <w:bCs/>
+          <w:color w:val="000000" w:themeColor="text1"/>
           <w:sz w:val="24"/>
           <w:szCs w:val="24"/>
         </w:rPr>
@@ -6578,55 +6486,28 @@
         <w:rPr>
           <w:b w:val="0"/>
           <w:bCs/>
-          <w:sz w:val="24"/>
-          <w:szCs w:val="24"/>
-        </w:rPr>
-      </w:pPr>
-      <w:r>
-        <w:rPr>
-          <w:sz w:val="24"/>
-          <w:szCs w:val="24"/>
-        </w:rPr>
-        <w:t>R²</w:t>
-      </w:r>
-      <w:r>
-        <w:rPr>
-          <w:sz w:val="24"/>
-          <w:szCs w:val="24"/>
-        </w:rPr>
-        <w:t xml:space="preserve"> (</w:t>
-      </w:r>
-      <w:r>
-        <w:rPr>
-          <w:sz w:val="24"/>
-          <w:szCs w:val="24"/>
-        </w:rPr>
-        <w:t>Coefficient of Determination</w:t>
-      </w:r>
-      <w:r>
-        <w:rPr>
-          <w:sz w:val="24"/>
-          <w:szCs w:val="24"/>
-        </w:rPr>
-        <w:t>):</w:t>
-      </w:r>
-      <w:r>
-        <w:rPr>
-          <w:b w:val="0"/>
-          <w:bCs/>
-          <w:sz w:val="24"/>
-          <w:szCs w:val="24"/>
-        </w:rPr>
-        <w:t xml:space="preserve"> </w:t>
-      </w:r>
-      <w:r>
-        <w:rPr>
-          <w:b w:val="0"/>
-          <w:bCs/>
-          <w:sz w:val="24"/>
-          <w:szCs w:val="24"/>
-        </w:rPr>
-        <w:t>Measures the percentage of the variance in PM2.5 that the model can explain. An R² close to 1 indicates a model that fits the data well.</w:t>
+          <w:color w:val="000000" w:themeColor="text1"/>
+          <w:sz w:val="24"/>
+          <w:szCs w:val="24"/>
+        </w:rPr>
+      </w:pPr>
+      <w:r>
+        <w:rPr>
+          <w:color w:val="000000" w:themeColor="text1"/>
+          <w:sz w:val="24"/>
+          <w:szCs w:val="24"/>
+        </w:rPr>
+        <w:t>R² (Coefficient of Determination):</w:t>
+      </w:r>
+      <w:r>
+        <w:rPr>
+          <w:b w:val="0"/>
+          <w:bCs/>
+          <w:color w:val="000000" w:themeColor="text1"/>
+          <w:sz w:val="24"/>
+          <w:szCs w:val="24"/>
+        </w:rPr>
+        <w:t xml:space="preserve"> Measures the percentage of the variance in PM2.5 that the model can explain. An R² close to 1 indicates a model that fits the data well.</w:t>
       </w:r>
     </w:p>
     <w:p>
@@ -6640,12 +6521,14 @@
         <w:rPr>
           <w:b w:val="0"/>
           <w:bCs/>
-          <w:sz w:val="24"/>
-          <w:szCs w:val="24"/>
-        </w:rPr>
-      </w:pPr>
-      <w:r>
-        <w:rPr>
+          <w:color w:val="000000" w:themeColor="text1"/>
+          <w:sz w:val="24"/>
+          <w:szCs w:val="24"/>
+        </w:rPr>
+      </w:pPr>
+      <w:r>
+        <w:rPr>
+          <w:color w:val="000000" w:themeColor="text1"/>
           <w:sz w:val="24"/>
           <w:szCs w:val="24"/>
         </w:rPr>
@@ -6655,19 +6538,11 @@
         <w:rPr>
           <w:b w:val="0"/>
           <w:bCs/>
-          <w:sz w:val="24"/>
-          <w:szCs w:val="24"/>
-        </w:rPr>
-        <w:t xml:space="preserve"> </w:t>
-      </w:r>
-      <w:r>
-        <w:rPr>
-          <w:b w:val="0"/>
-          <w:bCs/>
-          <w:sz w:val="24"/>
-          <w:szCs w:val="24"/>
-        </w:rPr>
-        <w:t>The standard deviation of the prediction errors, measured in the target's units (</w:t>
+          <w:color w:val="000000" w:themeColor="text1"/>
+          <w:sz w:val="24"/>
+          <w:szCs w:val="24"/>
+        </w:rPr>
+        <w:t xml:space="preserve"> The standard deviation of the prediction errors, measured in the target's units (</w:t>
       </w:r>
       <w:r>
         <w:rPr>
@@ -6684,6 +6559,7 @@
         <w:rPr>
           <w:b w:val="0"/>
           <w:bCs/>
+          <w:color w:val="000000" w:themeColor="text1"/>
           <w:sz w:val="24"/>
           <w:szCs w:val="24"/>
         </w:rPr>
@@ -6701,24 +6577,30 @@
         <w:rPr>
           <w:b w:val="0"/>
           <w:bCs/>
-          <w:sz w:val="24"/>
-          <w:szCs w:val="24"/>
-        </w:rPr>
-      </w:pPr>
-      <w:r>
-        <w:rPr>
+          <w:color w:val="000000" w:themeColor="text1"/>
+          <w:sz w:val="24"/>
+          <w:szCs w:val="24"/>
+        </w:rPr>
+      </w:pPr>
+      <w:r>
+        <w:rPr>
+          <w:color w:val="000000" w:themeColor="text1"/>
           <w:sz w:val="24"/>
           <w:szCs w:val="24"/>
         </w:rPr>
         <w:t>MAE (Mean Absolute Error):</w:t>
       </w:r>
       <w:r>
+        <w:rPr>
+          <w:color w:val="000000" w:themeColor="text1"/>
+        </w:rPr>
         <w:t xml:space="preserve"> </w:t>
       </w:r>
       <w:r>
         <w:rPr>
           <w:b w:val="0"/>
           <w:bCs/>
+          <w:color w:val="000000" w:themeColor="text1"/>
           <w:sz w:val="24"/>
           <w:szCs w:val="24"/>
         </w:rPr>
@@ -6739,6 +6621,7 @@
         <w:rPr>
           <w:b w:val="0"/>
           <w:bCs/>
+          <w:color w:val="000000" w:themeColor="text1"/>
           <w:sz w:val="24"/>
           <w:szCs w:val="24"/>
         </w:rPr>
@@ -6751,14 +6634,16 @@
         <w:rPr>
           <w:b w:val="0"/>
           <w:bCs/>
-          <w:sz w:val="24"/>
-          <w:szCs w:val="24"/>
-        </w:rPr>
-      </w:pPr>
-      <w:r>
-        <w:rPr>
-          <w:b w:val="0"/>
-          <w:bCs/>
+          <w:color w:val="000000" w:themeColor="text1"/>
+          <w:sz w:val="24"/>
+          <w:szCs w:val="24"/>
+        </w:rPr>
+      </w:pPr>
+      <w:r>
+        <w:rPr>
+          <w:b w:val="0"/>
+          <w:bCs/>
+          <w:color w:val="000000" w:themeColor="text1"/>
           <w:sz w:val="24"/>
           <w:szCs w:val="24"/>
         </w:rPr>
@@ -6767,6 +6652,7 @@
       <w:r>
         <w:rPr>
           <w:b w:val="0"/>
+          <w:color w:val="000000" w:themeColor="text1"/>
           <w:sz w:val="24"/>
           <w:szCs w:val="24"/>
         </w:rPr>
@@ -6776,6 +6662,7 @@
         <w:rPr>
           <w:b w:val="0"/>
           <w:bCs/>
+          <w:color w:val="000000" w:themeColor="text1"/>
           <w:sz w:val="24"/>
           <w:szCs w:val="24"/>
         </w:rPr>
@@ -6796,37 +6683,29 @@
         <w:rPr>
           <w:b w:val="0"/>
           <w:bCs/>
-          <w:sz w:val="24"/>
-          <w:szCs w:val="24"/>
-        </w:rPr>
-        <w:t>) 1 show the project was seeking a model that was both highly fitting overall and did not have catastrophic prediction failures</w:t>
-      </w:r>
-      <w:r>
-        <w:rPr>
-          <w:b w:val="0"/>
-          <w:bCs/>
-          <w:sz w:val="24"/>
-          <w:szCs w:val="24"/>
-        </w:rPr>
-        <w:t>.</w:t>
-      </w:r>
-    </w:p>
-    <w:p>
-      <w:pPr>
-        <w:pStyle w:val="ListParagraph"/>
+          <w:color w:val="000000" w:themeColor="text1"/>
+          <w:sz w:val="24"/>
+          <w:szCs w:val="24"/>
+        </w:rPr>
+        <w:t>) 1 show the project was seeking a model that was both highly fitting overall and did not have catastrophic prediction failures.</w:t>
+      </w:r>
+    </w:p>
+    <w:p>
+      <w:pPr>
+        <w:pStyle w:val="Heading3"/>
         <w:numPr>
           <w:ilvl w:val="0"/>
-          <w:numId w:val="18"/>
+          <w:numId w:val="20"/>
         </w:numPr>
         <w:rPr>
-          <w:sz w:val="24"/>
-          <w:szCs w:val="24"/>
-        </w:rPr>
-      </w:pPr>
-      <w:r>
-        <w:rPr>
-          <w:sz w:val="24"/>
-          <w:szCs w:val="24"/>
+          <w:rFonts w:ascii="Times New Roman" w:hAnsi="Times New Roman" w:cs="Times New Roman"/>
+          <w:color w:val="000000" w:themeColor="text1"/>
+        </w:rPr>
+      </w:pPr>
+      <w:r>
+        <w:rPr>
+          <w:rFonts w:ascii="Times New Roman" w:hAnsi="Times New Roman" w:cs="Times New Roman"/>
+          <w:color w:val="000000" w:themeColor="text1"/>
         </w:rPr>
         <w:t>Experimental Framework and Theoretical Analysis</w:t>
       </w:r>
@@ -6836,14 +6715,16 @@
         <w:rPr>
           <w:b w:val="0"/>
           <w:bCs/>
-          <w:sz w:val="24"/>
-          <w:szCs w:val="24"/>
-        </w:rPr>
-      </w:pPr>
-      <w:r>
-        <w:rPr>
-          <w:b w:val="0"/>
-          <w:bCs/>
+          <w:color w:val="000000" w:themeColor="text1"/>
+          <w:sz w:val="24"/>
+          <w:szCs w:val="24"/>
+        </w:rPr>
+      </w:pPr>
+      <w:r>
+        <w:rPr>
+          <w:b w:val="0"/>
+          <w:bCs/>
+          <w:color w:val="000000" w:themeColor="text1"/>
           <w:sz w:val="24"/>
           <w:szCs w:val="24"/>
         </w:rPr>
@@ -6860,12 +6741,14 @@
         <w:rPr>
           <w:b w:val="0"/>
           <w:bCs/>
-          <w:sz w:val="24"/>
-          <w:szCs w:val="24"/>
-        </w:rPr>
-      </w:pPr>
-      <w:r>
-        <w:rPr>
+          <w:color w:val="000000" w:themeColor="text1"/>
+          <w:sz w:val="24"/>
+          <w:szCs w:val="24"/>
+        </w:rPr>
+      </w:pPr>
+      <w:r>
+        <w:rPr>
+          <w:color w:val="000000" w:themeColor="text1"/>
           <w:sz w:val="24"/>
           <w:szCs w:val="24"/>
         </w:rPr>
@@ -6875,6 +6758,7 @@
         <w:rPr>
           <w:b w:val="0"/>
           <w:bCs/>
+          <w:color w:val="000000" w:themeColor="text1"/>
           <w:sz w:val="24"/>
           <w:szCs w:val="24"/>
         </w:rPr>
@@ -6886,6 +6770,7 @@
           <w:bCs/>
           <w:i/>
           <w:iCs/>
+          <w:color w:val="000000" w:themeColor="text1"/>
           <w:sz w:val="24"/>
           <w:szCs w:val="24"/>
         </w:rPr>
@@ -6895,6 +6780,7 @@
         <w:rPr>
           <w:b w:val="0"/>
           <w:bCs/>
+          <w:color w:val="000000" w:themeColor="text1"/>
           <w:sz w:val="24"/>
           <w:szCs w:val="24"/>
         </w:rPr>
@@ -6906,6 +6792,7 @@
           <w:bCs/>
           <w:i/>
           <w:iCs/>
+          <w:color w:val="000000" w:themeColor="text1"/>
           <w:sz w:val="24"/>
           <w:szCs w:val="24"/>
         </w:rPr>
@@ -6915,6 +6802,7 @@
         <w:rPr>
           <w:b w:val="0"/>
           <w:bCs/>
+          <w:color w:val="000000" w:themeColor="text1"/>
           <w:sz w:val="24"/>
           <w:szCs w:val="24"/>
         </w:rPr>
@@ -6931,12 +6819,14 @@
         <w:rPr>
           <w:b w:val="0"/>
           <w:bCs/>
-          <w:sz w:val="24"/>
-          <w:szCs w:val="24"/>
-        </w:rPr>
-      </w:pPr>
-      <w:r>
-        <w:rPr>
+          <w:color w:val="000000" w:themeColor="text1"/>
+          <w:sz w:val="24"/>
+          <w:szCs w:val="24"/>
+        </w:rPr>
+      </w:pPr>
+      <w:r>
+        <w:rPr>
+          <w:color w:val="000000" w:themeColor="text1"/>
           <w:sz w:val="24"/>
           <w:szCs w:val="24"/>
         </w:rPr>
@@ -6946,15 +6836,28 @@
         <w:rPr>
           <w:b w:val="0"/>
           <w:bCs/>
-          <w:sz w:val="24"/>
-          <w:szCs w:val="24"/>
-        </w:rPr>
-        <w:t xml:space="preserve"> Performance (R², RMSE, MAE) on the Scaled and Original datasets was expected to be nearly identical. This is because tree-based models make splitting decisions based on thresholds (e.g., no2 &gt; 10.5?). Monotonic transformations like scaling do not change the order of the values and thus do not affect where the optimal splits for a tree are found.</w:t>
-      </w:r>
-    </w:p>
-    <w:p>
-      <w:pPr>
-        <w:rPr>
+          <w:color w:val="000000" w:themeColor="text1"/>
+          <w:sz w:val="24"/>
+          <w:szCs w:val="24"/>
+        </w:rPr>
+        <w:t xml:space="preserve"> Performance (R², RMSE, MAE) on the Scaled and Original datasets was expected to be nearly identical. This is because tree-based models make splitting decisions based on thresholds (e.g., no2 &gt; 10.5?). </w:t>
+      </w:r>
+      <w:r>
+        <w:rPr>
+          <w:b w:val="0"/>
+          <w:bCs/>
+          <w:color w:val="000000" w:themeColor="text1"/>
+          <w:sz w:val="24"/>
+          <w:szCs w:val="24"/>
+        </w:rPr>
+        <w:lastRenderedPageBreak/>
+        <w:t>Monotonic transformations like scaling do not change the order of the values and thus do not affect where the optimal splits for a tree are found.</w:t>
+      </w:r>
+    </w:p>
+    <w:p>
+      <w:pPr>
+        <w:rPr>
+          <w:color w:val="000000" w:themeColor="text1"/>
           <w:sz w:val="24"/>
           <w:szCs w:val="24"/>
         </w:rPr>
@@ -6971,16 +6874,15 @@
         <w:rPr>
           <w:rFonts w:ascii="Times New Roman" w:hAnsi="Times New Roman" w:cs="Times New Roman"/>
           <w:bCs/>
-          <w:color w:val="auto"/>
+          <w:color w:val="000000" w:themeColor="text1"/>
         </w:rPr>
       </w:pPr>
       <w:r>
         <w:rPr>
           <w:rFonts w:ascii="Times New Roman" w:hAnsi="Times New Roman" w:cs="Times New Roman"/>
           <w:bCs/>
-          <w:color w:val="auto"/>
-        </w:rPr>
-        <w:lastRenderedPageBreak/>
+          <w:color w:val="000000" w:themeColor="text1"/>
+        </w:rPr>
         <w:t>Forecasting Application Deployment and Conclusion</w:t>
       </w:r>
     </w:p>
@@ -6990,14 +6892,16 @@
         <w:rPr>
           <w:b w:val="0"/>
           <w:bCs/>
-          <w:sz w:val="24"/>
-          <w:szCs w:val="24"/>
-        </w:rPr>
-      </w:pPr>
-      <w:r>
-        <w:rPr>
-          <w:b w:val="0"/>
-          <w:bCs/>
+          <w:color w:val="000000" w:themeColor="text1"/>
+          <w:sz w:val="24"/>
+          <w:szCs w:val="24"/>
+        </w:rPr>
+      </w:pPr>
+      <w:r>
+        <w:rPr>
+          <w:b w:val="0"/>
+          <w:bCs/>
+          <w:color w:val="000000" w:themeColor="text1"/>
           <w:sz w:val="24"/>
           <w:szCs w:val="24"/>
         </w:rPr>
@@ -7006,39 +6910,40 @@
     </w:p>
     <w:p>
       <w:pPr>
-        <w:pStyle w:val="ListParagraph"/>
+        <w:pStyle w:val="Heading3"/>
         <w:numPr>
           <w:ilvl w:val="0"/>
-          <w:numId w:val="19"/>
+          <w:numId w:val="21"/>
         </w:numPr>
+        <w:rPr>
+          <w:rFonts w:ascii="Times New Roman" w:hAnsi="Times New Roman" w:cs="Times New Roman"/>
+          <w:color w:val="000000" w:themeColor="text1"/>
+        </w:rPr>
+      </w:pPr>
+      <w:r>
+        <w:rPr>
+          <w:rFonts w:ascii="Times New Roman" w:hAnsi="Times New Roman" w:cs="Times New Roman"/>
+          <w:color w:val="000000" w:themeColor="text1"/>
+        </w:rPr>
+        <w:t>7 – Day Forecase (Producttion Pipeline)</w:t>
+      </w:r>
+    </w:p>
+    <w:p>
+      <w:pPr>
         <w:jc w:val="both"/>
         <w:rPr>
-          <w:sz w:val="24"/>
-          <w:szCs w:val="24"/>
-        </w:rPr>
-      </w:pPr>
-      <w:r>
-        <w:rPr>
-          <w:sz w:val="24"/>
-          <w:szCs w:val="24"/>
-        </w:rPr>
-        <w:t>7 – Day Forecase (Producttion Pipeline)</w:t>
-      </w:r>
-    </w:p>
-    <w:p>
-      <w:pPr>
-        <w:jc w:val="both"/>
-        <w:rPr>
-          <w:b w:val="0"/>
-          <w:bCs/>
-          <w:sz w:val="24"/>
-          <w:szCs w:val="24"/>
-        </w:rPr>
-      </w:pPr>
-      <w:r>
-        <w:rPr>
-          <w:b w:val="0"/>
-          <w:bCs/>
+          <w:b w:val="0"/>
+          <w:bCs/>
+          <w:color w:val="000000" w:themeColor="text1"/>
+          <w:sz w:val="24"/>
+          <w:szCs w:val="24"/>
+        </w:rPr>
+      </w:pPr>
+      <w:r>
+        <w:rPr>
+          <w:b w:val="0"/>
+          <w:bCs/>
+          <w:color w:val="000000" w:themeColor="text1"/>
           <w:sz w:val="24"/>
           <w:szCs w:val="24"/>
         </w:rPr>
@@ -7056,12 +6961,14 @@
         <w:rPr>
           <w:b w:val="0"/>
           <w:bCs/>
-          <w:sz w:val="24"/>
-          <w:szCs w:val="24"/>
-        </w:rPr>
-      </w:pPr>
-      <w:r>
-        <w:rPr>
+          <w:color w:val="000000" w:themeColor="text1"/>
+          <w:sz w:val="24"/>
+          <w:szCs w:val="24"/>
+        </w:rPr>
+      </w:pPr>
+      <w:r>
+        <w:rPr>
+          <w:color w:val="000000" w:themeColor="text1"/>
           <w:sz w:val="24"/>
           <w:szCs w:val="24"/>
         </w:rPr>
@@ -7071,6 +6978,7 @@
         <w:rPr>
           <w:b w:val="0"/>
           <w:bCs/>
+          <w:color w:val="000000" w:themeColor="text1"/>
           <w:sz w:val="24"/>
           <w:szCs w:val="24"/>
         </w:rPr>
@@ -7078,6 +6986,7 @@
       </w:r>
       <w:r>
         <w:rPr>
+          <w:color w:val="000000" w:themeColor="text1"/>
           <w:sz w:val="24"/>
           <w:szCs w:val="24"/>
         </w:rPr>
@@ -7087,19 +6996,11 @@
         <w:rPr>
           <w:b w:val="0"/>
           <w:bCs/>
-          <w:sz w:val="24"/>
-          <w:szCs w:val="24"/>
-        </w:rPr>
-        <w:t xml:space="preserve">: </w:t>
-      </w:r>
-      <w:r>
-        <w:rPr>
-          <w:b w:val="0"/>
-          <w:bCs/>
-          <w:sz w:val="24"/>
-          <w:szCs w:val="24"/>
-        </w:rPr>
-        <w:t>The pipeline begins by loading all artifacts saved during training. The models best_pm25_model_original.pkl and best_pm25_model_scaled.pkl are specifically XGBRegressor models. The pm25_scaler.pkl (StandardScaler) object that was "fit" on the training data is also loaded.</w:t>
+          <w:color w:val="000000" w:themeColor="text1"/>
+          <w:sz w:val="24"/>
+          <w:szCs w:val="24"/>
+        </w:rPr>
+        <w:t>: The pipeline begins by loading all artifacts saved during training. The models best_pm25_model_original.pkl and best_pm25_model_scaled.pkl are specifically XGBRegressor models. The pm25_scaler.pkl (StandardScaler) object that was "fit" on the training data is also loaded.</w:t>
       </w:r>
     </w:p>
     <w:p>
@@ -7113,12 +7014,14 @@
         <w:rPr>
           <w:b w:val="0"/>
           <w:bCs/>
-          <w:sz w:val="24"/>
-          <w:szCs w:val="24"/>
-        </w:rPr>
-      </w:pPr>
-      <w:r>
-        <w:rPr>
+          <w:color w:val="000000" w:themeColor="text1"/>
+          <w:sz w:val="24"/>
+          <w:szCs w:val="24"/>
+        </w:rPr>
+      </w:pPr>
+      <w:r>
+        <w:rPr>
+          <w:color w:val="000000" w:themeColor="text1"/>
           <w:sz w:val="24"/>
           <w:szCs w:val="24"/>
         </w:rPr>
@@ -7128,19 +7031,11 @@
         <w:rPr>
           <w:b w:val="0"/>
           <w:bCs/>
-          <w:sz w:val="24"/>
-          <w:szCs w:val="24"/>
-        </w:rPr>
-        <w:t xml:space="preserve">: </w:t>
-      </w:r>
-      <w:r>
-        <w:rPr>
-          <w:b w:val="0"/>
-          <w:bCs/>
-          <w:sz w:val="24"/>
-          <w:szCs w:val="24"/>
-        </w:rPr>
-        <w:t>Saving and reloading the scaler.pkl is a critical step, demonstrating maturity in machine learning operations (MLOps). A common mistake is to train a model on scaled data, but then try to predict on new, raw data. The correct process (which this project implemented) is to use the saved scaler object to .transform() any new data before feeding it to the scaled XGBRegressor model.</w:t>
+          <w:color w:val="000000" w:themeColor="text1"/>
+          <w:sz w:val="24"/>
+          <w:szCs w:val="24"/>
+        </w:rPr>
+        <w:t>: Saving and reloading the scaler.pkl is a critical step, demonstrating maturity in machine learning operations (MLOps). A common mistake is to train a model on scaled data, but then try to predict on new, raw data. The correct process (which this project implemented) is to use the saved scaler object to .transform() any new data before feeding it to the scaled XGBRegressor model.</w:t>
       </w:r>
     </w:p>
     <w:p>
@@ -7154,12 +7049,14 @@
         <w:rPr>
           <w:b w:val="0"/>
           <w:bCs/>
-          <w:sz w:val="24"/>
-          <w:szCs w:val="24"/>
-        </w:rPr>
-      </w:pPr>
-      <w:r>
-        <w:rPr>
+          <w:color w:val="000000" w:themeColor="text1"/>
+          <w:sz w:val="24"/>
+          <w:szCs w:val="24"/>
+        </w:rPr>
+      </w:pPr>
+      <w:r>
+        <w:rPr>
+          <w:color w:val="000000" w:themeColor="text1"/>
           <w:sz w:val="24"/>
           <w:szCs w:val="24"/>
         </w:rPr>
@@ -7169,19 +7066,11 @@
         <w:rPr>
           <w:b w:val="0"/>
           <w:bCs/>
-          <w:sz w:val="24"/>
-          <w:szCs w:val="24"/>
-        </w:rPr>
-        <w:t xml:space="preserve">: </w:t>
-      </w:r>
-      <w:r>
-        <w:rPr>
-          <w:b w:val="0"/>
-          <w:bCs/>
-          <w:sz w:val="24"/>
-          <w:szCs w:val="24"/>
-        </w:rPr>
-        <w:t>To predict the next 168 hours, the pipeline requires future values for features like co, no2, etc. The prediction script populates these future values using the historical average from the entire dataset (e.g., co: 614.0882, no2: 31.8466, o3: 53.3072).</w:t>
+          <w:color w:val="000000" w:themeColor="text1"/>
+          <w:sz w:val="24"/>
+          <w:szCs w:val="24"/>
+        </w:rPr>
+        <w:t>: To predict the next 168 hours, the pipeline requires future values for features like co, no2, etc. The prediction script populates these future values using the historical average from the entire dataset (e.g., co: 614.0882, no2: 31.8466, o3: 53.3072).</w:t>
       </w:r>
     </w:p>
     <w:p>
@@ -7195,34 +7084,44 @@
         <w:rPr>
           <w:b w:val="0"/>
           <w:bCs/>
-          <w:sz w:val="24"/>
-          <w:szCs w:val="24"/>
-        </w:rPr>
-      </w:pPr>
-      <w:r>
-        <w:rPr>
-          <w:sz w:val="24"/>
-          <w:szCs w:val="24"/>
-        </w:rPr>
-        <w:t>Dual Forecasr Generation</w:t>
-      </w:r>
-      <w:r>
-        <w:rPr>
-          <w:b w:val="0"/>
-          <w:bCs/>
-          <w:sz w:val="24"/>
-          <w:szCs w:val="24"/>
-        </w:rPr>
-        <w:t xml:space="preserve">: </w:t>
-      </w:r>
-      <w:r>
-        <w:rPr>
-          <w:b w:val="0"/>
-          <w:bCs/>
-          <w:sz w:val="24"/>
-          <w:szCs w:val="24"/>
-        </w:rPr>
-        <w:t>As analyzed, the pipeline generates two parallel sets of forecasts for the next 168 hours: one from the Original model (XGBRegressor) and one from the Scaled model (XGBRegressor).</w:t>
+          <w:color w:val="000000" w:themeColor="text1"/>
+          <w:sz w:val="24"/>
+          <w:szCs w:val="24"/>
+        </w:rPr>
+      </w:pPr>
+      <w:r>
+        <w:rPr>
+          <w:color w:val="000000" w:themeColor="text1"/>
+          <w:sz w:val="24"/>
+          <w:szCs w:val="24"/>
+        </w:rPr>
+        <w:t>Dual Forecas</w:t>
+      </w:r>
+      <w:r>
+        <w:rPr>
+          <w:color w:val="000000" w:themeColor="text1"/>
+          <w:sz w:val="24"/>
+          <w:szCs w:val="24"/>
+        </w:rPr>
+        <w:t>t</w:t>
+      </w:r>
+      <w:r>
+        <w:rPr>
+          <w:color w:val="000000" w:themeColor="text1"/>
+          <w:sz w:val="24"/>
+          <w:szCs w:val="24"/>
+        </w:rPr>
+        <w:t xml:space="preserve"> Generation</w:t>
+      </w:r>
+      <w:r>
+        <w:rPr>
+          <w:b w:val="0"/>
+          <w:bCs/>
+          <w:color w:val="000000" w:themeColor="text1"/>
+          <w:sz w:val="24"/>
+          <w:szCs w:val="24"/>
+        </w:rPr>
+        <w:t>: As analyzed, the pipeline generates two parallel sets of forecasts for the next 168 hours: one from the Original model (XGBRegressor) and one from the Scaled model (XGBRegressor).</w:t>
       </w:r>
     </w:p>
     <w:p>
@@ -7236,12 +7135,14 @@
         <w:rPr>
           <w:b w:val="0"/>
           <w:bCs/>
-          <w:sz w:val="24"/>
-          <w:szCs w:val="24"/>
-        </w:rPr>
-      </w:pPr>
-      <w:r>
-        <w:rPr>
+          <w:color w:val="000000" w:themeColor="text1"/>
+          <w:sz w:val="24"/>
+          <w:szCs w:val="24"/>
+        </w:rPr>
+      </w:pPr>
+      <w:r>
+        <w:rPr>
+          <w:color w:val="000000" w:themeColor="text1"/>
           <w:sz w:val="24"/>
           <w:szCs w:val="24"/>
         </w:rPr>
@@ -7251,6 +7152,7 @@
         <w:rPr>
           <w:b w:val="0"/>
           <w:bCs/>
+          <w:color w:val="000000" w:themeColor="text1"/>
           <w:sz w:val="24"/>
           <w:szCs w:val="24"/>
         </w:rPr>
@@ -7260,56 +7162,131 @@
         <w:rPr>
           <w:b w:val="0"/>
           <w:bCs/>
-          <w:sz w:val="24"/>
-          <w:szCs w:val="24"/>
-        </w:rPr>
-        <w:t xml:space="preserve"> </w:t>
-      </w:r>
-      <w:r>
-        <w:rPr>
-          <w:b w:val="0"/>
-          <w:bCs/>
-          <w:sz w:val="24"/>
-          <w:szCs w:val="24"/>
-        </w:rPr>
-        <w:t>These predictions are aggregated, along with comparisons (like difference and percent change), and exported to the pm25_predictions_comparison_7days.csv file. Six visualizations are also generated to analyze the forecast results from daily and hourly perspectives. However, the notebook file for this step does not contain the final generated charts.</w:t>
-      </w:r>
-    </w:p>
-    <w:p>
-      <w:pPr>
-        <w:pStyle w:val="ListParagraph"/>
+          <w:color w:val="000000" w:themeColor="text1"/>
+          <w:sz w:val="24"/>
+          <w:szCs w:val="24"/>
+        </w:rPr>
+        <w:t xml:space="preserve"> These predictions are aggregated, along with comparisons (like difference and percent change), and exported to the pm25_predictions_comparison_7days.csv file. Six visualizations are also generated to analyze the forecast results from daily and hourly perspectives. However, the notebook file for this step does not contain the final generated charts.</w:t>
+      </w:r>
+    </w:p>
+    <w:p>
+      <w:pPr>
+        <w:jc w:val="both"/>
+        <w:rPr>
+          <w:b w:val="0"/>
+          <w:bCs/>
+          <w:color w:val="000000" w:themeColor="text1"/>
+          <w:sz w:val="24"/>
+          <w:szCs w:val="24"/>
+        </w:rPr>
+      </w:pPr>
+      <w:r>
+        <w:rPr>
+          <w:b w:val="0"/>
+          <w:bCs/>
+          <w:color w:val="000000" w:themeColor="text1"/>
+          <w:sz w:val="24"/>
+          <w:szCs w:val="24"/>
+        </w:rPr>
+        <w:lastRenderedPageBreak/>
+        <w:drawing>
+          <wp:inline distT="0" distB="0" distL="0" distR="0" wp14:anchorId="39269463" wp14:editId="2EE39283">
+            <wp:extent cx="5943600" cy="5276215"/>
+            <wp:effectExtent l="0" t="0" r="0" b="635"/>
+            <wp:docPr id="685443916" name="Picture 1" descr="A group of graphs showing different types of data&#10;&#10;AI-generated content may be incorrect."/>
+            <wp:cNvGraphicFramePr>
+              <a:graphicFrameLocks xmlns:a="http://schemas.openxmlformats.org/drawingml/2006/main" noChangeAspect="1"/>
+            </wp:cNvGraphicFramePr>
+            <a:graphic xmlns:a="http://schemas.openxmlformats.org/drawingml/2006/main">
+              <a:graphicData uri="http://schemas.openxmlformats.org/drawingml/2006/picture">
+                <pic:pic xmlns:pic="http://schemas.openxmlformats.org/drawingml/2006/picture">
+                  <pic:nvPicPr>
+                    <pic:cNvPr id="685443916" name="Picture 1" descr="A group of graphs showing different types of data&#10;&#10;AI-generated content may be incorrect."/>
+                    <pic:cNvPicPr/>
+                  </pic:nvPicPr>
+                  <pic:blipFill>
+                    <a:blip r:embed="rId7"/>
+                    <a:stretch>
+                      <a:fillRect/>
+                    </a:stretch>
+                  </pic:blipFill>
+                  <pic:spPr>
+                    <a:xfrm>
+                      <a:off x="0" y="0"/>
+                      <a:ext cx="5943600" cy="5276215"/>
+                    </a:xfrm>
+                    <a:prstGeom prst="rect">
+                      <a:avLst/>
+                    </a:prstGeom>
+                  </pic:spPr>
+                </pic:pic>
+              </a:graphicData>
+            </a:graphic>
+          </wp:inline>
+        </w:drawing>
+      </w:r>
+    </w:p>
+    <w:p>
+      <w:pPr>
+        <w:jc w:val="center"/>
+        <w:rPr>
+          <w:b w:val="0"/>
+          <w:bCs/>
+          <w:color w:val="000000" w:themeColor="text1"/>
+          <w:sz w:val="22"/>
+          <w:szCs w:val="22"/>
+        </w:rPr>
+      </w:pPr>
+      <w:r>
+        <w:rPr>
+          <w:b w:val="0"/>
+          <w:bCs/>
+          <w:i/>
+          <w:iCs/>
+          <w:color w:val="000000" w:themeColor="text1"/>
+          <w:sz w:val="22"/>
+          <w:szCs w:val="22"/>
+          <w:u w:val="single"/>
+        </w:rPr>
+        <w:t>Figure 3: Visualize the result comparison</w:t>
+      </w:r>
+    </w:p>
+    <w:p>
+      <w:pPr>
+        <w:pStyle w:val="Heading3"/>
         <w:numPr>
           <w:ilvl w:val="0"/>
-          <w:numId w:val="19"/>
+          <w:numId w:val="21"/>
         </w:numPr>
+        <w:rPr>
+          <w:rFonts w:ascii="Times New Roman" w:hAnsi="Times New Roman" w:cs="Times New Roman"/>
+          <w:color w:val="000000" w:themeColor="text1"/>
+        </w:rPr>
+      </w:pPr>
+      <w:r>
+        <w:rPr>
+          <w:rFonts w:ascii="Times New Roman" w:hAnsi="Times New Roman" w:cs="Times New Roman"/>
+          <w:color w:val="000000" w:themeColor="text1"/>
+        </w:rPr>
+        <w:t>Real – World Use Cases</w:t>
+      </w:r>
+    </w:p>
+    <w:p>
+      <w:pPr>
         <w:jc w:val="both"/>
         <w:rPr>
-          <w:sz w:val="24"/>
-          <w:szCs w:val="24"/>
-        </w:rPr>
-      </w:pPr>
-      <w:r>
-        <w:rPr>
-          <w:sz w:val="24"/>
-          <w:szCs w:val="24"/>
-        </w:rPr>
-        <w:t>Real – World Use Cases</w:t>
-      </w:r>
-    </w:p>
-    <w:p>
-      <w:pPr>
-        <w:jc w:val="both"/>
-        <w:rPr>
-          <w:b w:val="0"/>
-          <w:bCs/>
-          <w:sz w:val="24"/>
-          <w:szCs w:val="24"/>
-        </w:rPr>
-      </w:pPr>
-      <w:r>
-        <w:rPr>
-          <w:b w:val="0"/>
-          <w:bCs/>
+          <w:b w:val="0"/>
+          <w:bCs/>
+          <w:color w:val="000000" w:themeColor="text1"/>
+          <w:sz w:val="24"/>
+          <w:szCs w:val="24"/>
+        </w:rPr>
+      </w:pPr>
+      <w:r>
+        <w:rPr>
+          <w:b w:val="0"/>
+          <w:bCs/>
+          <w:color w:val="000000" w:themeColor="text1"/>
           <w:sz w:val="24"/>
           <w:szCs w:val="24"/>
         </w:rPr>
@@ -7327,12 +7304,14 @@
         <w:rPr>
           <w:b w:val="0"/>
           <w:bCs/>
-          <w:sz w:val="24"/>
-          <w:szCs w:val="24"/>
-        </w:rPr>
-      </w:pPr>
-      <w:r>
-        <w:rPr>
+          <w:color w:val="000000" w:themeColor="text1"/>
+          <w:sz w:val="24"/>
+          <w:szCs w:val="24"/>
+        </w:rPr>
+      </w:pPr>
+      <w:r>
+        <w:rPr>
+          <w:color w:val="000000" w:themeColor="text1"/>
           <w:sz w:val="24"/>
           <w:szCs w:val="24"/>
         </w:rPr>
@@ -7342,6 +7321,7 @@
         <w:rPr>
           <w:b w:val="0"/>
           <w:bCs/>
+          <w:color w:val="000000" w:themeColor="text1"/>
           <w:sz w:val="24"/>
           <w:szCs w:val="24"/>
         </w:rPr>
@@ -7351,19 +7331,11 @@
         <w:rPr>
           <w:b w:val="0"/>
           <w:bCs/>
-          <w:sz w:val="24"/>
-          <w:szCs w:val="24"/>
-        </w:rPr>
-        <w:t xml:space="preserve"> </w:t>
-      </w:r>
-      <w:r>
-        <w:rPr>
-          <w:b w:val="0"/>
-          <w:bCs/>
-          <w:sz w:val="24"/>
-          <w:szCs w:val="24"/>
-        </w:rPr>
-        <w:t>The CSV file can be read by a mobile app to send users a notification when PM2.5 is predicted to be at an "Unhealthy" level, with specific recommended actions (e.g., "Limit outdoor exposure," "Wear N95 mask")</w:t>
+          <w:color w:val="000000" w:themeColor="text1"/>
+          <w:sz w:val="24"/>
+          <w:szCs w:val="24"/>
+        </w:rPr>
+        <w:t xml:space="preserve"> The CSV file can be read by a mobile app to send users a notification when PM2.5 is predicted to be at an "Unhealthy" level, with specific recommended actions (e.g., "Limit outdoor exposure," "Wear N95 mask")</w:t>
       </w:r>
     </w:p>
     <w:p>
@@ -7377,12 +7349,14 @@
         <w:rPr>
           <w:b w:val="0"/>
           <w:bCs/>
-          <w:sz w:val="24"/>
-          <w:szCs w:val="24"/>
-        </w:rPr>
-      </w:pPr>
-      <w:r>
-        <w:rPr>
+          <w:color w:val="000000" w:themeColor="text1"/>
+          <w:sz w:val="24"/>
+          <w:szCs w:val="24"/>
+        </w:rPr>
+      </w:pPr>
+      <w:r>
+        <w:rPr>
+          <w:color w:val="000000" w:themeColor="text1"/>
           <w:sz w:val="24"/>
           <w:szCs w:val="24"/>
         </w:rPr>
@@ -7392,6 +7366,7 @@
         <w:rPr>
           <w:b w:val="0"/>
           <w:bCs/>
+          <w:color w:val="000000" w:themeColor="text1"/>
           <w:sz w:val="24"/>
           <w:szCs w:val="24"/>
         </w:rPr>
@@ -7401,19 +7376,11 @@
         <w:rPr>
           <w:b w:val="0"/>
           <w:bCs/>
-          <w:sz w:val="24"/>
-          <w:szCs w:val="24"/>
-        </w:rPr>
-        <w:t xml:space="preserve"> </w:t>
-      </w:r>
-      <w:r>
-        <w:rPr>
-          <w:b w:val="0"/>
-          <w:bCs/>
-          <w:sz w:val="24"/>
-          <w:szCs w:val="24"/>
-        </w:rPr>
-        <w:t>The data can populate a Government Dashboard, displaying the 7-day forecast. When predicted levels exceed regulatory thresholds, it can automatically trigger alerts for authorities to enact interventions like vehicle restrictions.</w:t>
+          <w:color w:val="000000" w:themeColor="text1"/>
+          <w:sz w:val="24"/>
+          <w:szCs w:val="24"/>
+        </w:rPr>
+        <w:t xml:space="preserve"> The data can populate a Government Dashboard, displaying the 7-day forecast. When predicted levels exceed regulatory thresholds, it can automatically trigger alerts for authorities to enact interventions like vehicle restrictions.</w:t>
       </w:r>
     </w:p>
     <w:p>
@@ -7427,12 +7394,14 @@
         <w:rPr>
           <w:b w:val="0"/>
           <w:bCs/>
-          <w:sz w:val="24"/>
-          <w:szCs w:val="24"/>
-        </w:rPr>
-      </w:pPr>
-      <w:r>
-        <w:rPr>
+          <w:color w:val="000000" w:themeColor="text1"/>
+          <w:sz w:val="24"/>
+          <w:szCs w:val="24"/>
+        </w:rPr>
+      </w:pPr>
+      <w:r>
+        <w:rPr>
+          <w:color w:val="000000" w:themeColor="text1"/>
           <w:sz w:val="24"/>
           <w:szCs w:val="24"/>
         </w:rPr>
@@ -7443,6 +7412,7 @@
         <w:rPr>
           <w:b w:val="0"/>
           <w:bCs/>
+          <w:color w:val="000000" w:themeColor="text1"/>
           <w:sz w:val="24"/>
           <w:szCs w:val="24"/>
         </w:rPr>
@@ -7452,47 +7422,60 @@
         <w:rPr>
           <w:b w:val="0"/>
           <w:bCs/>
-          <w:sz w:val="24"/>
-          <w:szCs w:val="24"/>
-        </w:rPr>
-        <w:t xml:space="preserve"> </w:t>
-      </w:r>
-      <w:r>
-        <w:rPr>
-          <w:b w:val="0"/>
-          <w:bCs/>
-          <w:sz w:val="24"/>
-          <w:szCs w:val="24"/>
-        </w:rPr>
-        <w:t>Hospitals can use this forecast to estimate an increase in patient admissions for respiratory issues. This allows them to prepare necessary medications (like Ventolin, Seretide) and increase medical staff on duty.</w:t>
-      </w:r>
-    </w:p>
-    <w:p>
-      <w:pPr>
-        <w:pStyle w:val="ListParagraph"/>
+          <w:color w:val="000000" w:themeColor="text1"/>
+          <w:sz w:val="24"/>
+          <w:szCs w:val="24"/>
+        </w:rPr>
+        <w:t xml:space="preserve"> Hospitals can use this forecast to estimate an increase in patient admissions for respiratory issues. This allows them to prepare necessary medications (like Ventolin, Seretide) and increase medical staff on duty.</w:t>
+      </w:r>
+    </w:p>
+    <w:p>
+      <w:pPr>
+        <w:pStyle w:val="Heading3"/>
         <w:numPr>
           <w:ilvl w:val="0"/>
-          <w:numId w:val="19"/>
+          <w:numId w:val="21"/>
         </w:numPr>
+        <w:rPr>
+          <w:rFonts w:ascii="Times New Roman" w:hAnsi="Times New Roman" w:cs="Times New Roman"/>
+          <w:color w:val="000000" w:themeColor="text1"/>
+        </w:rPr>
+      </w:pPr>
+      <w:r>
+        <w:rPr>
+          <w:rFonts w:ascii="Times New Roman" w:hAnsi="Times New Roman" w:cs="Times New Roman"/>
+          <w:color w:val="000000" w:themeColor="text1"/>
+        </w:rPr>
+        <w:t>Summary and Limitations</w:t>
+      </w:r>
+      <w:r>
+        <w:rPr>
+          <w:rFonts w:ascii="Times New Roman" w:hAnsi="Times New Roman" w:cs="Times New Roman"/>
+          <w:color w:val="000000" w:themeColor="text1"/>
+        </w:rPr>
+        <w:t>:</w:t>
+      </w:r>
+    </w:p>
+    <w:p>
+      <w:pPr>
         <w:jc w:val="both"/>
         <w:rPr>
-          <w:sz w:val="24"/>
-          <w:szCs w:val="24"/>
-        </w:rPr>
-      </w:pPr>
-      <w:r>
-        <w:rPr>
-          <w:sz w:val="24"/>
-          <w:szCs w:val="24"/>
-        </w:rPr>
-        <w:t>Summary and Limitations</w:t>
-      </w:r>
-      <w:r>
-        <w:rPr>
-          <w:sz w:val="24"/>
-          <w:szCs w:val="24"/>
-        </w:rPr>
-        <w:t>:</w:t>
+          <w:b w:val="0"/>
+          <w:bCs/>
+          <w:color w:val="000000" w:themeColor="text1"/>
+          <w:sz w:val="24"/>
+          <w:szCs w:val="24"/>
+        </w:rPr>
+      </w:pPr>
+      <w:r>
+        <w:rPr>
+          <w:b w:val="0"/>
+          <w:bCs/>
+          <w:color w:val="000000" w:themeColor="text1"/>
+          <w:sz w:val="24"/>
+          <w:szCs w:val="24"/>
+        </w:rPr>
+        <w:t>This project presents a comprehensive and methodologically sound machine learning pipeline for addressing the problem of PM2.5 forecasting in Hanoi.</w:t>
       </w:r>
     </w:p>
     <w:p>
@@ -7501,34 +7484,16 @@
         <w:rPr>
           <w:b w:val="0"/>
           <w:bCs/>
-          <w:sz w:val="24"/>
-          <w:szCs w:val="24"/>
-        </w:rPr>
-      </w:pPr>
-      <w:r>
-        <w:rPr>
-          <w:b w:val="0"/>
-          <w:bCs/>
-          <w:sz w:val="24"/>
-          <w:szCs w:val="24"/>
-        </w:rPr>
-        <w:t>This project presents a comprehensive and methodologically sound machine learning pipeline for addressing the problem of PM2.5 forecasting in Hanoi.</w:t>
-      </w:r>
-    </w:p>
-    <w:p>
-      <w:pPr>
-        <w:jc w:val="both"/>
-        <w:rPr>
-          <w:b w:val="0"/>
-          <w:bCs/>
-          <w:sz w:val="24"/>
-          <w:szCs w:val="24"/>
-        </w:rPr>
-      </w:pPr>
-      <w:r>
-        <w:rPr>
-          <w:b w:val="0"/>
-          <w:bCs/>
+          <w:color w:val="000000" w:themeColor="text1"/>
+          <w:sz w:val="24"/>
+          <w:szCs w:val="24"/>
+        </w:rPr>
+      </w:pPr>
+      <w:r>
+        <w:rPr>
+          <w:b w:val="0"/>
+          <w:bCs/>
+          <w:color w:val="000000" w:themeColor="text1"/>
           <w:sz w:val="24"/>
           <w:szCs w:val="24"/>
         </w:rPr>
@@ -7537,6 +7502,7 @@
       </w:r>
       <w:r>
         <w:rPr>
+          <w:color w:val="000000" w:themeColor="text1"/>
           <w:sz w:val="24"/>
           <w:szCs w:val="24"/>
         </w:rPr>
@@ -7546,6 +7512,7 @@
         <w:rPr>
           <w:b w:val="0"/>
           <w:bCs/>
+          <w:color w:val="000000" w:themeColor="text1"/>
           <w:sz w:val="24"/>
           <w:szCs w:val="24"/>
         </w:rPr>
@@ -7563,12 +7530,14 @@
         <w:rPr>
           <w:b w:val="0"/>
           <w:bCs/>
-          <w:sz w:val="24"/>
-          <w:szCs w:val="24"/>
-        </w:rPr>
-      </w:pPr>
-      <w:r>
-        <w:rPr>
+          <w:color w:val="000000" w:themeColor="text1"/>
+          <w:sz w:val="24"/>
+          <w:szCs w:val="24"/>
+        </w:rPr>
+      </w:pPr>
+      <w:r>
+        <w:rPr>
+          <w:color w:val="000000" w:themeColor="text1"/>
           <w:sz w:val="24"/>
           <w:szCs w:val="24"/>
         </w:rPr>
@@ -7578,19 +7547,11 @@
         <w:rPr>
           <w:b w:val="0"/>
           <w:bCs/>
-          <w:sz w:val="24"/>
-          <w:szCs w:val="24"/>
-        </w:rPr>
-        <w:t xml:space="preserve">: </w:t>
-      </w:r>
-      <w:r>
-        <w:rPr>
-          <w:b w:val="0"/>
-          <w:bCs/>
-          <w:sz w:val="24"/>
-          <w:szCs w:val="24"/>
-        </w:rPr>
-        <w:t>The data collection process was designed with robustness and fault-tolerance as priorities, carefully managing time, timezones, and API rate limits.</w:t>
+          <w:color w:val="000000" w:themeColor="text1"/>
+          <w:sz w:val="24"/>
+          <w:szCs w:val="24"/>
+        </w:rPr>
+        <w:t>: The data collection process was designed with robustness and fault-tolerance as priorities, carefully managing time, timezones, and API rate limits.</w:t>
       </w:r>
     </w:p>
     <w:p>
@@ -7604,12 +7565,14 @@
         <w:rPr>
           <w:b w:val="0"/>
           <w:bCs/>
-          <w:sz w:val="24"/>
-          <w:szCs w:val="24"/>
-        </w:rPr>
-      </w:pPr>
-      <w:r>
-        <w:rPr>
+          <w:color w:val="000000" w:themeColor="text1"/>
+          <w:sz w:val="24"/>
+          <w:szCs w:val="24"/>
+        </w:rPr>
+      </w:pPr>
+      <w:r>
+        <w:rPr>
+          <w:color w:val="000000" w:themeColor="text1"/>
           <w:sz w:val="24"/>
           <w:szCs w:val="24"/>
         </w:rPr>
@@ -7619,19 +7582,11 @@
         <w:rPr>
           <w:b w:val="0"/>
           <w:bCs/>
-          <w:sz w:val="24"/>
-          <w:szCs w:val="24"/>
-        </w:rPr>
-        <w:t xml:space="preserve">: </w:t>
-      </w:r>
-      <w:r>
-        <w:rPr>
-          <w:b w:val="0"/>
-          <w:bCs/>
-          <w:sz w:val="24"/>
-          <w:szCs w:val="24"/>
-        </w:rPr>
-        <w:t>The handling of temporal features and, most notably, the decision to drop aqi to prevent multicollinearity, demonstrates a sophisticated understanding of data science</w:t>
+          <w:color w:val="000000" w:themeColor="text1"/>
+          <w:sz w:val="24"/>
+          <w:szCs w:val="24"/>
+        </w:rPr>
+        <w:t>: The handling of temporal features and, most notably, the decision to drop aqi to prevent multicollinearity, demonstrates a sophisticated understanding of data science</w:t>
       </w:r>
     </w:p>
     <w:p>
@@ -7645,12 +7600,14 @@
         <w:rPr>
           <w:b w:val="0"/>
           <w:bCs/>
-          <w:sz w:val="24"/>
-          <w:szCs w:val="24"/>
-        </w:rPr>
-      </w:pPr>
-      <w:r>
-        <w:rPr>
+          <w:color w:val="000000" w:themeColor="text1"/>
+          <w:sz w:val="24"/>
+          <w:szCs w:val="24"/>
+        </w:rPr>
+      </w:pPr>
+      <w:r>
+        <w:rPr>
+          <w:color w:val="000000" w:themeColor="text1"/>
           <w:sz w:val="24"/>
           <w:szCs w:val="24"/>
         </w:rPr>
@@ -7660,19 +7617,11 @@
         <w:rPr>
           <w:b w:val="0"/>
           <w:bCs/>
-          <w:sz w:val="24"/>
-          <w:szCs w:val="24"/>
-        </w:rPr>
-        <w:t xml:space="preserve">: </w:t>
-      </w:r>
-      <w:r>
-        <w:rPr>
-          <w:b w:val="0"/>
-          <w:bCs/>
-          <w:sz w:val="24"/>
-          <w:szCs w:val="24"/>
-        </w:rPr>
-        <w:t>The parallel comparison of Original vs. Scaled data across three model types is a rigorous research methodology</w:t>
+          <w:color w:val="000000" w:themeColor="text1"/>
+          <w:sz w:val="24"/>
+          <w:szCs w:val="24"/>
+        </w:rPr>
+        <w:t>: The parallel comparison of Original vs. Scaled data across three model types is a rigorous research methodology</w:t>
       </w:r>
     </w:p>
     <w:p>
@@ -7686,12 +7635,14 @@
         <w:rPr>
           <w:b w:val="0"/>
           <w:bCs/>
-          <w:sz w:val="24"/>
-          <w:szCs w:val="24"/>
-        </w:rPr>
-      </w:pPr>
-      <w:r>
-        <w:rPr>
+          <w:color w:val="000000" w:themeColor="text1"/>
+          <w:sz w:val="24"/>
+          <w:szCs w:val="24"/>
+        </w:rPr>
+      </w:pPr>
+      <w:r>
+        <w:rPr>
+          <w:color w:val="000000" w:themeColor="text1"/>
           <w:sz w:val="24"/>
           <w:szCs w:val="24"/>
         </w:rPr>
@@ -7701,28 +7652,11 @@
         <w:rPr>
           <w:b w:val="0"/>
           <w:bCs/>
-          <w:sz w:val="24"/>
-          <w:szCs w:val="24"/>
-        </w:rPr>
-        <w:t xml:space="preserve">: </w:t>
-      </w:r>
-      <w:r>
-        <w:rPr>
-          <w:b w:val="0"/>
-          <w:bCs/>
-          <w:sz w:val="24"/>
-          <w:szCs w:val="24"/>
-        </w:rPr>
-        <w:t>The project successfully bridges research to production, including the critical MLOps step of saving and reusing the scaler.pkl</w:t>
-      </w:r>
-      <w:r>
-        <w:rPr>
-          <w:b w:val="0"/>
-          <w:bCs/>
-          <w:sz w:val="24"/>
-          <w:szCs w:val="24"/>
-        </w:rPr>
-        <w:t>.</w:t>
+          <w:color w:val="000000" w:themeColor="text1"/>
+          <w:sz w:val="24"/>
+          <w:szCs w:val="24"/>
+        </w:rPr>
+        <w:t>: The project successfully bridges research to production, including the critical MLOps step of saving and reusing the scaler.pkl.</w:t>
       </w:r>
     </w:p>
     <w:p>
@@ -7730,12 +7664,14 @@
         <w:ind w:firstLine="720"/>
         <w:jc w:val="both"/>
         <w:rPr>
-          <w:sz w:val="24"/>
-          <w:szCs w:val="24"/>
-        </w:rPr>
-      </w:pPr>
-      <w:r>
-        <w:rPr>
+          <w:color w:val="000000" w:themeColor="text1"/>
+          <w:sz w:val="24"/>
+          <w:szCs w:val="24"/>
+        </w:rPr>
+      </w:pPr>
+      <w:r>
+        <w:rPr>
+          <w:color w:val="000000" w:themeColor="text1"/>
           <w:sz w:val="24"/>
           <w:szCs w:val="24"/>
         </w:rPr>
@@ -7753,12 +7689,14 @@
         <w:rPr>
           <w:b w:val="0"/>
           <w:bCs/>
-          <w:sz w:val="24"/>
-          <w:szCs w:val="24"/>
-        </w:rPr>
-      </w:pPr>
-      <w:r>
-        <w:rPr>
+          <w:color w:val="000000" w:themeColor="text1"/>
+          <w:sz w:val="24"/>
+          <w:szCs w:val="24"/>
+        </w:rPr>
+      </w:pPr>
+      <w:r>
+        <w:rPr>
+          <w:color w:val="000000" w:themeColor="text1"/>
           <w:sz w:val="24"/>
           <w:szCs w:val="24"/>
         </w:rPr>
@@ -7768,6 +7706,7 @@
         <w:rPr>
           <w:b w:val="0"/>
           <w:bCs/>
+          <w:color w:val="000000" w:themeColor="text1"/>
           <w:sz w:val="24"/>
           <w:szCs w:val="24"/>
         </w:rPr>
@@ -7785,12 +7724,14 @@
         <w:rPr>
           <w:b w:val="0"/>
           <w:bCs/>
-          <w:sz w:val="24"/>
-          <w:szCs w:val="24"/>
-        </w:rPr>
-      </w:pPr>
-      <w:r>
-        <w:rPr>
+          <w:color w:val="000000" w:themeColor="text1"/>
+          <w:sz w:val="24"/>
+          <w:szCs w:val="24"/>
+        </w:rPr>
+      </w:pPr>
+      <w:r>
+        <w:rPr>
+          <w:color w:val="000000" w:themeColor="text1"/>
           <w:sz w:val="24"/>
           <w:szCs w:val="24"/>
         </w:rPr>
@@ -7800,6 +7741,7 @@
         <w:rPr>
           <w:b w:val="0"/>
           <w:bCs/>
+          <w:color w:val="000000" w:themeColor="text1"/>
           <w:sz w:val="24"/>
           <w:szCs w:val="24"/>
         </w:rPr>
@@ -7817,12 +7759,14 @@
         <w:rPr>
           <w:b w:val="0"/>
           <w:bCs/>
-          <w:sz w:val="24"/>
-          <w:szCs w:val="24"/>
-        </w:rPr>
-      </w:pPr>
-      <w:r>
-        <w:rPr>
+          <w:color w:val="000000" w:themeColor="text1"/>
+          <w:sz w:val="24"/>
+          <w:szCs w:val="24"/>
+        </w:rPr>
+      </w:pPr>
+      <w:r>
+        <w:rPr>
+          <w:color w:val="000000" w:themeColor="text1"/>
           <w:sz w:val="24"/>
           <w:szCs w:val="24"/>
         </w:rPr>
@@ -7832,6 +7776,7 @@
         <w:rPr>
           <w:b w:val="0"/>
           <w:bCs/>
+          <w:color w:val="000000" w:themeColor="text1"/>
           <w:sz w:val="24"/>
           <w:szCs w:val="24"/>
         </w:rPr>
@@ -7840,6 +7785,7 @@
       <w:r>
         <w:rPr>
           <w:b w:val="0"/>
+          <w:color w:val="000000" w:themeColor="text1"/>
           <w:sz w:val="24"/>
           <w:szCs w:val="24"/>
         </w:rPr>
@@ -7849,19 +7795,11 @@
         <w:rPr>
           <w:b w:val="0"/>
           <w:bCs/>
-          <w:sz w:val="24"/>
-          <w:szCs w:val="24"/>
-        </w:rPr>
-        <w:t xml:space="preserve"> &gt; 0.95</w:t>
-      </w:r>
-      <w:r>
-        <w:rPr>
-          <w:b w:val="0"/>
-          <w:bCs/>
-          <w:sz w:val="24"/>
-          <w:szCs w:val="24"/>
-        </w:rPr>
-        <w:t xml:space="preserve"> and RMSE goals.</w:t>
+          <w:color w:val="000000" w:themeColor="text1"/>
+          <w:sz w:val="24"/>
+          <w:szCs w:val="24"/>
+        </w:rPr>
+        <w:t xml:space="preserve"> &gt; 0.95 and RMSE goals.</w:t>
       </w:r>
     </w:p>
     <w:p>
@@ -7875,13 +7813,14 @@
         <w:rPr>
           <w:b w:val="0"/>
           <w:bCs/>
-          <w:sz w:val="24"/>
-          <w:szCs w:val="24"/>
-        </w:rPr>
-      </w:pPr>
-      <w:r>
-        <w:rPr>
-          <w:color w:val="1B1C1D"/>
+          <w:color w:val="000000" w:themeColor="text1"/>
+          <w:sz w:val="24"/>
+          <w:szCs w:val="24"/>
+        </w:rPr>
+      </w:pPr>
+      <w:r>
+        <w:rPr>
+          <w:color w:val="000000" w:themeColor="text1"/>
           <w:sz w:val="24"/>
           <w:szCs w:val="24"/>
           <w:shd w:val="clear" w:color="auto" w:fill="FFFFFF"/>
@@ -7892,7 +7831,7 @@
         <w:rPr>
           <w:b w:val="0"/>
           <w:bCs/>
-          <w:color w:val="1B1C1D"/>
+          <w:color w:val="000000" w:themeColor="text1"/>
           <w:sz w:val="24"/>
           <w:szCs w:val="24"/>
           <w:shd w:val="clear" w:color="auto" w:fill="FFFFFF"/>
@@ -7901,7 +7840,7 @@
       </w:r>
       <w:r>
         <w:rPr>
-          <w:color w:val="1B1C1D"/>
+          <w:color w:val="000000" w:themeColor="text1"/>
           <w:sz w:val="24"/>
           <w:szCs w:val="24"/>
           <w:shd w:val="clear" w:color="auto" w:fill="FFFFFF"/>
@@ -7912,7 +7851,7 @@
         <w:rPr>
           <w:b w:val="0"/>
           <w:bCs/>
-          <w:color w:val="1B1C1D"/>
+          <w:color w:val="000000" w:themeColor="text1"/>
           <w:sz w:val="24"/>
           <w:szCs w:val="24"/>
           <w:shd w:val="clear" w:color="auto" w:fill="FFFFFF"/>
@@ -7931,7 +7870,7 @@
 </file>
 
 <file path=word/numbering.xml><?xml version="1.0" encoding="utf-8"?>
-<w:numbering xmlns:wpc="http://schemas.microsoft.com/office/word/2010/wordprocessingCanvas" xmlns:cx="http://schemas.microsoft.com/office/drawing/2014/chartex" xmlns:cx1="http://schemas.microsoft.com/office/drawing/2015/9/8/chartex" xmlns:cx2="http://schemas.microsoft.com/office/drawing/2015/10/21/chartex" xmlns:cx3="http://schemas.microsoft.com/office/drawing/2016/5/9/chartex" xmlns:cx4="http://schemas.microsoft.com/office/drawing/2016/5/10/chartex" xmlns:cx5="http://schemas.microsoft.com/office/drawing/2016/5/11/chartex" xmlns:cx6="http://schemas.microsoft.com/office/drawing/2016/5/12/chartex" xmlns:cx7="http://schemas.microsoft.com/office/drawing/2016/5/13/chartex" xmlns:cx8="http://schemas.microsoft.com/office/drawing/2016/5/14/chartex" xmlns:mc="http://schemas.openxmlformats.org/markup-compatibility/2006" xmlns:aink="http://schemas.microsoft.com/office/drawing/2016/ink" xmlns:am3d="http://schemas.microsoft.com/office/drawing/2017/model3d" xmlns:o="urn:schemas-microsoft-com:office:office" xmlns:oel="http://schemas.microsoft.com/office/2019/extlst" xmlns:r="http://schemas.openxmlformats.org/officeDocument/2006/relationships" xmlns:m="http://schemas.openxmlformats.org/officeDocument/2006/math" xmlns:v="urn:schemas-microsoft-com:vml" xmlns:wp14="http://schemas.microsoft.com/office/word/2010/wordprocessingDrawing" xmlns:wp="http://schemas.openxmlformats.org/drawingml/2006/wordprocessingDrawing" xmlns:w10="urn:schemas-microsoft-com:office:word" xmlns:w="http://schemas.openxmlformats.org/wordprocessingml/2006/main" xmlns:w14="http://schemas.microsoft.com/office/word/2010/wordml" xmlns:w15="http://schemas.microsoft.com/office/word/2012/wordml" xmlns:w16cex="http://schemas.microsoft.com/office/word/2018/wordml/cex" xmlns:w16cid="http://schemas.microsoft.com/office/word/2016/wordml/cid" xmlns:w16="http://schemas.microsoft.com/office/word/2018/wordml" xmlns:w16du="http://schemas.microsoft.com/office/word/2023/wordml/word16du" xmlns:w16sdtdh="http://schemas.microsoft.com/office/word/2020/wordml/sdtdatahash" xmlns:w16se="http://schemas.microsoft.com/office/word/2015/wordml/symex" xmlns:wpg="http://schemas.microsoft.com/office/word/2010/wordprocessingGroup" xmlns:wpi="http://schemas.microsoft.com/office/word/2010/wordprocessingInk" xmlns:wne="http://schemas.microsoft.com/office/word/2006/wordml" xmlns:wps="http://schemas.microsoft.com/office/word/2010/wordprocessingShape" mc:Ignorable="w14 w15 w16se w16cid w16 w16cex w16sdtdh w16du wp14">
+<w:numbering xmlns:wpc="http://schemas.microsoft.com/office/word/2010/wordprocessingCanvas" xmlns:cx="http://schemas.microsoft.com/office/drawing/2014/chartex" xmlns:cx1="http://schemas.microsoft.com/office/drawing/2015/9/8/chartex" xmlns:cx2="http://schemas.microsoft.com/office/drawing/2015/10/21/chartex" xmlns:cx3="http://schemas.microsoft.com/office/drawing/2016/5/9/chartex" xmlns:cx4="http://schemas.microsoft.com/office/drawing/2016/5/10/chartex" xmlns:cx5="http://schemas.microsoft.com/office/drawing/2016/5/11/chartex" xmlns:cx6="http://schemas.microsoft.com/office/drawing/2016/5/12/chartex" xmlns:cx7="http://schemas.microsoft.com/office/drawing/2016/5/13/chartex" xmlns:cx8="http://schemas.microsoft.com/office/drawing/2016/5/14/chartex" xmlns:mc="http://schemas.openxmlformats.org/markup-compatibility/2006" xmlns:aink="http://schemas.microsoft.com/office/drawing/2016/ink" xmlns:am3d="http://schemas.microsoft.com/office/drawing/2017/model3d" xmlns:o="urn:schemas-microsoft-com:office:office" xmlns:oel="http://schemas.microsoft.com/office/2019/extlst" xmlns:r="http://schemas.openxmlformats.org/officeDocument/2006/relationships" xmlns:m="http://schemas.openxmlformats.org/officeDocument/2006/math" xmlns:v="urn:schemas-microsoft-com:vml" xmlns:wp14="http://schemas.microsoft.com/office/word/2010/wordprocessingDrawing" xmlns:wp="http://schemas.openxmlformats.org/drawingml/2006/wordprocessingDrawing" xmlns:w10="urn:schemas-microsoft-com:office:word" xmlns:w="http://schemas.openxmlformats.org/wordprocessingml/2006/main" xmlns:w14="http://schemas.microsoft.com/office/word/2010/wordml" xmlns:w15="http://schemas.microsoft.com/office/word/2012/wordml" xmlns:w16cex="http://schemas.microsoft.com/office/word/2018/wordml/cex" xmlns:w16cid="http://schemas.microsoft.com/office/word/2016/wordml/cid" xmlns:w16="http://schemas.microsoft.com/office/word/2018/wordml" xmlns:w16du="http://schemas.microsoft.com/office/word/2023/wordml/word16du" xmlns:w16sdtdh="http://schemas.microsoft.com/office/word/2020/wordml/sdtdatahash" xmlns:w16sdtfl="http://schemas.microsoft.com/office/word/2024/wordml/sdtformatlock" xmlns:w16se="http://schemas.microsoft.com/office/word/2015/wordml/symex" xmlns:wpg="http://schemas.microsoft.com/office/word/2010/wordprocessingGroup" xmlns:wpi="http://schemas.microsoft.com/office/word/2010/wordprocessingInk" xmlns:wne="http://schemas.microsoft.com/office/word/2006/wordml" xmlns:wps="http://schemas.microsoft.com/office/word/2010/wordprocessingShape" mc:Ignorable="w14 w15 w16se w16cid w16 w16cex w16sdtdh w16sdtfl w16du wp14">
   <w:abstractNum w:abstractNumId="0" w15:restartNumberingAfterBreak="0">
     <w:nsid w:val="01E37E01"/>
     <w:multiLevelType w:val="hybridMultilevel"/>
@@ -8647,6 +8586,95 @@
     </w:lvl>
   </w:abstractNum>
   <w:abstractNum w:abstractNumId="6" w15:restartNumberingAfterBreak="0">
+    <w:nsid w:val="33631AFF"/>
+    <w:multiLevelType w:val="hybridMultilevel"/>
+    <w:tmpl w:val="D86C674E"/>
+    <w:lvl w:ilvl="0" w:tplc="7E900162">
+      <w:start w:val="1"/>
+      <w:numFmt w:val="decimal"/>
+      <w:lvlText w:val="%1."/>
+      <w:lvlJc w:val="left"/>
+      <w:pPr>
+        <w:ind w:left="720" w:hanging="360"/>
+      </w:pPr>
+      <w:rPr>
+        <w:rFonts w:hint="default"/>
+      </w:rPr>
+    </w:lvl>
+    <w:lvl w:ilvl="1" w:tplc="04090019" w:tentative="1">
+      <w:start w:val="1"/>
+      <w:numFmt w:val="lowerLetter"/>
+      <w:lvlText w:val="%2."/>
+      <w:lvlJc w:val="left"/>
+      <w:pPr>
+        <w:ind w:left="1440" w:hanging="360"/>
+      </w:pPr>
+    </w:lvl>
+    <w:lvl w:ilvl="2" w:tplc="0409001B" w:tentative="1">
+      <w:start w:val="1"/>
+      <w:numFmt w:val="lowerRoman"/>
+      <w:lvlText w:val="%3."/>
+      <w:lvlJc w:val="right"/>
+      <w:pPr>
+        <w:ind w:left="2160" w:hanging="180"/>
+      </w:pPr>
+    </w:lvl>
+    <w:lvl w:ilvl="3" w:tplc="0409000F" w:tentative="1">
+      <w:start w:val="1"/>
+      <w:numFmt w:val="decimal"/>
+      <w:lvlText w:val="%4."/>
+      <w:lvlJc w:val="left"/>
+      <w:pPr>
+        <w:ind w:left="2880" w:hanging="360"/>
+      </w:pPr>
+    </w:lvl>
+    <w:lvl w:ilvl="4" w:tplc="04090019" w:tentative="1">
+      <w:start w:val="1"/>
+      <w:numFmt w:val="lowerLetter"/>
+      <w:lvlText w:val="%5."/>
+      <w:lvlJc w:val="left"/>
+      <w:pPr>
+        <w:ind w:left="3600" w:hanging="360"/>
+      </w:pPr>
+    </w:lvl>
+    <w:lvl w:ilvl="5" w:tplc="0409001B" w:tentative="1">
+      <w:start w:val="1"/>
+      <w:numFmt w:val="lowerRoman"/>
+      <w:lvlText w:val="%6."/>
+      <w:lvlJc w:val="right"/>
+      <w:pPr>
+        <w:ind w:left="4320" w:hanging="180"/>
+      </w:pPr>
+    </w:lvl>
+    <w:lvl w:ilvl="6" w:tplc="0409000F" w:tentative="1">
+      <w:start w:val="1"/>
+      <w:numFmt w:val="decimal"/>
+      <w:lvlText w:val="%7."/>
+      <w:lvlJc w:val="left"/>
+      <w:pPr>
+        <w:ind w:left="5040" w:hanging="360"/>
+      </w:pPr>
+    </w:lvl>
+    <w:lvl w:ilvl="7" w:tplc="04090019" w:tentative="1">
+      <w:start w:val="1"/>
+      <w:numFmt w:val="lowerLetter"/>
+      <w:lvlText w:val="%8."/>
+      <w:lvlJc w:val="left"/>
+      <w:pPr>
+        <w:ind w:left="5760" w:hanging="360"/>
+      </w:pPr>
+    </w:lvl>
+    <w:lvl w:ilvl="8" w:tplc="0409001B" w:tentative="1">
+      <w:start w:val="1"/>
+      <w:numFmt w:val="lowerRoman"/>
+      <w:lvlText w:val="%9."/>
+      <w:lvlJc w:val="right"/>
+      <w:pPr>
+        <w:ind w:left="6480" w:hanging="180"/>
+      </w:pPr>
+    </w:lvl>
+  </w:abstractNum>
+  <w:abstractNum w:abstractNumId="7" w15:restartNumberingAfterBreak="0">
     <w:nsid w:val="36F76A5F"/>
     <w:multiLevelType w:val="multilevel"/>
     <w:tmpl w:val="18F60D1C"/>
@@ -8795,7 +8823,96 @@
       </w:rPr>
     </w:lvl>
   </w:abstractNum>
-  <w:abstractNum w:abstractNumId="7" w15:restartNumberingAfterBreak="0">
+  <w:abstractNum w:abstractNumId="8" w15:restartNumberingAfterBreak="0">
+    <w:nsid w:val="397619D7"/>
+    <w:multiLevelType w:val="hybridMultilevel"/>
+    <w:tmpl w:val="518E24DC"/>
+    <w:lvl w:ilvl="0" w:tplc="D096B22C">
+      <w:start w:val="1"/>
+      <w:numFmt w:val="decimal"/>
+      <w:lvlText w:val="%1."/>
+      <w:lvlJc w:val="left"/>
+      <w:pPr>
+        <w:ind w:left="720" w:hanging="360"/>
+      </w:pPr>
+      <w:rPr>
+        <w:rFonts w:hint="default"/>
+      </w:rPr>
+    </w:lvl>
+    <w:lvl w:ilvl="1" w:tplc="04090019" w:tentative="1">
+      <w:start w:val="1"/>
+      <w:numFmt w:val="lowerLetter"/>
+      <w:lvlText w:val="%2."/>
+      <w:lvlJc w:val="left"/>
+      <w:pPr>
+        <w:ind w:left="1440" w:hanging="360"/>
+      </w:pPr>
+    </w:lvl>
+    <w:lvl w:ilvl="2" w:tplc="0409001B" w:tentative="1">
+      <w:start w:val="1"/>
+      <w:numFmt w:val="lowerRoman"/>
+      <w:lvlText w:val="%3."/>
+      <w:lvlJc w:val="right"/>
+      <w:pPr>
+        <w:ind w:left="2160" w:hanging="180"/>
+      </w:pPr>
+    </w:lvl>
+    <w:lvl w:ilvl="3" w:tplc="0409000F" w:tentative="1">
+      <w:start w:val="1"/>
+      <w:numFmt w:val="decimal"/>
+      <w:lvlText w:val="%4."/>
+      <w:lvlJc w:val="left"/>
+      <w:pPr>
+        <w:ind w:left="2880" w:hanging="360"/>
+      </w:pPr>
+    </w:lvl>
+    <w:lvl w:ilvl="4" w:tplc="04090019" w:tentative="1">
+      <w:start w:val="1"/>
+      <w:numFmt w:val="lowerLetter"/>
+      <w:lvlText w:val="%5."/>
+      <w:lvlJc w:val="left"/>
+      <w:pPr>
+        <w:ind w:left="3600" w:hanging="360"/>
+      </w:pPr>
+    </w:lvl>
+    <w:lvl w:ilvl="5" w:tplc="0409001B" w:tentative="1">
+      <w:start w:val="1"/>
+      <w:numFmt w:val="lowerRoman"/>
+      <w:lvlText w:val="%6."/>
+      <w:lvlJc w:val="right"/>
+      <w:pPr>
+        <w:ind w:left="4320" w:hanging="180"/>
+      </w:pPr>
+    </w:lvl>
+    <w:lvl w:ilvl="6" w:tplc="0409000F" w:tentative="1">
+      <w:start w:val="1"/>
+      <w:numFmt w:val="decimal"/>
+      <w:lvlText w:val="%7."/>
+      <w:lvlJc w:val="left"/>
+      <w:pPr>
+        <w:ind w:left="5040" w:hanging="360"/>
+      </w:pPr>
+    </w:lvl>
+    <w:lvl w:ilvl="7" w:tplc="04090019" w:tentative="1">
+      <w:start w:val="1"/>
+      <w:numFmt w:val="lowerLetter"/>
+      <w:lvlText w:val="%8."/>
+      <w:lvlJc w:val="left"/>
+      <w:pPr>
+        <w:ind w:left="5760" w:hanging="360"/>
+      </w:pPr>
+    </w:lvl>
+    <w:lvl w:ilvl="8" w:tplc="0409001B" w:tentative="1">
+      <w:start w:val="1"/>
+      <w:numFmt w:val="lowerRoman"/>
+      <w:lvlText w:val="%9."/>
+      <w:lvlJc w:val="right"/>
+      <w:pPr>
+        <w:ind w:left="6480" w:hanging="180"/>
+      </w:pPr>
+    </w:lvl>
+  </w:abstractNum>
+  <w:abstractNum w:abstractNumId="9" w15:restartNumberingAfterBreak="0">
     <w:nsid w:val="3A5B6742"/>
     <w:multiLevelType w:val="hybridMultilevel"/>
     <w:tmpl w:val="352EA0D4"/>
@@ -8884,7 +9001,7 @@
       </w:pPr>
     </w:lvl>
   </w:abstractNum>
-  <w:abstractNum w:abstractNumId="8" w15:restartNumberingAfterBreak="0">
+  <w:abstractNum w:abstractNumId="10" w15:restartNumberingAfterBreak="0">
     <w:nsid w:val="3E1B488D"/>
     <w:multiLevelType w:val="hybridMultilevel"/>
     <w:tmpl w:val="F43078E0"/>
@@ -8970,10 +9087,10 @@
       </w:pPr>
     </w:lvl>
   </w:abstractNum>
-  <w:abstractNum w:abstractNumId="9" w15:restartNumberingAfterBreak="0">
+  <w:abstractNum w:abstractNumId="11" w15:restartNumberingAfterBreak="0">
     <w:nsid w:val="3E7256E0"/>
     <w:multiLevelType w:val="hybridMultilevel"/>
-    <w:tmpl w:val="5E06A670"/>
+    <w:tmpl w:val="4A2A8C08"/>
     <w:lvl w:ilvl="0" w:tplc="0409000F">
       <w:start w:val="1"/>
       <w:numFmt w:val="decimal"/>
@@ -9059,7 +9176,7 @@
       </w:pPr>
     </w:lvl>
   </w:abstractNum>
-  <w:abstractNum w:abstractNumId="10" w15:restartNumberingAfterBreak="0">
+  <w:abstractNum w:abstractNumId="12" w15:restartNumberingAfterBreak="0">
     <w:nsid w:val="41C97B34"/>
     <w:multiLevelType w:val="multilevel"/>
     <w:tmpl w:val="1C9853D4"/>
@@ -9184,7 +9301,7 @@
       </w:rPr>
     </w:lvl>
   </w:abstractNum>
-  <w:abstractNum w:abstractNumId="11" w15:restartNumberingAfterBreak="0">
+  <w:abstractNum w:abstractNumId="13" w15:restartNumberingAfterBreak="0">
     <w:nsid w:val="4B7D3D82"/>
     <w:multiLevelType w:val="multilevel"/>
     <w:tmpl w:val="E068B2B6"/>
@@ -9333,7 +9450,7 @@
       </w:rPr>
     </w:lvl>
   </w:abstractNum>
-  <w:abstractNum w:abstractNumId="12" w15:restartNumberingAfterBreak="0">
+  <w:abstractNum w:abstractNumId="14" w15:restartNumberingAfterBreak="0">
     <w:nsid w:val="596409D2"/>
     <w:multiLevelType w:val="hybridMultilevel"/>
     <w:tmpl w:val="52B2E8A2"/>
@@ -9422,7 +9539,7 @@
       </w:pPr>
     </w:lvl>
   </w:abstractNum>
-  <w:abstractNum w:abstractNumId="13" w15:restartNumberingAfterBreak="0">
+  <w:abstractNum w:abstractNumId="15" w15:restartNumberingAfterBreak="0">
     <w:nsid w:val="5D8E6720"/>
     <w:multiLevelType w:val="multilevel"/>
     <w:tmpl w:val="1C9853D4"/>
@@ -9547,7 +9664,7 @@
       </w:rPr>
     </w:lvl>
   </w:abstractNum>
-  <w:abstractNum w:abstractNumId="14" w15:restartNumberingAfterBreak="0">
+  <w:abstractNum w:abstractNumId="16" w15:restartNumberingAfterBreak="0">
     <w:nsid w:val="621A3D9A"/>
     <w:multiLevelType w:val="multilevel"/>
     <w:tmpl w:val="0A0CD98C"/>
@@ -9696,7 +9813,7 @@
       </w:rPr>
     </w:lvl>
   </w:abstractNum>
-  <w:abstractNum w:abstractNumId="15" w15:restartNumberingAfterBreak="0">
+  <w:abstractNum w:abstractNumId="17" w15:restartNumberingAfterBreak="0">
     <w:nsid w:val="64FC57C0"/>
     <w:multiLevelType w:val="multilevel"/>
     <w:tmpl w:val="46208ECA"/>
@@ -9845,7 +9962,7 @@
       </w:rPr>
     </w:lvl>
   </w:abstractNum>
-  <w:abstractNum w:abstractNumId="16" w15:restartNumberingAfterBreak="0">
+  <w:abstractNum w:abstractNumId="18" w15:restartNumberingAfterBreak="0">
     <w:nsid w:val="667A3550"/>
     <w:multiLevelType w:val="multilevel"/>
     <w:tmpl w:val="D8025CBE"/>
@@ -9994,7 +10111,7 @@
       </w:rPr>
     </w:lvl>
   </w:abstractNum>
-  <w:abstractNum w:abstractNumId="17" w15:restartNumberingAfterBreak="0">
+  <w:abstractNum w:abstractNumId="19" w15:restartNumberingAfterBreak="0">
     <w:nsid w:val="7A637162"/>
     <w:multiLevelType w:val="hybridMultilevel"/>
     <w:tmpl w:val="499C451E"/>
@@ -10107,7 +10224,7 @@
       </w:rPr>
     </w:lvl>
   </w:abstractNum>
-  <w:abstractNum w:abstractNumId="18" w15:restartNumberingAfterBreak="0">
+  <w:abstractNum w:abstractNumId="20" w15:restartNumberingAfterBreak="0">
     <w:nsid w:val="7B373762"/>
     <w:multiLevelType w:val="hybridMultilevel"/>
     <w:tmpl w:val="AD2E3942"/>
@@ -10197,22 +10314,22 @@
     </w:lvl>
   </w:abstractNum>
   <w:num w:numId="1" w16cid:durableId="543755772">
-    <w:abstractNumId w:val="7"/>
+    <w:abstractNumId w:val="9"/>
   </w:num>
   <w:num w:numId="2" w16cid:durableId="398015462">
-    <w:abstractNumId w:val="13"/>
+    <w:abstractNumId w:val="15"/>
   </w:num>
   <w:num w:numId="3" w16cid:durableId="1685738983">
-    <w:abstractNumId w:val="10"/>
+    <w:abstractNumId w:val="12"/>
   </w:num>
   <w:num w:numId="4" w16cid:durableId="1767188671">
-    <w:abstractNumId w:val="17"/>
+    <w:abstractNumId w:val="19"/>
   </w:num>
   <w:num w:numId="5" w16cid:durableId="1813596877">
-    <w:abstractNumId w:val="18"/>
+    <w:abstractNumId w:val="20"/>
   </w:num>
   <w:num w:numId="6" w16cid:durableId="1604530634">
-    <w:abstractNumId w:val="8"/>
+    <w:abstractNumId w:val="10"/>
   </w:num>
   <w:num w:numId="7" w16cid:durableId="873344216">
     <w:abstractNumId w:val="2"/>
@@ -10221,7 +10338,7 @@
     <w:abstractNumId w:val="5"/>
   </w:num>
   <w:num w:numId="9" w16cid:durableId="1198007157">
-    <w:abstractNumId w:val="11"/>
+    <w:abstractNumId w:val="13"/>
   </w:num>
   <w:num w:numId="10" w16cid:durableId="829177171">
     <w:abstractNumId w:val="1"/>
@@ -10230,34 +10347,40 @@
     <w:abstractNumId w:val="3"/>
   </w:num>
   <w:num w:numId="12" w16cid:durableId="828903446">
-    <w:abstractNumId w:val="15"/>
+    <w:abstractNumId w:val="17"/>
   </w:num>
   <w:num w:numId="13" w16cid:durableId="1092896132">
-    <w:abstractNumId w:val="14"/>
+    <w:abstractNumId w:val="16"/>
   </w:num>
   <w:num w:numId="14" w16cid:durableId="624821875">
-    <w:abstractNumId w:val="6"/>
+    <w:abstractNumId w:val="7"/>
   </w:num>
   <w:num w:numId="15" w16cid:durableId="788623262">
-    <w:abstractNumId w:val="16"/>
+    <w:abstractNumId w:val="18"/>
   </w:num>
   <w:num w:numId="16" w16cid:durableId="1345743117">
     <w:abstractNumId w:val="0"/>
   </w:num>
   <w:num w:numId="17" w16cid:durableId="1265648742">
-    <w:abstractNumId w:val="9"/>
+    <w:abstractNumId w:val="11"/>
   </w:num>
   <w:num w:numId="18" w16cid:durableId="411316317">
     <w:abstractNumId w:val="4"/>
   </w:num>
   <w:num w:numId="19" w16cid:durableId="1631667632">
-    <w:abstractNumId w:val="12"/>
+    <w:abstractNumId w:val="14"/>
+  </w:num>
+  <w:num w:numId="20" w16cid:durableId="850682493">
+    <w:abstractNumId w:val="6"/>
+  </w:num>
+  <w:num w:numId="21" w16cid:durableId="1686396468">
+    <w:abstractNumId w:val="8"/>
   </w:num>
 </w:numbering>
 </file>
 
 <file path=word/styles.xml><?xml version="1.0" encoding="utf-8"?>
-<w:styles xmlns:mc="http://schemas.openxmlformats.org/markup-compatibility/2006" xmlns:r="http://schemas.openxmlformats.org/officeDocument/2006/relationships" xmlns:w="http://schemas.openxmlformats.org/wordprocessingml/2006/main" xmlns:w14="http://schemas.microsoft.com/office/word/2010/wordml" xmlns:w15="http://schemas.microsoft.com/office/word/2012/wordml" xmlns:w16cex="http://schemas.microsoft.com/office/word/2018/wordml/cex" xmlns:w16cid="http://schemas.microsoft.com/office/word/2016/wordml/cid" xmlns:w16="http://schemas.microsoft.com/office/word/2018/wordml" xmlns:w16du="http://schemas.microsoft.com/office/word/2023/wordml/word16du" xmlns:w16sdtdh="http://schemas.microsoft.com/office/word/2020/wordml/sdtdatahash" xmlns:w16se="http://schemas.microsoft.com/office/word/2015/wordml/symex" mc:Ignorable="w14 w15 w16se w16cid w16 w16cex w16sdtdh w16du">
+<w:styles xmlns:mc="http://schemas.openxmlformats.org/markup-compatibility/2006" xmlns:r="http://schemas.openxmlformats.org/officeDocument/2006/relationships" xmlns:w="http://schemas.openxmlformats.org/wordprocessingml/2006/main" xmlns:w14="http://schemas.microsoft.com/office/word/2010/wordml" xmlns:w15="http://schemas.microsoft.com/office/word/2012/wordml" xmlns:w16cex="http://schemas.microsoft.com/office/word/2018/wordml/cex" xmlns:w16cid="http://schemas.microsoft.com/office/word/2016/wordml/cid" xmlns:w16="http://schemas.microsoft.com/office/word/2018/wordml" xmlns:w16du="http://schemas.microsoft.com/office/word/2023/wordml/word16du" xmlns:w16sdtdh="http://schemas.microsoft.com/office/word/2020/wordml/sdtdatahash" xmlns:w16sdtfl="http://schemas.microsoft.com/office/word/2024/wordml/sdtformatlock" xmlns:w16se="http://schemas.microsoft.com/office/word/2015/wordml/symex" mc:Ignorable="w14 w15 w16se w16cid w16 w16cex w16sdtdh w16sdtfl w16du">
   <w:docDefaults>
     <w:rPrDefault>
       <w:rPr>
@@ -10655,7 +10778,7 @@
   <w:style w:type="paragraph" w:default="1" w:styleId="Normal">
     <w:name w:val="Normal"/>
     <w:qFormat/>
-    <w:rsid w:val="002A4CC9"/>
+    <w:rsid w:val="00D25663"/>
   </w:style>
   <w:style w:type="paragraph" w:styleId="Heading1">
     <w:name w:val="heading 1"/>
@@ -10857,7 +10980,6 @@
   <w:style w:type="character" w:default="1" w:styleId="DefaultParagraphFont">
     <w:name w:val="Default Paragraph Font"/>
     <w:uiPriority w:val="1"/>
-    <w:semiHidden/>
     <w:unhideWhenUsed/>
   </w:style>
   <w:style w:type="table" w:default="1" w:styleId="TableNormal">
@@ -11238,6 +11360,29 @@
       </w:tblBorders>
     </w:tblPr>
   </w:style>
+  <w:style w:type="character" w:styleId="Hyperlink">
+    <w:name w:val="Hyperlink"/>
+    <w:basedOn w:val="DefaultParagraphFont"/>
+    <w:uiPriority w:val="99"/>
+    <w:unhideWhenUsed/>
+    <w:rsid w:val="00F85138"/>
+    <w:rPr>
+      <w:color w:val="467886" w:themeColor="hyperlink"/>
+      <w:u w:val="single"/>
+    </w:rPr>
+  </w:style>
+  <w:style w:type="character" w:styleId="UnresolvedMention">
+    <w:name w:val="Unresolved Mention"/>
+    <w:basedOn w:val="DefaultParagraphFont"/>
+    <w:uiPriority w:val="99"/>
+    <w:semiHidden/>
+    <w:unhideWhenUsed/>
+    <w:rsid w:val="00F85138"/>
+    <w:rPr>
+      <w:color w:val="605E5C"/>
+      <w:shd w:val="clear" w:color="auto" w:fill="E1DFDD"/>
+    </w:rPr>
+  </w:style>
 </w:styles>
 </file>
 
